--- a/WordPress-Performance-Optimization-Developer-Reference.docx
+++ b/WordPress-Performance-Optimization-Developer-Reference.docx
@@ -15,7 +15,7 @@
         <w:pStyle w:val="Subtitle"/>
       </w:pPr>
       <w:r>
-        <w:t xml:space="preserve">Version 1.1 — DRAFT</w:t>
+        <w:t xml:space="preserve">Version 1.2 — DRAFT</w:t>
       </w:r>
     </w:p>
     <w:p>
@@ -53,7 +53,7 @@
         <w:t xml:space="preserve">DRAFT</w:t>
       </w:r>
       <w:r>
-        <w:br/>
+        <w:t xml:space="preserve"> </w:t>
       </w:r>
       <w:r>
         <w:rPr>
@@ -66,10 +66,10 @@
         <w:t xml:space="preserve"> </w:t>
       </w:r>
       <w:r>
-        <w:t xml:space="preserve">1.1</w:t>
-      </w:r>
-      <w:r>
-        <w:br/>
+        <w:t xml:space="preserve">1.2</w:t>
+      </w:r>
+      <w:r>
+        <w:t xml:space="preserve"> </w:t>
       </w:r>
       <w:r>
         <w:rPr>
@@ -228,7 +228,7 @@
         <w:t xml:space="preserve"> </w:t>
       </w:r>
       <w:r>
-        <w:t xml:space="preserve">Last verified against WordPress 6.9.4 on 2026-05-18.</w:t>
+        <w:t xml:space="preserve">Last verified against WordPress 7.0 on 2026-06-14.</w:t>
       </w:r>
     </w:p>
     <w:p>
@@ -236,7 +236,7 @@
         <w:pStyle w:val="FirstParagraph"/>
       </w:pPr>
       <w:r>
-        <w:t xml:space="preserve">Three Core areas have changed materially beyond the current scope of the sources named above. The Options API autoload vocabulary expanded in WordPress 6.6, speculative loading merged into Core in WordPress 6.8, and WordPress 6.9 added frontend, query/cache, and WP-Cron performance deltas. All version-specific guidance below is scoped to WordPress 6.9.4.</w:t>
+        <w:t xml:space="preserve">This guide is written for the post-WordPress 7.0 baseline. It treats modern option autoload APIs, the WordPress 6.6 autoload vocabulary, Core speculative loading, WordPress 6.9 frontend/cron/cache changes, and WordPress 7.0 PHP/admin/editor/AI-connectors implications as part of the normal operating context rather than as add-ons. Version-specific guidance below is scoped to WordPress 7.0 unless a section explicitly names an older branch.</w:t>
       </w:r>
     </w:p>
     <w:p>
@@ -247,7 +247,7 @@
       </w:r>
     </w:p>
     <w:bookmarkEnd w:id="40"/>
-    <w:bookmarkStart w:id="211" w:name="table-of-contents"/>
+    <w:bookmarkStart w:id="215" w:name="table-of-contents"/>
     <w:p>
       <w:pPr>
         <w:pStyle w:val="Heading1"/>
@@ -298,29 +298,53 @@
           <w:numId w:val="1002"/>
         </w:numPr>
       </w:pPr>
-      <w:hyperlink w:anchor="X16226333fb5cd7b3acdf98f4fa2fbba7e1e5bc2">
+      <w:hyperlink w:anchor="Xb29d162b6f171bed7a401e888113b2180cee421">
+        <w:r>
+          <w:rPr>
+            <w:rStyle w:val="VerbatimChar"/>
+          </w:rPr>
+          <w:t xml:space="preserve">wordpress-performance-optimization-checklist.md</w:t>
+        </w:r>
         <w:r>
           <w:rPr>
             <w:rStyle w:val="Hyperlink"/>
           </w:rPr>
-          <w:t xml:space="preserve">Remkus / Make WordPress Fast is strongest for</w:t>
+          <w:t xml:space="preserve"> </w:t>
         </w:r>
-      </w:hyperlink>
-    </w:p>
-    <w:p>
-      <w:pPr>
-        <w:pStyle w:val="Compact"/>
-        <w:numPr>
-          <w:ilvl w:val="1"/>
-          <w:numId w:val="1002"/>
-        </w:numPr>
-      </w:pPr>
-      <w:hyperlink w:anchor="Xb68b74db6dbcf45ee315d67d87a0b2392db361c">
         <w:r>
           <w:rPr>
             <w:rStyle w:val="Hyperlink"/>
           </w:rPr>
-          <w:t xml:space="preserve">WP VIP / Enterprise WordPress Performance is strongest for</w:t>
+          <w:t xml:space="preserve">is strongest for</w:t>
+        </w:r>
+      </w:hyperlink>
+    </w:p>
+    <w:p>
+      <w:pPr>
+        <w:pStyle w:val="Compact"/>
+        <w:numPr>
+          <w:ilvl w:val="1"/>
+          <w:numId w:val="1002"/>
+        </w:numPr>
+      </w:pPr>
+      <w:hyperlink w:anchor="X50272210b1346f96e5f265bef20fd6123808247">
+        <w:r>
+          <w:rPr>
+            <w:rStyle w:val="VerbatimChar"/>
+          </w:rPr>
+          <w:t xml:space="preserve">enterprise-performance-operational-checklist.md</w:t>
+        </w:r>
+        <w:r>
+          <w:rPr>
+            <w:rStyle w:val="Hyperlink"/>
+          </w:rPr>
+          <w:t xml:space="preserve"> </w:t>
+        </w:r>
+        <w:r>
+          <w:rPr>
+            <w:rStyle w:val="Hyperlink"/>
+          </w:rPr>
+          <w:t xml:space="preserve">is strongest for</w:t>
         </w:r>
       </w:hyperlink>
     </w:p>
@@ -366,12 +390,12 @@
           <w:numId w:val="1002"/>
         </w:numPr>
       </w:pPr>
-      <w:hyperlink w:anchor="a-note-on-source-freshness">
+      <w:hyperlink w:anchor="naming-boundary-for-source-material">
         <w:r>
           <w:rPr>
             <w:rStyle w:val="Hyperlink"/>
           </w:rPr>
-          <w:t xml:space="preserve">A note on source freshness</w:t>
+          <w:t xml:space="preserve">Naming boundary for source material</w:t>
         </w:r>
       </w:hyperlink>
     </w:p>
@@ -508,23 +532,6 @@
             <w:rStyle w:val="Hyperlink"/>
           </w:rPr>
           <w:t xml:space="preserve">Step 7: Change one thing and verify</w:t>
-        </w:r>
-      </w:hyperlink>
-    </w:p>
-    <w:p>
-      <w:pPr>
-        <w:pStyle w:val="Compact"/>
-        <w:numPr>
-          <w:ilvl w:val="1"/>
-          <w:numId w:val="1003"/>
-        </w:numPr>
-      </w:pPr>
-      <w:hyperlink w:anchor="naming-this-discipline-trace">
-        <w:r>
-          <w:rPr>
-            <w:rStyle w:val="Hyperlink"/>
-          </w:rPr>
-          <w:t xml:space="preserve">Naming this discipline: TRACE</w:t>
         </w:r>
       </w:hyperlink>
     </w:p>
@@ -2062,12 +2069,12 @@
           <w:numId w:val="1001"/>
         </w:numPr>
       </w:pPr>
-      <w:hyperlink w:anchor="X531d1127eaa74c198516bb7d47d7083b4f05981">
+      <w:hyperlink w:anchor="X83568c71926a044fbe7b03071f271c85ec03d43">
         <w:r>
           <w:rPr>
             <w:rStyle w:val="Hyperlink"/>
           </w:rPr>
-          <w:t xml:space="preserve">22. Core-only: WordPress Performance Lab and Core innovations (verified against WordPress 6.9.4, 2026-05-18)</w:t>
+          <w:t xml:space="preserve">22. Current WordPress platform features and upgrade checks (verified against WordPress 7.0, 2026-06-14)</w:t>
         </w:r>
       </w:hyperlink>
     </w:p>
@@ -2079,12 +2086,12 @@
           <w:numId w:val="1020"/>
         </w:numPr>
       </w:pPr>
-      <w:hyperlink w:anchor="Xbfcbdd01e5847282d3237d690d78289902c43e9">
+      <w:hyperlink w:anchor="Xfee1277cede5db2699e5dba19aca26f384fef5f">
         <w:r>
           <w:rPr>
             <w:rStyle w:val="Hyperlink"/>
           </w:rPr>
-          <w:t xml:space="preserve">Performance Lab feature plugins (verified against the plugin directory on 2026-05-18)</w:t>
+          <w:t xml:space="preserve">Performance Lab feature plugins (verified against the plugin directory on 2026-06-14)</w:t>
         </w:r>
       </w:hyperlink>
     </w:p>
@@ -2136,6 +2143,23 @@
             <w:rStyle w:val="Hyperlink"/>
           </w:rPr>
           <w:t xml:space="preserve">WordPress 6.9 performance deltas</w:t>
+        </w:r>
+      </w:hyperlink>
+    </w:p>
+    <w:p>
+      <w:pPr>
+        <w:pStyle w:val="Compact"/>
+        <w:numPr>
+          <w:ilvl w:val="1"/>
+          <w:numId w:val="1020"/>
+        </w:numPr>
+      </w:pPr>
+      <w:hyperlink w:anchor="Xb7cb0ae5cb13dbf1eec1828d135c01da216b659">
+        <w:r>
+          <w:rPr>
+            <w:rStyle w:val="Hyperlink"/>
+          </w:rPr>
+          <w:t xml:space="preserve">WordPress 7.0 performance and compatibility deltas</w:t>
         </w:r>
       </w:hyperlink>
     </w:p>
@@ -2956,7 +2980,7 @@
       </w:r>
     </w:p>
     <w:bookmarkEnd w:id="41"/>
-    <w:bookmarkStart w:id="47" w:name="source-strengths-and-how-to-use-them"/>
+    <w:bookmarkStart w:id="49" w:name="source-strengths-and-how-to-use-them"/>
     <w:p>
       <w:pPr>
         <w:pStyle w:val="Heading2"/>
@@ -2965,13 +2989,22 @@
         <w:t xml:space="preserve">2. Source strengths and how to use them</w:t>
       </w:r>
     </w:p>
-    <w:bookmarkStart w:id="42" w:name="X16226333fb5cd7b3acdf98f4fa2fbba7e1e5bc2"/>
+    <w:bookmarkStart w:id="42" w:name="X477de4d673d56e4422133712ebd701cb0364287"/>
     <w:p>
       <w:pPr>
         <w:pStyle w:val="Heading3"/>
       </w:pPr>
       <w:r>
-        <w:t xml:space="preserve">Remkus / Make WordPress Fast is strongest for</w:t>
+        <w:rPr>
+          <w:rStyle w:val="VerbatimChar"/>
+        </w:rPr>
+        <w:t xml:space="preserve">wordpress-performance-optimization-checklist.md</w:t>
+      </w:r>
+      <w:r>
+        <w:t xml:space="preserve"> </w:t>
+      </w:r>
+      <w:r>
+        <w:t xml:space="preserve">is strongest for</w:t>
       </w:r>
     </w:p>
     <w:p>
@@ -3173,13 +3206,22 @@
       </w:r>
     </w:p>
     <w:bookmarkEnd w:id="42"/>
-    <w:bookmarkStart w:id="43" w:name="Xb68b74db6dbcf45ee315d67d87a0b2392db361c"/>
+    <w:bookmarkStart w:id="43" w:name="X4170fa846a401e0a674275e4334f9cf14268479"/>
     <w:p>
       <w:pPr>
         <w:pStyle w:val="Heading3"/>
       </w:pPr>
       <w:r>
-        <w:t xml:space="preserve">WP VIP / Enterprise WordPress Performance is strongest for</w:t>
+        <w:rPr>
+          <w:rStyle w:val="VerbatimChar"/>
+        </w:rPr>
+        <w:t xml:space="preserve">enterprise-performance-operational-checklist.md</w:t>
+      </w:r>
+      <w:r>
+        <w:t xml:space="preserve"> </w:t>
+      </w:r>
+      <w:r>
+        <w:t xml:space="preserve">is strongest for</w:t>
       </w:r>
     </w:p>
     <w:p>
@@ -3379,7 +3421,7 @@
         <w:pStyle w:val="FirstParagraph"/>
       </w:pPr>
       <w:r>
-        <w:t xml:space="preserve">Both courses cover Query Monitor heavily; treat it as a tool that belongs to both, not just one.</w:t>
+        <w:t xml:space="preserve">Query Monitor appears throughout the source material and belongs to both guide contexts: use it for general diagnosis and for enterprise-scale backend/cache/database investigations.</w:t>
       </w:r>
     </w:p>
     <w:bookmarkEnd w:id="43"/>
@@ -3703,13 +3745,13 @@
       </w:r>
     </w:p>
     <w:bookmarkEnd w:id="45"/>
-    <w:bookmarkStart w:id="46" w:name="a-note-on-source-freshness"/>
+    <w:bookmarkStart w:id="48" w:name="naming-boundary-for-source-material"/>
     <w:p>
       <w:pPr>
         <w:pStyle w:val="Heading3"/>
       </w:pPr>
       <w:r>
-        <w:t xml:space="preserve">A note on source freshness</w:t>
+        <w:t xml:space="preserve">Naming boundary for source material</w:t>
       </w:r>
     </w:p>
     <w:p>
@@ -3717,38 +3759,38 @@
         <w:pStyle w:val="FirstParagraph"/>
       </w:pPr>
       <w:r>
-        <w:t xml:space="preserve">Both source courses were recorded before WordPress 6.4 added helper functions for managing option autoload state, before WordPress 6.6 changed the Options API autoload vocabulary, before WordPress 6.8 merged the Speculation Rules API, and before WordPress 6.9 added further frontend and cron performance changes. The Remkus operator checklist still filters for only the legacy</w:t>
-      </w:r>
-      <w:r>
-        <w:t xml:space="preserve"> </w:t>
-      </w:r>
-      <w:r>
-        <w:rPr>
-          <w:rStyle w:val="VerbatimChar"/>
-        </w:rPr>
-        <w:t xml:space="preserve">'yes'</w:t>
-      </w:r>
-      <w:r>
-        <w:t xml:space="preserve"> </w:t>
-      </w:r>
-      <w:r>
-        <w:t xml:space="preserve">autoload value, which is now incomplete (see §12). Neither source course covers Performance Lab feature plugins, modern autoload helper APIs, Speculation Rules, or the WordPress 6.9 performance deltas. Where this reference adds material that is not in the source courses, it is marked</w:t>
-      </w:r>
-      <w:r>
-        <w:t xml:space="preserve"> </w:t>
-      </w:r>
-      <w:r>
-        <w:rPr>
-          <w:b/>
-          <w:bCs/>
-        </w:rPr>
-        <w:t xml:space="preserve">Core-only</w:t>
-      </w:r>
-      <w:r>
-        <w:t xml:space="preserve"> </w:t>
-      </w:r>
-      <w:r>
-        <w:t xml:space="preserve">in the relevant section heading.</w:t>
+        <w:t xml:space="preserve">The two main repository-owned documents are the general</w:t>
+      </w:r>
+      <w:r>
+        <w:t xml:space="preserve"> </w:t>
+      </w:r>
+      <w:hyperlink r:id="rId46">
+        <w:r>
+          <w:rPr>
+            <w:rStyle w:val="VerbatimChar"/>
+          </w:rPr>
+          <w:t xml:space="preserve">wordpress-performance-optimization-checklist.md</w:t>
+        </w:r>
+      </w:hyperlink>
+      <w:r>
+        <w:t xml:space="preserve"> </w:t>
+      </w:r>
+      <w:r>
+        <w:t xml:space="preserve">and the enterprise</w:t>
+      </w:r>
+      <w:r>
+        <w:t xml:space="preserve"> </w:t>
+      </w:r>
+      <w:hyperlink r:id="rId47">
+        <w:r>
+          <w:rPr>
+            <w:rStyle w:val="VerbatimChar"/>
+          </w:rPr>
+          <w:t xml:space="preserve">enterprise-performance-operational-checklist.md</w:t>
+        </w:r>
+      </w:hyperlink>
+      <w:r>
+        <w:t xml:space="preserve">. Source names such as Remkus, Make WordPress Fast, WordPress VIP, and Enterprise WordPress Performance are used only for acknowledgements, source notes, and correction rationale — not as titles for the guides themselves.</w:t>
       </w:r>
     </w:p>
     <w:p>
@@ -3758,9 +3800,9 @@
         </w:pict>
       </w:r>
     </w:p>
-    <w:bookmarkEnd w:id="46"/>
-    <w:bookmarkEnd w:id="47"/>
-    <w:bookmarkStart w:id="56" w:name="optimization-workflow"/>
+    <w:bookmarkEnd w:id="48"/>
+    <w:bookmarkEnd w:id="49"/>
+    <w:bookmarkStart w:id="57" w:name="optimization-workflow"/>
     <w:p>
       <w:pPr>
         <w:pStyle w:val="Heading2"/>
@@ -3777,7 +3819,7 @@
         <w:t xml:space="preserve">Use this sequence for almost every performance investigation.</w:t>
       </w:r>
     </w:p>
-    <w:bookmarkStart w:id="48" w:name="step-1-define-the-symptom"/>
+    <w:bookmarkStart w:id="50" w:name="step-1-define-the-symptom"/>
     <w:p>
       <w:pPr>
         <w:pStyle w:val="Heading3"/>
@@ -3965,8 +4007,8 @@
         <w:t xml:space="preserve">Site fails during traffic surges?</w:t>
       </w:r>
     </w:p>
-    <w:bookmarkEnd w:id="48"/>
-    <w:bookmarkStart w:id="49" w:name="step-2-identify-the-request-context"/>
+    <w:bookmarkEnd w:id="50"/>
+    <w:bookmarkStart w:id="51" w:name="step-2-identify-the-request-context"/>
     <w:p>
       <w:pPr>
         <w:pStyle w:val="Heading3"/>
@@ -4055,8 +4097,8 @@
         <w:t xml:space="preserve">whether the issue is constant, sporadic, traffic-dependent, or deployment-dependent.</w:t>
       </w:r>
     </w:p>
-    <w:bookmarkEnd w:id="49"/>
-    <w:bookmarkStart w:id="50" w:name="step-3-capture-a-baseline"/>
+    <w:bookmarkEnd w:id="51"/>
+    <w:bookmarkStart w:id="52" w:name="step-3-capture-a-baseline"/>
     <w:p>
       <w:pPr>
         <w:pStyle w:val="Heading3"/>
@@ -4573,8 +4615,8 @@
         </w:tc>
       </w:tr>
     </w:tbl>
-    <w:bookmarkEnd w:id="50"/>
-    <w:bookmarkStart w:id="51" w:name="Xe71bca73bb4daae7e7a9775a72be325c4eccd77"/>
+    <w:bookmarkEnd w:id="52"/>
+    <w:bookmarkStart w:id="53" w:name="Xe71bca73bb4daae7e7a9775a72be325c4eccd77"/>
     <w:p>
       <w:pPr>
         <w:pStyle w:val="Heading3"/>
@@ -4635,8 +4677,8 @@
         <w:t xml:space="preserve">If the page should be cacheable but WordPress is executing, fix cacheability before optimizing PHP or SQL.</w:t>
       </w:r>
     </w:p>
-    <w:bookmarkEnd w:id="51"/>
-    <w:bookmarkStart w:id="52" w:name="X69672490c1ae8238f045fffc3b9c41ec527a52a"/>
+    <w:bookmarkEnd w:id="53"/>
+    <w:bookmarkStart w:id="54" w:name="X69672490c1ae8238f045fffc3b9c41ec527a52a"/>
     <w:p>
       <w:pPr>
         <w:pStyle w:val="Heading3"/>
@@ -4761,8 +4803,8 @@
         <w:t xml:space="preserve">cron/background tasks.</w:t>
       </w:r>
     </w:p>
-    <w:bookmarkEnd w:id="52"/>
-    <w:bookmarkStart w:id="53" w:name="Xd3eb2696c9de1d61c403e90919d834e430b05e9"/>
+    <w:bookmarkEnd w:id="54"/>
+    <w:bookmarkStart w:id="55" w:name="Xd3eb2696c9de1d61c403e90919d834e430b05e9"/>
     <w:p>
       <w:pPr>
         <w:pStyle w:val="Heading3"/>
@@ -4887,8 +4929,8 @@
         <w:t xml:space="preserve">main-thread work in DevTools.</w:t>
       </w:r>
     </w:p>
-    <w:bookmarkEnd w:id="53"/>
-    <w:bookmarkStart w:id="54" w:name="step-7-change-one-thing-and-verify"/>
+    <w:bookmarkEnd w:id="55"/>
+    <w:bookmarkStart w:id="56" w:name="step-7-change-one-thing-and-verify"/>
     <w:p>
       <w:pPr>
         <w:pStyle w:val="Heading3"/>
@@ -4903,37 +4945,6 @@
       </w:pPr>
       <w:r>
         <w:t xml:space="preserve">Every change needs before/after evidence. If the measured bottleneck does not move, you either fixed the wrong thing or measured the wrong target.</w:t>
-      </w:r>
-    </w:p>
-    <w:bookmarkEnd w:id="54"/>
-    <w:bookmarkStart w:id="55" w:name="naming-this-discipline-trace"/>
-    <w:p>
-      <w:pPr>
-        <w:pStyle w:val="Heading3"/>
-      </w:pPr>
-      <w:r>
-        <w:t xml:space="preserve">Naming this discipline: TRACE</w:t>
-      </w:r>
-    </w:p>
-    <w:p>
-      <w:pPr>
-        <w:pStyle w:val="FirstParagraph"/>
-      </w:pPr>
-      <w:r>
-        <w:t xml:space="preserve">Remkus’s course frames this method as</w:t>
-      </w:r>
-      <w:r>
-        <w:t xml:space="preserve"> </w:t>
-      </w:r>
-      <w:r>
-        <w:rPr>
-          <w:b/>
-          <w:bCs/>
-        </w:rPr>
-        <w:t xml:space="preserve">TRACE</w:t>
-      </w:r>
-      <w:r>
-        <w:t xml:space="preserve">: follow the signal through the stack, narrow the pattern, gather evidence before acting. TRACE is not an acronym in the course — it is a discipline of refusing to optimize from guesswork. The decision trees in §27 implement it explicitly.</w:t>
       </w:r>
     </w:p>
     <w:p>
@@ -4943,9 +4954,9 @@
         </w:pict>
       </w:r>
     </w:p>
-    <w:bookmarkEnd w:id="55"/>
     <w:bookmarkEnd w:id="56"/>
-    <w:bookmarkStart w:id="58" w:name="cache-layers-and-responsibilities"/>
+    <w:bookmarkEnd w:id="57"/>
+    <w:bookmarkStart w:id="59" w:name="cache-layers-and-responsibilities"/>
     <w:p>
       <w:pPr>
         <w:pStyle w:val="Heading2"/>
@@ -5364,7 +5375,7 @@
         <w:t xml:space="preserve">The transients “failure” is not the database fallback itself — the fallback is by design. The failure is writing transient-heavy code without checking whether a persistent object cache is present, so the database silently absorbs work it should not have to do.</w:t>
       </w:r>
     </w:p>
-    <w:bookmarkStart w:id="57" w:name="important-distinction"/>
+    <w:bookmarkStart w:id="58" w:name="important-distinction"/>
     <w:p>
       <w:pPr>
         <w:pStyle w:val="Heading3"/>
@@ -5505,9 +5516,9 @@
         </w:pict>
       </w:r>
     </w:p>
-    <w:bookmarkEnd w:id="57"/>
     <w:bookmarkEnd w:id="58"/>
-    <w:bookmarkStart w:id="64" w:name="full-page-cache-and-edge-cache"/>
+    <w:bookmarkEnd w:id="59"/>
+    <w:bookmarkStart w:id="65" w:name="full-page-cache-and-edge-cache"/>
     <w:p>
       <w:pPr>
         <w:pStyle w:val="Heading2"/>
@@ -5524,7 +5535,7 @@
         <w:t xml:space="preserve">Full-page caching is often the largest backend performance win because it can prevent WordPress from running at all.</w:t>
       </w:r>
     </w:p>
-    <w:bookmarkStart w:id="59" w:name="cacheable-candidates"/>
+    <w:bookmarkStart w:id="60" w:name="cacheable-candidates"/>
     <w:p>
       <w:pPr>
         <w:pStyle w:val="Heading3"/>
@@ -5617,8 +5628,8 @@
         <w:t xml:space="preserve">anonymous GET endpoints that return identical data.</w:t>
       </w:r>
     </w:p>
-    <w:bookmarkEnd w:id="59"/>
-    <w:bookmarkStart w:id="60" w:name="bypass-candidates"/>
+    <w:bookmarkEnd w:id="60"/>
+    <w:bookmarkStart w:id="61" w:name="bypass-candidates"/>
     <w:p>
       <w:pPr>
         <w:pStyle w:val="Heading3"/>
@@ -5735,8 +5746,8 @@
         <w:t xml:space="preserve">pages that vary by permission, session, cart, or account state.</w:t>
       </w:r>
     </w:p>
-    <w:bookmarkEnd w:id="60"/>
-    <w:bookmarkStart w:id="61" w:name="cache-miss-triage"/>
+    <w:bookmarkEnd w:id="61"/>
+    <w:bookmarkStart w:id="62" w:name="cache-miss-triage"/>
     <w:p>
       <w:pPr>
         <w:pStyle w:val="Heading3"/>
@@ -5933,8 +5944,8 @@
         <w:t xml:space="preserve">CDN/origin rule mismatch.</w:t>
       </w:r>
     </w:p>
-    <w:bookmarkEnd w:id="61"/>
-    <w:bookmarkStart w:id="62" w:name="query-string-fragmentation-examples"/>
+    <w:bookmarkEnd w:id="62"/>
+    <w:bookmarkStart w:id="63" w:name="query-string-fragmentation-examples"/>
     <w:p>
       <w:pPr>
         <w:pStyle w:val="Heading3"/>
@@ -6016,8 +6027,8 @@
         <w:t xml:space="preserve">Normalize or ignore marketing parameters when they do not change content. Do not normalize parameters that actually change language, currency, region, personalization, previews, or permissions.</w:t>
       </w:r>
     </w:p>
-    <w:bookmarkEnd w:id="62"/>
-    <w:bookmarkStart w:id="63" w:name="platform-warning"/>
+    <w:bookmarkEnd w:id="63"/>
+    <w:bookmarkStart w:id="64" w:name="platform-warning"/>
     <w:p>
       <w:pPr>
         <w:pStyle w:val="Heading3"/>
@@ -6041,9 +6052,9 @@
         </w:pict>
       </w:r>
     </w:p>
-    <w:bookmarkEnd w:id="63"/>
     <w:bookmarkEnd w:id="64"/>
-    <w:bookmarkStart w:id="67" w:name="http-headers-ttl-and-invalidation"/>
+    <w:bookmarkEnd w:id="65"/>
+    <w:bookmarkStart w:id="68" w:name="http-headers-ttl-and-invalidation"/>
     <w:p>
       <w:pPr>
         <w:pStyle w:val="Heading2"/>
@@ -6213,7 +6224,7 @@
         <w:t xml:space="preserve">security headers that might affect resource loading.</w:t>
       </w:r>
     </w:p>
-    <w:bookmarkStart w:id="65" w:name="ttl-guidance"/>
+    <w:bookmarkStart w:id="66" w:name="ttl-guidance"/>
     <w:p>
       <w:pPr>
         <w:pStyle w:val="Heading3"/>
@@ -6282,8 +6293,8 @@
         <w:t xml:space="preserve">Watch for invalidation storms during deploys or high-traffic events.</w:t>
       </w:r>
     </w:p>
-    <w:bookmarkEnd w:id="65"/>
-    <w:bookmarkStart w:id="66" w:name="redirect-diagnostics"/>
+    <w:bookmarkEnd w:id="66"/>
+    <w:bookmarkStart w:id="67" w:name="redirect-diagnostics"/>
     <w:p>
       <w:pPr>
         <w:pStyle w:val="Heading3"/>
@@ -6341,7 +6352,7 @@
         <w:t xml:space="preserve"> </w:t>
       </w:r>
       <w:r>
-        <w:t xml:space="preserve">(the diagnostic pattern below originates in VIP’s operational guidance; see VIP operational checklist §4):</w:t>
+        <w:t xml:space="preserve">(the diagnostic pattern below originates in WordPress VIP’s operational guidance; see enterprise operational checklist §4):</w:t>
       </w:r>
     </w:p>
     <w:p>
@@ -6651,9 +6662,9 @@
         </w:pict>
       </w:r>
     </w:p>
-    <w:bookmarkEnd w:id="66"/>
     <w:bookmarkEnd w:id="67"/>
-    <w:bookmarkStart w:id="73" w:name="dns-tls-and-http-transport"/>
+    <w:bookmarkEnd w:id="68"/>
+    <w:bookmarkStart w:id="74" w:name="dns-tls-and-http-transport"/>
     <w:p>
       <w:pPr>
         <w:pStyle w:val="Heading2"/>
@@ -6667,10 +6678,10 @@
         <w:pStyle w:val="FirstParagraph"/>
       </w:pPr>
       <w:r>
-        <w:t xml:space="preserve">A page cannot be fast if connection setup is slow. The transport layer is the first place a request spends time, and a misconfigured edge can add hundreds of milliseconds before WordPress even runs. Remkus’s Modules 2–3 dedicate twelve lessons to this; the developer-relevant takeaways are below.</w:t>
-      </w:r>
-    </w:p>
-    <w:bookmarkStart w:id="68" w:name="dns"/>
+        <w:t xml:space="preserve">A page cannot be fast if connection setup is slow. The transport layer is the first place a request spends time, and a misconfigured edge can add hundreds of milliseconds before WordPress even runs.</w:t>
+      </w:r>
+    </w:p>
+    <w:bookmarkStart w:id="69" w:name="dns"/>
     <w:p>
       <w:pPr>
         <w:pStyle w:val="Heading3"/>
@@ -6739,8 +6750,8 @@
         <w:t xml:space="preserve">Confirm IPv4 and IPv6 behavior are both intentional.</w:t>
       </w:r>
     </w:p>
-    <w:bookmarkEnd w:id="68"/>
-    <w:bookmarkStart w:id="69" w:name="tls"/>
+    <w:bookmarkEnd w:id="69"/>
+    <w:bookmarkStart w:id="70" w:name="tls"/>
     <w:p>
       <w:pPr>
         <w:pStyle w:val="Heading3"/>
@@ -6809,8 +6820,8 @@
         <w:t xml:space="preserve">Keep certificates auto-renewing; expired certs are a uniquely catastrophic outage.</w:t>
       </w:r>
     </w:p>
-    <w:bookmarkEnd w:id="69"/>
-    <w:bookmarkStart w:id="70" w:name="http2-vs-http3"/>
+    <w:bookmarkEnd w:id="70"/>
+    <w:bookmarkStart w:id="71" w:name="http2-vs-http3"/>
     <w:p>
       <w:pPr>
         <w:pStyle w:val="Heading3"/>
@@ -6879,8 +6890,8 @@
         <w:t xml:space="preserve">).</w:t>
       </w:r>
     </w:p>
-    <w:bookmarkEnd w:id="70"/>
-    <w:bookmarkStart w:id="71" w:name="redirect-chains"/>
+    <w:bookmarkEnd w:id="71"/>
+    <w:bookmarkStart w:id="72" w:name="redirect-chains"/>
     <w:p>
       <w:pPr>
         <w:pStyle w:val="Heading3"/>
@@ -7002,8 +7013,8 @@
         <w:t xml:space="preserve">.</w:t>
       </w:r>
     </w:p>
-    <w:bookmarkEnd w:id="71"/>
-    <w:bookmarkStart w:id="72" w:name="useful-checks"/>
+    <w:bookmarkEnd w:id="72"/>
+    <w:bookmarkStart w:id="73" w:name="useful-checks"/>
     <w:p>
       <w:pPr>
         <w:pStyle w:val="Heading3"/>
@@ -7138,9 +7149,9 @@
         </w:pict>
       </w:r>
     </w:p>
-    <w:bookmarkEnd w:id="72"/>
     <w:bookmarkEnd w:id="73"/>
-    <w:bookmarkStart w:id="79" w:name="X796ef6c0cede136080d5a78d79622e331daa443"/>
+    <w:bookmarkEnd w:id="74"/>
+    <w:bookmarkStart w:id="80" w:name="X796ef6c0cede136080d5a78d79622e331daa443"/>
     <w:p>
       <w:pPr>
         <w:pStyle w:val="Heading2"/>
@@ -7190,7 +7201,7 @@
         <w:t xml:space="preserve">Resource hints tell the browser to start work before it would otherwise. Used precisely, they shave hundreds of milliseconds off LCP. Used carelessly, they create connection storms and waste mobile bandwidth.</w:t>
       </w:r>
     </w:p>
-    <w:bookmarkStart w:id="74" w:name="dns-prefetch"/>
+    <w:bookmarkStart w:id="75" w:name="dns-prefetch"/>
     <w:p>
       <w:pPr>
         <w:pStyle w:val="Heading3"/>
@@ -7269,8 +7280,8 @@
         <w:t xml:space="preserve">&gt;</w:t>
       </w:r>
     </w:p>
-    <w:bookmarkEnd w:id="74"/>
-    <w:bookmarkStart w:id="75" w:name="preconnect"/>
+    <w:bookmarkEnd w:id="75"/>
+    <w:bookmarkStart w:id="76" w:name="preconnect"/>
     <w:p>
       <w:pPr>
         <w:pStyle w:val="Heading3"/>
@@ -7406,8 +7417,8 @@
         <w:t xml:space="preserve">for origins that serve credentialed or CORS resources (fonts are the classic example). Without it, the preconnect won’t be reused for the font fetch and you pay the cost twice.</w:t>
       </w:r>
     </w:p>
-    <w:bookmarkEnd w:id="75"/>
-    <w:bookmarkStart w:id="76" w:name="preload"/>
+    <w:bookmarkEnd w:id="76"/>
+    <w:bookmarkStart w:id="77" w:name="preload"/>
     <w:p>
       <w:pPr>
         <w:pStyle w:val="Heading3"/>
@@ -7688,8 +7699,8 @@
         <w:t xml:space="preserve">&gt;</w:t>
       </w:r>
     </w:p>
-    <w:bookmarkEnd w:id="76"/>
-    <w:bookmarkStart w:id="77" w:name="overuse-warnings"/>
+    <w:bookmarkEnd w:id="77"/>
+    <w:bookmarkStart w:id="78" w:name="overuse-warnings"/>
     <w:p>
       <w:pPr>
         <w:pStyle w:val="Heading3"/>
@@ -7764,8 +7775,8 @@
         <w:t xml:space="preserve">of the actual fetch, or the browser will fetch the font twice.</w:t>
       </w:r>
     </w:p>
-    <w:bookmarkEnd w:id="77"/>
-    <w:bookmarkStart w:id="78" w:name="modern-alternative-speculative-loading"/>
+    <w:bookmarkEnd w:id="78"/>
+    <w:bookmarkStart w:id="79" w:name="modern-alternative-speculative-loading"/>
     <w:p>
       <w:pPr>
         <w:pStyle w:val="Heading3"/>
@@ -7779,7 +7790,7 @@
         <w:pStyle w:val="FirstParagraph"/>
       </w:pPr>
       <w:r>
-        <w:t xml:space="preserve">For navigation hints (not resource hints), see §22 — WordPress 6.8 ships Speculation Rules support whose Core default is conservative prefetching, while prerender is an opt-in/plugin/custom configuration choice.</w:t>
+        <w:t xml:space="preserve">For navigation hints (not resource hints), WordPress 6.8+ ships Speculation Rules support whose Core default is conservative prefetching, while prerender is an opt-in/plugin/custom configuration choice. Treat speculative loading as part of cache and analytics design: exclude authenticated, session-keyed, cart/checkout, preview, and other personalized paths before widening prefetch or prerender behavior.</w:t>
       </w:r>
     </w:p>
     <w:p>
@@ -7789,9 +7800,9 @@
         </w:pict>
       </w:r>
     </w:p>
-    <w:bookmarkEnd w:id="78"/>
     <w:bookmarkEnd w:id="79"/>
-    <w:bookmarkStart w:id="83" w:name="php-runtime-opcache-and-worker-capacity"/>
+    <w:bookmarkEnd w:id="80"/>
+    <w:bookmarkStart w:id="84" w:name="php-runtime-opcache-and-worker-capacity"/>
     <w:p>
       <w:pPr>
         <w:pStyle w:val="Heading2"/>
@@ -7808,7 +7819,7 @@
         <w:t xml:space="preserve">When WordPress executes, PHP runtime configuration sets the floor on how fast it can possibly run.</w:t>
       </w:r>
     </w:p>
-    <w:bookmarkStart w:id="80" w:name="opcache"/>
+    <w:bookmarkStart w:id="81" w:name="opcache"/>
     <w:p>
       <w:pPr>
         <w:pStyle w:val="Heading3"/>
@@ -8081,8 +8092,8 @@
         <w:t xml:space="preserve">: PHP’s JIT compiler is not a clear win for WordPress web-request workloads in most measurements. It consumes memory that may be more valuable for OPcache bytecode storage or PHP-FPM workers. Leave JIT off unless representative benchmarks of the specific site — cached and uncached paths, p95 TTFB, worker saturation, and OPcache memory headroom — show a measurable benefit.</w:t>
       </w:r>
     </w:p>
-    <w:bookmarkEnd w:id="80"/>
-    <w:bookmarkStart w:id="81" w:name="php-workers"/>
+    <w:bookmarkEnd w:id="81"/>
+    <w:bookmarkStart w:id="82" w:name="php-workers"/>
     <w:p>
       <w:pPr>
         <w:pStyle w:val="Heading3"/>
@@ -8135,8 +8146,8 @@
         <w:t xml:space="preserve">If workers are spending time on slow plugins or external HTTP calls, the fix is to shorten those calls (or move them to background work) rather than adding workers indefinitely.</w:t>
       </w:r>
     </w:p>
-    <w:bookmarkEnd w:id="81"/>
-    <w:bookmarkStart w:id="82" w:name="php-version"/>
+    <w:bookmarkEnd w:id="82"/>
+    <w:bookmarkStart w:id="83" w:name="php-version"/>
     <w:p>
       <w:pPr>
         <w:pStyle w:val="Heading3"/>
@@ -8150,7 +8161,7 @@
         <w:pStyle w:val="FirstParagraph"/>
       </w:pPr>
       <w:r>
-        <w:t xml:space="preserve">Use a supported PHP version (8.2+ in 2026; 8.3/8.4 give meaningful perf wins over 7.x without WordPress code changes). Older PHP is slower, less secure, and increasingly unsupported by plugin authors.</w:t>
+        <w:t xml:space="preserve">Use a supported PHP version. WordPress 7.0 raises the minimum supported PHP version to 7.4.0, while PHP 8.3 remains the minimum recommended version; PHP 8.3/8.4 generally provide meaningful performance and security wins over 7.x without WordPress code changes. Older PHP is slower, less secure, and increasingly unsupported by plugin authors.</w:t>
       </w:r>
     </w:p>
     <w:p>
@@ -8160,9 +8171,9 @@
         </w:pict>
       </w:r>
     </w:p>
-    <w:bookmarkEnd w:id="82"/>
     <w:bookmarkEnd w:id="83"/>
-    <w:bookmarkStart w:id="87" w:name="wordpress-runtime-and-plugintheme-cost"/>
+    <w:bookmarkEnd w:id="84"/>
+    <w:bookmarkStart w:id="88" w:name="wordpress-runtime-and-plugintheme-cost"/>
     <w:p>
       <w:pPr>
         <w:pStyle w:val="Heading2"/>
@@ -8179,7 +8190,7 @@
         <w:t xml:space="preserve">When WordPress executes, every plugin, theme, hook, query, and external call can add cost.</w:t>
       </w:r>
     </w:p>
-    <w:bookmarkStart w:id="84" w:name="developer-checklist"/>
+    <w:bookmarkStart w:id="85" w:name="developer-checklist"/>
     <w:p>
       <w:pPr>
         <w:pStyle w:val="Heading3"/>
@@ -8296,8 +8307,8 @@
         <w:t xml:space="preserve">Are multiple optimization plugins modifying the same assets or cache layers?</w:t>
       </w:r>
     </w:p>
-    <w:bookmarkEnd w:id="84"/>
-    <w:bookmarkStart w:id="85" w:name="hook-profiling"/>
+    <w:bookmarkEnd w:id="85"/>
+    <w:bookmarkStart w:id="86" w:name="hook-profiling"/>
     <w:p>
       <w:pPr>
         <w:pStyle w:val="Heading3"/>
@@ -8593,8 +8604,8 @@
         <w:t xml:space="preserve"> doctor check</w:t>
       </w:r>
     </w:p>
-    <w:bookmarkEnd w:id="85"/>
-    <w:bookmarkStart w:id="86" w:name="plugin-stack-guidance"/>
+    <w:bookmarkEnd w:id="86"/>
+    <w:bookmarkStart w:id="87" w:name="plugin-stack-guidance"/>
     <w:p>
       <w:pPr>
         <w:pStyle w:val="Heading3"/>
@@ -8734,9 +8745,9 @@
         </w:pict>
       </w:r>
     </w:p>
-    <w:bookmarkEnd w:id="86"/>
     <w:bookmarkEnd w:id="87"/>
-    <w:bookmarkStart w:id="94" w:name="database-performance"/>
+    <w:bookmarkEnd w:id="88"/>
+    <w:bookmarkStart w:id="95" w:name="database-performance"/>
     <w:p>
       <w:pPr>
         <w:pStyle w:val="Heading2"/>
@@ -8753,7 +8764,7 @@
         <w:t xml:space="preserve">Database optimization is not “cleaning the database.” It is reducing expensive reads/writes and making unavoidable queries efficient.</w:t>
       </w:r>
     </w:p>
-    <w:bookmarkStart w:id="88" w:name="primary-signals"/>
+    <w:bookmarkStart w:id="89" w:name="primary-signals"/>
     <w:p>
       <w:pPr>
         <w:pStyle w:val="Heading3"/>
@@ -8882,8 +8893,8 @@
         <w:t xml:space="preserve">search/filtering that belongs in a search index.</w:t>
       </w:r>
     </w:p>
-    <w:bookmarkEnd w:id="88"/>
-    <w:bookmarkStart w:id="89" w:name="wp_query-best-practices"/>
+    <w:bookmarkEnd w:id="89"/>
+    <w:bookmarkStart w:id="90" w:name="wp_query-best-practices"/>
     <w:p>
       <w:pPr>
         <w:pStyle w:val="Heading3"/>
@@ -9180,7 +9191,7 @@
         <w:t xml:space="preserve"> </w:t>
       </w:r>
       <w:r>
-        <w:t xml:space="preserve">flag is mainstream WordPress core guidance, not a VIP-specific recommendation. It suppresses the</w:t>
+        <w:t xml:space="preserve">flag is mainstream WordPress core guidance, not a WordPress VIP-specific or enterprise-only recommendation. It suppresses the</w:t>
       </w:r>
       <w:r>
         <w:t xml:space="preserve"> </w:t>
@@ -9273,8 +9284,8 @@
         <w:t xml:space="preserve">This may appear harmless in development and fail at production scale.</w:t>
       </w:r>
     </w:p>
-    <w:bookmarkEnd w:id="89"/>
-    <w:bookmarkStart w:id="90" w:name="dangerous-patterns"/>
+    <w:bookmarkEnd w:id="90"/>
+    <w:bookmarkStart w:id="91" w:name="dangerous-patterns"/>
     <w:p>
       <w:pPr>
         <w:pStyle w:val="Heading3"/>
@@ -9427,8 +9438,8 @@
         <w:t xml:space="preserve">repeated queries in template partials.</w:t>
       </w:r>
     </w:p>
-    <w:bookmarkEnd w:id="90"/>
-    <w:bookmarkStart w:id="91" w:name="not-in-example-to-scrutinize"/>
+    <w:bookmarkEnd w:id="91"/>
+    <w:bookmarkStart w:id="92" w:name="not-in-example-to-scrutinize"/>
     <w:p>
       <w:pPr>
         <w:pStyle w:val="Heading3"/>
@@ -9660,8 +9671,8 @@
         <w:t xml:space="preserve">Large exclusions often scale poorly. Prefer positive selection, precomputed sets, or different data modeling when possible.</w:t>
       </w:r>
     </w:p>
-    <w:bookmarkEnd w:id="91"/>
-    <w:bookmarkStart w:id="92" w:name="like-examples"/>
+    <w:bookmarkEnd w:id="92"/>
+    <w:bookmarkStart w:id="93" w:name="like-examples"/>
     <w:p>
       <w:pPr>
         <w:pStyle w:val="Heading3"/>
@@ -9841,8 +9852,8 @@
         <w:t xml:space="preserve">The second form is more index-friendly than a leading wildcard, but serious search workloads should usually move to dedicated search infrastructure.</w:t>
       </w:r>
     </w:p>
-    <w:bookmarkEnd w:id="92"/>
-    <w:bookmarkStart w:id="93" w:name="explain"/>
+    <w:bookmarkEnd w:id="93"/>
+    <w:bookmarkStart w:id="94" w:name="explain"/>
     <w:p>
       <w:pPr>
         <w:pStyle w:val="Heading3"/>
@@ -10205,9 +10216,9 @@
         </w:pict>
       </w:r>
     </w:p>
-    <w:bookmarkEnd w:id="93"/>
     <w:bookmarkEnd w:id="94"/>
-    <w:bookmarkStart w:id="99" w:name="X3b359a510d8b4b5b3caa461c27c179332f56bbb"/>
+    <w:bookmarkEnd w:id="95"/>
+    <w:bookmarkStart w:id="100" w:name="X3b359a510d8b4b5b3caa461c27c179332f56bbb"/>
     <w:p>
       <w:pPr>
         <w:pStyle w:val="Heading2"/>
@@ -10239,7 +10250,7 @@
         <w:t xml:space="preserve">Autoloaded options are loaded early and can affect every request.</w:t>
       </w:r>
     </w:p>
-    <w:bookmarkStart w:id="95" w:name="what-changed-in-wordpress-6.6"/>
+    <w:bookmarkStart w:id="96" w:name="what-changed-in-wordpress-6.6"/>
     <w:p>
       <w:pPr>
         <w:pStyle w:val="Heading3"/>
@@ -10567,8 +10578,8 @@
         <w:t xml:space="preserve">and a Site Health check (“Autoloaded options could affect performance”) that warns when total autoload size exceeds ~800 KB.</w:t>
       </w:r>
     </w:p>
-    <w:bookmarkEnd w:id="95"/>
-    <w:bookmarkStart w:id="96" w:name="review-queries-6.6-aware"/>
+    <w:bookmarkEnd w:id="96"/>
+    <w:bookmarkStart w:id="97" w:name="review-queries-6.6-aware"/>
     <w:p>
       <w:pPr>
         <w:pStyle w:val="Heading3"/>
@@ -10582,7 +10593,7 @@
         <w:pStyle w:val="FirstParagraph"/>
       </w:pPr>
       <w:r>
-        <w:t xml:space="preserve">Old guidance — including the Remkus operator checklist this reference inherits — filters a</w:t>
+        <w:t xml:space="preserve">Old guidance filters a</w:t>
       </w:r>
       <w:r>
         <w:t xml:space="preserve"> </w:t>
@@ -10978,8 +10989,8 @@
         <w:t xml:space="preserve">);</w:t>
       </w:r>
     </w:p>
-    <w:bookmarkEnd w:id="96"/>
-    <w:bookmarkStart w:id="97" w:name="changing-autoload-state"/>
+    <w:bookmarkEnd w:id="97"/>
+    <w:bookmarkStart w:id="98" w:name="changing-autoload-state"/>
     <w:p>
       <w:pPr>
         <w:pStyle w:val="Heading3"/>
@@ -11188,8 +11199,8 @@
         <w:t xml:space="preserve"> option set-autoload my_huge_option no</w:t>
       </w:r>
     </w:p>
-    <w:bookmarkEnd w:id="97"/>
-    <w:bookmarkStart w:id="98" w:name="guidance"/>
+    <w:bookmarkEnd w:id="98"/>
+    <w:bookmarkStart w:id="99" w:name="guidance"/>
     <w:p>
       <w:pPr>
         <w:pStyle w:val="Heading3"/>
@@ -11292,9 +11303,9 @@
         </w:pict>
       </w:r>
     </w:p>
-    <w:bookmarkEnd w:id="98"/>
     <w:bookmarkEnd w:id="99"/>
-    <w:bookmarkStart w:id="109" w:name="transients-and-object-cache"/>
+    <w:bookmarkEnd w:id="100"/>
+    <w:bookmarkStart w:id="110" w:name="transients-and-object-cache"/>
     <w:p>
       <w:pPr>
         <w:pStyle w:val="Heading2"/>
@@ -11311,7 +11322,7 @@
         <w:t xml:space="preserve">Transients are temporary cached values with expiration, but their backend depends on the environment.</w:t>
       </w:r>
     </w:p>
-    <w:bookmarkStart w:id="100" w:name="core-rule"/>
+    <w:bookmarkStart w:id="101" w:name="core-rule"/>
     <w:p>
       <w:pPr>
         <w:pStyle w:val="Heading3"/>
@@ -11380,8 +11391,8 @@
         <w:t xml:space="preserve">This is the design, not a bug. The bug is writing transient-heavy code without checking which backend is in use.</w:t>
       </w:r>
     </w:p>
-    <w:bookmarkEnd w:id="100"/>
-    <w:bookmarkStart w:id="101" w:name="database-backed-transient-row-pairs"/>
+    <w:bookmarkEnd w:id="101"/>
+    <w:bookmarkStart w:id="102" w:name="database-backed-transient-row-pairs"/>
     <w:p>
       <w:pPr>
         <w:pStyle w:val="Heading3"/>
@@ -11487,8 +11498,8 @@
         <w:t xml:space="preserve">keys (see §24).</w:t>
       </w:r>
     </w:p>
-    <w:bookmarkEnd w:id="101"/>
-    <w:bookmarkStart w:id="102" w:name="the-falsey-value-pitfall"/>
+    <w:bookmarkEnd w:id="102"/>
+    <w:bookmarkStart w:id="103" w:name="the-falsey-value-pitfall"/>
     <w:p>
       <w:pPr>
         <w:pStyle w:val="Heading3"/>
@@ -11940,8 +11951,8 @@
         <w:t xml:space="preserve">;</w:t>
       </w:r>
     </w:p>
-    <w:bookmarkEnd w:id="102"/>
-    <w:bookmarkStart w:id="103" w:name="safe-transient-pattern"/>
+    <w:bookmarkEnd w:id="103"/>
+    <w:bookmarkStart w:id="104" w:name="safe-transient-pattern"/>
     <w:p>
       <w:pPr>
         <w:pStyle w:val="Heading3"/>
@@ -12255,8 +12266,8 @@
         <w:t xml:space="preserve">}</w:t>
       </w:r>
     </w:p>
-    <w:bookmarkEnd w:id="103"/>
-    <w:bookmarkStart w:id="104" w:name="use-transients-for"/>
+    <w:bookmarkEnd w:id="104"/>
+    <w:bookmarkStart w:id="105" w:name="use-transients-for"/>
     <w:p>
       <w:pPr>
         <w:pStyle w:val="Heading3"/>
@@ -12325,8 +12336,8 @@
         <w:t xml:space="preserve">short-lived shared results.</w:t>
       </w:r>
     </w:p>
-    <w:bookmarkEnd w:id="104"/>
-    <w:bookmarkStart w:id="105" w:name="avoid-transients-for"/>
+    <w:bookmarkEnd w:id="105"/>
+    <w:bookmarkStart w:id="106" w:name="avoid-transients-for"/>
     <w:p>
       <w:pPr>
         <w:pStyle w:val="Heading3"/>
@@ -12419,8 +12430,8 @@
         <w:t xml:space="preserve">data that changes so frequently it rarely hits cache.</w:t>
       </w:r>
     </w:p>
-    <w:bookmarkEnd w:id="105"/>
-    <w:bookmarkStart w:id="106" w:name="inspect-database-backed-transients"/>
+    <w:bookmarkEnd w:id="106"/>
+    <w:bookmarkStart w:id="107" w:name="inspect-database-backed-transients"/>
     <w:p>
       <w:pPr>
         <w:pStyle w:val="Heading3"/>
@@ -12754,8 +12765,8 @@
         <w:t xml:space="preserve">;</w:t>
       </w:r>
     </w:p>
-    <w:bookmarkEnd w:id="106"/>
-    <w:bookmarkStart w:id="107" w:name="object-cache-monitoring"/>
+    <w:bookmarkEnd w:id="107"/>
+    <w:bookmarkStart w:id="108" w:name="object-cache-monitoring"/>
     <w:p>
       <w:pPr>
         <w:pStyle w:val="Heading3"/>
@@ -12868,8 +12879,8 @@
         <w:t xml:space="preserve">network/service errors.</w:t>
       </w:r>
     </w:p>
-    <w:bookmarkEnd w:id="107"/>
-    <w:bookmarkStart w:id="108" w:name="redis-vs-memcached-and-object-cache-pro"/>
+    <w:bookmarkEnd w:id="108"/>
+    <w:bookmarkStart w:id="109" w:name="redis-vs-memcached-and-object-cache-pro"/>
     <w:p>
       <w:pPr>
         <w:pStyle w:val="Heading3"/>
@@ -12905,7 +12916,7 @@
         <w:t xml:space="preserve"> </w:t>
       </w:r>
       <w:r>
-        <w:t xml:space="preserve">is a pure in-memory key/value store. Fast, simple, ephemeral. Eviction is LRU; there is no persistence and no advanced data structures. This is the historical default on VIP-style platforms.</w:t>
+        <w:t xml:space="preserve">is a pure in-memory key/value store. Fast, simple, ephemeral. Eviction is LRU; there is no persistence and no advanced data structures. This is the historical default on WordPress VIP and similar enterprise platforms.</w:t>
       </w:r>
     </w:p>
     <w:p>
@@ -13017,9 +13028,9 @@
         </w:pict>
       </w:r>
     </w:p>
-    <w:bookmarkEnd w:id="108"/>
     <w:bookmarkEnd w:id="109"/>
-    <w:bookmarkStart w:id="113" w:name="race-conditions-and-cache-stampedes"/>
+    <w:bookmarkEnd w:id="110"/>
+    <w:bookmarkStart w:id="114" w:name="race-conditions-and-cache-stampedes"/>
     <w:p>
       <w:pPr>
         <w:pStyle w:val="Heading2"/>
@@ -13036,7 +13047,7 @@
         <w:t xml:space="preserve">Cache stampedes happen when many requests miss the same expensive cache key and all regenerate it simultaneously.</w:t>
       </w:r>
     </w:p>
-    <w:bookmarkStart w:id="110" w:name="object-cache-form"/>
+    <w:bookmarkStart w:id="111" w:name="object-cache-form"/>
     <w:p>
       <w:pPr>
         <w:pStyle w:val="Heading3"/>
@@ -13760,8 +13771,8 @@
         <w:t xml:space="preserve">}</w:t>
       </w:r>
     </w:p>
-    <w:bookmarkEnd w:id="110"/>
-    <w:bookmarkStart w:id="111" w:name="transient-form"/>
+    <w:bookmarkEnd w:id="111"/>
+    <w:bookmarkStart w:id="112" w:name="transient-form"/>
     <w:p>
       <w:pPr>
         <w:pStyle w:val="Heading3"/>
@@ -14349,8 +14360,8 @@
         <w:t xml:space="preserve">The lock’s TTL is only a safety property after the lock is shared across requests. Without a persistent object cache, the lock is only request-local and does not prevent a stampede.</w:t>
       </w:r>
     </w:p>
-    <w:bookmarkEnd w:id="111"/>
-    <w:bookmarkStart w:id="112" w:name="additional-tactics"/>
+    <w:bookmarkEnd w:id="112"/>
+    <w:bookmarkStart w:id="113" w:name="additional-tactics"/>
     <w:p>
       <w:pPr>
         <w:pStyle w:val="Heading3"/>
@@ -14438,9 +14449,9 @@
         </w:pict>
       </w:r>
     </w:p>
-    <w:bookmarkEnd w:id="112"/>
     <w:bookmarkEnd w:id="113"/>
-    <w:bookmarkStart w:id="116" w:name="rest-api-ajax-and-follow-up-requests"/>
+    <w:bookmarkEnd w:id="114"/>
+    <w:bookmarkStart w:id="117" w:name="rest-api-ajax-and-follow-up-requests"/>
     <w:p>
       <w:pPr>
         <w:pStyle w:val="Heading2"/>
@@ -14567,7 +14578,7 @@
         <w:t xml:space="preserve">polling.</w:t>
       </w:r>
     </w:p>
-    <w:bookmarkStart w:id="114" w:name="rest-guidance"/>
+    <w:bookmarkStart w:id="115" w:name="rest-guidance"/>
     <w:p>
       <w:pPr>
         <w:pStyle w:val="Heading3"/>
@@ -14636,8 +14647,8 @@
         <w:t xml:space="preserve">Avoid polling when event-driven updates are possible.</w:t>
       </w:r>
     </w:p>
-    <w:bookmarkEnd w:id="114"/>
-    <w:bookmarkStart w:id="115" w:name="ajax-guidance"/>
+    <w:bookmarkEnd w:id="115"/>
+    <w:bookmarkStart w:id="116" w:name="ajax-guidance"/>
     <w:p>
       <w:pPr>
         <w:pStyle w:val="Heading3"/>
@@ -14731,9 +14742,9 @@
         </w:pict>
       </w:r>
     </w:p>
-    <w:bookmarkEnd w:id="115"/>
     <w:bookmarkEnd w:id="116"/>
-    <w:bookmarkStart w:id="119" w:name="X80892b5dc2d2cfc7ada69a0def2a76ca358ae76"/>
+    <w:bookmarkEnd w:id="117"/>
+    <w:bookmarkStart w:id="120" w:name="X80892b5dc2d2cfc7ada69a0def2a76ca358ae76"/>
     <w:p>
       <w:pPr>
         <w:pStyle w:val="Heading2"/>
@@ -14750,7 +14761,7 @@
         <w:t xml:space="preserve">Request-triggered WP-Cron can create unpredictable user-facing latency. On production and high-traffic sites, move due-event execution to a real scheduler — but the order matters.</w:t>
       </w:r>
     </w:p>
-    <w:bookmarkStart w:id="117" w:name="production-pattern"/>
+    <w:bookmarkStart w:id="118" w:name="production-pattern"/>
     <w:p>
       <w:pPr>
         <w:pStyle w:val="Heading3"/>
@@ -15315,7 +15326,7 @@
         <w:pStyle w:val="BodyText"/>
       </w:pPr>
       <w:r>
-        <w:t xml:space="preserve">The source courses disagree on the interval (VIP uses</w:t>
+        <w:t xml:space="preserve">Interval: Enterprise contexts often use</w:t>
       </w:r>
       <w:r>
         <w:t xml:space="preserve"> </w:t>
@@ -15330,7 +15341,7 @@
         <w:t xml:space="preserve"> </w:t>
       </w:r>
       <w:r>
-        <w:t xml:space="preserve">/ every minute, Remkus uses</w:t>
+        <w:t xml:space="preserve">/ every minute instead of</w:t>
       </w:r>
       <w:r>
         <w:t xml:space="preserve"> </w:t>
@@ -15345,11 +15356,11 @@
         <w:t xml:space="preserve"> </w:t>
       </w:r>
       <w:r>
-        <w:t xml:space="preserve">/ every five minutes); the right answer depends on what is scheduled. If you have second-counts-late jobs, run every minute; otherwise five minutes is the calmer default.</w:t>
-      </w:r>
-    </w:p>
-    <w:bookmarkEnd w:id="117"/>
-    <w:bookmarkStart w:id="118" w:name="review"/>
+        <w:t xml:space="preserve">/ every five minutes. The right answer depends on what is scheduled. If you have second-counts-late jobs, run every minute; otherwise five minutes is the calmer default.</w:t>
+      </w:r>
+    </w:p>
+    <w:bookmarkEnd w:id="118"/>
+    <w:bookmarkStart w:id="119" w:name="review"/>
     <w:p>
       <w:pPr>
         <w:pStyle w:val="Heading3"/>
@@ -15358,9 +15369,9 @@
         <w:t xml:space="preserve">Review</w:t>
       </w:r>
     </w:p>
-    <w:bookmarkEnd w:id="118"/>
     <w:bookmarkEnd w:id="119"/>
-    <w:bookmarkStart w:id="123" w:name="wp-config.php-as-policy"/>
+    <w:bookmarkEnd w:id="120"/>
+    <w:bookmarkStart w:id="124" w:name="wp-config.php-as-policy"/>
     <w:p>
       <w:pPr>
         <w:pStyle w:val="Heading2"/>
@@ -15404,7 +15415,7 @@
         <w:t xml:space="preserve"> </w:t>
       </w:r>
       <w:r>
-        <w:t xml:space="preserve">is where you encode site-level performance and operational policy. Remkus’s Module 15 frames this well: treat the wp-config as policy, not as a place to dump constants you copied from a forum.</w:t>
+        <w:t xml:space="preserve">is where you encode site-level performance and operational policy. Treat wp-config as policy, not as a place to dump constants you copied from somewhere else.</w:t>
       </w:r>
     </w:p>
     <w:p>
@@ -15949,7 +15960,7 @@
         <w:t xml:space="preserve">;</w:t>
       </w:r>
     </w:p>
-    <w:bookmarkStart w:id="120" w:name="heartbeat-api"/>
+    <w:bookmarkStart w:id="121" w:name="heartbeat-api"/>
     <w:p>
       <w:pPr>
         <w:pStyle w:val="Heading3"/>
@@ -16175,8 +16186,8 @@
         <w:t xml:space="preserve">;</w:t>
       </w:r>
     </w:p>
-    <w:bookmarkEnd w:id="120"/>
-    <w:bookmarkStart w:id="121" w:name="xml-rpc"/>
+    <w:bookmarkEnd w:id="121"/>
+    <w:bookmarkStart w:id="122" w:name="xml-rpc"/>
     <w:p>
       <w:pPr>
         <w:pStyle w:val="Heading3"/>
@@ -16240,8 +16251,8 @@
         <w:t xml:space="preserve">;</w:t>
       </w:r>
     </w:p>
-    <w:bookmarkEnd w:id="121"/>
-    <w:bookmarkStart w:id="122" w:name="emojis-and-embeds"/>
+    <w:bookmarkEnd w:id="122"/>
+    <w:bookmarkStart w:id="123" w:name="emojis-and-embeds"/>
     <w:p>
       <w:pPr>
         <w:pStyle w:val="Heading3"/>
@@ -16428,9 +16439,9 @@
         </w:pict>
       </w:r>
     </w:p>
-    <w:bookmarkEnd w:id="122"/>
     <w:bookmarkEnd w:id="123"/>
-    <w:bookmarkStart w:id="124" w:name="partial-output-fragment-caching"/>
+    <w:bookmarkEnd w:id="124"/>
+    <w:bookmarkStart w:id="125" w:name="partial-output-fragment-caching"/>
     <w:p>
       <w:pPr>
         <w:pStyle w:val="Heading2"/>
@@ -16444,7 +16455,7 @@
         <w:pStyle w:val="FirstParagraph"/>
       </w:pPr>
       <w:r>
-        <w:t xml:space="preserve">When full-page caching is impossible (logged-in views, mixed content, frequently changing components) but a specific expensive fragment is reused across many requests, cache the fragment. VIP’s operational checklist §7 calls this out explicitly; the pattern is</w:t>
+        <w:t xml:space="preserve">When full-page caching is impossible (logged-in views, mixed content, frequently changing components) but a specific expensive fragment is reused across many requests, cache the fragment. Our enterprise operational checklist §7 calls this out explicitly; the pattern is</w:t>
       </w:r>
       <w:r>
         <w:t xml:space="preserve"> </w:t>
@@ -17617,8 +17628,8 @@
         <w:t xml:space="preserve">above) to make targeted flushes possible.</w:t>
       </w:r>
     </w:p>
-    <w:bookmarkEnd w:id="124"/>
-    <w:bookmarkStart w:id="134" w:name="frontend-and-browser-performance"/>
+    <w:bookmarkEnd w:id="125"/>
+    <w:bookmarkStart w:id="135" w:name="frontend-and-browser-performance"/>
     <w:p>
       <w:pPr>
         <w:pStyle w:val="Heading2"/>
@@ -17635,7 +17646,7 @@
         <w:t xml:space="preserve">A fast origin response does not guarantee a fast experience.</w:t>
       </w:r>
     </w:p>
-    <w:bookmarkStart w:id="125" w:name="core-web-vitals-thresholds"/>
+    <w:bookmarkStart w:id="126" w:name="core-web-vitals-thresholds"/>
     <w:p>
       <w:pPr>
         <w:pStyle w:val="Heading3"/>
@@ -17880,8 +17891,8 @@
         <w:t xml:space="preserve">across a site’s real users. INP replaced FID as a Core Web Vital on March 12, 2024.</w:t>
       </w:r>
     </w:p>
-    <w:bookmarkEnd w:id="125"/>
-    <w:bookmarkStart w:id="126" w:name="lcp-checklist"/>
+    <w:bookmarkEnd w:id="126"/>
+    <w:bookmarkStart w:id="127" w:name="lcp-checklist"/>
     <w:p>
       <w:pPr>
         <w:pStyle w:val="Heading3"/>
@@ -17974,8 +17985,8 @@
         <w:t xml:space="preserve">Preload only truly critical resources (see §8).</w:t>
       </w:r>
     </w:p>
-    <w:bookmarkEnd w:id="126"/>
-    <w:bookmarkStart w:id="127" w:name="inp-checklist"/>
+    <w:bookmarkEnd w:id="127"/>
+    <w:bookmarkStart w:id="128" w:name="inp-checklist"/>
     <w:p>
       <w:pPr>
         <w:pStyle w:val="Heading3"/>
@@ -18056,8 +18067,8 @@
         <w:t xml:space="preserve">Split work and avoid blocking the main thread.</w:t>
       </w:r>
     </w:p>
-    <w:bookmarkEnd w:id="127"/>
-    <w:bookmarkStart w:id="128" w:name="cls-checklist"/>
+    <w:bookmarkEnd w:id="128"/>
+    <w:bookmarkStart w:id="129" w:name="cls-checklist"/>
     <w:p>
       <w:pPr>
         <w:pStyle w:val="Heading3"/>
@@ -18114,8 +18125,8 @@
         <w:t xml:space="preserve">Avoid injecting content above existing content after render.</w:t>
       </w:r>
     </w:p>
-    <w:bookmarkEnd w:id="128"/>
-    <w:bookmarkStart w:id="129" w:name="images"/>
+    <w:bookmarkEnd w:id="129"/>
+    <w:bookmarkStart w:id="130" w:name="images"/>
     <w:p>
       <w:pPr>
         <w:pStyle w:val="Heading3"/>
@@ -18212,7 +18223,7 @@
         <w:t xml:space="preserve"> </w:t>
       </w:r>
       <w:r>
-        <w:t xml:space="preserve">(formerly named for WebP uploads). Verify the active plugin and image pipeline before rollout (see §22).</w:t>
+        <w:t xml:space="preserve">(formerly named for WebP uploads). Verify the active plugin and image pipeline before rollout.</w:t>
       </w:r>
     </w:p>
     <w:p>
@@ -18269,8 +18280,8 @@
         <w:t xml:space="preserve">Preload the true LCP image only when necessary.</w:t>
       </w:r>
     </w:p>
-    <w:bookmarkEnd w:id="129"/>
-    <w:bookmarkStart w:id="130" w:name="fonts-foit-vs-fout"/>
+    <w:bookmarkEnd w:id="130"/>
+    <w:bookmarkStart w:id="131" w:name="fonts-foit-vs-fout"/>
     <w:p>
       <w:pPr>
         <w:pStyle w:val="Heading3"/>
@@ -18500,8 +18511,8 @@
         <w:t xml:space="preserve">(see §8).</w:t>
       </w:r>
     </w:p>
-    <w:bookmarkEnd w:id="130"/>
-    <w:bookmarkStart w:id="131" w:name="css-and-javascript"/>
+    <w:bookmarkEnd w:id="131"/>
+    <w:bookmarkStart w:id="132" w:name="css-and-javascript"/>
     <w:p>
       <w:pPr>
         <w:pStyle w:val="Heading3"/>
@@ -18600,8 +18611,8 @@
         <w:t xml:space="preserve">Trace every asset back to the plugin/theme that enqueued it.</w:t>
       </w:r>
     </w:p>
-    <w:bookmarkEnd w:id="131"/>
-    <w:bookmarkStart w:id="132" w:name="critical-css"/>
+    <w:bookmarkEnd w:id="132"/>
+    <w:bookmarkStart w:id="133" w:name="critical-css"/>
     <w:p>
       <w:pPr>
         <w:pStyle w:val="Heading3"/>
@@ -18711,8 +18722,8 @@
         <w:t xml:space="preserve">Re-generate when the design changes; stale critical CSS is worse than none.</w:t>
       </w:r>
     </w:p>
-    <w:bookmarkEnd w:id="132"/>
-    <w:bookmarkStart w:id="133" w:name="X6af6c678f9999d6c956fbe683c689bc5b7e772f"/>
+    <w:bookmarkEnd w:id="133"/>
+    <w:bookmarkStart w:id="134" w:name="X6af6c678f9999d6c956fbe683c689bc5b7e772f"/>
     <w:p>
       <w:pPr>
         <w:pStyle w:val="Heading3"/>
@@ -18736,9 +18747,9 @@
         </w:pict>
       </w:r>
     </w:p>
-    <w:bookmarkEnd w:id="133"/>
     <w:bookmarkEnd w:id="134"/>
-    <w:bookmarkStart w:id="135" w:name="page-builders-themes-and-dom-bloat"/>
+    <w:bookmarkEnd w:id="135"/>
+    <w:bookmarkStart w:id="136" w:name="page-builders-themes-and-dom-bloat"/>
     <w:p>
       <w:pPr>
         <w:pStyle w:val="Heading2"/>
@@ -18890,8 +18901,8 @@
         </w:pict>
       </w:r>
     </w:p>
-    <w:bookmarkEnd w:id="135"/>
-    <w:bookmarkStart w:id="138" w:name="search-sitemaps-and-large-content-sets"/>
+    <w:bookmarkEnd w:id="136"/>
+    <w:bookmarkStart w:id="139" w:name="search-sitemaps-and-large-content-sets"/>
     <w:p>
       <w:pPr>
         <w:pStyle w:val="Heading2"/>
@@ -18900,7 +18911,7 @@
         <w:t xml:space="preserve">21. Search, sitemaps, and large content sets</w:t>
       </w:r>
     </w:p>
-    <w:bookmarkStart w:id="136" w:name="search"/>
+    <w:bookmarkStart w:id="137" w:name="search"/>
     <w:p>
       <w:pPr>
         <w:pStyle w:val="Heading3"/>
@@ -18985,8 +18996,8 @@
         <w:t xml:space="preserve">SQL search creates load.</w:t>
       </w:r>
     </w:p>
-    <w:bookmarkEnd w:id="136"/>
-    <w:bookmarkStart w:id="137" w:name="sitemaps"/>
+    <w:bookmarkEnd w:id="137"/>
+    <w:bookmarkStart w:id="138" w:name="sitemaps"/>
     <w:p>
       <w:pPr>
         <w:pStyle w:val="Heading3"/>
@@ -19070,15 +19081,15 @@
         </w:pict>
       </w:r>
     </w:p>
-    <w:bookmarkEnd w:id="137"/>
     <w:bookmarkEnd w:id="138"/>
-    <w:bookmarkStart w:id="149" w:name="X294755cc96d75c38693172a0376beca4d085afb"/>
+    <w:bookmarkEnd w:id="139"/>
+    <w:bookmarkStart w:id="151" w:name="X46b46a8478f497cf2331c046fb684d7eb3d49c5"/>
     <w:p>
       <w:pPr>
         <w:pStyle w:val="Heading2"/>
       </w:pPr>
       <w:r>
-        <w:t xml:space="preserve">22. Core-only: WordPress Performance Lab and Core innovations (verified against WordPress 6.9.4, 2026-05-18)</w:t>
+        <w:t xml:space="preserve">22. Current WordPress platform features and upgrade checks (verified against WordPress 7.0, 2026-06-14)</w:t>
       </w:r>
     </w:p>
     <w:p>
@@ -19086,23 +19097,7 @@
         <w:pStyle w:val="FirstParagraph"/>
       </w:pPr>
       <w:r>
-        <w:t xml:space="preserve">This section covers WordPress Core and Performance Lab capabilities that</w:t>
-      </w:r>
-      <w:r>
-        <w:t xml:space="preserve"> </w:t>
-      </w:r>
-      <w:r>
-        <w:rPr>
-          <w:b/>
-          <w:bCs/>
-        </w:rPr>
-        <w:t xml:space="preserve">are not in the source courses</w:t>
-      </w:r>
-      <w:r>
-        <w:t xml:space="preserve"> </w:t>
-      </w:r>
-      <w:r>
-        <w:t xml:space="preserve">because they shipped after recording. They are the most important version-specific additions to fold into a 2026 WordPress performance stack.</w:t>
+        <w:t xml:space="preserve">This section collects current WordPress Core and Performance Lab capabilities that affect a 2026 performance stack. Use it as an upgrade-check companion to the layer-specific guidance above, not as a separate appendix of optional add-ons.</w:t>
       </w:r>
     </w:p>
     <w:p>
@@ -19110,23 +19105,23 @@
         <w:pStyle w:val="BodyText"/>
       </w:pPr>
       <w:r>
-        <w:t xml:space="preserve">Last verified against WordPress 6.9.4 on 2026-05-18.</w:t>
-      </w:r>
-    </w:p>
-    <w:bookmarkStart w:id="140" w:name="Xbfcbdd01e5847282d3237d690d78289902c43e9"/>
+        <w:t xml:space="preserve">Last verified against WordPress 7.0 on 2026-06-14.</w:t>
+      </w:r>
+    </w:p>
+    <w:bookmarkStart w:id="141" w:name="Xfee1277cede5db2699e5dba19aca26f384fef5f"/>
     <w:p>
       <w:pPr>
         <w:pStyle w:val="Heading3"/>
       </w:pPr>
       <w:r>
-        <w:t xml:space="preserve">Performance Lab feature plugins (verified against the plugin directory on 2026-05-18)</w:t>
+        <w:t xml:space="preserve">Performance Lab feature plugins (verified against the plugin directory on 2026-06-14)</w:t>
       </w:r>
     </w:p>
     <w:p>
       <w:pPr>
         <w:pStyle w:val="FirstParagraph"/>
       </w:pPr>
-      <w:hyperlink r:id="rId139">
+      <w:hyperlink r:id="rId140">
         <w:r>
           <w:rPr>
             <w:rStyle w:val="Hyperlink"/>
@@ -19146,7 +19141,7 @@
         <w:pStyle w:val="BodyText"/>
       </w:pPr>
       <w:r>
-        <w:t xml:space="preserve">Featured plugins as of 2026-05-18 include:</w:t>
+        <w:t xml:space="preserve">Featured plugins as of 2026-06-14 include:</w:t>
       </w:r>
     </w:p>
     <w:p>
@@ -19371,11 +19366,11 @@
         <w:pStyle w:val="FirstParagraph"/>
       </w:pPr>
       <w:r>
-        <w:t xml:space="preserve">Recommendation: evaluate Performance Lab on staging, look at the current Featured Plugins list at the verification time, and adopt specific plugins by name only when they match the site’s documented performance need.</w:t>
-      </w:r>
-    </w:p>
-    <w:bookmarkEnd w:id="140"/>
-    <w:bookmarkStart w:id="143" w:name="X89a17d8dd00cb27c2f49ed2d2cb402a6088d745"/>
+        <w:t xml:space="preserve">Recommendation: evaluate Performance Lab on staging, look at the current Featured Plugins list at the verification time, and adopt specific plugins by name only when they match the site’s documented performance need. The catalog changes over time; for example, Performance Lab 4.1.0 removed Web Worker Offloading from the featured list.</w:t>
+      </w:r>
+    </w:p>
+    <w:bookmarkEnd w:id="141"/>
+    <w:bookmarkStart w:id="144" w:name="X89a17d8dd00cb27c2f49ed2d2cb402a6088d745"/>
     <w:p>
       <w:pPr>
         <w:pStyle w:val="Heading3"/>
@@ -19394,7 +19389,7 @@
       <w:r>
         <w:t xml:space="preserve"> </w:t>
       </w:r>
-      <w:hyperlink r:id="rId141">
+      <w:hyperlink r:id="rId142">
         <w:r>
           <w:rPr>
             <w:rStyle w:val="Hyperlink"/>
@@ -19504,7 +19499,7 @@
       <w:r>
         <w:t xml:space="preserve"> </w:t>
       </w:r>
-      <w:hyperlink r:id="rId142">
+      <w:hyperlink r:id="rId143">
         <w:r>
           <w:rPr>
             <w:rStyle w:val="Hyperlink"/>
@@ -19584,8 +19579,8 @@
         <w:t xml:space="preserve">wording as the recommended Core opt-out mechanism.</w:t>
       </w:r>
     </w:p>
-    <w:bookmarkEnd w:id="143"/>
-    <w:bookmarkStart w:id="144" w:name="wp-6.6-options-api-improvements"/>
+    <w:bookmarkEnd w:id="144"/>
+    <w:bookmarkStart w:id="145" w:name="wp-6.6-options-api-improvements"/>
     <w:p>
       <w:pPr>
         <w:pStyle w:val="Heading3"/>
@@ -19614,8 +19609,8 @@
         <w:t xml:space="preserve">, expanded the autoload vocabulary, and added the Site Health autoload check. WP 6.8 continued to tune the auto-skip heuristics.</w:t>
       </w:r>
     </w:p>
-    <w:bookmarkEnd w:id="144"/>
-    <w:bookmarkStart w:id="147" w:name="wordpress-6.9-performance-deltas"/>
+    <w:bookmarkEnd w:id="145"/>
+    <w:bookmarkStart w:id="148" w:name="wordpress-6.9-performance-deltas"/>
     <w:p>
       <w:pPr>
         <w:pStyle w:val="Heading3"/>
@@ -19656,7 +19651,7 @@
       <w:r>
         <w:t xml:space="preserve"> </w:t>
       </w:r>
-      <w:hyperlink r:id="rId145">
+      <w:hyperlink r:id="rId146">
         <w:r>
           <w:rPr>
             <w:rStyle w:val="Hyperlink"/>
@@ -19729,7 +19724,7 @@
       <w:r>
         <w:t xml:space="preserve"> </w:t>
       </w:r>
-      <w:hyperlink r:id="rId146">
+      <w:hyperlink r:id="rId147">
         <w:r>
           <w:rPr>
             <w:rStyle w:val="Hyperlink"/>
@@ -19752,13 +19747,127 @@
         <w:t xml:space="preserve">Treat this as a delta inventory, not a substitute for measurement: verify impact on the specific site with the same baseline and rollback discipline used elsewhere in this guide.</w:t>
       </w:r>
     </w:p>
-    <w:bookmarkEnd w:id="147"/>
-    <w:bookmarkStart w:id="148" w:name="auto-image-sizes-and-fetchpriority"/>
+    <w:bookmarkEnd w:id="148"/>
+    <w:bookmarkStart w:id="149" w:name="X28bb89160cf88d5f6ff9a0d62133a74b39dad5e"/>
     <w:p>
       <w:pPr>
         <w:pStyle w:val="Heading3"/>
       </w:pPr>
       <w:r>
+        <w:t xml:space="preserve">WordPress 7.0 performance and compatibility deltas</w:t>
+      </w:r>
+    </w:p>
+    <w:p>
+      <w:pPr>
+        <w:pStyle w:val="FirstParagraph"/>
+      </w:pPr>
+      <w:r>
+        <w:t xml:space="preserve">WordPress 7.0 was released on May 20, 2026 and was the current active branch verified on 2026-06-14. The most relevant 7.0 changes for this performance guide are compatibility and operational-risk changes rather than a single universal speed feature:</w:t>
+      </w:r>
+    </w:p>
+    <w:p>
+      <w:pPr>
+        <w:pStyle w:val="Compact"/>
+        <w:numPr>
+          <w:ilvl w:val="0"/>
+          <w:numId w:val="1084"/>
+        </w:numPr>
+      </w:pPr>
+      <w:r>
+        <w:rPr>
+          <w:b/>
+          <w:bCs/>
+        </w:rPr>
+        <w:t xml:space="preserve">PHP support baseline:</w:t>
+      </w:r>
+      <w:r>
+        <w:t xml:space="preserve"> </w:t>
+      </w:r>
+      <w:r>
+        <w:t xml:space="preserve">WordPress 7.0 drops support for PHP 7.2 and 7.3. The new minimum supported PHP version is 7.4.0, while PHP 8.3 remains the minimum recommended version. For performance work, treat PHP 7.4 as a compatibility floor, not an optimization target; benchmark on the production-intended PHP 8.x runtime when possible.</w:t>
+      </w:r>
+    </w:p>
+    <w:p>
+      <w:pPr>
+        <w:pStyle w:val="Compact"/>
+        <w:numPr>
+          <w:ilvl w:val="0"/>
+          <w:numId w:val="1084"/>
+        </w:numPr>
+      </w:pPr>
+      <w:r>
+        <w:rPr>
+          <w:b/>
+          <w:bCs/>
+        </w:rPr>
+        <w:t xml:space="preserve">AI Client, Abilities, and Connectors:</w:t>
+      </w:r>
+      <w:r>
+        <w:t xml:space="preserve"> </w:t>
+      </w:r>
+      <w:r>
+        <w:t xml:space="preserve">WordPress 7.0 adds AI/client-side abilities and a Connectors screen. These features are infrastructure and extensibility surfaces, not automatic frontend performance improvements. If a site enables AI-backed workflows or connector plugins, include external API latency, timeout behavior, credential scoping, caching, and background processing in the performance review.</w:t>
+      </w:r>
+    </w:p>
+    <w:p>
+      <w:pPr>
+        <w:pStyle w:val="Compact"/>
+        <w:numPr>
+          <w:ilvl w:val="0"/>
+          <w:numId w:val="1084"/>
+        </w:numPr>
+      </w:pPr>
+      <w:r>
+        <w:rPr>
+          <w:b/>
+          <w:bCs/>
+        </w:rPr>
+        <w:t xml:space="preserve">Modernized admin/editor surfaces:</w:t>
+      </w:r>
+      <w:r>
+        <w:t xml:space="preserve"> </w:t>
+      </w:r>
+      <w:r>
+        <w:t xml:space="preserve">Admin view transitions, Command Palette access, Font Library changes, Visual Revisions, and the iframed editor can improve operator experience but may change the JavaScript, CSS, and editor-plugin compatibility profile of admin screens. Re-test slow editorial workflows after upgrading.</w:t>
+      </w:r>
+    </w:p>
+    <w:p>
+      <w:pPr>
+        <w:pStyle w:val="Compact"/>
+        <w:numPr>
+          <w:ilvl w:val="0"/>
+          <w:numId w:val="1084"/>
+        </w:numPr>
+      </w:pPr>
+      <w:r>
+        <w:rPr>
+          <w:b/>
+          <w:bCs/>
+        </w:rPr>
+        <w:t xml:space="preserve">Real-time collaboration did not ship in Core 7.0:</w:t>
+      </w:r>
+      <w:r>
+        <w:t xml:space="preserve"> </w:t>
+      </w:r>
+      <w:r>
+        <w:t xml:space="preserve">Do not attribute editor load, memory, or server-concurrency behavior to Core real-time collaboration in WordPress 7.0. The feature was removed before release because of concerns including race conditions, server load, memory efficiency, and recurring bugs.</w:t>
+      </w:r>
+    </w:p>
+    <w:p>
+      <w:pPr>
+        <w:pStyle w:val="FirstParagraph"/>
+      </w:pPr>
+      <w:r>
+        <w:t xml:space="preserve">Treat 7.0 guidance as an upgrade-review prompt: verify plugin/theme compatibility, PHP runtime behavior, admin/editor regressions, and any AI/connector network paths with measurements from the target environment.</w:t>
+      </w:r>
+    </w:p>
+    <w:bookmarkEnd w:id="149"/>
+    <w:bookmarkStart w:id="150" w:name="auto-image-sizes-and-fetchpriority"/>
+    <w:p>
+      <w:pPr>
+        <w:pStyle w:val="Heading3"/>
+      </w:pPr>
+      <w:r>
         <w:t xml:space="preserve">Auto-image-sizes and</w:t>
       </w:r>
       <w:r>
@@ -19794,9 +19903,9 @@
         <w:t xml:space="preserve">to the LCP image when it can identify one (typically the first large in-content image). For most sites this removes the need for manual LCP preload — verify in DevTools before adding a preload yourself.</w:t>
       </w:r>
     </w:p>
-    <w:bookmarkEnd w:id="148"/>
-    <w:bookmarkEnd w:id="149"/>
-    <w:bookmarkStart w:id="150" w:name="woocommerce-and-dynamic-commerce-flows"/>
+    <w:bookmarkEnd w:id="150"/>
+    <w:bookmarkEnd w:id="151"/>
+    <w:bookmarkStart w:id="152" w:name="woocommerce-and-dynamic-commerce-flows"/>
     <w:p>
       <w:pPr>
         <w:pStyle w:val="Heading2"/>
@@ -19826,7 +19935,7 @@
         <w:pStyle w:val="Compact"/>
         <w:numPr>
           <w:ilvl w:val="0"/>
-          <w:numId w:val="1084"/>
+          <w:numId w:val="1085"/>
         </w:numPr>
       </w:pPr>
       <w:r>
@@ -19838,7 +19947,7 @@
         <w:pStyle w:val="Compact"/>
         <w:numPr>
           <w:ilvl w:val="0"/>
-          <w:numId w:val="1084"/>
+          <w:numId w:val="1085"/>
         </w:numPr>
       </w:pPr>
       <w:r>
@@ -19850,7 +19959,7 @@
         <w:pStyle w:val="Compact"/>
         <w:numPr>
           <w:ilvl w:val="0"/>
-          <w:numId w:val="1084"/>
+          <w:numId w:val="1085"/>
         </w:numPr>
       </w:pPr>
       <w:r>
@@ -19862,7 +19971,7 @@
         <w:pStyle w:val="Compact"/>
         <w:numPr>
           <w:ilvl w:val="0"/>
-          <w:numId w:val="1084"/>
+          <w:numId w:val="1085"/>
         </w:numPr>
       </w:pPr>
       <w:r>
@@ -19874,7 +19983,7 @@
         <w:pStyle w:val="Compact"/>
         <w:numPr>
           <w:ilvl w:val="0"/>
-          <w:numId w:val="1084"/>
+          <w:numId w:val="1085"/>
         </w:numPr>
       </w:pPr>
       <w:r>
@@ -19886,7 +19995,7 @@
         <w:pStyle w:val="Compact"/>
         <w:numPr>
           <w:ilvl w:val="0"/>
-          <w:numId w:val="1084"/>
+          <w:numId w:val="1085"/>
         </w:numPr>
       </w:pPr>
       <w:r>
@@ -19898,7 +20007,7 @@
         <w:pStyle w:val="Compact"/>
         <w:numPr>
           <w:ilvl w:val="0"/>
-          <w:numId w:val="1084"/>
+          <w:numId w:val="1085"/>
         </w:numPr>
       </w:pPr>
       <w:r>
@@ -19910,7 +20019,7 @@
         <w:pStyle w:val="Compact"/>
         <w:numPr>
           <w:ilvl w:val="0"/>
-          <w:numId w:val="1084"/>
+          <w:numId w:val="1085"/>
         </w:numPr>
       </w:pPr>
       <w:r>
@@ -19924,8 +20033,8 @@
         </w:pict>
       </w:r>
     </w:p>
-    <w:bookmarkEnd w:id="150"/>
-    <w:bookmarkStart w:id="151" w:name="multisite"/>
+    <w:bookmarkEnd w:id="152"/>
+    <w:bookmarkStart w:id="153" w:name="multisite"/>
     <w:p>
       <w:pPr>
         <w:pStyle w:val="Heading2"/>
@@ -19955,7 +20064,7 @@
         <w:pStyle w:val="Compact"/>
         <w:numPr>
           <w:ilvl w:val="0"/>
-          <w:numId w:val="1085"/>
+          <w:numId w:val="1086"/>
         </w:numPr>
       </w:pPr>
       <w:r>
@@ -19967,7 +20076,7 @@
         <w:pStyle w:val="Compact"/>
         <w:numPr>
           <w:ilvl w:val="0"/>
-          <w:numId w:val="1085"/>
+          <w:numId w:val="1086"/>
         </w:numPr>
       </w:pPr>
       <w:r>
@@ -19979,7 +20088,7 @@
         <w:pStyle w:val="Compact"/>
         <w:numPr>
           <w:ilvl w:val="0"/>
-          <w:numId w:val="1085"/>
+          <w:numId w:val="1086"/>
         </w:numPr>
       </w:pPr>
       <w:r>
@@ -20006,7 +20115,7 @@
         <w:pStyle w:val="Compact"/>
         <w:numPr>
           <w:ilvl w:val="0"/>
-          <w:numId w:val="1085"/>
+          <w:numId w:val="1086"/>
         </w:numPr>
       </w:pPr>
       <w:r>
@@ -20018,7 +20127,7 @@
         <w:pStyle w:val="Compact"/>
         <w:numPr>
           <w:ilvl w:val="0"/>
-          <w:numId w:val="1085"/>
+          <w:numId w:val="1086"/>
         </w:numPr>
       </w:pPr>
       <w:r>
@@ -20030,7 +20139,7 @@
         <w:pStyle w:val="Compact"/>
         <w:numPr>
           <w:ilvl w:val="0"/>
-          <w:numId w:val="1085"/>
+          <w:numId w:val="1086"/>
         </w:numPr>
       </w:pPr>
       <w:r>
@@ -20051,7 +20160,7 @@
         <w:pStyle w:val="Compact"/>
         <w:numPr>
           <w:ilvl w:val="0"/>
-          <w:numId w:val="1085"/>
+          <w:numId w:val="1086"/>
         </w:numPr>
       </w:pPr>
       <w:r>
@@ -20063,7 +20172,7 @@
         <w:pStyle w:val="Compact"/>
         <w:numPr>
           <w:ilvl w:val="0"/>
-          <w:numId w:val="1085"/>
+          <w:numId w:val="1086"/>
         </w:numPr>
       </w:pPr>
       <w:r>
@@ -20085,8 +20194,8 @@
         </w:pict>
       </w:r>
     </w:p>
-    <w:bookmarkEnd w:id="151"/>
-    <w:bookmarkStart w:id="154" w:name="high-traffic-events-and-load-testing"/>
+    <w:bookmarkEnd w:id="153"/>
+    <w:bookmarkStart w:id="156" w:name="high-traffic-events-and-load-testing"/>
     <w:p>
       <w:pPr>
         <w:pStyle w:val="Heading2"/>
@@ -20103,7 +20212,7 @@
         <w:t xml:space="preserve">High-traffic events require pre-work.</w:t>
       </w:r>
     </w:p>
-    <w:bookmarkStart w:id="152" w:name="preflight"/>
+    <w:bookmarkStart w:id="154" w:name="preflight"/>
     <w:p>
       <w:pPr>
         <w:pStyle w:val="Heading3"/>
@@ -20117,7 +20226,7 @@
         <w:pStyle w:val="Compact"/>
         <w:numPr>
           <w:ilvl w:val="0"/>
-          <w:numId w:val="1086"/>
+          <w:numId w:val="1087"/>
         </w:numPr>
       </w:pPr>
       <w:r>
@@ -20129,7 +20238,7 @@
         <w:pStyle w:val="Compact"/>
         <w:numPr>
           <w:ilvl w:val="0"/>
-          <w:numId w:val="1086"/>
+          <w:numId w:val="1087"/>
         </w:numPr>
       </w:pPr>
       <w:r>
@@ -20141,7 +20250,7 @@
         <w:pStyle w:val="Compact"/>
         <w:numPr>
           <w:ilvl w:val="0"/>
-          <w:numId w:val="1086"/>
+          <w:numId w:val="1087"/>
         </w:numPr>
       </w:pPr>
       <w:r>
@@ -20153,7 +20262,7 @@
         <w:pStyle w:val="Compact"/>
         <w:numPr>
           <w:ilvl w:val="0"/>
-          <w:numId w:val="1086"/>
+          <w:numId w:val="1087"/>
         </w:numPr>
       </w:pPr>
       <w:r>
@@ -20165,7 +20274,7 @@
         <w:pStyle w:val="Compact"/>
         <w:numPr>
           <w:ilvl w:val="0"/>
-          <w:numId w:val="1086"/>
+          <w:numId w:val="1087"/>
         </w:numPr>
       </w:pPr>
       <w:r>
@@ -20177,7 +20286,7 @@
         <w:pStyle w:val="Compact"/>
         <w:numPr>
           <w:ilvl w:val="0"/>
-          <w:numId w:val="1086"/>
+          <w:numId w:val="1087"/>
         </w:numPr>
       </w:pPr>
       <w:r>
@@ -20189,7 +20298,7 @@
         <w:pStyle w:val="Compact"/>
         <w:numPr>
           <w:ilvl w:val="0"/>
-          <w:numId w:val="1086"/>
+          <w:numId w:val="1087"/>
         </w:numPr>
       </w:pPr>
       <w:r>
@@ -20201,7 +20310,7 @@
         <w:pStyle w:val="Compact"/>
         <w:numPr>
           <w:ilvl w:val="0"/>
-          <w:numId w:val="1086"/>
+          <w:numId w:val="1087"/>
         </w:numPr>
       </w:pPr>
       <w:r>
@@ -20213,15 +20322,15 @@
         <w:pStyle w:val="Compact"/>
         <w:numPr>
           <w:ilvl w:val="0"/>
-          <w:numId w:val="1086"/>
+          <w:numId w:val="1087"/>
         </w:numPr>
       </w:pPr>
       <w:r>
         <w:t xml:space="preserve">Prepare rollback and escalation.</w:t>
       </w:r>
     </w:p>
-    <w:bookmarkEnd w:id="152"/>
-    <w:bookmarkStart w:id="153" w:name="load-testing"/>
+    <w:bookmarkEnd w:id="154"/>
+    <w:bookmarkStart w:id="155" w:name="load-testing"/>
     <w:p>
       <w:pPr>
         <w:pStyle w:val="Heading3"/>
@@ -20292,7 +20401,7 @@
         <w:pStyle w:val="Compact"/>
         <w:numPr>
           <w:ilvl w:val="0"/>
-          <w:numId w:val="1087"/>
+          <w:numId w:val="1088"/>
         </w:numPr>
       </w:pPr>
       <w:r>
@@ -20304,7 +20413,7 @@
         <w:pStyle w:val="Compact"/>
         <w:numPr>
           <w:ilvl w:val="0"/>
-          <w:numId w:val="1087"/>
+          <w:numId w:val="1088"/>
         </w:numPr>
       </w:pPr>
       <w:r>
@@ -20316,7 +20425,7 @@
         <w:pStyle w:val="Compact"/>
         <w:numPr>
           <w:ilvl w:val="0"/>
-          <w:numId w:val="1087"/>
+          <w:numId w:val="1088"/>
         </w:numPr>
       </w:pPr>
       <w:r>
@@ -20328,7 +20437,7 @@
         <w:pStyle w:val="Compact"/>
         <w:numPr>
           <w:ilvl w:val="0"/>
-          <w:numId w:val="1087"/>
+          <w:numId w:val="1088"/>
         </w:numPr>
       </w:pPr>
       <w:r>
@@ -20340,7 +20449,7 @@
         <w:pStyle w:val="Compact"/>
         <w:numPr>
           <w:ilvl w:val="0"/>
-          <w:numId w:val="1087"/>
+          <w:numId w:val="1088"/>
         </w:numPr>
       </w:pPr>
       <w:r>
@@ -20352,7 +20461,7 @@
         <w:pStyle w:val="Compact"/>
         <w:numPr>
           <w:ilvl w:val="0"/>
-          <w:numId w:val="1087"/>
+          <w:numId w:val="1088"/>
         </w:numPr>
       </w:pPr>
       <w:r>
@@ -20364,7 +20473,7 @@
         <w:pStyle w:val="Compact"/>
         <w:numPr>
           <w:ilvl w:val="0"/>
-          <w:numId w:val="1087"/>
+          <w:numId w:val="1088"/>
         </w:numPr>
       </w:pPr>
       <w:r>
@@ -20376,7 +20485,7 @@
         <w:pStyle w:val="Compact"/>
         <w:numPr>
           <w:ilvl w:val="0"/>
-          <w:numId w:val="1087"/>
+          <w:numId w:val="1088"/>
         </w:numPr>
       </w:pPr>
       <w:r>
@@ -20388,7 +20497,7 @@
         <w:pStyle w:val="Compact"/>
         <w:numPr>
           <w:ilvl w:val="0"/>
-          <w:numId w:val="1087"/>
+          <w:numId w:val="1088"/>
         </w:numPr>
       </w:pPr>
       <w:r>
@@ -20402,9 +20511,9 @@
         </w:pict>
       </w:r>
     </w:p>
-    <w:bookmarkEnd w:id="153"/>
-    <w:bookmarkEnd w:id="154"/>
-    <w:bookmarkStart w:id="163" w:name="measurement-tools"/>
+    <w:bookmarkEnd w:id="155"/>
+    <w:bookmarkEnd w:id="156"/>
+    <w:bookmarkStart w:id="165" w:name="measurement-tools"/>
     <w:p>
       <w:pPr>
         <w:pStyle w:val="Heading2"/>
@@ -20413,7 +20522,7 @@
         <w:t xml:space="preserve">26. Measurement tools</w:t>
       </w:r>
     </w:p>
-    <w:bookmarkStart w:id="155" w:name="browserlab-tools"/>
+    <w:bookmarkStart w:id="157" w:name="browserlab-tools"/>
     <w:p>
       <w:pPr>
         <w:pStyle w:val="Heading3"/>
@@ -20427,7 +20536,7 @@
         <w:pStyle w:val="Compact"/>
         <w:numPr>
           <w:ilvl w:val="0"/>
-          <w:numId w:val="1088"/>
+          <w:numId w:val="1089"/>
         </w:numPr>
       </w:pPr>
       <w:r>
@@ -20439,7 +20548,7 @@
         <w:pStyle w:val="Compact"/>
         <w:numPr>
           <w:ilvl w:val="0"/>
-          <w:numId w:val="1088"/>
+          <w:numId w:val="1089"/>
         </w:numPr>
       </w:pPr>
       <w:r>
@@ -20451,7 +20560,7 @@
         <w:pStyle w:val="Compact"/>
         <w:numPr>
           <w:ilvl w:val="0"/>
-          <w:numId w:val="1088"/>
+          <w:numId w:val="1089"/>
         </w:numPr>
       </w:pPr>
       <w:r>
@@ -20463,7 +20572,7 @@
         <w:pStyle w:val="Compact"/>
         <w:numPr>
           <w:ilvl w:val="0"/>
-          <w:numId w:val="1088"/>
+          <w:numId w:val="1089"/>
         </w:numPr>
       </w:pPr>
       <w:r>
@@ -20475,7 +20584,7 @@
         <w:pStyle w:val="Compact"/>
         <w:numPr>
           <w:ilvl w:val="0"/>
-          <w:numId w:val="1088"/>
+          <w:numId w:val="1089"/>
         </w:numPr>
       </w:pPr>
       <w:r>
@@ -20487,15 +20596,15 @@
         <w:pStyle w:val="Compact"/>
         <w:numPr>
           <w:ilvl w:val="0"/>
-          <w:numId w:val="1088"/>
+          <w:numId w:val="1089"/>
         </w:numPr>
       </w:pPr>
       <w:r>
         <w:t xml:space="preserve">network waterfalls.</w:t>
       </w:r>
     </w:p>
-    <w:bookmarkEnd w:id="155"/>
-    <w:bookmarkStart w:id="158" w:name="fielduser-tools"/>
+    <w:bookmarkEnd w:id="157"/>
+    <w:bookmarkStart w:id="160" w:name="fielduser-tools"/>
     <w:p>
       <w:pPr>
         <w:pStyle w:val="Heading3"/>
@@ -20509,10 +20618,10 @@
         <w:pStyle w:val="Compact"/>
         <w:numPr>
           <w:ilvl w:val="0"/>
-          <w:numId w:val="1089"/>
-        </w:numPr>
-      </w:pPr>
-      <w:hyperlink r:id="rId156">
+          <w:numId w:val="1090"/>
+        </w:numPr>
+      </w:pPr>
+      <w:hyperlink r:id="rId158">
         <w:r>
           <w:rPr>
             <w:rStyle w:val="Hyperlink"/>
@@ -20529,10 +20638,10 @@
         <w:pStyle w:val="Compact"/>
         <w:numPr>
           <w:ilvl w:val="0"/>
-          <w:numId w:val="1089"/>
-        </w:numPr>
-      </w:pPr>
-      <w:hyperlink r:id="rId157">
+          <w:numId w:val="1090"/>
+        </w:numPr>
+      </w:pPr>
+      <w:hyperlink r:id="rId159">
         <w:r>
           <w:rPr>
             <w:rStyle w:val="VerbatimChar"/>
@@ -20564,7 +20673,7 @@
         <w:pStyle w:val="Compact"/>
         <w:numPr>
           <w:ilvl w:val="0"/>
-          <w:numId w:val="1089"/>
+          <w:numId w:val="1090"/>
         </w:numPr>
       </w:pPr>
       <w:r>
@@ -20576,7 +20685,7 @@
         <w:pStyle w:val="Compact"/>
         <w:numPr>
           <w:ilvl w:val="0"/>
-          <w:numId w:val="1089"/>
+          <w:numId w:val="1090"/>
         </w:numPr>
       </w:pPr>
       <w:r>
@@ -20588,15 +20697,15 @@
         <w:pStyle w:val="Compact"/>
         <w:numPr>
           <w:ilvl w:val="0"/>
-          <w:numId w:val="1089"/>
+          <w:numId w:val="1090"/>
         </w:numPr>
       </w:pPr>
       <w:r>
         <w:t xml:space="preserve">Core Web Vitals reports.</w:t>
       </w:r>
     </w:p>
-    <w:bookmarkEnd w:id="158"/>
-    <w:bookmarkStart w:id="159" w:name="wordpressbackend-tools"/>
+    <w:bookmarkEnd w:id="160"/>
+    <w:bookmarkStart w:id="161" w:name="wordpressbackend-tools"/>
     <w:p>
       <w:pPr>
         <w:pStyle w:val="Heading3"/>
@@ -20794,19 +20903,19 @@
         <w:pStyle w:val="Compact"/>
         <w:numPr>
           <w:ilvl w:val="0"/>
-          <w:numId w:val="1090"/>
-        </w:numPr>
-      </w:pPr>
-      <w:r>
-        <w:t xml:space="preserve">Query Monitor (both source courses lean on this heavily);</w:t>
-      </w:r>
-    </w:p>
-    <w:p>
-      <w:pPr>
-        <w:pStyle w:val="Compact"/>
-        <w:numPr>
-          <w:ilvl w:val="0"/>
-          <w:numId w:val="1090"/>
+          <w:numId w:val="1091"/>
+        </w:numPr>
+      </w:pPr>
+      <w:r>
+        <w:t xml:space="preserve">Query Monitor (useful across both general and enterprise guide contexts);</w:t>
+      </w:r>
+    </w:p>
+    <w:p>
+      <w:pPr>
+        <w:pStyle w:val="Compact"/>
+        <w:numPr>
+          <w:ilvl w:val="0"/>
+          <w:numId w:val="1091"/>
         </w:numPr>
       </w:pPr>
       <w:r>
@@ -20839,7 +20948,7 @@
         <w:pStyle w:val="Compact"/>
         <w:numPr>
           <w:ilvl w:val="0"/>
-          <w:numId w:val="1090"/>
+          <w:numId w:val="1091"/>
         </w:numPr>
       </w:pPr>
       <w:r>
@@ -20860,7 +20969,7 @@
         <w:pStyle w:val="Compact"/>
         <w:numPr>
           <w:ilvl w:val="0"/>
-          <w:numId w:val="1090"/>
+          <w:numId w:val="1091"/>
         </w:numPr>
       </w:pPr>
       <w:r>
@@ -20872,7 +20981,7 @@
         <w:pStyle w:val="Compact"/>
         <w:numPr>
           <w:ilvl w:val="0"/>
-          <w:numId w:val="1090"/>
+          <w:numId w:val="1091"/>
         </w:numPr>
       </w:pPr>
       <w:r>
@@ -20884,7 +20993,7 @@
         <w:pStyle w:val="Compact"/>
         <w:numPr>
           <w:ilvl w:val="0"/>
-          <w:numId w:val="1090"/>
+          <w:numId w:val="1091"/>
         </w:numPr>
       </w:pPr>
       <w:r>
@@ -20896,7 +21005,7 @@
         <w:pStyle w:val="Compact"/>
         <w:numPr>
           <w:ilvl w:val="0"/>
-          <w:numId w:val="1090"/>
+          <w:numId w:val="1091"/>
         </w:numPr>
       </w:pPr>
       <w:r>
@@ -20908,7 +21017,7 @@
         <w:pStyle w:val="Compact"/>
         <w:numPr>
           <w:ilvl w:val="0"/>
-          <w:numId w:val="1090"/>
+          <w:numId w:val="1091"/>
         </w:numPr>
       </w:pPr>
       <w:r>
@@ -20920,15 +21029,15 @@
         <w:pStyle w:val="Compact"/>
         <w:numPr>
           <w:ilvl w:val="0"/>
-          <w:numId w:val="1090"/>
+          <w:numId w:val="1091"/>
         </w:numPr>
       </w:pPr>
       <w:r>
         <w:t xml:space="preserve">object-cache stats.</w:t>
       </w:r>
     </w:p>
-    <w:bookmarkEnd w:id="159"/>
-    <w:bookmarkStart w:id="160" w:name="php-timing-example"/>
+    <w:bookmarkEnd w:id="161"/>
+    <w:bookmarkStart w:id="162" w:name="php-timing-example"/>
     <w:p>
       <w:pPr>
         <w:pStyle w:val="Heading3"/>
@@ -21215,8 +21324,8 @@
         <w:t xml:space="preserve">}</w:t>
       </w:r>
     </w:p>
-    <w:bookmarkEnd w:id="160"/>
-    <w:bookmarkStart w:id="161" w:name="query-monitor-custom-timer"/>
+    <w:bookmarkEnd w:id="162"/>
+    <w:bookmarkStart w:id="163" w:name="query-monitor-custom-timer"/>
     <w:p>
       <w:pPr>
         <w:pStyle w:val="Heading3"/>
@@ -21440,8 +21549,8 @@
         <w:t xml:space="preserve">;</w:t>
       </w:r>
     </w:p>
-    <w:bookmarkEnd w:id="161"/>
-    <w:bookmarkStart w:id="162" w:name="new-relic-example"/>
+    <w:bookmarkEnd w:id="163"/>
+    <w:bookmarkStart w:id="164" w:name="new-relic-example"/>
     <w:p>
       <w:pPr>
         <w:pStyle w:val="Heading3"/>
@@ -21730,9 +21839,9 @@
         <w:t xml:space="preserve">to give the current request a stable, low-cardinality name in APM. The New Relic transaction-start API takes a New Relic application name, not a transaction name, and is reserved for advanced transaction-lifecycle patterns such as queue workers manually ending one transaction and starting another.</w:t>
       </w:r>
     </w:p>
-    <w:bookmarkEnd w:id="162"/>
-    <w:bookmarkEnd w:id="163"/>
-    <w:bookmarkStart w:id="171" w:name="decision-trees"/>
+    <w:bookmarkEnd w:id="164"/>
+    <w:bookmarkEnd w:id="165"/>
+    <w:bookmarkStart w:id="173" w:name="decision-trees"/>
     <w:p>
       <w:pPr>
         <w:pStyle w:val="Heading2"/>
@@ -21749,7 +21858,7 @@
         <w:t xml:space="preserve">These are TRACE in checklist form (see §3): follow the signal, narrow the pattern, change one thing, verify.</w:t>
       </w:r>
     </w:p>
-    <w:bookmarkStart w:id="164" w:name="high-ttfb-on-anonymous-public-page"/>
+    <w:bookmarkStart w:id="166" w:name="high-ttfb-on-anonymous-public-page"/>
     <w:p>
       <w:pPr>
         <w:pStyle w:val="Heading3"/>
@@ -21763,7 +21872,7 @@
         <w:pStyle w:val="Compact"/>
         <w:numPr>
           <w:ilvl w:val="0"/>
-          <w:numId w:val="1091"/>
+          <w:numId w:val="1092"/>
         </w:numPr>
       </w:pPr>
       <w:r>
@@ -21775,7 +21884,7 @@
         <w:pStyle w:val="Compact"/>
         <w:numPr>
           <w:ilvl w:val="0"/>
-          <w:numId w:val="1091"/>
+          <w:numId w:val="1092"/>
         </w:numPr>
       </w:pPr>
       <w:r>
@@ -21787,7 +21896,7 @@
         <w:pStyle w:val="Compact"/>
         <w:numPr>
           <w:ilvl w:val="0"/>
-          <w:numId w:val="1091"/>
+          <w:numId w:val="1092"/>
         </w:numPr>
       </w:pPr>
       <w:r>
@@ -21799,7 +21908,7 @@
         <w:pStyle w:val="Compact"/>
         <w:numPr>
           <w:ilvl w:val="0"/>
-          <w:numId w:val="1091"/>
+          <w:numId w:val="1092"/>
         </w:numPr>
       </w:pPr>
       <w:r>
@@ -21811,15 +21920,15 @@
         <w:pStyle w:val="Compact"/>
         <w:numPr>
           <w:ilvl w:val="0"/>
-          <w:numId w:val="1091"/>
+          <w:numId w:val="1092"/>
         </w:numPr>
       </w:pPr>
       <w:r>
         <w:t xml:space="preserve">Verify with repeated warm/cold measurements.</w:t>
       </w:r>
     </w:p>
-    <w:bookmarkEnd w:id="164"/>
-    <w:bookmarkStart w:id="165" w:name="high-ttfb-on-logged-inadmin-page"/>
+    <w:bookmarkEnd w:id="166"/>
+    <w:bookmarkStart w:id="167" w:name="high-ttfb-on-logged-inadmin-page"/>
     <w:p>
       <w:pPr>
         <w:pStyle w:val="Heading3"/>
@@ -21833,7 +21942,7 @@
         <w:pStyle w:val="Compact"/>
         <w:numPr>
           <w:ilvl w:val="0"/>
-          <w:numId w:val="1092"/>
+          <w:numId w:val="1093"/>
         </w:numPr>
       </w:pPr>
       <w:r>
@@ -21845,7 +21954,7 @@
         <w:pStyle w:val="Compact"/>
         <w:numPr>
           <w:ilvl w:val="0"/>
-          <w:numId w:val="1092"/>
+          <w:numId w:val="1093"/>
         </w:numPr>
       </w:pPr>
       <w:r>
@@ -21857,7 +21966,7 @@
         <w:pStyle w:val="Compact"/>
         <w:numPr>
           <w:ilvl w:val="0"/>
-          <w:numId w:val="1092"/>
+          <w:numId w:val="1093"/>
         </w:numPr>
       </w:pPr>
       <w:r>
@@ -21869,7 +21978,7 @@
         <w:pStyle w:val="Compact"/>
         <w:numPr>
           <w:ilvl w:val="0"/>
-          <w:numId w:val="1092"/>
+          <w:numId w:val="1093"/>
         </w:numPr>
       </w:pPr>
       <w:r>
@@ -21881,7 +21990,7 @@
         <w:pStyle w:val="Compact"/>
         <w:numPr>
           <w:ilvl w:val="0"/>
-          <w:numId w:val="1092"/>
+          <w:numId w:val="1093"/>
         </w:numPr>
       </w:pPr>
       <w:r>
@@ -21893,7 +22002,7 @@
         <w:pStyle w:val="Compact"/>
         <w:numPr>
           <w:ilvl w:val="0"/>
-          <w:numId w:val="1092"/>
+          <w:numId w:val="1093"/>
         </w:numPr>
       </w:pPr>
       <w:r>
@@ -21905,15 +22014,15 @@
         <w:pStyle w:val="Compact"/>
         <w:numPr>
           <w:ilvl w:val="0"/>
-          <w:numId w:val="1092"/>
+          <w:numId w:val="1093"/>
         </w:numPr>
       </w:pPr>
       <w:r>
         <w:t xml:space="preserve">Check cron/background jobs.</w:t>
       </w:r>
     </w:p>
-    <w:bookmarkEnd w:id="165"/>
-    <w:bookmarkStart w:id="166" w:name="poor-lcp"/>
+    <w:bookmarkEnd w:id="167"/>
+    <w:bookmarkStart w:id="168" w:name="poor-lcp"/>
     <w:p>
       <w:pPr>
         <w:pStyle w:val="Heading3"/>
@@ -21927,7 +22036,7 @@
         <w:pStyle w:val="Compact"/>
         <w:numPr>
           <w:ilvl w:val="0"/>
-          <w:numId w:val="1093"/>
+          <w:numId w:val="1094"/>
         </w:numPr>
       </w:pPr>
       <w:r>
@@ -21939,7 +22048,7 @@
         <w:pStyle w:val="Compact"/>
         <w:numPr>
           <w:ilvl w:val="0"/>
-          <w:numId w:val="1093"/>
+          <w:numId w:val="1094"/>
         </w:numPr>
       </w:pPr>
       <w:r>
@@ -21951,7 +22060,7 @@
         <w:pStyle w:val="Compact"/>
         <w:numPr>
           <w:ilvl w:val="0"/>
-          <w:numId w:val="1093"/>
+          <w:numId w:val="1094"/>
         </w:numPr>
       </w:pPr>
       <w:r>
@@ -21972,7 +22081,7 @@
         <w:pStyle w:val="Compact"/>
         <w:numPr>
           <w:ilvl w:val="0"/>
-          <w:numId w:val="1093"/>
+          <w:numId w:val="1094"/>
         </w:numPr>
       </w:pPr>
       <w:r>
@@ -21984,7 +22093,7 @@
         <w:pStyle w:val="Compact"/>
         <w:numPr>
           <w:ilvl w:val="0"/>
-          <w:numId w:val="1093"/>
+          <w:numId w:val="1094"/>
         </w:numPr>
       </w:pPr>
       <w:r>
@@ -21996,15 +22105,15 @@
         <w:pStyle w:val="Compact"/>
         <w:numPr>
           <w:ilvl w:val="0"/>
-          <w:numId w:val="1093"/>
+          <w:numId w:val="1094"/>
         </w:numPr>
       </w:pPr>
       <w:r>
         <w:t xml:space="preserve">Are third parties delaying the first view?</w:t>
       </w:r>
     </w:p>
-    <w:bookmarkEnd w:id="166"/>
-    <w:bookmarkStart w:id="167" w:name="poor-inp"/>
+    <w:bookmarkEnd w:id="168"/>
+    <w:bookmarkStart w:id="169" w:name="poor-inp"/>
     <w:p>
       <w:pPr>
         <w:pStyle w:val="Heading3"/>
@@ -22018,7 +22127,7 @@
         <w:pStyle w:val="Compact"/>
         <w:numPr>
           <w:ilvl w:val="0"/>
-          <w:numId w:val="1094"/>
+          <w:numId w:val="1095"/>
         </w:numPr>
       </w:pPr>
       <w:r>
@@ -22030,7 +22139,7 @@
         <w:pStyle w:val="Compact"/>
         <w:numPr>
           <w:ilvl w:val="0"/>
-          <w:numId w:val="1094"/>
+          <w:numId w:val="1095"/>
         </w:numPr>
       </w:pPr>
       <w:r>
@@ -22042,7 +22151,7 @@
         <w:pStyle w:val="Compact"/>
         <w:numPr>
           <w:ilvl w:val="0"/>
-          <w:numId w:val="1094"/>
+          <w:numId w:val="1095"/>
         </w:numPr>
       </w:pPr>
       <w:r>
@@ -22054,7 +22163,7 @@
         <w:pStyle w:val="Compact"/>
         <w:numPr>
           <w:ilvl w:val="0"/>
-          <w:numId w:val="1094"/>
+          <w:numId w:val="1095"/>
         </w:numPr>
       </w:pPr>
       <w:r>
@@ -22066,15 +22175,15 @@
         <w:pStyle w:val="Compact"/>
         <w:numPr>
           <w:ilvl w:val="0"/>
-          <w:numId w:val="1094"/>
+          <w:numId w:val="1095"/>
         </w:numPr>
       </w:pPr>
       <w:r>
         <w:t xml:space="preserve">Reduce DOM/layout complexity.</w:t>
       </w:r>
     </w:p>
-    <w:bookmarkEnd w:id="167"/>
-    <w:bookmarkStart w:id="168" w:name="poor-cache-hit-ratio"/>
+    <w:bookmarkEnd w:id="169"/>
+    <w:bookmarkStart w:id="170" w:name="poor-cache-hit-ratio"/>
     <w:p>
       <w:pPr>
         <w:pStyle w:val="Heading3"/>
@@ -22088,7 +22197,7 @@
         <w:pStyle w:val="Compact"/>
         <w:numPr>
           <w:ilvl w:val="0"/>
-          <w:numId w:val="1095"/>
+          <w:numId w:val="1096"/>
         </w:numPr>
       </w:pPr>
       <w:r>
@@ -22100,7 +22209,7 @@
         <w:pStyle w:val="Compact"/>
         <w:numPr>
           <w:ilvl w:val="0"/>
-          <w:numId w:val="1095"/>
+          <w:numId w:val="1096"/>
         </w:numPr>
       </w:pPr>
       <w:r>
@@ -22112,7 +22221,7 @@
         <w:pStyle w:val="Compact"/>
         <w:numPr>
           <w:ilvl w:val="0"/>
-          <w:numId w:val="1095"/>
+          <w:numId w:val="1096"/>
         </w:numPr>
       </w:pPr>
       <w:r>
@@ -22124,7 +22233,7 @@
         <w:pStyle w:val="Compact"/>
         <w:numPr>
           <w:ilvl w:val="0"/>
-          <w:numId w:val="1095"/>
+          <w:numId w:val="1096"/>
         </w:numPr>
       </w:pPr>
       <w:r>
@@ -22136,7 +22245,7 @@
         <w:pStyle w:val="Compact"/>
         <w:numPr>
           <w:ilvl w:val="0"/>
-          <w:numId w:val="1095"/>
+          <w:numId w:val="1096"/>
         </w:numPr>
       </w:pPr>
       <w:r>
@@ -22148,15 +22257,15 @@
         <w:pStyle w:val="Compact"/>
         <w:numPr>
           <w:ilvl w:val="0"/>
-          <w:numId w:val="1095"/>
+          <w:numId w:val="1096"/>
         </w:numPr>
       </w:pPr>
       <w:r>
         <w:t xml:space="preserve">Are REST/AJAX calls bypassing the intended cache strategy?</w:t>
       </w:r>
     </w:p>
-    <w:bookmarkEnd w:id="168"/>
-    <w:bookmarkStart w:id="169" w:name="slow-database"/>
+    <w:bookmarkEnd w:id="170"/>
+    <w:bookmarkStart w:id="171" w:name="slow-database"/>
     <w:p>
       <w:pPr>
         <w:pStyle w:val="Heading3"/>
@@ -22170,7 +22279,7 @@
         <w:pStyle w:val="Compact"/>
         <w:numPr>
           <w:ilvl w:val="0"/>
-          <w:numId w:val="1096"/>
+          <w:numId w:val="1097"/>
         </w:numPr>
       </w:pPr>
       <w:r>
@@ -22182,7 +22291,7 @@
         <w:pStyle w:val="Compact"/>
         <w:numPr>
           <w:ilvl w:val="0"/>
-          <w:numId w:val="1096"/>
+          <w:numId w:val="1097"/>
         </w:numPr>
       </w:pPr>
       <w:r>
@@ -22206,7 +22315,7 @@
         <w:pStyle w:val="Compact"/>
         <w:numPr>
           <w:ilvl w:val="0"/>
-          <w:numId w:val="1096"/>
+          <w:numId w:val="1097"/>
         </w:numPr>
       </w:pPr>
       <w:r>
@@ -22218,7 +22327,7 @@
         <w:pStyle w:val="Compact"/>
         <w:numPr>
           <w:ilvl w:val="0"/>
-          <w:numId w:val="1096"/>
+          <w:numId w:val="1097"/>
         </w:numPr>
       </w:pPr>
       <w:r>
@@ -22230,7 +22339,7 @@
         <w:pStyle w:val="Compact"/>
         <w:numPr>
           <w:ilvl w:val="0"/>
-          <w:numId w:val="1096"/>
+          <w:numId w:val="1097"/>
         </w:numPr>
       </w:pPr>
       <w:r>
@@ -22242,7 +22351,7 @@
         <w:pStyle w:val="Compact"/>
         <w:numPr>
           <w:ilvl w:val="0"/>
-          <w:numId w:val="1096"/>
+          <w:numId w:val="1097"/>
         </w:numPr>
       </w:pPr>
       <w:r>
@@ -22254,15 +22363,15 @@
         <w:pStyle w:val="Compact"/>
         <w:numPr>
           <w:ilvl w:val="0"/>
-          <w:numId w:val="1096"/>
+          <w:numId w:val="1097"/>
         </w:numPr>
       </w:pPr>
       <w:r>
         <w:t xml:space="preserve">Consider search/offloaded storage if SQL is the wrong tool.</w:t>
       </w:r>
     </w:p>
-    <w:bookmarkEnd w:id="169"/>
-    <w:bookmarkStart w:id="170" w:name="Xeead7ca0c1bf9125fb44fd5572ebca1801001a0"/>
+    <w:bookmarkEnd w:id="171"/>
+    <w:bookmarkStart w:id="172" w:name="Xeead7ca0c1bf9125fb44fd5572ebca1801001a0"/>
     <w:p>
       <w:pPr>
         <w:pStyle w:val="Heading3"/>
@@ -22276,7 +22385,7 @@
         <w:pStyle w:val="Compact"/>
         <w:numPr>
           <w:ilvl w:val="0"/>
-          <w:numId w:val="1097"/>
+          <w:numId w:val="1098"/>
         </w:numPr>
       </w:pPr>
       <w:r>
@@ -22288,7 +22397,7 @@
         <w:pStyle w:val="Compact"/>
         <w:numPr>
           <w:ilvl w:val="0"/>
-          <w:numId w:val="1097"/>
+          <w:numId w:val="1098"/>
         </w:numPr>
       </w:pPr>
       <w:r>
@@ -22300,7 +22409,7 @@
         <w:pStyle w:val="Compact"/>
         <w:numPr>
           <w:ilvl w:val="0"/>
-          <w:numId w:val="1097"/>
+          <w:numId w:val="1098"/>
         </w:numPr>
       </w:pPr>
       <w:r>
@@ -22312,7 +22421,7 @@
         <w:pStyle w:val="Compact"/>
         <w:numPr>
           <w:ilvl w:val="0"/>
-          <w:numId w:val="1097"/>
+          <w:numId w:val="1098"/>
         </w:numPr>
       </w:pPr>
       <w:r>
@@ -22326,9 +22435,9 @@
         </w:pict>
       </w:r>
     </w:p>
-    <w:bookmarkEnd w:id="170"/>
-    <w:bookmarkEnd w:id="171"/>
-    <w:bookmarkStart w:id="173" w:name="developer-anti-pattern-checklist"/>
+    <w:bookmarkEnd w:id="172"/>
+    <w:bookmarkEnd w:id="173"/>
+    <w:bookmarkStart w:id="175" w:name="developer-anti-pattern-checklist"/>
     <w:p>
       <w:pPr>
         <w:pStyle w:val="Heading2"/>
@@ -22350,7 +22459,7 @@
         <w:pStyle w:val="Compact"/>
         <w:numPr>
           <w:ilvl w:val="0"/>
-          <w:numId w:val="1098"/>
+          <w:numId w:val="1099"/>
         </w:numPr>
       </w:pPr>
       <w:r>
@@ -22362,7 +22471,7 @@
         <w:pStyle w:val="Compact"/>
         <w:numPr>
           <w:ilvl w:val="0"/>
-          <w:numId w:val="1098"/>
+          <w:numId w:val="1099"/>
         </w:numPr>
       </w:pPr>
       <w:r>
@@ -22374,7 +22483,7 @@
         <w:pStyle w:val="Compact"/>
         <w:numPr>
           <w:ilvl w:val="0"/>
-          <w:numId w:val="1098"/>
+          <w:numId w:val="1099"/>
         </w:numPr>
       </w:pPr>
       <w:r>
@@ -22392,7 +22501,7 @@
         <w:pStyle w:val="Compact"/>
         <w:numPr>
           <w:ilvl w:val="0"/>
-          <w:numId w:val="1098"/>
+          <w:numId w:val="1099"/>
         </w:numPr>
       </w:pPr>
       <w:r>
@@ -22404,7 +22513,7 @@
         <w:pStyle w:val="Compact"/>
         <w:numPr>
           <w:ilvl w:val="0"/>
-          <w:numId w:val="1098"/>
+          <w:numId w:val="1099"/>
         </w:numPr>
       </w:pPr>
       <w:r>
@@ -22431,7 +22540,7 @@
         <w:pStyle w:val="Compact"/>
         <w:numPr>
           <w:ilvl w:val="0"/>
-          <w:numId w:val="1098"/>
+          <w:numId w:val="1099"/>
         </w:numPr>
       </w:pPr>
       <w:r>
@@ -22455,7 +22564,7 @@
         <w:pStyle w:val="Compact"/>
         <w:numPr>
           <w:ilvl w:val="0"/>
-          <w:numId w:val="1098"/>
+          <w:numId w:val="1099"/>
         </w:numPr>
       </w:pPr>
       <w:r>
@@ -22467,7 +22576,7 @@
         <w:pStyle w:val="Compact"/>
         <w:numPr>
           <w:ilvl w:val="0"/>
-          <w:numId w:val="1098"/>
+          <w:numId w:val="1099"/>
         </w:numPr>
       </w:pPr>
       <w:r>
@@ -22479,7 +22588,7 @@
         <w:pStyle w:val="Compact"/>
         <w:numPr>
           <w:ilvl w:val="0"/>
-          <w:numId w:val="1098"/>
+          <w:numId w:val="1099"/>
         </w:numPr>
       </w:pPr>
       <w:r>
@@ -22491,7 +22600,7 @@
         <w:pStyle w:val="Compact"/>
         <w:numPr>
           <w:ilvl w:val="0"/>
-          <w:numId w:val="1098"/>
+          <w:numId w:val="1099"/>
         </w:numPr>
       </w:pPr>
       <w:r>
@@ -22503,7 +22612,7 @@
         <w:pStyle w:val="Compact"/>
         <w:numPr>
           <w:ilvl w:val="0"/>
-          <w:numId w:val="1098"/>
+          <w:numId w:val="1099"/>
         </w:numPr>
       </w:pPr>
       <w:r>
@@ -22524,7 +22633,7 @@
         <w:pStyle w:val="Compact"/>
         <w:numPr>
           <w:ilvl w:val="0"/>
-          <w:numId w:val="1098"/>
+          <w:numId w:val="1099"/>
         </w:numPr>
       </w:pPr>
       <w:r>
@@ -22536,7 +22645,7 @@
         <w:pStyle w:val="Compact"/>
         <w:numPr>
           <w:ilvl w:val="0"/>
-          <w:numId w:val="1098"/>
+          <w:numId w:val="1099"/>
         </w:numPr>
       </w:pPr>
       <w:r>
@@ -22548,7 +22657,7 @@
         <w:pStyle w:val="Compact"/>
         <w:numPr>
           <w:ilvl w:val="0"/>
-          <w:numId w:val="1098"/>
+          <w:numId w:val="1099"/>
         </w:numPr>
       </w:pPr>
       <w:r>
@@ -22560,7 +22669,7 @@
         <w:pStyle w:val="Compact"/>
         <w:numPr>
           <w:ilvl w:val="0"/>
-          <w:numId w:val="1098"/>
+          <w:numId w:val="1099"/>
         </w:numPr>
       </w:pPr>
       <w:r>
@@ -22572,7 +22681,7 @@
         <w:pStyle w:val="Compact"/>
         <w:numPr>
           <w:ilvl w:val="0"/>
-          <w:numId w:val="1098"/>
+          <w:numId w:val="1099"/>
         </w:numPr>
       </w:pPr>
       <w:r>
@@ -22584,14 +22693,14 @@
         <w:pStyle w:val="Compact"/>
         <w:numPr>
           <w:ilvl w:val="0"/>
-          <w:numId w:val="1098"/>
+          <w:numId w:val="1099"/>
         </w:numPr>
       </w:pPr>
       <w:r>
         <w:t xml:space="preserve">optimizing before measuring.</w:t>
       </w:r>
     </w:p>
-    <w:bookmarkStart w:id="172" w:name="common-transient-misconceptions"/>
+    <w:bookmarkStart w:id="174" w:name="common-transient-misconceptions"/>
     <w:p>
       <w:pPr>
         <w:pStyle w:val="Heading3"/>
@@ -22613,7 +22722,7 @@
         <w:pStyle w:val="Compact"/>
         <w:numPr>
           <w:ilvl w:val="0"/>
-          <w:numId w:val="1099"/>
+          <w:numId w:val="1100"/>
         </w:numPr>
       </w:pPr>
       <w:r>
@@ -22635,7 +22744,7 @@
         <w:pStyle w:val="Compact"/>
         <w:numPr>
           <w:ilvl w:val="0"/>
-          <w:numId w:val="1099"/>
+          <w:numId w:val="1100"/>
         </w:numPr>
       </w:pPr>
       <w:r>
@@ -22718,7 +22827,7 @@
         <w:pStyle w:val="Compact"/>
         <w:numPr>
           <w:ilvl w:val="0"/>
-          <w:numId w:val="1099"/>
+          <w:numId w:val="1100"/>
         </w:numPr>
       </w:pPr>
       <w:r>
@@ -22740,7 +22849,7 @@
         <w:pStyle w:val="Compact"/>
         <w:numPr>
           <w:ilvl w:val="0"/>
-          <w:numId w:val="1099"/>
+          <w:numId w:val="1100"/>
         </w:numPr>
       </w:pPr>
       <w:r>
@@ -22777,7 +22886,7 @@
         <w:pStyle w:val="Compact"/>
         <w:numPr>
           <w:ilvl w:val="0"/>
-          <w:numId w:val="1099"/>
+          <w:numId w:val="1100"/>
         </w:numPr>
       </w:pPr>
       <w:r>
@@ -22799,7 +22908,7 @@
         <w:pStyle w:val="Compact"/>
         <w:numPr>
           <w:ilvl w:val="0"/>
-          <w:numId w:val="1099"/>
+          <w:numId w:val="1100"/>
         </w:numPr>
       </w:pPr>
       <w:r>
@@ -22823,9 +22932,9 @@
         </w:pict>
       </w:r>
     </w:p>
-    <w:bookmarkEnd w:id="172"/>
-    <w:bookmarkEnd w:id="173"/>
-    <w:bookmarkStart w:id="175" w:name="definition-of-done"/>
+    <w:bookmarkEnd w:id="174"/>
+    <w:bookmarkEnd w:id="175"/>
+    <w:bookmarkStart w:id="177" w:name="definition-of-done"/>
     <w:p>
       <w:pPr>
         <w:pStyle w:val="Heading2"/>
@@ -22847,7 +22956,7 @@
         <w:pStyle w:val="Compact"/>
         <w:numPr>
           <w:ilvl w:val="0"/>
-          <w:numId w:val="1100"/>
+          <w:numId w:val="1101"/>
         </w:numPr>
       </w:pPr>
       <w:r>
@@ -22859,7 +22968,7 @@
         <w:pStyle w:val="Compact"/>
         <w:numPr>
           <w:ilvl w:val="0"/>
-          <w:numId w:val="1100"/>
+          <w:numId w:val="1101"/>
         </w:numPr>
       </w:pPr>
       <w:r>
@@ -22871,7 +22980,7 @@
         <w:pStyle w:val="Compact"/>
         <w:numPr>
           <w:ilvl w:val="0"/>
-          <w:numId w:val="1100"/>
+          <w:numId w:val="1101"/>
         </w:numPr>
       </w:pPr>
       <w:r>
@@ -22883,7 +22992,7 @@
         <w:pStyle w:val="Compact"/>
         <w:numPr>
           <w:ilvl w:val="0"/>
-          <w:numId w:val="1100"/>
+          <w:numId w:val="1101"/>
         </w:numPr>
       </w:pPr>
       <w:r>
@@ -22895,7 +23004,7 @@
         <w:pStyle w:val="Compact"/>
         <w:numPr>
           <w:ilvl w:val="0"/>
-          <w:numId w:val="1100"/>
+          <w:numId w:val="1101"/>
         </w:numPr>
       </w:pPr>
       <w:r>
@@ -22907,7 +23016,7 @@
         <w:pStyle w:val="Compact"/>
         <w:numPr>
           <w:ilvl w:val="0"/>
-          <w:numId w:val="1100"/>
+          <w:numId w:val="1101"/>
         </w:numPr>
       </w:pPr>
       <w:r>
@@ -22919,7 +23028,7 @@
         <w:pStyle w:val="Compact"/>
         <w:numPr>
           <w:ilvl w:val="0"/>
-          <w:numId w:val="1100"/>
+          <w:numId w:val="1101"/>
         </w:numPr>
       </w:pPr>
       <w:r>
@@ -22931,7 +23040,7 @@
         <w:pStyle w:val="Compact"/>
         <w:numPr>
           <w:ilvl w:val="0"/>
-          <w:numId w:val="1100"/>
+          <w:numId w:val="1101"/>
         </w:numPr>
       </w:pPr>
       <w:r>
@@ -22943,14 +23052,14 @@
         <w:pStyle w:val="Compact"/>
         <w:numPr>
           <w:ilvl w:val="0"/>
-          <w:numId w:val="1100"/>
+          <w:numId w:val="1101"/>
         </w:numPr>
       </w:pPr>
       <w:r>
         <w:t xml:space="preserve">remaining risks are documented.</w:t>
       </w:r>
     </w:p>
-    <w:bookmarkStart w:id="174" w:name="clientstakeholder-reporting"/>
+    <w:bookmarkStart w:id="176" w:name="clientstakeholder-reporting"/>
     <w:p>
       <w:pPr>
         <w:pStyle w:val="Heading3"/>
@@ -22972,7 +23081,7 @@
         <w:pStyle w:val="Compact"/>
         <w:numPr>
           <w:ilvl w:val="0"/>
-          <w:numId w:val="1101"/>
+          <w:numId w:val="1102"/>
         </w:numPr>
       </w:pPr>
       <w:r>
@@ -22984,7 +23093,7 @@
         <w:pStyle w:val="Compact"/>
         <w:numPr>
           <w:ilvl w:val="0"/>
-          <w:numId w:val="1101"/>
+          <w:numId w:val="1102"/>
         </w:numPr>
       </w:pPr>
       <w:r>
@@ -22996,7 +23105,7 @@
         <w:pStyle w:val="Compact"/>
         <w:numPr>
           <w:ilvl w:val="0"/>
-          <w:numId w:val="1101"/>
+          <w:numId w:val="1102"/>
         </w:numPr>
       </w:pPr>
       <w:r>
@@ -23008,7 +23117,7 @@
         <w:pStyle w:val="Compact"/>
         <w:numPr>
           <w:ilvl w:val="0"/>
-          <w:numId w:val="1101"/>
+          <w:numId w:val="1102"/>
         </w:numPr>
       </w:pPr>
       <w:r>
@@ -23020,7 +23129,7 @@
         <w:pStyle w:val="Compact"/>
         <w:numPr>
           <w:ilvl w:val="0"/>
-          <w:numId w:val="1101"/>
+          <w:numId w:val="1102"/>
         </w:numPr>
       </w:pPr>
       <w:r>
@@ -23288,9 +23397,9 @@
         </w:pict>
       </w:r>
     </w:p>
-    <w:bookmarkEnd w:id="174"/>
-    <w:bookmarkEnd w:id="175"/>
-    <w:bookmarkStart w:id="210" w:name="source-map-and-external-references"/>
+    <w:bookmarkEnd w:id="176"/>
+    <w:bookmarkEnd w:id="177"/>
+    <w:bookmarkStart w:id="214" w:name="source-map-and-external-references"/>
     <w:p>
       <w:pPr>
         <w:pStyle w:val="Heading2"/>
@@ -23313,7 +23422,7 @@
         <w:pStyle w:val="Compact"/>
         <w:numPr>
           <w:ilvl w:val="0"/>
-          <w:numId w:val="1102"/>
+          <w:numId w:val="1103"/>
         </w:numPr>
       </w:pPr>
       <w:r>
@@ -23322,7 +23431,7 @@
       <w:r>
         <w:t xml:space="preserve"> </w:t>
       </w:r>
-      <w:hyperlink r:id="rId176">
+      <w:hyperlink r:id="rId46">
         <w:r>
           <w:rPr>
             <w:rStyle w:val="VerbatimChar"/>
@@ -23336,7 +23445,7 @@
         <w:pStyle w:val="Compact"/>
         <w:numPr>
           <w:ilvl w:val="0"/>
-          <w:numId w:val="1102"/>
+          <w:numId w:val="1103"/>
         </w:numPr>
       </w:pPr>
       <w:r>
@@ -23345,7 +23454,7 @@
       <w:r>
         <w:t xml:space="preserve"> </w:t>
       </w:r>
-      <w:hyperlink r:id="rId177">
+      <w:hyperlink r:id="rId47">
         <w:r>
           <w:rPr>
             <w:rStyle w:val="VerbatimChar"/>
@@ -23359,7 +23468,7 @@
         <w:pStyle w:val="Compact"/>
         <w:numPr>
           <w:ilvl w:val="0"/>
-          <w:numId w:val="1102"/>
+          <w:numId w:val="1103"/>
         </w:numPr>
       </w:pPr>
       <w:r>
@@ -23382,7 +23491,7 @@
         <w:pStyle w:val="Compact"/>
         <w:numPr>
           <w:ilvl w:val="0"/>
-          <w:numId w:val="1102"/>
+          <w:numId w:val="1103"/>
         </w:numPr>
       </w:pPr>
       <w:r>
@@ -23415,7 +23524,7 @@
         <w:pStyle w:val="Compact"/>
         <w:numPr>
           <w:ilvl w:val="0"/>
-          <w:numId w:val="1103"/>
+          <w:numId w:val="1104"/>
         </w:numPr>
       </w:pPr>
       <w:hyperlink r:id="rId181">
@@ -23432,7 +23541,7 @@
         <w:pStyle w:val="Compact"/>
         <w:numPr>
           <w:ilvl w:val="0"/>
-          <w:numId w:val="1103"/>
+          <w:numId w:val="1104"/>
         </w:numPr>
       </w:pPr>
       <w:hyperlink r:id="rId182">
@@ -23449,7 +23558,7 @@
         <w:pStyle w:val="Compact"/>
         <w:numPr>
           <w:ilvl w:val="0"/>
-          <w:numId w:val="1103"/>
+          <w:numId w:val="1104"/>
         </w:numPr>
       </w:pPr>
       <w:hyperlink r:id="rId183">
@@ -23466,7 +23575,7 @@
         <w:pStyle w:val="Compact"/>
         <w:numPr>
           <w:ilvl w:val="0"/>
-          <w:numId w:val="1103"/>
+          <w:numId w:val="1104"/>
         </w:numPr>
       </w:pPr>
       <w:hyperlink r:id="rId184">
@@ -23483,7 +23592,7 @@
         <w:pStyle w:val="Compact"/>
         <w:numPr>
           <w:ilvl w:val="0"/>
-          <w:numId w:val="1103"/>
+          <w:numId w:val="1104"/>
         </w:numPr>
       </w:pPr>
       <w:hyperlink r:id="rId185">
@@ -23500,7 +23609,7 @@
         <w:pStyle w:val="Compact"/>
         <w:numPr>
           <w:ilvl w:val="0"/>
-          <w:numId w:val="1103"/>
+          <w:numId w:val="1104"/>
         </w:numPr>
       </w:pPr>
       <w:hyperlink r:id="rId186">
@@ -23517,7 +23626,7 @@
         <w:pStyle w:val="Compact"/>
         <w:numPr>
           <w:ilvl w:val="0"/>
-          <w:numId w:val="1103"/>
+          <w:numId w:val="1104"/>
         </w:numPr>
       </w:pPr>
       <w:hyperlink r:id="rId187">
@@ -23534,7 +23643,7 @@
         <w:pStyle w:val="Compact"/>
         <w:numPr>
           <w:ilvl w:val="0"/>
-          <w:numId w:val="1103"/>
+          <w:numId w:val="1104"/>
         </w:numPr>
       </w:pPr>
       <w:hyperlink r:id="rId188">
@@ -23563,7 +23672,7 @@
         <w:pStyle w:val="Compact"/>
         <w:numPr>
           <w:ilvl w:val="0"/>
-          <w:numId w:val="1103"/>
+          <w:numId w:val="1104"/>
         </w:numPr>
       </w:pPr>
       <w:hyperlink r:id="rId189">
@@ -23580,7 +23689,7 @@
         <w:pStyle w:val="Compact"/>
         <w:numPr>
           <w:ilvl w:val="0"/>
-          <w:numId w:val="1103"/>
+          <w:numId w:val="1104"/>
         </w:numPr>
       </w:pPr>
       <w:hyperlink r:id="rId190">
@@ -23597,7 +23706,7 @@
         <w:pStyle w:val="Compact"/>
         <w:numPr>
           <w:ilvl w:val="0"/>
-          <w:numId w:val="1103"/>
+          <w:numId w:val="1104"/>
         </w:numPr>
       </w:pPr>
       <w:hyperlink r:id="rId191">
@@ -23614,7 +23723,7 @@
         <w:pStyle w:val="Compact"/>
         <w:numPr>
           <w:ilvl w:val="0"/>
-          <w:numId w:val="1103"/>
+          <w:numId w:val="1104"/>
         </w:numPr>
       </w:pPr>
       <w:hyperlink r:id="rId192">
@@ -23627,7 +23736,7 @@
       </w:hyperlink>
     </w:p>
     <w:bookmarkEnd w:id="193"/>
-    <w:bookmarkStart w:id="198" w:name="wordpress-core-blog-posts"/>
+    <w:bookmarkStart w:id="202" w:name="wordpress-core-blog-posts"/>
     <w:p>
       <w:pPr>
         <w:pStyle w:val="Heading3"/>
@@ -23641,7 +23750,7 @@
         <w:pStyle w:val="Compact"/>
         <w:numPr>
           <w:ilvl w:val="0"/>
-          <w:numId w:val="1104"/>
+          <w:numId w:val="1105"/>
         </w:numPr>
       </w:pPr>
       <w:hyperlink r:id="rId194">
@@ -23658,7 +23767,7 @@
         <w:pStyle w:val="Compact"/>
         <w:numPr>
           <w:ilvl w:val="0"/>
-          <w:numId w:val="1104"/>
+          <w:numId w:val="1105"/>
         </w:numPr>
       </w:pPr>
       <w:hyperlink r:id="rId195">
@@ -23675,7 +23784,7 @@
         <w:pStyle w:val="Compact"/>
         <w:numPr>
           <w:ilvl w:val="0"/>
-          <w:numId w:val="1104"/>
+          <w:numId w:val="1105"/>
         </w:numPr>
       </w:pPr>
       <w:hyperlink r:id="rId196">
@@ -23692,10 +23801,10 @@
         <w:pStyle w:val="Compact"/>
         <w:numPr>
           <w:ilvl w:val="0"/>
-          <w:numId w:val="1104"/>
-        </w:numPr>
-      </w:pPr>
-      <w:hyperlink r:id="rId141">
+          <w:numId w:val="1105"/>
+        </w:numPr>
+      </w:pPr>
+      <w:hyperlink r:id="rId142">
         <w:r>
           <w:rPr>
             <w:rStyle w:val="Hyperlink"/>
@@ -23709,7 +23818,7 @@
         <w:pStyle w:val="Compact"/>
         <w:numPr>
           <w:ilvl w:val="0"/>
-          <w:numId w:val="1104"/>
+          <w:numId w:val="1105"/>
         </w:numPr>
       </w:pPr>
       <w:hyperlink r:id="rId197">
@@ -23721,8 +23830,110 @@
         </w:r>
       </w:hyperlink>
     </w:p>
-    <w:bookmarkEnd w:id="198"/>
-    <w:bookmarkStart w:id="200" w:name="performance-lab-and-standalone-plugins"/>
+    <w:p>
+      <w:pPr>
+        <w:pStyle w:val="Compact"/>
+        <w:numPr>
+          <w:ilvl w:val="0"/>
+          <w:numId w:val="1105"/>
+        </w:numPr>
+      </w:pPr>
+      <w:hyperlink r:id="rId146">
+        <w:r>
+          <w:rPr>
+            <w:rStyle w:val="Hyperlink"/>
+          </w:rPr>
+          <w:t xml:space="preserve">WordPress 6.9 Frontend Performance Field Guide</w:t>
+        </w:r>
+      </w:hyperlink>
+    </w:p>
+    <w:p>
+      <w:pPr>
+        <w:pStyle w:val="Compact"/>
+        <w:numPr>
+          <w:ilvl w:val="0"/>
+          <w:numId w:val="1105"/>
+        </w:numPr>
+      </w:pPr>
+      <w:hyperlink r:id="rId147">
+        <w:r>
+          <w:rPr>
+            <w:rStyle w:val="Hyperlink"/>
+          </w:rPr>
+          <w:t xml:space="preserve">WordPress 6.9 Field Guide</w:t>
+        </w:r>
+      </w:hyperlink>
+    </w:p>
+    <w:p>
+      <w:pPr>
+        <w:pStyle w:val="Compact"/>
+        <w:numPr>
+          <w:ilvl w:val="0"/>
+          <w:numId w:val="1105"/>
+        </w:numPr>
+      </w:pPr>
+      <w:hyperlink r:id="rId198">
+        <w:r>
+          <w:rPr>
+            <w:rStyle w:val="Hyperlink"/>
+          </w:rPr>
+          <w:t xml:space="preserve">WordPress 7.0 Field Guide</w:t>
+        </w:r>
+      </w:hyperlink>
+    </w:p>
+    <w:p>
+      <w:pPr>
+        <w:pStyle w:val="Compact"/>
+        <w:numPr>
+          <w:ilvl w:val="0"/>
+          <w:numId w:val="1105"/>
+        </w:numPr>
+      </w:pPr>
+      <w:hyperlink r:id="rId199">
+        <w:r>
+          <w:rPr>
+            <w:rStyle w:val="Hyperlink"/>
+          </w:rPr>
+          <w:t xml:space="preserve">Dropping support for PHP 7.2 and 7.3</w:t>
+        </w:r>
+      </w:hyperlink>
+    </w:p>
+    <w:p>
+      <w:pPr>
+        <w:pStyle w:val="Compact"/>
+        <w:numPr>
+          <w:ilvl w:val="0"/>
+          <w:numId w:val="1105"/>
+        </w:numPr>
+      </w:pPr>
+      <w:hyperlink r:id="rId200">
+        <w:r>
+          <w:rPr>
+            <w:rStyle w:val="Hyperlink"/>
+          </w:rPr>
+          <w:t xml:space="preserve">Real-time collaboration will not ship in WordPress 7.0</w:t>
+        </w:r>
+      </w:hyperlink>
+    </w:p>
+    <w:p>
+      <w:pPr>
+        <w:pStyle w:val="Compact"/>
+        <w:numPr>
+          <w:ilvl w:val="0"/>
+          <w:numId w:val="1105"/>
+        </w:numPr>
+      </w:pPr>
+      <w:hyperlink r:id="rId201">
+        <w:r>
+          <w:rPr>
+            <w:rStyle w:val="Hyperlink"/>
+          </w:rPr>
+          <w:t xml:space="preserve">WordPress release archive</w:t>
+        </w:r>
+      </w:hyperlink>
+    </w:p>
+    <w:bookmarkEnd w:id="202"/>
+    <w:bookmarkStart w:id="204" w:name="performance-lab-and-standalone-plugins"/>
     <w:p>
       <w:pPr>
         <w:pStyle w:val="Heading3"/>
@@ -23736,10 +23947,10 @@
         <w:pStyle w:val="Compact"/>
         <w:numPr>
           <w:ilvl w:val="0"/>
-          <w:numId w:val="1105"/>
-        </w:numPr>
-      </w:pPr>
-      <w:hyperlink r:id="rId139">
+          <w:numId w:val="1106"/>
+        </w:numPr>
+      </w:pPr>
+      <w:hyperlink r:id="rId140">
         <w:r>
           <w:rPr>
             <w:rStyle w:val="Hyperlink"/>
@@ -23753,10 +23964,10 @@
         <w:pStyle w:val="Compact"/>
         <w:numPr>
           <w:ilvl w:val="0"/>
-          <w:numId w:val="1105"/>
-        </w:numPr>
-      </w:pPr>
-      <w:hyperlink r:id="rId142">
+          <w:numId w:val="1106"/>
+        </w:numPr>
+      </w:pPr>
+      <w:hyperlink r:id="rId143">
         <w:r>
           <w:rPr>
             <w:rStyle w:val="Hyperlink"/>
@@ -23770,10 +23981,10 @@
         <w:pStyle w:val="Compact"/>
         <w:numPr>
           <w:ilvl w:val="0"/>
-          <w:numId w:val="1105"/>
-        </w:numPr>
-      </w:pPr>
-      <w:hyperlink r:id="rId199">
+          <w:numId w:val="1106"/>
+        </w:numPr>
+      </w:pPr>
+      <w:hyperlink r:id="rId203">
         <w:r>
           <w:rPr>
             <w:rStyle w:val="Hyperlink"/>
@@ -23782,8 +23993,8 @@
         </w:r>
       </w:hyperlink>
     </w:p>
-    <w:bookmarkEnd w:id="200"/>
-    <w:bookmarkStart w:id="207" w:name="web-platform-core-web-vitals"/>
+    <w:bookmarkEnd w:id="204"/>
+    <w:bookmarkStart w:id="211" w:name="web-platform-core-web-vitals"/>
     <w:p>
       <w:pPr>
         <w:pStyle w:val="Heading3"/>
@@ -23797,10 +24008,10 @@
         <w:pStyle w:val="Compact"/>
         <w:numPr>
           <w:ilvl w:val="0"/>
-          <w:numId w:val="1106"/>
-        </w:numPr>
-      </w:pPr>
-      <w:hyperlink r:id="rId201">
+          <w:numId w:val="1107"/>
+        </w:numPr>
+      </w:pPr>
+      <w:hyperlink r:id="rId205">
         <w:r>
           <w:rPr>
             <w:rStyle w:val="Hyperlink"/>
@@ -23814,10 +24025,10 @@
         <w:pStyle w:val="Compact"/>
         <w:numPr>
           <w:ilvl w:val="0"/>
-          <w:numId w:val="1106"/>
-        </w:numPr>
-      </w:pPr>
-      <w:hyperlink r:id="rId202">
+          <w:numId w:val="1107"/>
+        </w:numPr>
+      </w:pPr>
+      <w:hyperlink r:id="rId206">
         <w:r>
           <w:rPr>
             <w:rStyle w:val="Hyperlink"/>
@@ -23831,10 +24042,10 @@
         <w:pStyle w:val="Compact"/>
         <w:numPr>
           <w:ilvl w:val="0"/>
-          <w:numId w:val="1106"/>
-        </w:numPr>
-      </w:pPr>
-      <w:hyperlink r:id="rId203">
+          <w:numId w:val="1107"/>
+        </w:numPr>
+      </w:pPr>
+      <w:hyperlink r:id="rId207">
         <w:r>
           <w:rPr>
             <w:rStyle w:val="Hyperlink"/>
@@ -23848,10 +24059,10 @@
         <w:pStyle w:val="Compact"/>
         <w:numPr>
           <w:ilvl w:val="0"/>
-          <w:numId w:val="1106"/>
-        </w:numPr>
-      </w:pPr>
-      <w:hyperlink r:id="rId204">
+          <w:numId w:val="1107"/>
+        </w:numPr>
+      </w:pPr>
+      <w:hyperlink r:id="rId208">
         <w:r>
           <w:rPr>
             <w:rStyle w:val="Hyperlink"/>
@@ -23865,10 +24076,10 @@
         <w:pStyle w:val="Compact"/>
         <w:numPr>
           <w:ilvl w:val="0"/>
-          <w:numId w:val="1106"/>
-        </w:numPr>
-      </w:pPr>
-      <w:hyperlink r:id="rId157">
+          <w:numId w:val="1107"/>
+        </w:numPr>
+      </w:pPr>
+      <w:hyperlink r:id="rId159">
         <w:r>
           <w:rPr>
             <w:rStyle w:val="VerbatimChar"/>
@@ -23894,10 +24105,10 @@
         <w:pStyle w:val="Compact"/>
         <w:numPr>
           <w:ilvl w:val="0"/>
-          <w:numId w:val="1106"/>
-        </w:numPr>
-      </w:pPr>
-      <w:hyperlink r:id="rId205">
+          <w:numId w:val="1107"/>
+        </w:numPr>
+      </w:pPr>
+      <w:hyperlink r:id="rId209">
         <w:r>
           <w:rPr>
             <w:rStyle w:val="Hyperlink"/>
@@ -23911,10 +24122,10 @@
         <w:pStyle w:val="Compact"/>
         <w:numPr>
           <w:ilvl w:val="0"/>
-          <w:numId w:val="1106"/>
-        </w:numPr>
-      </w:pPr>
-      <w:hyperlink r:id="rId206">
+          <w:numId w:val="1107"/>
+        </w:numPr>
+      </w:pPr>
+      <w:hyperlink r:id="rId210">
         <w:r>
           <w:rPr>
             <w:rStyle w:val="Hyperlink"/>
@@ -23935,8 +24146,8 @@
         </w:r>
       </w:hyperlink>
     </w:p>
-    <w:bookmarkEnd w:id="207"/>
-    <w:bookmarkStart w:id="209" w:name="advanced-admin-handbook-pr"/>
+    <w:bookmarkEnd w:id="211"/>
+    <w:bookmarkStart w:id="213" w:name="advanced-admin-handbook-pr"/>
     <w:p>
       <w:pPr>
         <w:pStyle w:val="Heading3"/>
@@ -23950,10 +24161,10 @@
         <w:pStyle w:val="Compact"/>
         <w:numPr>
           <w:ilvl w:val="0"/>
-          <w:numId w:val="1107"/>
-        </w:numPr>
-      </w:pPr>
-      <w:hyperlink r:id="rId208">
+          <w:numId w:val="1108"/>
+        </w:numPr>
+      </w:pPr>
+      <w:hyperlink r:id="rId212">
         <w:r>
           <w:rPr>
             <w:rStyle w:val="Hyperlink"/>
@@ -23962,9 +24173,9 @@
         </w:r>
       </w:hyperlink>
     </w:p>
-    <w:bookmarkEnd w:id="209"/>
-    <w:bookmarkEnd w:id="210"/>
-    <w:bookmarkEnd w:id="211"/>
+    <w:bookmarkEnd w:id="213"/>
+    <w:bookmarkEnd w:id="214"/>
+    <w:bookmarkEnd w:id="215"/>
     <w:sectPr>
       <w:footerReference r:id="rId31" w:type="default"/>
       <w:footnotePr>
@@ -24591,34 +24802,7 @@
     <w:abstractNumId w:val="991"/>
   </w:num>
   <w:num w:numId="1091">
-    <w:abstractNumId w:val="99411"/>
-    <w:lvlOverride w:ilvl="0">
-      <w:startOverride w:val="1"/>
-    </w:lvlOverride>
-    <w:lvlOverride w:ilvl="1">
-      <w:startOverride w:val="1"/>
-    </w:lvlOverride>
-    <w:lvlOverride w:ilvl="2">
-      <w:startOverride w:val="1"/>
-    </w:lvlOverride>
-    <w:lvlOverride w:ilvl="3">
-      <w:startOverride w:val="1"/>
-    </w:lvlOverride>
-    <w:lvlOverride w:ilvl="4">
-      <w:startOverride w:val="1"/>
-    </w:lvlOverride>
-    <w:lvlOverride w:ilvl="5">
-      <w:startOverride w:val="1"/>
-    </w:lvlOverride>
-    <w:lvlOverride w:ilvl="6">
-      <w:startOverride w:val="1"/>
-    </w:lvlOverride>
-    <w:lvlOverride w:ilvl="7">
-      <w:startOverride w:val="1"/>
-    </w:lvlOverride>
-    <w:lvlOverride w:ilvl="8">
-      <w:startOverride w:val="1"/>
-    </w:lvlOverride>
+    <w:abstractNumId w:val="991"/>
   </w:num>
   <w:num w:numId="1092">
     <w:abstractNumId w:val="99411"/>
@@ -24801,7 +24985,34 @@
     </w:lvlOverride>
   </w:num>
   <w:num w:numId="1098">
-    <w:abstractNumId w:val="991"/>
+    <w:abstractNumId w:val="99411"/>
+    <w:lvlOverride w:ilvl="0">
+      <w:startOverride w:val="1"/>
+    </w:lvlOverride>
+    <w:lvlOverride w:ilvl="1">
+      <w:startOverride w:val="1"/>
+    </w:lvlOverride>
+    <w:lvlOverride w:ilvl="2">
+      <w:startOverride w:val="1"/>
+    </w:lvlOverride>
+    <w:lvlOverride w:ilvl="3">
+      <w:startOverride w:val="1"/>
+    </w:lvlOverride>
+    <w:lvlOverride w:ilvl="4">
+      <w:startOverride w:val="1"/>
+    </w:lvlOverride>
+    <w:lvlOverride w:ilvl="5">
+      <w:startOverride w:val="1"/>
+    </w:lvlOverride>
+    <w:lvlOverride w:ilvl="6">
+      <w:startOverride w:val="1"/>
+    </w:lvlOverride>
+    <w:lvlOverride w:ilvl="7">
+      <w:startOverride w:val="1"/>
+    </w:lvlOverride>
+    <w:lvlOverride w:ilvl="8">
+      <w:startOverride w:val="1"/>
+    </w:lvlOverride>
   </w:num>
   <w:num w:numId="1099">
     <w:abstractNumId w:val="991"/>
@@ -24828,6 +25039,9 @@
     <w:abstractNumId w:val="991"/>
   </w:num>
   <w:num w:numId="1107">
+    <w:abstractNumId w:val="991"/>
+  </w:num>
+  <w:num w:numId="1108">
     <w:abstractNumId w:val="991"/>
   </w:num>
 </w:numbering>

--- a/WordPress-Performance-Optimization-Developer-Reference.docx
+++ b/WordPress-Performance-Optimization-Developer-Reference.docx
@@ -26,7 +26,7 @@
         <w:t xml:space="preserve">Dan Knauss, General Editor</w:t>
       </w:r>
     </w:p>
-    <w:bookmarkStart w:id="40" w:name="X6294fe62c28626c3fccd7e0104a803ccb94cfbf"/>
+    <w:bookmarkStart w:id="20" w:name="X6294fe62c28626c3fccd7e0104a803ccb94cfbf"/>
     <w:p>
       <w:pPr>
         <w:pStyle w:val="Heading1"/>
@@ -246,8 +246,8 @@
         </w:pict>
       </w:r>
     </w:p>
-    <w:bookmarkEnd w:id="40"/>
-    <w:bookmarkStart w:id="215" w:name="table-of-contents"/>
+    <w:bookmarkEnd w:id="20"/>
+    <w:bookmarkStart w:id="195" w:name="table-of-contents"/>
     <w:p>
       <w:pPr>
         <w:pStyle w:val="Heading1"/>
@@ -2719,7 +2719,7 @@
         </w:r>
       </w:hyperlink>
     </w:p>
-    <w:bookmarkStart w:id="41" w:name="X7dc7409828b4ef0cfa17311e3284cbcd9fce67b"/>
+    <w:bookmarkStart w:id="21" w:name="X7dc7409828b4ef0cfa17311e3284cbcd9fce67b"/>
     <w:p>
       <w:pPr>
         <w:pStyle w:val="Heading2"/>
@@ -2979,8 +2979,8 @@
         </w:pict>
       </w:r>
     </w:p>
-    <w:bookmarkEnd w:id="41"/>
-    <w:bookmarkStart w:id="49" w:name="source-strengths-and-how-to-use-them"/>
+    <w:bookmarkEnd w:id="21"/>
+    <w:bookmarkStart w:id="29" w:name="source-strengths-and-how-to-use-them"/>
     <w:p>
       <w:pPr>
         <w:pStyle w:val="Heading2"/>
@@ -2989,7 +2989,7 @@
         <w:t xml:space="preserve">2. Source strengths and how to use them</w:t>
       </w:r>
     </w:p>
-    <w:bookmarkStart w:id="42" w:name="X477de4d673d56e4422133712ebd701cb0364287"/>
+    <w:bookmarkStart w:id="22" w:name="X477de4d673d56e4422133712ebd701cb0364287"/>
     <w:p>
       <w:pPr>
         <w:pStyle w:val="Heading3"/>
@@ -3205,8 +3205,8 @@
         <w:t xml:space="preserve">practical operator checklists and client communication.</w:t>
       </w:r>
     </w:p>
-    <w:bookmarkEnd w:id="42"/>
-    <w:bookmarkStart w:id="43" w:name="X4170fa846a401e0a674275e4334f9cf14268479"/>
+    <w:bookmarkEnd w:id="22"/>
+    <w:bookmarkStart w:id="23" w:name="X4170fa846a401e0a674275e4334f9cf14268479"/>
     <w:p>
       <w:pPr>
         <w:pStyle w:val="Heading3"/>
@@ -3424,8 +3424,8 @@
         <w:t xml:space="preserve">Query Monitor appears throughout the source material and belongs to both guide contexts: use it for general diagnosis and for enterprise-scale backend/cache/database investigations.</w:t>
       </w:r>
     </w:p>
-    <w:bookmarkEnd w:id="43"/>
-    <w:bookmarkStart w:id="44" w:name="X8c965753c0293076e5ca15af008581799e5664c"/>
+    <w:bookmarkEnd w:id="23"/>
+    <w:bookmarkStart w:id="24" w:name="X8c965753c0293076e5ca15af008581799e5664c"/>
     <w:p>
       <w:pPr>
         <w:pStyle w:val="Heading3"/>
@@ -3653,8 +3653,8 @@
         <w:t xml:space="preserve">WP-Cron alternatives and the system task scheduler integration.</w:t>
       </w:r>
     </w:p>
-    <w:bookmarkEnd w:id="44"/>
-    <w:bookmarkStart w:id="45" w:name="Xdb2b15ec8b0e64642e4cfd5b504912ea2cf7429"/>
+    <w:bookmarkEnd w:id="24"/>
+    <w:bookmarkStart w:id="25" w:name="Xdb2b15ec8b0e64642e4cfd5b504912ea2cf7429"/>
     <w:p>
       <w:pPr>
         <w:pStyle w:val="Heading3"/>
@@ -3687,7 +3687,19 @@
         <w:t xml:space="preserve"> </w:t>
       </w:r>
       <w:r>
-        <w:t xml:space="preserve">is not a general “turn caching on” switch;</w:t>
+        <w:t xml:space="preserve">is not a general</w:t>
+      </w:r>
+      <w:r>
+        <w:t xml:space="preserve"> </w:t>
+      </w:r>
+      <w:r>
+        <w:t xml:space="preserve">“turn caching on”</w:t>
+      </w:r>
+      <w:r>
+        <w:t xml:space="preserve"> </w:t>
+      </w:r>
+      <w:r>
+        <w:t xml:space="preserve">switch;</w:t>
       </w:r>
     </w:p>
     <w:p>
@@ -3744,8 +3756,8 @@
         <w:t xml:space="preserve">clarifying that transients are not always memory-backed.</w:t>
       </w:r>
     </w:p>
-    <w:bookmarkEnd w:id="45"/>
-    <w:bookmarkStart w:id="48" w:name="naming-boundary-for-source-material"/>
+    <w:bookmarkEnd w:id="25"/>
+    <w:bookmarkStart w:id="28" w:name="naming-boundary-for-source-material"/>
     <w:p>
       <w:pPr>
         <w:pStyle w:val="Heading3"/>
@@ -3764,7 +3776,7 @@
       <w:r>
         <w:t xml:space="preserve"> </w:t>
       </w:r>
-      <w:hyperlink r:id="rId46">
+      <w:hyperlink r:id="rId26">
         <w:r>
           <w:rPr>
             <w:rStyle w:val="VerbatimChar"/>
@@ -3781,7 +3793,7 @@
       <w:r>
         <w:t xml:space="preserve"> </w:t>
       </w:r>
-      <w:hyperlink r:id="rId47">
+      <w:hyperlink r:id="rId27">
         <w:r>
           <w:rPr>
             <w:rStyle w:val="VerbatimChar"/>
@@ -3800,9 +3812,9 @@
         </w:pict>
       </w:r>
     </w:p>
-    <w:bookmarkEnd w:id="48"/>
-    <w:bookmarkEnd w:id="49"/>
-    <w:bookmarkStart w:id="57" w:name="optimization-workflow"/>
+    <w:bookmarkEnd w:id="28"/>
+    <w:bookmarkEnd w:id="29"/>
+    <w:bookmarkStart w:id="37" w:name="optimization-workflow"/>
     <w:p>
       <w:pPr>
         <w:pStyle w:val="Heading2"/>
@@ -3819,7 +3831,7 @@
         <w:t xml:space="preserve">Use this sequence for almost every performance investigation.</w:t>
       </w:r>
     </w:p>
-    <w:bookmarkStart w:id="50" w:name="step-1-define-the-symptom"/>
+    <w:bookmarkStart w:id="30" w:name="step-1-define-the-symptom"/>
     <w:p>
       <w:pPr>
         <w:pStyle w:val="Heading3"/>
@@ -4007,8 +4019,8 @@
         <w:t xml:space="preserve">Site fails during traffic surges?</w:t>
       </w:r>
     </w:p>
-    <w:bookmarkEnd w:id="50"/>
-    <w:bookmarkStart w:id="51" w:name="step-2-identify-the-request-context"/>
+    <w:bookmarkEnd w:id="30"/>
+    <w:bookmarkStart w:id="31" w:name="step-2-identify-the-request-context"/>
     <w:p>
       <w:pPr>
         <w:pStyle w:val="Heading3"/>
@@ -4097,8 +4109,8 @@
         <w:t xml:space="preserve">whether the issue is constant, sporadic, traffic-dependent, or deployment-dependent.</w:t>
       </w:r>
     </w:p>
-    <w:bookmarkEnd w:id="51"/>
-    <w:bookmarkStart w:id="52" w:name="step-3-capture-a-baseline"/>
+    <w:bookmarkEnd w:id="31"/>
+    <w:bookmarkStart w:id="32" w:name="step-3-capture-a-baseline"/>
     <w:p>
       <w:pPr>
         <w:pStyle w:val="Heading3"/>
@@ -4615,8 +4627,8 @@
         </w:tc>
       </w:tr>
     </w:tbl>
-    <w:bookmarkEnd w:id="52"/>
-    <w:bookmarkStart w:id="53" w:name="Xe71bca73bb4daae7e7a9775a72be325c4eccd77"/>
+    <w:bookmarkEnd w:id="32"/>
+    <w:bookmarkStart w:id="33" w:name="Xe71bca73bb4daae7e7a9775a72be325c4eccd77"/>
     <w:p>
       <w:pPr>
         <w:pStyle w:val="Heading3"/>
@@ -4677,8 +4689,8 @@
         <w:t xml:space="preserve">If the page should be cacheable but WordPress is executing, fix cacheability before optimizing PHP or SQL.</w:t>
       </w:r>
     </w:p>
-    <w:bookmarkEnd w:id="53"/>
-    <w:bookmarkStart w:id="54" w:name="X69672490c1ae8238f045fffc3b9c41ec527a52a"/>
+    <w:bookmarkEnd w:id="33"/>
+    <w:bookmarkStart w:id="34" w:name="X69672490c1ae8238f045fffc3b9c41ec527a52a"/>
     <w:p>
       <w:pPr>
         <w:pStyle w:val="Heading3"/>
@@ -4803,8 +4815,8 @@
         <w:t xml:space="preserve">cron/background tasks.</w:t>
       </w:r>
     </w:p>
-    <w:bookmarkEnd w:id="54"/>
-    <w:bookmarkStart w:id="55" w:name="Xd3eb2696c9de1d61c403e90919d834e430b05e9"/>
+    <w:bookmarkEnd w:id="34"/>
+    <w:bookmarkStart w:id="35" w:name="Xd3eb2696c9de1d61c403e90919d834e430b05e9"/>
     <w:p>
       <w:pPr>
         <w:pStyle w:val="Heading3"/>
@@ -4929,8 +4941,8 @@
         <w:t xml:space="preserve">main-thread work in DevTools.</w:t>
       </w:r>
     </w:p>
-    <w:bookmarkEnd w:id="55"/>
-    <w:bookmarkStart w:id="56" w:name="step-7-change-one-thing-and-verify"/>
+    <w:bookmarkEnd w:id="35"/>
+    <w:bookmarkStart w:id="36" w:name="step-7-change-one-thing-and-verify"/>
     <w:p>
       <w:pPr>
         <w:pStyle w:val="Heading3"/>
@@ -4954,9 +4966,9 @@
         </w:pict>
       </w:r>
     </w:p>
-    <w:bookmarkEnd w:id="56"/>
-    <w:bookmarkEnd w:id="57"/>
-    <w:bookmarkStart w:id="59" w:name="cache-layers-and-responsibilities"/>
+    <w:bookmarkEnd w:id="36"/>
+    <w:bookmarkEnd w:id="37"/>
+    <w:bookmarkStart w:id="39" w:name="cache-layers-and-responsibilities"/>
     <w:p>
       <w:pPr>
         <w:pStyle w:val="Heading2"/>
@@ -5372,10 +5384,22 @@
         <w:pStyle w:val="BodyText"/>
       </w:pPr>
       <w:r>
-        <w:t xml:space="preserve">The transients “failure” is not the database fallback itself — the fallback is by design. The failure is writing transient-heavy code without checking whether a persistent object cache is present, so the database silently absorbs work it should not have to do.</w:t>
-      </w:r>
-    </w:p>
-    <w:bookmarkStart w:id="58" w:name="important-distinction"/>
+        <w:t xml:space="preserve">The transients</w:t>
+      </w:r>
+      <w:r>
+        <w:t xml:space="preserve"> </w:t>
+      </w:r>
+      <w:r>
+        <w:t xml:space="preserve">“failure”</w:t>
+      </w:r>
+      <w:r>
+        <w:t xml:space="preserve"> </w:t>
+      </w:r>
+      <w:r>
+        <w:t xml:space="preserve">is not the database fallback itself — the fallback is by design. The failure is writing transient-heavy code without checking whether a persistent object cache is present, so the database silently absorbs work it should not have to do.</w:t>
+      </w:r>
+    </w:p>
+    <w:bookmarkStart w:id="38" w:name="important-distinction"/>
     <w:p>
       <w:pPr>
         <w:pStyle w:val="Heading3"/>
@@ -5516,9 +5540,9 @@
         </w:pict>
       </w:r>
     </w:p>
-    <w:bookmarkEnd w:id="58"/>
-    <w:bookmarkEnd w:id="59"/>
-    <w:bookmarkStart w:id="65" w:name="full-page-cache-and-edge-cache"/>
+    <w:bookmarkEnd w:id="38"/>
+    <w:bookmarkEnd w:id="39"/>
+    <w:bookmarkStart w:id="45" w:name="full-page-cache-and-edge-cache"/>
     <w:p>
       <w:pPr>
         <w:pStyle w:val="Heading2"/>
@@ -5535,7 +5559,7 @@
         <w:t xml:space="preserve">Full-page caching is often the largest backend performance win because it can prevent WordPress from running at all.</w:t>
       </w:r>
     </w:p>
-    <w:bookmarkStart w:id="60" w:name="cacheable-candidates"/>
+    <w:bookmarkStart w:id="40" w:name="cacheable-candidates"/>
     <w:p>
       <w:pPr>
         <w:pStyle w:val="Heading3"/>
@@ -5628,8 +5652,8 @@
         <w:t xml:space="preserve">anonymous GET endpoints that return identical data.</w:t>
       </w:r>
     </w:p>
-    <w:bookmarkEnd w:id="60"/>
-    <w:bookmarkStart w:id="61" w:name="bypass-candidates"/>
+    <w:bookmarkEnd w:id="40"/>
+    <w:bookmarkStart w:id="41" w:name="bypass-candidates"/>
     <w:p>
       <w:pPr>
         <w:pStyle w:val="Heading3"/>
@@ -5746,8 +5770,8 @@
         <w:t xml:space="preserve">pages that vary by permission, session, cart, or account state.</w:t>
       </w:r>
     </w:p>
-    <w:bookmarkEnd w:id="61"/>
-    <w:bookmarkStart w:id="62" w:name="cache-miss-triage"/>
+    <w:bookmarkEnd w:id="41"/>
+    <w:bookmarkStart w:id="42" w:name="cache-miss-triage"/>
     <w:p>
       <w:pPr>
         <w:pStyle w:val="Heading3"/>
@@ -5944,8 +5968,8 @@
         <w:t xml:space="preserve">CDN/origin rule mismatch.</w:t>
       </w:r>
     </w:p>
-    <w:bookmarkEnd w:id="62"/>
-    <w:bookmarkStart w:id="63" w:name="query-string-fragmentation-examples"/>
+    <w:bookmarkEnd w:id="42"/>
+    <w:bookmarkStart w:id="43" w:name="query-string-fragmentation-examples"/>
     <w:p>
       <w:pPr>
         <w:pStyle w:val="Heading3"/>
@@ -6027,8 +6051,8 @@
         <w:t xml:space="preserve">Normalize or ignore marketing parameters when they do not change content. Do not normalize parameters that actually change language, currency, region, personalization, previews, or permissions.</w:t>
       </w:r>
     </w:p>
-    <w:bookmarkEnd w:id="63"/>
-    <w:bookmarkStart w:id="64" w:name="platform-warning"/>
+    <w:bookmarkEnd w:id="43"/>
+    <w:bookmarkStart w:id="44" w:name="platform-warning"/>
     <w:p>
       <w:pPr>
         <w:pStyle w:val="Heading3"/>
@@ -6052,9 +6076,9 @@
         </w:pict>
       </w:r>
     </w:p>
-    <w:bookmarkEnd w:id="64"/>
-    <w:bookmarkEnd w:id="65"/>
-    <w:bookmarkStart w:id="68" w:name="http-headers-ttl-and-invalidation"/>
+    <w:bookmarkEnd w:id="44"/>
+    <w:bookmarkEnd w:id="45"/>
+    <w:bookmarkStart w:id="48" w:name="http-headers-ttl-and-invalidation"/>
     <w:p>
       <w:pPr>
         <w:pStyle w:val="Heading2"/>
@@ -6224,7 +6248,7 @@
         <w:t xml:space="preserve">security headers that might affect resource loading.</w:t>
       </w:r>
     </w:p>
-    <w:bookmarkStart w:id="66" w:name="ttl-guidance"/>
+    <w:bookmarkStart w:id="46" w:name="ttl-guidance"/>
     <w:p>
       <w:pPr>
         <w:pStyle w:val="Heading3"/>
@@ -6293,8 +6317,8 @@
         <w:t xml:space="preserve">Watch for invalidation storms during deploys or high-traffic events.</w:t>
       </w:r>
     </w:p>
-    <w:bookmarkEnd w:id="66"/>
-    <w:bookmarkStart w:id="67" w:name="redirect-diagnostics"/>
+    <w:bookmarkEnd w:id="46"/>
+    <w:bookmarkStart w:id="47" w:name="redirect-diagnostics"/>
     <w:p>
       <w:pPr>
         <w:pStyle w:val="Heading3"/>
@@ -6662,9 +6686,9 @@
         </w:pict>
       </w:r>
     </w:p>
-    <w:bookmarkEnd w:id="67"/>
-    <w:bookmarkEnd w:id="68"/>
-    <w:bookmarkStart w:id="74" w:name="dns-tls-and-http-transport"/>
+    <w:bookmarkEnd w:id="47"/>
+    <w:bookmarkEnd w:id="48"/>
+    <w:bookmarkStart w:id="54" w:name="dns-tls-and-http-transport"/>
     <w:p>
       <w:pPr>
         <w:pStyle w:val="Heading2"/>
@@ -6681,7 +6705,7 @@
         <w:t xml:space="preserve">A page cannot be fast if connection setup is slow. The transport layer is the first place a request spends time, and a misconfigured edge can add hundreds of milliseconds before WordPress even runs.</w:t>
       </w:r>
     </w:p>
-    <w:bookmarkStart w:id="69" w:name="dns"/>
+    <w:bookmarkStart w:id="49" w:name="dns"/>
     <w:p>
       <w:pPr>
         <w:pStyle w:val="Heading3"/>
@@ -6750,8 +6774,8 @@
         <w:t xml:space="preserve">Confirm IPv4 and IPv6 behavior are both intentional.</w:t>
       </w:r>
     </w:p>
-    <w:bookmarkEnd w:id="69"/>
-    <w:bookmarkStart w:id="70" w:name="tls"/>
+    <w:bookmarkEnd w:id="49"/>
+    <w:bookmarkStart w:id="50" w:name="tls"/>
     <w:p>
       <w:pPr>
         <w:pStyle w:val="Heading3"/>
@@ -6820,8 +6844,8 @@
         <w:t xml:space="preserve">Keep certificates auto-renewing; expired certs are a uniquely catastrophic outage.</w:t>
       </w:r>
     </w:p>
-    <w:bookmarkEnd w:id="70"/>
-    <w:bookmarkStart w:id="71" w:name="http2-vs-http3"/>
+    <w:bookmarkEnd w:id="50"/>
+    <w:bookmarkStart w:id="51" w:name="http2-vs-http3"/>
     <w:p>
       <w:pPr>
         <w:pStyle w:val="Heading3"/>
@@ -6890,8 +6914,8 @@
         <w:t xml:space="preserve">).</w:t>
       </w:r>
     </w:p>
-    <w:bookmarkEnd w:id="71"/>
-    <w:bookmarkStart w:id="72" w:name="redirect-chains"/>
+    <w:bookmarkEnd w:id="51"/>
+    <w:bookmarkStart w:id="52" w:name="redirect-chains"/>
     <w:p>
       <w:pPr>
         <w:pStyle w:val="Heading3"/>
@@ -7013,8 +7037,8 @@
         <w:t xml:space="preserve">.</w:t>
       </w:r>
     </w:p>
-    <w:bookmarkEnd w:id="72"/>
-    <w:bookmarkStart w:id="73" w:name="useful-checks"/>
+    <w:bookmarkEnd w:id="52"/>
+    <w:bookmarkStart w:id="53" w:name="useful-checks"/>
     <w:p>
       <w:pPr>
         <w:pStyle w:val="Heading3"/>
@@ -7149,9 +7173,9 @@
         </w:pict>
       </w:r>
     </w:p>
-    <w:bookmarkEnd w:id="73"/>
-    <w:bookmarkEnd w:id="74"/>
-    <w:bookmarkStart w:id="80" w:name="X796ef6c0cede136080d5a78d79622e331daa443"/>
+    <w:bookmarkEnd w:id="53"/>
+    <w:bookmarkEnd w:id="54"/>
+    <w:bookmarkStart w:id="60" w:name="X796ef6c0cede136080d5a78d79622e331daa443"/>
     <w:p>
       <w:pPr>
         <w:pStyle w:val="Heading2"/>
@@ -7201,7 +7225,7 @@
         <w:t xml:space="preserve">Resource hints tell the browser to start work before it would otherwise. Used precisely, they shave hundreds of milliseconds off LCP. Used carelessly, they create connection storms and waste mobile bandwidth.</w:t>
       </w:r>
     </w:p>
-    <w:bookmarkStart w:id="75" w:name="dns-prefetch"/>
+    <w:bookmarkStart w:id="55" w:name="dns-prefetch"/>
     <w:p>
       <w:pPr>
         <w:pStyle w:val="Heading3"/>
@@ -7280,8 +7304,8 @@
         <w:t xml:space="preserve">&gt;</w:t>
       </w:r>
     </w:p>
-    <w:bookmarkEnd w:id="75"/>
-    <w:bookmarkStart w:id="76" w:name="preconnect"/>
+    <w:bookmarkEnd w:id="55"/>
+    <w:bookmarkStart w:id="56" w:name="preconnect"/>
     <w:p>
       <w:pPr>
         <w:pStyle w:val="Heading3"/>
@@ -7417,8 +7441,8 @@
         <w:t xml:space="preserve">for origins that serve credentialed or CORS resources (fonts are the classic example). Without it, the preconnect won’t be reused for the font fetch and you pay the cost twice.</w:t>
       </w:r>
     </w:p>
-    <w:bookmarkEnd w:id="76"/>
-    <w:bookmarkStart w:id="77" w:name="preload"/>
+    <w:bookmarkEnd w:id="56"/>
+    <w:bookmarkStart w:id="57" w:name="preload"/>
     <w:p>
       <w:pPr>
         <w:pStyle w:val="Heading3"/>
@@ -7699,8 +7723,8 @@
         <w:t xml:space="preserve">&gt;</w:t>
       </w:r>
     </w:p>
-    <w:bookmarkEnd w:id="77"/>
-    <w:bookmarkStart w:id="78" w:name="overuse-warnings"/>
+    <w:bookmarkEnd w:id="57"/>
+    <w:bookmarkStart w:id="58" w:name="overuse-warnings"/>
     <w:p>
       <w:pPr>
         <w:pStyle w:val="Heading3"/>
@@ -7775,8 +7799,8 @@
         <w:t xml:space="preserve">of the actual fetch, or the browser will fetch the font twice.</w:t>
       </w:r>
     </w:p>
-    <w:bookmarkEnd w:id="78"/>
-    <w:bookmarkStart w:id="79" w:name="modern-alternative-speculative-loading"/>
+    <w:bookmarkEnd w:id="58"/>
+    <w:bookmarkStart w:id="59" w:name="modern-alternative-speculative-loading"/>
     <w:p>
       <w:pPr>
         <w:pStyle w:val="Heading3"/>
@@ -7800,9 +7824,9 @@
         </w:pict>
       </w:r>
     </w:p>
-    <w:bookmarkEnd w:id="79"/>
-    <w:bookmarkEnd w:id="80"/>
-    <w:bookmarkStart w:id="84" w:name="php-runtime-opcache-and-worker-capacity"/>
+    <w:bookmarkEnd w:id="59"/>
+    <w:bookmarkEnd w:id="60"/>
+    <w:bookmarkStart w:id="64" w:name="php-runtime-opcache-and-worker-capacity"/>
     <w:p>
       <w:pPr>
         <w:pStyle w:val="Heading2"/>
@@ -7819,7 +7843,7 @@
         <w:t xml:space="preserve">When WordPress executes, PHP runtime configuration sets the floor on how fast it can possibly run.</w:t>
       </w:r>
     </w:p>
-    <w:bookmarkStart w:id="81" w:name="opcache"/>
+    <w:bookmarkStart w:id="61" w:name="opcache"/>
     <w:p>
       <w:pPr>
         <w:pStyle w:val="Heading3"/>
@@ -8092,8 +8116,8 @@
         <w:t xml:space="preserve">: PHP’s JIT compiler is not a clear win for WordPress web-request workloads in most measurements. It consumes memory that may be more valuable for OPcache bytecode storage or PHP-FPM workers. Leave JIT off unless representative benchmarks of the specific site — cached and uncached paths, p95 TTFB, worker saturation, and OPcache memory headroom — show a measurable benefit.</w:t>
       </w:r>
     </w:p>
-    <w:bookmarkEnd w:id="81"/>
-    <w:bookmarkStart w:id="82" w:name="php-workers"/>
+    <w:bookmarkEnd w:id="61"/>
+    <w:bookmarkStart w:id="62" w:name="php-workers"/>
     <w:p>
       <w:pPr>
         <w:pStyle w:val="Heading3"/>
@@ -8146,8 +8170,8 @@
         <w:t xml:space="preserve">If workers are spending time on slow plugins or external HTTP calls, the fix is to shorten those calls (or move them to background work) rather than adding workers indefinitely.</w:t>
       </w:r>
     </w:p>
-    <w:bookmarkEnd w:id="82"/>
-    <w:bookmarkStart w:id="83" w:name="php-version"/>
+    <w:bookmarkEnd w:id="62"/>
+    <w:bookmarkStart w:id="63" w:name="php-version"/>
     <w:p>
       <w:pPr>
         <w:pStyle w:val="Heading3"/>
@@ -8171,9 +8195,9 @@
         </w:pict>
       </w:r>
     </w:p>
-    <w:bookmarkEnd w:id="83"/>
-    <w:bookmarkEnd w:id="84"/>
-    <w:bookmarkStart w:id="88" w:name="wordpress-runtime-and-plugintheme-cost"/>
+    <w:bookmarkEnd w:id="63"/>
+    <w:bookmarkEnd w:id="64"/>
+    <w:bookmarkStart w:id="68" w:name="wordpress-runtime-and-plugintheme-cost"/>
     <w:p>
       <w:pPr>
         <w:pStyle w:val="Heading2"/>
@@ -8190,7 +8214,7 @@
         <w:t xml:space="preserve">When WordPress executes, every plugin, theme, hook, query, and external call can add cost.</w:t>
       </w:r>
     </w:p>
-    <w:bookmarkStart w:id="85" w:name="developer-checklist"/>
+    <w:bookmarkStart w:id="65" w:name="developer-checklist"/>
     <w:p>
       <w:pPr>
         <w:pStyle w:val="Heading3"/>
@@ -8307,8 +8331,8 @@
         <w:t xml:space="preserve">Are multiple optimization plugins modifying the same assets or cache layers?</w:t>
       </w:r>
     </w:p>
-    <w:bookmarkEnd w:id="85"/>
-    <w:bookmarkStart w:id="86" w:name="hook-profiling"/>
+    <w:bookmarkEnd w:id="65"/>
+    <w:bookmarkStart w:id="66" w:name="hook-profiling"/>
     <w:p>
       <w:pPr>
         <w:pStyle w:val="Heading3"/>
@@ -8604,8 +8628,8 @@
         <w:t xml:space="preserve"> doctor check</w:t>
       </w:r>
     </w:p>
-    <w:bookmarkEnd w:id="86"/>
-    <w:bookmarkStart w:id="87" w:name="plugin-stack-guidance"/>
+    <w:bookmarkEnd w:id="66"/>
+    <w:bookmarkStart w:id="67" w:name="plugin-stack-guidance"/>
     <w:p>
       <w:pPr>
         <w:pStyle w:val="Heading3"/>
@@ -8745,9 +8769,9 @@
         </w:pict>
       </w:r>
     </w:p>
-    <w:bookmarkEnd w:id="87"/>
-    <w:bookmarkEnd w:id="88"/>
-    <w:bookmarkStart w:id="95" w:name="database-performance"/>
+    <w:bookmarkEnd w:id="67"/>
+    <w:bookmarkEnd w:id="68"/>
+    <w:bookmarkStart w:id="75" w:name="database-performance"/>
     <w:p>
       <w:pPr>
         <w:pStyle w:val="Heading2"/>
@@ -8761,10 +8785,22 @@
         <w:pStyle w:val="FirstParagraph"/>
       </w:pPr>
       <w:r>
-        <w:t xml:space="preserve">Database optimization is not “cleaning the database.” It is reducing expensive reads/writes and making unavoidable queries efficient.</w:t>
-      </w:r>
-    </w:p>
-    <w:bookmarkStart w:id="89" w:name="primary-signals"/>
+        <w:t xml:space="preserve">Database optimization is not</w:t>
+      </w:r>
+      <w:r>
+        <w:t xml:space="preserve"> </w:t>
+      </w:r>
+      <w:r>
+        <w:t xml:space="preserve">“cleaning the database.”</w:t>
+      </w:r>
+      <w:r>
+        <w:t xml:space="preserve"> </w:t>
+      </w:r>
+      <w:r>
+        <w:t xml:space="preserve">It is reducing expensive reads/writes and making unavoidable queries efficient.</w:t>
+      </w:r>
+    </w:p>
+    <w:bookmarkStart w:id="69" w:name="primary-signals"/>
     <w:p>
       <w:pPr>
         <w:pStyle w:val="Heading3"/>
@@ -8893,8 +8929,8 @@
         <w:t xml:space="preserve">search/filtering that belongs in a search index.</w:t>
       </w:r>
     </w:p>
-    <w:bookmarkEnd w:id="89"/>
-    <w:bookmarkStart w:id="90" w:name="wp_query-best-practices"/>
+    <w:bookmarkEnd w:id="69"/>
+    <w:bookmarkStart w:id="70" w:name="wp_query-best-practices"/>
     <w:p>
       <w:pPr>
         <w:pStyle w:val="Heading3"/>
@@ -9284,8 +9320,8 @@
         <w:t xml:space="preserve">This may appear harmless in development and fail at production scale.</w:t>
       </w:r>
     </w:p>
-    <w:bookmarkEnd w:id="90"/>
-    <w:bookmarkStart w:id="91" w:name="dangerous-patterns"/>
+    <w:bookmarkEnd w:id="70"/>
+    <w:bookmarkStart w:id="71" w:name="dangerous-patterns"/>
     <w:p>
       <w:pPr>
         <w:pStyle w:val="Heading3"/>
@@ -9438,8 +9474,8 @@
         <w:t xml:space="preserve">repeated queries in template partials.</w:t>
       </w:r>
     </w:p>
-    <w:bookmarkEnd w:id="91"/>
-    <w:bookmarkStart w:id="92" w:name="not-in-example-to-scrutinize"/>
+    <w:bookmarkEnd w:id="71"/>
+    <w:bookmarkStart w:id="72" w:name="not-in-example-to-scrutinize"/>
     <w:p>
       <w:pPr>
         <w:pStyle w:val="Heading3"/>
@@ -9671,8 +9707,8 @@
         <w:t xml:space="preserve">Large exclusions often scale poorly. Prefer positive selection, precomputed sets, or different data modeling when possible.</w:t>
       </w:r>
     </w:p>
-    <w:bookmarkEnd w:id="92"/>
-    <w:bookmarkStart w:id="93" w:name="like-examples"/>
+    <w:bookmarkEnd w:id="72"/>
+    <w:bookmarkStart w:id="73" w:name="like-examples"/>
     <w:p>
       <w:pPr>
         <w:pStyle w:val="Heading3"/>
@@ -9852,8 +9888,8 @@
         <w:t xml:space="preserve">The second form is more index-friendly than a leading wildcard, but serious search workloads should usually move to dedicated search infrastructure.</w:t>
       </w:r>
     </w:p>
-    <w:bookmarkEnd w:id="93"/>
-    <w:bookmarkStart w:id="94" w:name="explain"/>
+    <w:bookmarkEnd w:id="73"/>
+    <w:bookmarkStart w:id="74" w:name="explain"/>
     <w:p>
       <w:pPr>
         <w:pStyle w:val="Heading3"/>
@@ -10216,9 +10252,9 @@
         </w:pict>
       </w:r>
     </w:p>
-    <w:bookmarkEnd w:id="94"/>
-    <w:bookmarkEnd w:id="95"/>
-    <w:bookmarkStart w:id="100" w:name="X3b359a510d8b4b5b3caa461c27c179332f56bbb"/>
+    <w:bookmarkEnd w:id="74"/>
+    <w:bookmarkEnd w:id="75"/>
+    <w:bookmarkStart w:id="80" w:name="X3b359a510d8b4b5b3caa461c27c179332f56bbb"/>
     <w:p>
       <w:pPr>
         <w:pStyle w:val="Heading2"/>
@@ -10250,7 +10286,7 @@
         <w:t xml:space="preserve">Autoloaded options are loaded early and can affect every request.</w:t>
       </w:r>
     </w:p>
-    <w:bookmarkStart w:id="96" w:name="what-changed-in-wordpress-6.6"/>
+    <w:bookmarkStart w:id="76" w:name="what-changed-in-wordpress-6.6"/>
     <w:p>
       <w:pPr>
         <w:pStyle w:val="Heading3"/>
@@ -10575,11 +10611,17 @@
         <w:t xml:space="preserve"> </w:t>
       </w:r>
       <w:r>
-        <w:t xml:space="preserve">and a Site Health check (“Autoloaded options could affect performance”) that warns when total autoload size exceeds ~800 KB.</w:t>
-      </w:r>
-    </w:p>
-    <w:bookmarkEnd w:id="96"/>
-    <w:bookmarkStart w:id="97" w:name="review-queries-6.6-aware"/>
+        <w:t xml:space="preserve">and a Site Health check (</w:t>
+      </w:r>
+      <w:r>
+        <w:t xml:space="preserve">“Autoloaded options could affect performance”</w:t>
+      </w:r>
+      <w:r>
+        <w:t xml:space="preserve">) that warns when total autoload size exceeds ~800 KB.</w:t>
+      </w:r>
+    </w:p>
+    <w:bookmarkEnd w:id="76"/>
+    <w:bookmarkStart w:id="77" w:name="review-queries-6.6-aware"/>
     <w:p>
       <w:pPr>
         <w:pStyle w:val="Heading3"/>
@@ -10989,8 +11031,8 @@
         <w:t xml:space="preserve">);</w:t>
       </w:r>
     </w:p>
-    <w:bookmarkEnd w:id="97"/>
-    <w:bookmarkStart w:id="98" w:name="changing-autoload-state"/>
+    <w:bookmarkEnd w:id="77"/>
+    <w:bookmarkStart w:id="78" w:name="changing-autoload-state"/>
     <w:p>
       <w:pPr>
         <w:pStyle w:val="Heading3"/>
@@ -11199,8 +11241,8 @@
         <w:t xml:space="preserve"> option set-autoload my_huge_option no</w:t>
       </w:r>
     </w:p>
-    <w:bookmarkEnd w:id="98"/>
-    <w:bookmarkStart w:id="99" w:name="guidance"/>
+    <w:bookmarkEnd w:id="78"/>
+    <w:bookmarkStart w:id="79" w:name="guidance"/>
     <w:p>
       <w:pPr>
         <w:pStyle w:val="Heading3"/>
@@ -11303,9 +11345,9 @@
         </w:pict>
       </w:r>
     </w:p>
-    <w:bookmarkEnd w:id="99"/>
-    <w:bookmarkEnd w:id="100"/>
-    <w:bookmarkStart w:id="110" w:name="transients-and-object-cache"/>
+    <w:bookmarkEnd w:id="79"/>
+    <w:bookmarkEnd w:id="80"/>
+    <w:bookmarkStart w:id="90" w:name="transients-and-object-cache"/>
     <w:p>
       <w:pPr>
         <w:pStyle w:val="Heading2"/>
@@ -11322,7 +11364,7 @@
         <w:t xml:space="preserve">Transients are temporary cached values with expiration, but their backend depends on the environment.</w:t>
       </w:r>
     </w:p>
-    <w:bookmarkStart w:id="101" w:name="core-rule"/>
+    <w:bookmarkStart w:id="81" w:name="core-rule"/>
     <w:p>
       <w:pPr>
         <w:pStyle w:val="Heading3"/>
@@ -11391,8 +11433,8 @@
         <w:t xml:space="preserve">This is the design, not a bug. The bug is writing transient-heavy code without checking which backend is in use.</w:t>
       </w:r>
     </w:p>
-    <w:bookmarkEnd w:id="101"/>
-    <w:bookmarkStart w:id="102" w:name="database-backed-transient-row-pairs"/>
+    <w:bookmarkEnd w:id="81"/>
+    <w:bookmarkStart w:id="82" w:name="database-backed-transient-row-pairs"/>
     <w:p>
       <w:pPr>
         <w:pStyle w:val="Heading3"/>
@@ -11498,8 +11540,8 @@
         <w:t xml:space="preserve">keys (see §24).</w:t>
       </w:r>
     </w:p>
-    <w:bookmarkEnd w:id="102"/>
-    <w:bookmarkStart w:id="103" w:name="the-falsey-value-pitfall"/>
+    <w:bookmarkEnd w:id="82"/>
+    <w:bookmarkStart w:id="83" w:name="the-falsey-value-pitfall"/>
     <w:p>
       <w:pPr>
         <w:pStyle w:val="Heading3"/>
@@ -11951,8 +11993,8 @@
         <w:t xml:space="preserve">;</w:t>
       </w:r>
     </w:p>
-    <w:bookmarkEnd w:id="103"/>
-    <w:bookmarkStart w:id="104" w:name="safe-transient-pattern"/>
+    <w:bookmarkEnd w:id="83"/>
+    <w:bookmarkStart w:id="84" w:name="safe-transient-pattern"/>
     <w:p>
       <w:pPr>
         <w:pStyle w:val="Heading3"/>
@@ -12266,8 +12308,8 @@
         <w:t xml:space="preserve">}</w:t>
       </w:r>
     </w:p>
-    <w:bookmarkEnd w:id="104"/>
-    <w:bookmarkStart w:id="105" w:name="use-transients-for"/>
+    <w:bookmarkEnd w:id="84"/>
+    <w:bookmarkStart w:id="85" w:name="use-transients-for"/>
     <w:p>
       <w:pPr>
         <w:pStyle w:val="Heading3"/>
@@ -12336,8 +12378,8 @@
         <w:t xml:space="preserve">short-lived shared results.</w:t>
       </w:r>
     </w:p>
-    <w:bookmarkEnd w:id="105"/>
-    <w:bookmarkStart w:id="106" w:name="avoid-transients-for"/>
+    <w:bookmarkEnd w:id="85"/>
+    <w:bookmarkStart w:id="86" w:name="avoid-transients-for"/>
     <w:p>
       <w:pPr>
         <w:pStyle w:val="Heading3"/>
@@ -12430,8 +12472,8 @@
         <w:t xml:space="preserve">data that changes so frequently it rarely hits cache.</w:t>
       </w:r>
     </w:p>
-    <w:bookmarkEnd w:id="106"/>
-    <w:bookmarkStart w:id="107" w:name="inspect-database-backed-transients"/>
+    <w:bookmarkEnd w:id="86"/>
+    <w:bookmarkStart w:id="87" w:name="inspect-database-backed-transients"/>
     <w:p>
       <w:pPr>
         <w:pStyle w:val="Heading3"/>
@@ -12765,8 +12807,8 @@
         <w:t xml:space="preserve">;</w:t>
       </w:r>
     </w:p>
-    <w:bookmarkEnd w:id="107"/>
-    <w:bookmarkStart w:id="108" w:name="object-cache-monitoring"/>
+    <w:bookmarkEnd w:id="87"/>
+    <w:bookmarkStart w:id="88" w:name="object-cache-monitoring"/>
     <w:p>
       <w:pPr>
         <w:pStyle w:val="Heading3"/>
@@ -12879,8 +12921,8 @@
         <w:t xml:space="preserve">network/service errors.</w:t>
       </w:r>
     </w:p>
-    <w:bookmarkEnd w:id="108"/>
-    <w:bookmarkStart w:id="109" w:name="redis-vs-memcached-and-object-cache-pro"/>
+    <w:bookmarkEnd w:id="88"/>
+    <w:bookmarkStart w:id="89" w:name="redis-vs-memcached-and-object-cache-pro"/>
     <w:p>
       <w:pPr>
         <w:pStyle w:val="Heading3"/>
@@ -13028,9 +13070,9 @@
         </w:pict>
       </w:r>
     </w:p>
-    <w:bookmarkEnd w:id="109"/>
-    <w:bookmarkEnd w:id="110"/>
-    <w:bookmarkStart w:id="114" w:name="race-conditions-and-cache-stampedes"/>
+    <w:bookmarkEnd w:id="89"/>
+    <w:bookmarkEnd w:id="90"/>
+    <w:bookmarkStart w:id="94" w:name="race-conditions-and-cache-stampedes"/>
     <w:p>
       <w:pPr>
         <w:pStyle w:val="Heading2"/>
@@ -13047,7 +13089,7 @@
         <w:t xml:space="preserve">Cache stampedes happen when many requests miss the same expensive cache key and all regenerate it simultaneously.</w:t>
       </w:r>
     </w:p>
-    <w:bookmarkStart w:id="111" w:name="object-cache-form"/>
+    <w:bookmarkStart w:id="91" w:name="object-cache-form"/>
     <w:p>
       <w:pPr>
         <w:pStyle w:val="Heading3"/>
@@ -13771,8 +13813,8 @@
         <w:t xml:space="preserve">}</w:t>
       </w:r>
     </w:p>
-    <w:bookmarkEnd w:id="111"/>
-    <w:bookmarkStart w:id="112" w:name="transient-form"/>
+    <w:bookmarkEnd w:id="91"/>
+    <w:bookmarkStart w:id="92" w:name="transient-form"/>
     <w:p>
       <w:pPr>
         <w:pStyle w:val="Heading3"/>
@@ -14360,8 +14402,8 @@
         <w:t xml:space="preserve">The lock’s TTL is only a safety property after the lock is shared across requests. Without a persistent object cache, the lock is only request-local and does not prevent a stampede.</w:t>
       </w:r>
     </w:p>
-    <w:bookmarkEnd w:id="112"/>
-    <w:bookmarkStart w:id="113" w:name="additional-tactics"/>
+    <w:bookmarkEnd w:id="92"/>
+    <w:bookmarkStart w:id="93" w:name="additional-tactics"/>
     <w:p>
       <w:pPr>
         <w:pStyle w:val="Heading3"/>
@@ -14449,9 +14491,9 @@
         </w:pict>
       </w:r>
     </w:p>
-    <w:bookmarkEnd w:id="113"/>
-    <w:bookmarkEnd w:id="114"/>
-    <w:bookmarkStart w:id="117" w:name="rest-api-ajax-and-follow-up-requests"/>
+    <w:bookmarkEnd w:id="93"/>
+    <w:bookmarkEnd w:id="94"/>
+    <w:bookmarkStart w:id="97" w:name="rest-api-ajax-and-follow-up-requests"/>
     <w:p>
       <w:pPr>
         <w:pStyle w:val="Heading2"/>
@@ -14578,7 +14620,7 @@
         <w:t xml:space="preserve">polling.</w:t>
       </w:r>
     </w:p>
-    <w:bookmarkStart w:id="115" w:name="rest-guidance"/>
+    <w:bookmarkStart w:id="95" w:name="rest-guidance"/>
     <w:p>
       <w:pPr>
         <w:pStyle w:val="Heading3"/>
@@ -14647,8 +14689,8 @@
         <w:t xml:space="preserve">Avoid polling when event-driven updates are possible.</w:t>
       </w:r>
     </w:p>
-    <w:bookmarkEnd w:id="115"/>
-    <w:bookmarkStart w:id="116" w:name="ajax-guidance"/>
+    <w:bookmarkEnd w:id="95"/>
+    <w:bookmarkStart w:id="96" w:name="ajax-guidance"/>
     <w:p>
       <w:pPr>
         <w:pStyle w:val="Heading3"/>
@@ -14742,9 +14784,9 @@
         </w:pict>
       </w:r>
     </w:p>
-    <w:bookmarkEnd w:id="116"/>
-    <w:bookmarkEnd w:id="117"/>
-    <w:bookmarkStart w:id="120" w:name="X80892b5dc2d2cfc7ada69a0def2a76ca358ae76"/>
+    <w:bookmarkEnd w:id="96"/>
+    <w:bookmarkEnd w:id="97"/>
+    <w:bookmarkStart w:id="100" w:name="X80892b5dc2d2cfc7ada69a0def2a76ca358ae76"/>
     <w:p>
       <w:pPr>
         <w:pStyle w:val="Heading2"/>
@@ -14761,7 +14803,7 @@
         <w:t xml:space="preserve">Request-triggered WP-Cron can create unpredictable user-facing latency. On production and high-traffic sites, move due-event execution to a real scheduler — but the order matters.</w:t>
       </w:r>
     </w:p>
-    <w:bookmarkStart w:id="118" w:name="production-pattern"/>
+    <w:bookmarkStart w:id="98" w:name="production-pattern"/>
     <w:p>
       <w:pPr>
         <w:pStyle w:val="Heading3"/>
@@ -15359,8 +15401,8 @@
         <w:t xml:space="preserve">/ every five minutes. The right answer depends on what is scheduled. If you have second-counts-late jobs, run every minute; otherwise five minutes is the calmer default.</w:t>
       </w:r>
     </w:p>
-    <w:bookmarkEnd w:id="118"/>
-    <w:bookmarkStart w:id="119" w:name="review"/>
+    <w:bookmarkEnd w:id="98"/>
+    <w:bookmarkStart w:id="99" w:name="review"/>
     <w:p>
       <w:pPr>
         <w:pStyle w:val="Heading3"/>
@@ -15369,9 +15411,9 @@
         <w:t xml:space="preserve">Review</w:t>
       </w:r>
     </w:p>
-    <w:bookmarkEnd w:id="119"/>
-    <w:bookmarkEnd w:id="120"/>
-    <w:bookmarkStart w:id="124" w:name="wp-config.php-as-policy"/>
+    <w:bookmarkEnd w:id="99"/>
+    <w:bookmarkEnd w:id="100"/>
+    <w:bookmarkStart w:id="104" w:name="wp-config.php-as-policy"/>
     <w:p>
       <w:pPr>
         <w:pStyle w:val="Heading2"/>
@@ -15960,7 +16002,7 @@
         <w:t xml:space="preserve">;</w:t>
       </w:r>
     </w:p>
-    <w:bookmarkStart w:id="121" w:name="heartbeat-api"/>
+    <w:bookmarkStart w:id="101" w:name="heartbeat-api"/>
     <w:p>
       <w:pPr>
         <w:pStyle w:val="Heading3"/>
@@ -16186,8 +16228,8 @@
         <w:t xml:space="preserve">;</w:t>
       </w:r>
     </w:p>
-    <w:bookmarkEnd w:id="121"/>
-    <w:bookmarkStart w:id="122" w:name="xml-rpc"/>
+    <w:bookmarkEnd w:id="101"/>
+    <w:bookmarkStart w:id="102" w:name="xml-rpc"/>
     <w:p>
       <w:pPr>
         <w:pStyle w:val="Heading3"/>
@@ -16251,8 +16293,8 @@
         <w:t xml:space="preserve">;</w:t>
       </w:r>
     </w:p>
-    <w:bookmarkEnd w:id="122"/>
-    <w:bookmarkStart w:id="123" w:name="emojis-and-embeds"/>
+    <w:bookmarkEnd w:id="102"/>
+    <w:bookmarkStart w:id="103" w:name="emojis-and-embeds"/>
     <w:p>
       <w:pPr>
         <w:pStyle w:val="Heading3"/>
@@ -16439,9 +16481,9 @@
         </w:pict>
       </w:r>
     </w:p>
-    <w:bookmarkEnd w:id="123"/>
-    <w:bookmarkEnd w:id="124"/>
-    <w:bookmarkStart w:id="125" w:name="partial-output-fragment-caching"/>
+    <w:bookmarkEnd w:id="103"/>
+    <w:bookmarkEnd w:id="104"/>
+    <w:bookmarkStart w:id="105" w:name="partial-output-fragment-caching"/>
     <w:p>
       <w:pPr>
         <w:pStyle w:val="Heading2"/>
@@ -17628,8 +17670,8 @@
         <w:t xml:space="preserve">above) to make targeted flushes possible.</w:t>
       </w:r>
     </w:p>
-    <w:bookmarkEnd w:id="125"/>
-    <w:bookmarkStart w:id="135" w:name="frontend-and-browser-performance"/>
+    <w:bookmarkEnd w:id="105"/>
+    <w:bookmarkStart w:id="115" w:name="frontend-and-browser-performance"/>
     <w:p>
       <w:pPr>
         <w:pStyle w:val="Heading2"/>
@@ -17646,7 +17688,7 @@
         <w:t xml:space="preserve">A fast origin response does not guarantee a fast experience.</w:t>
       </w:r>
     </w:p>
-    <w:bookmarkStart w:id="126" w:name="core-web-vitals-thresholds"/>
+    <w:bookmarkStart w:id="106" w:name="core-web-vitals-thresholds"/>
     <w:p>
       <w:pPr>
         <w:pStyle w:val="Heading3"/>
@@ -17891,8 +17933,8 @@
         <w:t xml:space="preserve">across a site’s real users. INP replaced FID as a Core Web Vital on March 12, 2024.</w:t>
       </w:r>
     </w:p>
-    <w:bookmarkEnd w:id="126"/>
-    <w:bookmarkStart w:id="127" w:name="lcp-checklist"/>
+    <w:bookmarkEnd w:id="106"/>
+    <w:bookmarkStart w:id="107" w:name="lcp-checklist"/>
     <w:p>
       <w:pPr>
         <w:pStyle w:val="Heading3"/>
@@ -17985,8 +18027,8 @@
         <w:t xml:space="preserve">Preload only truly critical resources (see §8).</w:t>
       </w:r>
     </w:p>
-    <w:bookmarkEnd w:id="127"/>
-    <w:bookmarkStart w:id="128" w:name="inp-checklist"/>
+    <w:bookmarkEnd w:id="107"/>
+    <w:bookmarkStart w:id="108" w:name="inp-checklist"/>
     <w:p>
       <w:pPr>
         <w:pStyle w:val="Heading3"/>
@@ -18067,8 +18109,8 @@
         <w:t xml:space="preserve">Split work and avoid blocking the main thread.</w:t>
       </w:r>
     </w:p>
-    <w:bookmarkEnd w:id="128"/>
-    <w:bookmarkStart w:id="129" w:name="cls-checklist"/>
+    <w:bookmarkEnd w:id="108"/>
+    <w:bookmarkStart w:id="109" w:name="cls-checklist"/>
     <w:p>
       <w:pPr>
         <w:pStyle w:val="Heading3"/>
@@ -18125,8 +18167,8 @@
         <w:t xml:space="preserve">Avoid injecting content above existing content after render.</w:t>
       </w:r>
     </w:p>
-    <w:bookmarkEnd w:id="129"/>
-    <w:bookmarkStart w:id="130" w:name="images"/>
+    <w:bookmarkEnd w:id="109"/>
+    <w:bookmarkStart w:id="110" w:name="images"/>
     <w:p>
       <w:pPr>
         <w:pStyle w:val="Heading3"/>
@@ -18280,8 +18322,8 @@
         <w:t xml:space="preserve">Preload the true LCP image only when necessary.</w:t>
       </w:r>
     </w:p>
-    <w:bookmarkEnd w:id="130"/>
-    <w:bookmarkStart w:id="131" w:name="fonts-foit-vs-fout"/>
+    <w:bookmarkEnd w:id="110"/>
+    <w:bookmarkStart w:id="111" w:name="fonts-foit-vs-fout"/>
     <w:p>
       <w:pPr>
         <w:pStyle w:val="Heading3"/>
@@ -18511,8 +18553,8 @@
         <w:t xml:space="preserve">(see §8).</w:t>
       </w:r>
     </w:p>
-    <w:bookmarkEnd w:id="131"/>
-    <w:bookmarkStart w:id="132" w:name="css-and-javascript"/>
+    <w:bookmarkEnd w:id="111"/>
+    <w:bookmarkStart w:id="112" w:name="css-and-javascript"/>
     <w:p>
       <w:pPr>
         <w:pStyle w:val="Heading3"/>
@@ -18611,8 +18653,8 @@
         <w:t xml:space="preserve">Trace every asset back to the plugin/theme that enqueued it.</w:t>
       </w:r>
     </w:p>
-    <w:bookmarkEnd w:id="132"/>
-    <w:bookmarkStart w:id="133" w:name="critical-css"/>
+    <w:bookmarkEnd w:id="112"/>
+    <w:bookmarkStart w:id="113" w:name="critical-css"/>
     <w:p>
       <w:pPr>
         <w:pStyle w:val="Heading3"/>
@@ -18722,8 +18764,8 @@
         <w:t xml:space="preserve">Re-generate when the design changes; stale critical CSS is worse than none.</w:t>
       </w:r>
     </w:p>
-    <w:bookmarkEnd w:id="133"/>
-    <w:bookmarkStart w:id="134" w:name="X6af6c678f9999d6c956fbe683c689bc5b7e772f"/>
+    <w:bookmarkEnd w:id="113"/>
+    <w:bookmarkStart w:id="114" w:name="X6af6c678f9999d6c956fbe683c689bc5b7e772f"/>
     <w:p>
       <w:pPr>
         <w:pStyle w:val="Heading3"/>
@@ -18747,9 +18789,9 @@
         </w:pict>
       </w:r>
     </w:p>
-    <w:bookmarkEnd w:id="134"/>
-    <w:bookmarkEnd w:id="135"/>
-    <w:bookmarkStart w:id="136" w:name="page-builders-themes-and-dom-bloat"/>
+    <w:bookmarkEnd w:id="114"/>
+    <w:bookmarkEnd w:id="115"/>
+    <w:bookmarkStart w:id="116" w:name="page-builders-themes-and-dom-bloat"/>
     <w:p>
       <w:pPr>
         <w:pStyle w:val="Heading2"/>
@@ -18901,8 +18943,8 @@
         </w:pict>
       </w:r>
     </w:p>
-    <w:bookmarkEnd w:id="136"/>
-    <w:bookmarkStart w:id="139" w:name="search-sitemaps-and-large-content-sets"/>
+    <w:bookmarkEnd w:id="116"/>
+    <w:bookmarkStart w:id="119" w:name="search-sitemaps-and-large-content-sets"/>
     <w:p>
       <w:pPr>
         <w:pStyle w:val="Heading2"/>
@@ -18911,7 +18953,7 @@
         <w:t xml:space="preserve">21. Search, sitemaps, and large content sets</w:t>
       </w:r>
     </w:p>
-    <w:bookmarkStart w:id="137" w:name="search"/>
+    <w:bookmarkStart w:id="117" w:name="search"/>
     <w:p>
       <w:pPr>
         <w:pStyle w:val="Heading3"/>
@@ -18996,8 +19038,8 @@
         <w:t xml:space="preserve">SQL search creates load.</w:t>
       </w:r>
     </w:p>
-    <w:bookmarkEnd w:id="137"/>
-    <w:bookmarkStart w:id="138" w:name="sitemaps"/>
+    <w:bookmarkEnd w:id="117"/>
+    <w:bookmarkStart w:id="118" w:name="sitemaps"/>
     <w:p>
       <w:pPr>
         <w:pStyle w:val="Heading3"/>
@@ -19081,9 +19123,9 @@
         </w:pict>
       </w:r>
     </w:p>
-    <w:bookmarkEnd w:id="138"/>
-    <w:bookmarkEnd w:id="139"/>
-    <w:bookmarkStart w:id="151" w:name="X46b46a8478f497cf2331c046fb684d7eb3d49c5"/>
+    <w:bookmarkEnd w:id="118"/>
+    <w:bookmarkEnd w:id="119"/>
+    <w:bookmarkStart w:id="131" w:name="X46b46a8478f497cf2331c046fb684d7eb3d49c5"/>
     <w:p>
       <w:pPr>
         <w:pStyle w:val="Heading2"/>
@@ -19108,7 +19150,7 @@
         <w:t xml:space="preserve">Last verified against WordPress 7.0 on 2026-06-14.</w:t>
       </w:r>
     </w:p>
-    <w:bookmarkStart w:id="141" w:name="Xfee1277cede5db2699e5dba19aca26f384fef5f"/>
+    <w:bookmarkStart w:id="121" w:name="Xfee1277cede5db2699e5dba19aca26f384fef5f"/>
     <w:p>
       <w:pPr>
         <w:pStyle w:val="Heading3"/>
@@ -19121,7 +19163,7 @@
       <w:pPr>
         <w:pStyle w:val="FirstParagraph"/>
       </w:pPr>
-      <w:hyperlink r:id="rId140">
+      <w:hyperlink r:id="rId120">
         <w:r>
           <w:rPr>
             <w:rStyle w:val="Hyperlink"/>
@@ -19369,8 +19411,8 @@
         <w:t xml:space="preserve">Recommendation: evaluate Performance Lab on staging, look at the current Featured Plugins list at the verification time, and adopt specific plugins by name only when they match the site’s documented performance need. The catalog changes over time; for example, Performance Lab 4.1.0 removed Web Worker Offloading from the featured list.</w:t>
       </w:r>
     </w:p>
-    <w:bookmarkEnd w:id="141"/>
-    <w:bookmarkStart w:id="144" w:name="X89a17d8dd00cb27c2f49ed2d2cb402a6088d745"/>
+    <w:bookmarkEnd w:id="121"/>
+    <w:bookmarkStart w:id="124" w:name="X89a17d8dd00cb27c2f49ed2d2cb402a6088d745"/>
     <w:p>
       <w:pPr>
         <w:pStyle w:val="Heading3"/>
@@ -19389,7 +19431,7 @@
       <w:r>
         <w:t xml:space="preserve"> </w:t>
       </w:r>
-      <w:hyperlink r:id="rId142">
+      <w:hyperlink r:id="rId122">
         <w:r>
           <w:rPr>
             <w:rStyle w:val="Hyperlink"/>
@@ -19499,7 +19541,7 @@
       <w:r>
         <w:t xml:space="preserve"> </w:t>
       </w:r>
-      <w:hyperlink r:id="rId143">
+      <w:hyperlink r:id="rId123">
         <w:r>
           <w:rPr>
             <w:rStyle w:val="Hyperlink"/>
@@ -19579,8 +19621,8 @@
         <w:t xml:space="preserve">wording as the recommended Core opt-out mechanism.</w:t>
       </w:r>
     </w:p>
-    <w:bookmarkEnd w:id="144"/>
-    <w:bookmarkStart w:id="145" w:name="wp-6.6-options-api-improvements"/>
+    <w:bookmarkEnd w:id="124"/>
+    <w:bookmarkStart w:id="125" w:name="wp-6.6-options-api-improvements"/>
     <w:p>
       <w:pPr>
         <w:pStyle w:val="Heading3"/>
@@ -19609,8 +19651,8 @@
         <w:t xml:space="preserve">, expanded the autoload vocabulary, and added the Site Health autoload check. WP 6.8 continued to tune the auto-skip heuristics.</w:t>
       </w:r>
     </w:p>
-    <w:bookmarkEnd w:id="145"/>
-    <w:bookmarkStart w:id="148" w:name="wordpress-6.9-performance-deltas"/>
+    <w:bookmarkEnd w:id="125"/>
+    <w:bookmarkStart w:id="128" w:name="wordpress-6.9-performance-deltas"/>
     <w:p>
       <w:pPr>
         <w:pStyle w:val="Heading3"/>
@@ -19651,7 +19693,7 @@
       <w:r>
         <w:t xml:space="preserve"> </w:t>
       </w:r>
-      <w:hyperlink r:id="rId146">
+      <w:hyperlink r:id="rId126">
         <w:r>
           <w:rPr>
             <w:rStyle w:val="Hyperlink"/>
@@ -19724,7 +19766,7 @@
       <w:r>
         <w:t xml:space="preserve"> </w:t>
       </w:r>
-      <w:hyperlink r:id="rId147">
+      <w:hyperlink r:id="rId127">
         <w:r>
           <w:rPr>
             <w:rStyle w:val="Hyperlink"/>
@@ -19747,8 +19789,8 @@
         <w:t xml:space="preserve">Treat this as a delta inventory, not a substitute for measurement: verify impact on the specific site with the same baseline and rollback discipline used elsewhere in this guide.</w:t>
       </w:r>
     </w:p>
-    <w:bookmarkEnd w:id="148"/>
-    <w:bookmarkStart w:id="149" w:name="X28bb89160cf88d5f6ff9a0d62133a74b39dad5e"/>
+    <w:bookmarkEnd w:id="128"/>
+    <w:bookmarkStart w:id="129" w:name="X28bb89160cf88d5f6ff9a0d62133a74b39dad5e"/>
     <w:p>
       <w:pPr>
         <w:pStyle w:val="Heading3"/>
@@ -19861,8 +19903,8 @@
         <w:t xml:space="preserve">Treat 7.0 guidance as an upgrade-review prompt: verify plugin/theme compatibility, PHP runtime behavior, admin/editor regressions, and any AI/connector network paths with measurements from the target environment.</w:t>
       </w:r>
     </w:p>
-    <w:bookmarkEnd w:id="149"/>
-    <w:bookmarkStart w:id="150" w:name="auto-image-sizes-and-fetchpriority"/>
+    <w:bookmarkEnd w:id="129"/>
+    <w:bookmarkStart w:id="130" w:name="auto-image-sizes-and-fetchpriority"/>
     <w:p>
       <w:pPr>
         <w:pStyle w:val="Heading3"/>
@@ -19903,9 +19945,9 @@
         <w:t xml:space="preserve">to the LCP image when it can identify one (typically the first large in-content image). For most sites this removes the need for manual LCP preload — verify in DevTools before adding a preload yourself.</w:t>
       </w:r>
     </w:p>
-    <w:bookmarkEnd w:id="150"/>
-    <w:bookmarkEnd w:id="151"/>
-    <w:bookmarkStart w:id="152" w:name="woocommerce-and-dynamic-commerce-flows"/>
+    <w:bookmarkEnd w:id="130"/>
+    <w:bookmarkEnd w:id="131"/>
+    <w:bookmarkStart w:id="132" w:name="woocommerce-and-dynamic-commerce-flows"/>
     <w:p>
       <w:pPr>
         <w:pStyle w:val="Heading2"/>
@@ -20033,8 +20075,8 @@
         </w:pict>
       </w:r>
     </w:p>
-    <w:bookmarkEnd w:id="152"/>
-    <w:bookmarkStart w:id="153" w:name="multisite"/>
+    <w:bookmarkEnd w:id="132"/>
+    <w:bookmarkStart w:id="133" w:name="multisite"/>
     <w:p>
       <w:pPr>
         <w:pStyle w:val="Heading2"/>
@@ -20092,7 +20134,13 @@
         </w:numPr>
       </w:pPr>
       <w:r>
-        <w:t xml:space="preserve">network-wide (“site”) transients —</w:t>
+        <w:t xml:space="preserve">network-wide (</w:t>
+      </w:r>
+      <w:r>
+        <w:t xml:space="preserve">“site”</w:t>
+      </w:r>
+      <w:r>
+        <w:t xml:space="preserve">) transients —</w:t>
       </w:r>
       <w:r>
         <w:t xml:space="preserve"> </w:t>
@@ -20194,8 +20242,8 @@
         </w:pict>
       </w:r>
     </w:p>
-    <w:bookmarkEnd w:id="153"/>
-    <w:bookmarkStart w:id="156" w:name="high-traffic-events-and-load-testing"/>
+    <w:bookmarkEnd w:id="133"/>
+    <w:bookmarkStart w:id="136" w:name="high-traffic-events-and-load-testing"/>
     <w:p>
       <w:pPr>
         <w:pStyle w:val="Heading2"/>
@@ -20212,7 +20260,7 @@
         <w:t xml:space="preserve">High-traffic events require pre-work.</w:t>
       </w:r>
     </w:p>
-    <w:bookmarkStart w:id="154" w:name="preflight"/>
+    <w:bookmarkStart w:id="134" w:name="preflight"/>
     <w:p>
       <w:pPr>
         <w:pStyle w:val="Heading3"/>
@@ -20329,8 +20377,8 @@
         <w:t xml:space="preserve">Prepare rollback and escalation.</w:t>
       </w:r>
     </w:p>
-    <w:bookmarkEnd w:id="154"/>
-    <w:bookmarkStart w:id="155" w:name="load-testing"/>
+    <w:bookmarkEnd w:id="134"/>
+    <w:bookmarkStart w:id="135" w:name="load-testing"/>
     <w:p>
       <w:pPr>
         <w:pStyle w:val="Heading3"/>
@@ -20511,9 +20559,9 @@
         </w:pict>
       </w:r>
     </w:p>
-    <w:bookmarkEnd w:id="155"/>
-    <w:bookmarkEnd w:id="156"/>
-    <w:bookmarkStart w:id="165" w:name="measurement-tools"/>
+    <w:bookmarkEnd w:id="135"/>
+    <w:bookmarkEnd w:id="136"/>
+    <w:bookmarkStart w:id="145" w:name="measurement-tools"/>
     <w:p>
       <w:pPr>
         <w:pStyle w:val="Heading2"/>
@@ -20522,7 +20570,7 @@
         <w:t xml:space="preserve">26. Measurement tools</w:t>
       </w:r>
     </w:p>
-    <w:bookmarkStart w:id="157" w:name="browserlab-tools"/>
+    <w:bookmarkStart w:id="137" w:name="browserlab-tools"/>
     <w:p>
       <w:pPr>
         <w:pStyle w:val="Heading3"/>
@@ -20603,8 +20651,8 @@
         <w:t xml:space="preserve">network waterfalls.</w:t>
       </w:r>
     </w:p>
-    <w:bookmarkEnd w:id="157"/>
-    <w:bookmarkStart w:id="160" w:name="fielduser-tools"/>
+    <w:bookmarkEnd w:id="137"/>
+    <w:bookmarkStart w:id="140" w:name="fielduser-tools"/>
     <w:p>
       <w:pPr>
         <w:pStyle w:val="Heading3"/>
@@ -20621,7 +20669,7 @@
           <w:numId w:val="1090"/>
         </w:numPr>
       </w:pPr>
-      <w:hyperlink r:id="rId158">
+      <w:hyperlink r:id="rId138">
         <w:r>
           <w:rPr>
             <w:rStyle w:val="Hyperlink"/>
@@ -20641,7 +20689,7 @@
           <w:numId w:val="1090"/>
         </w:numPr>
       </w:pPr>
-      <w:hyperlink r:id="rId159">
+      <w:hyperlink r:id="rId139">
         <w:r>
           <w:rPr>
             <w:rStyle w:val="VerbatimChar"/>
@@ -20704,8 +20752,8 @@
         <w:t xml:space="preserve">Core Web Vitals reports.</w:t>
       </w:r>
     </w:p>
-    <w:bookmarkEnd w:id="160"/>
-    <w:bookmarkStart w:id="161" w:name="wordpressbackend-tools"/>
+    <w:bookmarkEnd w:id="140"/>
+    <w:bookmarkStart w:id="141" w:name="wordpressbackend-tools"/>
     <w:p>
       <w:pPr>
         <w:pStyle w:val="Heading3"/>
@@ -21036,8 +21084,8 @@
         <w:t xml:space="preserve">object-cache stats.</w:t>
       </w:r>
     </w:p>
-    <w:bookmarkEnd w:id="161"/>
-    <w:bookmarkStart w:id="162" w:name="php-timing-example"/>
+    <w:bookmarkEnd w:id="141"/>
+    <w:bookmarkStart w:id="142" w:name="php-timing-example"/>
     <w:p>
       <w:pPr>
         <w:pStyle w:val="Heading3"/>
@@ -21324,8 +21372,8 @@
         <w:t xml:space="preserve">}</w:t>
       </w:r>
     </w:p>
-    <w:bookmarkEnd w:id="162"/>
-    <w:bookmarkStart w:id="163" w:name="query-monitor-custom-timer"/>
+    <w:bookmarkEnd w:id="142"/>
+    <w:bookmarkStart w:id="143" w:name="query-monitor-custom-timer"/>
     <w:p>
       <w:pPr>
         <w:pStyle w:val="Heading3"/>
@@ -21549,8 +21597,8 @@
         <w:t xml:space="preserve">;</w:t>
       </w:r>
     </w:p>
-    <w:bookmarkEnd w:id="163"/>
-    <w:bookmarkStart w:id="164" w:name="new-relic-example"/>
+    <w:bookmarkEnd w:id="143"/>
+    <w:bookmarkStart w:id="144" w:name="new-relic-example"/>
     <w:p>
       <w:pPr>
         <w:pStyle w:val="Heading3"/>
@@ -21839,9 +21887,9 @@
         <w:t xml:space="preserve">to give the current request a stable, low-cardinality name in APM. The New Relic transaction-start API takes a New Relic application name, not a transaction name, and is reserved for advanced transaction-lifecycle patterns such as queue workers manually ending one transaction and starting another.</w:t>
       </w:r>
     </w:p>
-    <w:bookmarkEnd w:id="164"/>
-    <w:bookmarkEnd w:id="165"/>
-    <w:bookmarkStart w:id="173" w:name="decision-trees"/>
+    <w:bookmarkEnd w:id="144"/>
+    <w:bookmarkEnd w:id="145"/>
+    <w:bookmarkStart w:id="153" w:name="decision-trees"/>
     <w:p>
       <w:pPr>
         <w:pStyle w:val="Heading2"/>
@@ -21858,7 +21906,7 @@
         <w:t xml:space="preserve">These are TRACE in checklist form (see §3): follow the signal, narrow the pattern, change one thing, verify.</w:t>
       </w:r>
     </w:p>
-    <w:bookmarkStart w:id="166" w:name="high-ttfb-on-anonymous-public-page"/>
+    <w:bookmarkStart w:id="146" w:name="high-ttfb-on-anonymous-public-page"/>
     <w:p>
       <w:pPr>
         <w:pStyle w:val="Heading3"/>
@@ -21927,8 +21975,8 @@
         <w:t xml:space="preserve">Verify with repeated warm/cold measurements.</w:t>
       </w:r>
     </w:p>
-    <w:bookmarkEnd w:id="166"/>
-    <w:bookmarkStart w:id="167" w:name="high-ttfb-on-logged-inadmin-page"/>
+    <w:bookmarkEnd w:id="146"/>
+    <w:bookmarkStart w:id="147" w:name="high-ttfb-on-logged-inadmin-page"/>
     <w:p>
       <w:pPr>
         <w:pStyle w:val="Heading3"/>
@@ -22021,8 +22069,8 @@
         <w:t xml:space="preserve">Check cron/background jobs.</w:t>
       </w:r>
     </w:p>
-    <w:bookmarkEnd w:id="167"/>
-    <w:bookmarkStart w:id="168" w:name="poor-lcp"/>
+    <w:bookmarkEnd w:id="147"/>
+    <w:bookmarkStart w:id="148" w:name="poor-lcp"/>
     <w:p>
       <w:pPr>
         <w:pStyle w:val="Heading3"/>
@@ -22112,8 +22160,8 @@
         <w:t xml:space="preserve">Are third parties delaying the first view?</w:t>
       </w:r>
     </w:p>
-    <w:bookmarkEnd w:id="168"/>
-    <w:bookmarkStart w:id="169" w:name="poor-inp"/>
+    <w:bookmarkEnd w:id="148"/>
+    <w:bookmarkStart w:id="149" w:name="poor-inp"/>
     <w:p>
       <w:pPr>
         <w:pStyle w:val="Heading3"/>
@@ -22182,8 +22230,8 @@
         <w:t xml:space="preserve">Reduce DOM/layout complexity.</w:t>
       </w:r>
     </w:p>
-    <w:bookmarkEnd w:id="169"/>
-    <w:bookmarkStart w:id="170" w:name="poor-cache-hit-ratio"/>
+    <w:bookmarkEnd w:id="149"/>
+    <w:bookmarkStart w:id="150" w:name="poor-cache-hit-ratio"/>
     <w:p>
       <w:pPr>
         <w:pStyle w:val="Heading3"/>
@@ -22264,8 +22312,8 @@
         <w:t xml:space="preserve">Are REST/AJAX calls bypassing the intended cache strategy?</w:t>
       </w:r>
     </w:p>
-    <w:bookmarkEnd w:id="170"/>
-    <w:bookmarkStart w:id="171" w:name="slow-database"/>
+    <w:bookmarkEnd w:id="150"/>
+    <w:bookmarkStart w:id="151" w:name="slow-database"/>
     <w:p>
       <w:pPr>
         <w:pStyle w:val="Heading3"/>
@@ -22370,8 +22418,8 @@
         <w:t xml:space="preserve">Consider search/offloaded storage if SQL is the wrong tool.</w:t>
       </w:r>
     </w:p>
-    <w:bookmarkEnd w:id="171"/>
-    <w:bookmarkStart w:id="172" w:name="Xeead7ca0c1bf9125fb44fd5572ebca1801001a0"/>
+    <w:bookmarkEnd w:id="151"/>
+    <w:bookmarkStart w:id="152" w:name="Xeead7ca0c1bf9125fb44fd5572ebca1801001a0"/>
     <w:p>
       <w:pPr>
         <w:pStyle w:val="Heading3"/>
@@ -22435,9 +22483,9 @@
         </w:pict>
       </w:r>
     </w:p>
-    <w:bookmarkEnd w:id="172"/>
-    <w:bookmarkEnd w:id="173"/>
-    <w:bookmarkStart w:id="175" w:name="developer-anti-pattern-checklist"/>
+    <w:bookmarkEnd w:id="152"/>
+    <w:bookmarkEnd w:id="153"/>
+    <w:bookmarkStart w:id="155" w:name="developer-anti-pattern-checklist"/>
     <w:p>
       <w:pPr>
         <w:pStyle w:val="Heading2"/>
@@ -22700,7 +22748,7 @@
         <w:t xml:space="preserve">optimizing before measuring.</w:t>
       </w:r>
     </w:p>
-    <w:bookmarkStart w:id="174" w:name="common-transient-misconceptions"/>
+    <w:bookmarkStart w:id="154" w:name="common-transient-misconceptions"/>
     <w:p>
       <w:pPr>
         <w:pStyle w:val="Heading3"/>
@@ -22932,9 +22980,9 @@
         </w:pict>
       </w:r>
     </w:p>
-    <w:bookmarkEnd w:id="174"/>
-    <w:bookmarkEnd w:id="175"/>
-    <w:bookmarkStart w:id="177" w:name="definition-of-done"/>
+    <w:bookmarkEnd w:id="154"/>
+    <w:bookmarkEnd w:id="155"/>
+    <w:bookmarkStart w:id="157" w:name="definition-of-done"/>
     <w:p>
       <w:pPr>
         <w:pStyle w:val="Heading2"/>
@@ -23059,7 +23107,7 @@
         <w:t xml:space="preserve">remaining risks are documented.</w:t>
       </w:r>
     </w:p>
-    <w:bookmarkStart w:id="176" w:name="clientstakeholder-reporting"/>
+    <w:bookmarkStart w:id="156" w:name="clientstakeholder-reporting"/>
     <w:p>
       <w:pPr>
         <w:pStyle w:val="Heading3"/>
@@ -23397,9 +23445,9 @@
         </w:pict>
       </w:r>
     </w:p>
-    <w:bookmarkEnd w:id="176"/>
-    <w:bookmarkEnd w:id="177"/>
-    <w:bookmarkStart w:id="214" w:name="source-map-and-external-references"/>
+    <w:bookmarkEnd w:id="156"/>
+    <w:bookmarkEnd w:id="157"/>
+    <w:bookmarkStart w:id="194" w:name="source-map-and-external-references"/>
     <w:p>
       <w:pPr>
         <w:pStyle w:val="Heading2"/>
@@ -23408,7 +23456,7 @@
         <w:t xml:space="preserve">30. Source map and external references</w:t>
       </w:r>
     </w:p>
-    <w:bookmarkStart w:id="180" w:name="local-source-and-companion-files"/>
+    <w:bookmarkStart w:id="160" w:name="local-source-and-companion-files"/>
     <w:p>
       <w:pPr>
         <w:pStyle w:val="Heading3"/>
@@ -23431,7 +23479,7 @@
       <w:r>
         <w:t xml:space="preserve"> </w:t>
       </w:r>
-      <w:hyperlink r:id="rId46">
+      <w:hyperlink r:id="rId26">
         <w:r>
           <w:rPr>
             <w:rStyle w:val="VerbatimChar"/>
@@ -23454,7 +23502,7 @@
       <w:r>
         <w:t xml:space="preserve"> </w:t>
       </w:r>
-      <w:hyperlink r:id="rId47">
+      <w:hyperlink r:id="rId27">
         <w:r>
           <w:rPr>
             <w:rStyle w:val="VerbatimChar"/>
@@ -23477,7 +23525,7 @@
       <w:r>
         <w:t xml:space="preserve"> </w:t>
       </w:r>
-      <w:hyperlink r:id="rId178">
+      <w:hyperlink r:id="rId158">
         <w:r>
           <w:rPr>
             <w:rStyle w:val="VerbatimChar"/>
@@ -23500,7 +23548,7 @@
       <w:r>
         <w:t xml:space="preserve"> </w:t>
       </w:r>
-      <w:hyperlink r:id="rId179">
+      <w:hyperlink r:id="rId159">
         <w:r>
           <w:rPr>
             <w:rStyle w:val="VerbatimChar"/>
@@ -23509,8 +23557,8 @@
         </w:r>
       </w:hyperlink>
     </w:p>
-    <w:bookmarkEnd w:id="180"/>
-    <w:bookmarkStart w:id="193" w:name="wordpress.org-developer-documentation"/>
+    <w:bookmarkEnd w:id="160"/>
+    <w:bookmarkStart w:id="173" w:name="wordpress.org-developer-documentation"/>
     <w:p>
       <w:pPr>
         <w:pStyle w:val="Heading3"/>
@@ -23527,7 +23575,7 @@
           <w:numId w:val="1104"/>
         </w:numPr>
       </w:pPr>
-      <w:hyperlink r:id="rId181">
+      <w:hyperlink r:id="rId161">
         <w:r>
           <w:rPr>
             <w:rStyle w:val="Hyperlink"/>
@@ -23544,7 +23592,7 @@
           <w:numId w:val="1104"/>
         </w:numPr>
       </w:pPr>
-      <w:hyperlink r:id="rId182">
+      <w:hyperlink r:id="rId162">
         <w:r>
           <w:rPr>
             <w:rStyle w:val="VerbatimChar"/>
@@ -23561,7 +23609,7 @@
           <w:numId w:val="1104"/>
         </w:numPr>
       </w:pPr>
-      <w:hyperlink r:id="rId183">
+      <w:hyperlink r:id="rId163">
         <w:r>
           <w:rPr>
             <w:rStyle w:val="VerbatimChar"/>
@@ -23578,7 +23626,7 @@
           <w:numId w:val="1104"/>
         </w:numPr>
       </w:pPr>
-      <w:hyperlink r:id="rId184">
+      <w:hyperlink r:id="rId164">
         <w:r>
           <w:rPr>
             <w:rStyle w:val="VerbatimChar"/>
@@ -23595,7 +23643,7 @@
           <w:numId w:val="1104"/>
         </w:numPr>
       </w:pPr>
-      <w:hyperlink r:id="rId185">
+      <w:hyperlink r:id="rId165">
         <w:r>
           <w:rPr>
             <w:rStyle w:val="VerbatimChar"/>
@@ -23612,7 +23660,7 @@
           <w:numId w:val="1104"/>
         </w:numPr>
       </w:pPr>
-      <w:hyperlink r:id="rId186">
+      <w:hyperlink r:id="rId166">
         <w:r>
           <w:rPr>
             <w:rStyle w:val="VerbatimChar"/>
@@ -23629,7 +23677,7 @@
           <w:numId w:val="1104"/>
         </w:numPr>
       </w:pPr>
-      <w:hyperlink r:id="rId187">
+      <w:hyperlink r:id="rId167">
         <w:r>
           <w:rPr>
             <w:rStyle w:val="VerbatimChar"/>
@@ -23646,7 +23694,7 @@
           <w:numId w:val="1104"/>
         </w:numPr>
       </w:pPr>
-      <w:hyperlink r:id="rId188">
+      <w:hyperlink r:id="rId168">
         <w:r>
           <w:rPr>
             <w:rStyle w:val="VerbatimChar"/>
@@ -23675,7 +23723,7 @@
           <w:numId w:val="1104"/>
         </w:numPr>
       </w:pPr>
-      <w:hyperlink r:id="rId189">
+      <w:hyperlink r:id="rId169">
         <w:r>
           <w:rPr>
             <w:rStyle w:val="Hyperlink"/>
@@ -23692,7 +23740,7 @@
           <w:numId w:val="1104"/>
         </w:numPr>
       </w:pPr>
-      <w:hyperlink r:id="rId190">
+      <w:hyperlink r:id="rId170">
         <w:r>
           <w:rPr>
             <w:rStyle w:val="Hyperlink"/>
@@ -23709,7 +23757,7 @@
           <w:numId w:val="1104"/>
         </w:numPr>
       </w:pPr>
-      <w:hyperlink r:id="rId191">
+      <w:hyperlink r:id="rId171">
         <w:r>
           <w:rPr>
             <w:rStyle w:val="Hyperlink"/>
@@ -23726,7 +23774,7 @@
           <w:numId w:val="1104"/>
         </w:numPr>
       </w:pPr>
-      <w:hyperlink r:id="rId192">
+      <w:hyperlink r:id="rId172">
         <w:r>
           <w:rPr>
             <w:rStyle w:val="Hyperlink"/>
@@ -23735,8 +23783,8 @@
         </w:r>
       </w:hyperlink>
     </w:p>
-    <w:bookmarkEnd w:id="193"/>
-    <w:bookmarkStart w:id="202" w:name="wordpress-core-blog-posts"/>
+    <w:bookmarkEnd w:id="173"/>
+    <w:bookmarkStart w:id="182" w:name="wordpress-core-blog-posts"/>
     <w:p>
       <w:pPr>
         <w:pStyle w:val="Heading3"/>
@@ -23753,7 +23801,7 @@
           <w:numId w:val="1105"/>
         </w:numPr>
       </w:pPr>
-      <w:hyperlink r:id="rId194">
+      <w:hyperlink r:id="rId174">
         <w:r>
           <w:rPr>
             <w:rStyle w:val="Hyperlink"/>
@@ -23770,7 +23818,7 @@
           <w:numId w:val="1105"/>
         </w:numPr>
       </w:pPr>
-      <w:hyperlink r:id="rId195">
+      <w:hyperlink r:id="rId175">
         <w:r>
           <w:rPr>
             <w:rStyle w:val="Hyperlink"/>
@@ -23787,7 +23835,7 @@
           <w:numId w:val="1105"/>
         </w:numPr>
       </w:pPr>
-      <w:hyperlink r:id="rId196">
+      <w:hyperlink r:id="rId176">
         <w:r>
           <w:rPr>
             <w:rStyle w:val="Hyperlink"/>
@@ -23804,7 +23852,7 @@
           <w:numId w:val="1105"/>
         </w:numPr>
       </w:pPr>
-      <w:hyperlink r:id="rId142">
+      <w:hyperlink r:id="rId122">
         <w:r>
           <w:rPr>
             <w:rStyle w:val="Hyperlink"/>
@@ -23821,7 +23869,7 @@
           <w:numId w:val="1105"/>
         </w:numPr>
       </w:pPr>
-      <w:hyperlink r:id="rId197">
+      <w:hyperlink r:id="rId177">
         <w:r>
           <w:rPr>
             <w:rStyle w:val="Hyperlink"/>
@@ -23838,7 +23886,7 @@
           <w:numId w:val="1105"/>
         </w:numPr>
       </w:pPr>
-      <w:hyperlink r:id="rId146">
+      <w:hyperlink r:id="rId126">
         <w:r>
           <w:rPr>
             <w:rStyle w:val="Hyperlink"/>
@@ -23855,7 +23903,7 @@
           <w:numId w:val="1105"/>
         </w:numPr>
       </w:pPr>
-      <w:hyperlink r:id="rId147">
+      <w:hyperlink r:id="rId127">
         <w:r>
           <w:rPr>
             <w:rStyle w:val="Hyperlink"/>
@@ -23872,7 +23920,7 @@
           <w:numId w:val="1105"/>
         </w:numPr>
       </w:pPr>
-      <w:hyperlink r:id="rId198">
+      <w:hyperlink r:id="rId178">
         <w:r>
           <w:rPr>
             <w:rStyle w:val="Hyperlink"/>
@@ -23889,7 +23937,7 @@
           <w:numId w:val="1105"/>
         </w:numPr>
       </w:pPr>
-      <w:hyperlink r:id="rId199">
+      <w:hyperlink r:id="rId179">
         <w:r>
           <w:rPr>
             <w:rStyle w:val="Hyperlink"/>
@@ -23906,7 +23954,7 @@
           <w:numId w:val="1105"/>
         </w:numPr>
       </w:pPr>
-      <w:hyperlink r:id="rId200">
+      <w:hyperlink r:id="rId180">
         <w:r>
           <w:rPr>
             <w:rStyle w:val="Hyperlink"/>
@@ -23923,7 +23971,7 @@
           <w:numId w:val="1105"/>
         </w:numPr>
       </w:pPr>
-      <w:hyperlink r:id="rId201">
+      <w:hyperlink r:id="rId181">
         <w:r>
           <w:rPr>
             <w:rStyle w:val="Hyperlink"/>
@@ -23932,8 +23980,8 @@
         </w:r>
       </w:hyperlink>
     </w:p>
-    <w:bookmarkEnd w:id="202"/>
-    <w:bookmarkStart w:id="204" w:name="performance-lab-and-standalone-plugins"/>
+    <w:bookmarkEnd w:id="182"/>
+    <w:bookmarkStart w:id="184" w:name="performance-lab-and-standalone-plugins"/>
     <w:p>
       <w:pPr>
         <w:pStyle w:val="Heading3"/>
@@ -23950,7 +23998,7 @@
           <w:numId w:val="1106"/>
         </w:numPr>
       </w:pPr>
-      <w:hyperlink r:id="rId140">
+      <w:hyperlink r:id="rId120">
         <w:r>
           <w:rPr>
             <w:rStyle w:val="Hyperlink"/>
@@ -23967,7 +24015,7 @@
           <w:numId w:val="1106"/>
         </w:numPr>
       </w:pPr>
-      <w:hyperlink r:id="rId143">
+      <w:hyperlink r:id="rId123">
         <w:r>
           <w:rPr>
             <w:rStyle w:val="Hyperlink"/>
@@ -23984,7 +24032,7 @@
           <w:numId w:val="1106"/>
         </w:numPr>
       </w:pPr>
-      <w:hyperlink r:id="rId203">
+      <w:hyperlink r:id="rId183">
         <w:r>
           <w:rPr>
             <w:rStyle w:val="Hyperlink"/>
@@ -23993,8 +24041,8 @@
         </w:r>
       </w:hyperlink>
     </w:p>
-    <w:bookmarkEnd w:id="204"/>
-    <w:bookmarkStart w:id="211" w:name="web-platform-core-web-vitals"/>
+    <w:bookmarkEnd w:id="184"/>
+    <w:bookmarkStart w:id="191" w:name="web-platform-core-web-vitals"/>
     <w:p>
       <w:pPr>
         <w:pStyle w:val="Heading3"/>
@@ -24011,7 +24059,7 @@
           <w:numId w:val="1107"/>
         </w:numPr>
       </w:pPr>
-      <w:hyperlink r:id="rId205">
+      <w:hyperlink r:id="rId185">
         <w:r>
           <w:rPr>
             <w:rStyle w:val="Hyperlink"/>
@@ -24028,7 +24076,7 @@
           <w:numId w:val="1107"/>
         </w:numPr>
       </w:pPr>
-      <w:hyperlink r:id="rId206">
+      <w:hyperlink r:id="rId186">
         <w:r>
           <w:rPr>
             <w:rStyle w:val="Hyperlink"/>
@@ -24045,7 +24093,7 @@
           <w:numId w:val="1107"/>
         </w:numPr>
       </w:pPr>
-      <w:hyperlink r:id="rId207">
+      <w:hyperlink r:id="rId187">
         <w:r>
           <w:rPr>
             <w:rStyle w:val="Hyperlink"/>
@@ -24062,7 +24110,7 @@
           <w:numId w:val="1107"/>
         </w:numPr>
       </w:pPr>
-      <w:hyperlink r:id="rId208">
+      <w:hyperlink r:id="rId188">
         <w:r>
           <w:rPr>
             <w:rStyle w:val="Hyperlink"/>
@@ -24079,7 +24127,7 @@
           <w:numId w:val="1107"/>
         </w:numPr>
       </w:pPr>
-      <w:hyperlink r:id="rId159">
+      <w:hyperlink r:id="rId139">
         <w:r>
           <w:rPr>
             <w:rStyle w:val="VerbatimChar"/>
@@ -24108,7 +24156,7 @@
           <w:numId w:val="1107"/>
         </w:numPr>
       </w:pPr>
-      <w:hyperlink r:id="rId209">
+      <w:hyperlink r:id="rId189">
         <w:r>
           <w:rPr>
             <w:rStyle w:val="Hyperlink"/>
@@ -24125,7 +24173,7 @@
           <w:numId w:val="1107"/>
         </w:numPr>
       </w:pPr>
-      <w:hyperlink r:id="rId210">
+      <w:hyperlink r:id="rId190">
         <w:r>
           <w:rPr>
             <w:rStyle w:val="Hyperlink"/>
@@ -24146,8 +24194,8 @@
         </w:r>
       </w:hyperlink>
     </w:p>
-    <w:bookmarkEnd w:id="211"/>
-    <w:bookmarkStart w:id="213" w:name="advanced-admin-handbook-pr"/>
+    <w:bookmarkEnd w:id="191"/>
+    <w:bookmarkStart w:id="193" w:name="advanced-admin-handbook-pr"/>
     <w:p>
       <w:pPr>
         <w:pStyle w:val="Heading3"/>
@@ -24164,7 +24212,7 @@
           <w:numId w:val="1108"/>
         </w:numPr>
       </w:pPr>
-      <w:hyperlink r:id="rId212">
+      <w:hyperlink r:id="rId192">
         <w:r>
           <w:rPr>
             <w:rStyle w:val="Hyperlink"/>
@@ -24173,11 +24221,11 @@
         </w:r>
       </w:hyperlink>
     </w:p>
-    <w:bookmarkEnd w:id="213"/>
-    <w:bookmarkEnd w:id="214"/>
-    <w:bookmarkEnd w:id="215"/>
+    <w:bookmarkEnd w:id="193"/>
+    <w:bookmarkEnd w:id="194"/>
+    <w:bookmarkEnd w:id="195"/>
     <w:sectPr>
-      <w:footerReference r:id="rId31" w:type="default"/>
+      <w:footerReference r:id="rId9" w:type="default"/>
       <w:footnotePr>
         <w:numRestart w:val="eachSect"/>
       </w:footnotePr>

--- a/WordPress-Performance-Optimization-Developer-Reference.docx
+++ b/WordPress-Performance-Optimization-Developer-Reference.docx
@@ -26,7 +26,7 @@
         <w:t xml:space="preserve">Dan Knauss, General Editor</w:t>
       </w:r>
     </w:p>
-    <w:bookmarkStart w:id="20" w:name="X6294fe62c28626c3fccd7e0104a803ccb94cfbf"/>
+    <w:bookmarkStart w:id="40" w:name="X6294fe62c28626c3fccd7e0104a803ccb94cfbf"/>
     <w:p>
       <w:pPr>
         <w:pStyle w:val="Heading1"/>
@@ -165,7 +165,7 @@
         <w:t xml:space="preserve"> </w:t>
       </w:r>
       <w:r>
-        <w:t xml:space="preserve">This document draws on and has been checked against canonical resources and industry leaders, including the official</w:t>
+        <w:t xml:space="preserve">This document has been checked against WordPress core behavior and official WordPress.org developer/administration documentation, including the</w:t>
       </w:r>
       <w:r>
         <w:t xml:space="preserve"> </w:t>
@@ -178,7 +178,7 @@
         <w:t xml:space="preserve">WordPress.org Advanced Administration Handbook</w:t>
       </w:r>
       <w:r>
-        <w:t xml:space="preserve">, Automattic/WordPress VIP Learn’s</w:t>
+        <w:t xml:space="preserve">. It is also informed by and compared with Automattic/WordPress VIP Learn’s</w:t>
       </w:r>
       <w:r>
         <w:t xml:space="preserve"> </w:t>
@@ -194,7 +194,7 @@
         <w:t xml:space="preserve"> </w:t>
       </w:r>
       <w:r>
-        <w:t xml:space="preserve">course, and Remkus de Vries’</w:t>
+        <w:t xml:space="preserve">course and Remkus de Vries’</w:t>
       </w:r>
       <w:r>
         <w:t xml:space="preserve"> </w:t>
@@ -246,8 +246,8 @@
         </w:pict>
       </w:r>
     </w:p>
-    <w:bookmarkEnd w:id="20"/>
-    <w:bookmarkStart w:id="195" w:name="table-of-contents"/>
+    <w:bookmarkEnd w:id="40"/>
+    <w:bookmarkStart w:id="215" w:name="table-of-contents"/>
     <w:p>
       <w:pPr>
         <w:pStyle w:val="Heading1"/>
@@ -2120,12 +2120,12 @@
           <w:numId w:val="1020"/>
         </w:numPr>
       </w:pPr>
-      <w:hyperlink w:anchor="wp-66-options-api-improvements">
+      <w:hyperlink w:anchor="wp-64-and-66-options-api-improvements">
         <w:r>
           <w:rPr>
             <w:rStyle w:val="Hyperlink"/>
           </w:rPr>
-          <w:t xml:space="preserve">WP 6.6+ Options API improvements</w:t>
+          <w:t xml:space="preserve">WP 6.4+ and 6.6+ Options API improvements</w:t>
         </w:r>
       </w:hyperlink>
     </w:p>
@@ -2719,7 +2719,7 @@
         </w:r>
       </w:hyperlink>
     </w:p>
-    <w:bookmarkStart w:id="21" w:name="X7dc7409828b4ef0cfa17311e3284cbcd9fce67b"/>
+    <w:bookmarkStart w:id="41" w:name="X7dc7409828b4ef0cfa17311e3284cbcd9fce67b"/>
     <w:p>
       <w:pPr>
         <w:pStyle w:val="Heading2"/>
@@ -2979,8 +2979,8 @@
         </w:pict>
       </w:r>
     </w:p>
-    <w:bookmarkEnd w:id="21"/>
-    <w:bookmarkStart w:id="29" w:name="source-strengths-and-how-to-use-them"/>
+    <w:bookmarkEnd w:id="41"/>
+    <w:bookmarkStart w:id="49" w:name="source-strengths-and-how-to-use-them"/>
     <w:p>
       <w:pPr>
         <w:pStyle w:val="Heading2"/>
@@ -2989,7 +2989,7 @@
         <w:t xml:space="preserve">2. Source strengths and how to use them</w:t>
       </w:r>
     </w:p>
-    <w:bookmarkStart w:id="22" w:name="X477de4d673d56e4422133712ebd701cb0364287"/>
+    <w:bookmarkStart w:id="42" w:name="X477de4d673d56e4422133712ebd701cb0364287"/>
     <w:p>
       <w:pPr>
         <w:pStyle w:val="Heading3"/>
@@ -3205,8 +3205,8 @@
         <w:t xml:space="preserve">practical operator checklists and client communication.</w:t>
       </w:r>
     </w:p>
-    <w:bookmarkEnd w:id="22"/>
-    <w:bookmarkStart w:id="23" w:name="X4170fa846a401e0a674275e4334f9cf14268479"/>
+    <w:bookmarkEnd w:id="42"/>
+    <w:bookmarkStart w:id="43" w:name="X4170fa846a401e0a674275e4334f9cf14268479"/>
     <w:p>
       <w:pPr>
         <w:pStyle w:val="Heading3"/>
@@ -3424,8 +3424,8 @@
         <w:t xml:space="preserve">Query Monitor appears throughout the source material and belongs to both guide contexts: use it for general diagnosis and for enterprise-scale backend/cache/database investigations.</w:t>
       </w:r>
     </w:p>
-    <w:bookmarkEnd w:id="23"/>
-    <w:bookmarkStart w:id="24" w:name="X8c965753c0293076e5ca15af008581799e5664c"/>
+    <w:bookmarkEnd w:id="43"/>
+    <w:bookmarkStart w:id="44" w:name="X8c965753c0293076e5ca15af008581799e5664c"/>
     <w:p>
       <w:pPr>
         <w:pStyle w:val="Heading3"/>
@@ -3653,8 +3653,8 @@
         <w:t xml:space="preserve">WP-Cron alternatives and the system task scheduler integration.</w:t>
       </w:r>
     </w:p>
-    <w:bookmarkEnd w:id="24"/>
-    <w:bookmarkStart w:id="25" w:name="Xdb2b15ec8b0e64642e4cfd5b504912ea2cf7429"/>
+    <w:bookmarkEnd w:id="44"/>
+    <w:bookmarkStart w:id="45" w:name="Xdb2b15ec8b0e64642e4cfd5b504912ea2cf7429"/>
     <w:p>
       <w:pPr>
         <w:pStyle w:val="Heading3"/>
@@ -3687,19 +3687,7 @@
         <w:t xml:space="preserve"> </w:t>
       </w:r>
       <w:r>
-        <w:t xml:space="preserve">is not a general</w:t>
-      </w:r>
-      <w:r>
-        <w:t xml:space="preserve"> </w:t>
-      </w:r>
-      <w:r>
-        <w:t xml:space="preserve">“turn caching on”</w:t>
-      </w:r>
-      <w:r>
-        <w:t xml:space="preserve"> </w:t>
-      </w:r>
-      <w:r>
-        <w:t xml:space="preserve">switch;</w:t>
+        <w:t xml:space="preserve">is not a general “turn caching on” switch;</w:t>
       </w:r>
     </w:p>
     <w:p>
@@ -3756,8 +3744,8 @@
         <w:t xml:space="preserve">clarifying that transients are not always memory-backed.</w:t>
       </w:r>
     </w:p>
-    <w:bookmarkEnd w:id="25"/>
-    <w:bookmarkStart w:id="28" w:name="naming-boundary-for-source-material"/>
+    <w:bookmarkEnd w:id="45"/>
+    <w:bookmarkStart w:id="48" w:name="naming-boundary-for-source-material"/>
     <w:p>
       <w:pPr>
         <w:pStyle w:val="Heading3"/>
@@ -3776,7 +3764,7 @@
       <w:r>
         <w:t xml:space="preserve"> </w:t>
       </w:r>
-      <w:hyperlink r:id="rId26">
+      <w:hyperlink r:id="rId46">
         <w:r>
           <w:rPr>
             <w:rStyle w:val="VerbatimChar"/>
@@ -3793,7 +3781,7 @@
       <w:r>
         <w:t xml:space="preserve"> </w:t>
       </w:r>
-      <w:hyperlink r:id="rId27">
+      <w:hyperlink r:id="rId47">
         <w:r>
           <w:rPr>
             <w:rStyle w:val="VerbatimChar"/>
@@ -3812,9 +3800,9 @@
         </w:pict>
       </w:r>
     </w:p>
-    <w:bookmarkEnd w:id="28"/>
-    <w:bookmarkEnd w:id="29"/>
-    <w:bookmarkStart w:id="37" w:name="optimization-workflow"/>
+    <w:bookmarkEnd w:id="48"/>
+    <w:bookmarkEnd w:id="49"/>
+    <w:bookmarkStart w:id="57" w:name="optimization-workflow"/>
     <w:p>
       <w:pPr>
         <w:pStyle w:val="Heading2"/>
@@ -3831,7 +3819,7 @@
         <w:t xml:space="preserve">Use this sequence for almost every performance investigation.</w:t>
       </w:r>
     </w:p>
-    <w:bookmarkStart w:id="30" w:name="step-1-define-the-symptom"/>
+    <w:bookmarkStart w:id="50" w:name="step-1-define-the-symptom"/>
     <w:p>
       <w:pPr>
         <w:pStyle w:val="Heading3"/>
@@ -4019,8 +4007,8 @@
         <w:t xml:space="preserve">Site fails during traffic surges?</w:t>
       </w:r>
     </w:p>
-    <w:bookmarkEnd w:id="30"/>
-    <w:bookmarkStart w:id="31" w:name="step-2-identify-the-request-context"/>
+    <w:bookmarkEnd w:id="50"/>
+    <w:bookmarkStart w:id="51" w:name="step-2-identify-the-request-context"/>
     <w:p>
       <w:pPr>
         <w:pStyle w:val="Heading3"/>
@@ -4109,8 +4097,8 @@
         <w:t xml:space="preserve">whether the issue is constant, sporadic, traffic-dependent, or deployment-dependent.</w:t>
       </w:r>
     </w:p>
-    <w:bookmarkEnd w:id="31"/>
-    <w:bookmarkStart w:id="32" w:name="step-3-capture-a-baseline"/>
+    <w:bookmarkEnd w:id="51"/>
+    <w:bookmarkStart w:id="52" w:name="step-3-capture-a-baseline"/>
     <w:p>
       <w:pPr>
         <w:pStyle w:val="Heading3"/>
@@ -4627,8 +4615,8 @@
         </w:tc>
       </w:tr>
     </w:tbl>
-    <w:bookmarkEnd w:id="32"/>
-    <w:bookmarkStart w:id="33" w:name="Xe71bca73bb4daae7e7a9775a72be325c4eccd77"/>
+    <w:bookmarkEnd w:id="52"/>
+    <w:bookmarkStart w:id="53" w:name="Xe71bca73bb4daae7e7a9775a72be325c4eccd77"/>
     <w:p>
       <w:pPr>
         <w:pStyle w:val="Heading3"/>
@@ -4689,8 +4677,8 @@
         <w:t xml:space="preserve">If the page should be cacheable but WordPress is executing, fix cacheability before optimizing PHP or SQL.</w:t>
       </w:r>
     </w:p>
-    <w:bookmarkEnd w:id="33"/>
-    <w:bookmarkStart w:id="34" w:name="X69672490c1ae8238f045fffc3b9c41ec527a52a"/>
+    <w:bookmarkEnd w:id="53"/>
+    <w:bookmarkStart w:id="54" w:name="X69672490c1ae8238f045fffc3b9c41ec527a52a"/>
     <w:p>
       <w:pPr>
         <w:pStyle w:val="Heading3"/>
@@ -4815,8 +4803,8 @@
         <w:t xml:space="preserve">cron/background tasks.</w:t>
       </w:r>
     </w:p>
-    <w:bookmarkEnd w:id="34"/>
-    <w:bookmarkStart w:id="35" w:name="Xd3eb2696c9de1d61c403e90919d834e430b05e9"/>
+    <w:bookmarkEnd w:id="54"/>
+    <w:bookmarkStart w:id="55" w:name="Xd3eb2696c9de1d61c403e90919d834e430b05e9"/>
     <w:p>
       <w:pPr>
         <w:pStyle w:val="Heading3"/>
@@ -4941,8 +4929,8 @@
         <w:t xml:space="preserve">main-thread work in DevTools.</w:t>
       </w:r>
     </w:p>
-    <w:bookmarkEnd w:id="35"/>
-    <w:bookmarkStart w:id="36" w:name="step-7-change-one-thing-and-verify"/>
+    <w:bookmarkEnd w:id="55"/>
+    <w:bookmarkStart w:id="56" w:name="step-7-change-one-thing-and-verify"/>
     <w:p>
       <w:pPr>
         <w:pStyle w:val="Heading3"/>
@@ -4966,9 +4954,9 @@
         </w:pict>
       </w:r>
     </w:p>
-    <w:bookmarkEnd w:id="36"/>
-    <w:bookmarkEnd w:id="37"/>
-    <w:bookmarkStart w:id="39" w:name="cache-layers-and-responsibilities"/>
+    <w:bookmarkEnd w:id="56"/>
+    <w:bookmarkEnd w:id="57"/>
+    <w:bookmarkStart w:id="59" w:name="cache-layers-and-responsibilities"/>
     <w:p>
       <w:pPr>
         <w:pStyle w:val="Heading2"/>
@@ -5384,22 +5372,10 @@
         <w:pStyle w:val="BodyText"/>
       </w:pPr>
       <w:r>
-        <w:t xml:space="preserve">The transients</w:t>
-      </w:r>
-      <w:r>
-        <w:t xml:space="preserve"> </w:t>
-      </w:r>
-      <w:r>
-        <w:t xml:space="preserve">“failure”</w:t>
-      </w:r>
-      <w:r>
-        <w:t xml:space="preserve"> </w:t>
-      </w:r>
-      <w:r>
-        <w:t xml:space="preserve">is not the database fallback itself — the fallback is by design. The failure is writing transient-heavy code without checking whether a persistent object cache is present, so the database silently absorbs work it should not have to do.</w:t>
-      </w:r>
-    </w:p>
-    <w:bookmarkStart w:id="38" w:name="important-distinction"/>
+        <w:t xml:space="preserve">The transients “failure” is not the database fallback itself — the fallback is by design. The failure is writing transient-heavy code without checking whether a persistent object cache is present, so the database silently absorbs work it should not have to do.</w:t>
+      </w:r>
+    </w:p>
+    <w:bookmarkStart w:id="58" w:name="important-distinction"/>
     <w:p>
       <w:pPr>
         <w:pStyle w:val="Heading3"/>
@@ -5540,9 +5516,9 @@
         </w:pict>
       </w:r>
     </w:p>
-    <w:bookmarkEnd w:id="38"/>
-    <w:bookmarkEnd w:id="39"/>
-    <w:bookmarkStart w:id="45" w:name="full-page-cache-and-edge-cache"/>
+    <w:bookmarkEnd w:id="58"/>
+    <w:bookmarkEnd w:id="59"/>
+    <w:bookmarkStart w:id="65" w:name="full-page-cache-and-edge-cache"/>
     <w:p>
       <w:pPr>
         <w:pStyle w:val="Heading2"/>
@@ -5559,7 +5535,7 @@
         <w:t xml:space="preserve">Full-page caching is often the largest backend performance win because it can prevent WordPress from running at all.</w:t>
       </w:r>
     </w:p>
-    <w:bookmarkStart w:id="40" w:name="cacheable-candidates"/>
+    <w:bookmarkStart w:id="60" w:name="cacheable-candidates"/>
     <w:p>
       <w:pPr>
         <w:pStyle w:val="Heading3"/>
@@ -5652,8 +5628,8 @@
         <w:t xml:space="preserve">anonymous GET endpoints that return identical data.</w:t>
       </w:r>
     </w:p>
-    <w:bookmarkEnd w:id="40"/>
-    <w:bookmarkStart w:id="41" w:name="bypass-candidates"/>
+    <w:bookmarkEnd w:id="60"/>
+    <w:bookmarkStart w:id="61" w:name="bypass-candidates"/>
     <w:p>
       <w:pPr>
         <w:pStyle w:val="Heading3"/>
@@ -5770,8 +5746,8 @@
         <w:t xml:space="preserve">pages that vary by permission, session, cart, or account state.</w:t>
       </w:r>
     </w:p>
-    <w:bookmarkEnd w:id="41"/>
-    <w:bookmarkStart w:id="42" w:name="cache-miss-triage"/>
+    <w:bookmarkEnd w:id="61"/>
+    <w:bookmarkStart w:id="62" w:name="cache-miss-triage"/>
     <w:p>
       <w:pPr>
         <w:pStyle w:val="Heading3"/>
@@ -5968,8 +5944,8 @@
         <w:t xml:space="preserve">CDN/origin rule mismatch.</w:t>
       </w:r>
     </w:p>
-    <w:bookmarkEnd w:id="42"/>
-    <w:bookmarkStart w:id="43" w:name="query-string-fragmentation-examples"/>
+    <w:bookmarkEnd w:id="62"/>
+    <w:bookmarkStart w:id="63" w:name="query-string-fragmentation-examples"/>
     <w:p>
       <w:pPr>
         <w:pStyle w:val="Heading3"/>
@@ -6051,8 +6027,8 @@
         <w:t xml:space="preserve">Normalize or ignore marketing parameters when they do not change content. Do not normalize parameters that actually change language, currency, region, personalization, previews, or permissions.</w:t>
       </w:r>
     </w:p>
-    <w:bookmarkEnd w:id="43"/>
-    <w:bookmarkStart w:id="44" w:name="platform-warning"/>
+    <w:bookmarkEnd w:id="63"/>
+    <w:bookmarkStart w:id="64" w:name="platform-warning"/>
     <w:p>
       <w:pPr>
         <w:pStyle w:val="Heading3"/>
@@ -6076,9 +6052,9 @@
         </w:pict>
       </w:r>
     </w:p>
-    <w:bookmarkEnd w:id="44"/>
-    <w:bookmarkEnd w:id="45"/>
-    <w:bookmarkStart w:id="48" w:name="http-headers-ttl-and-invalidation"/>
+    <w:bookmarkEnd w:id="64"/>
+    <w:bookmarkEnd w:id="65"/>
+    <w:bookmarkStart w:id="68" w:name="http-headers-ttl-and-invalidation"/>
     <w:p>
       <w:pPr>
         <w:pStyle w:val="Heading2"/>
@@ -6248,7 +6224,7 @@
         <w:t xml:space="preserve">security headers that might affect resource loading.</w:t>
       </w:r>
     </w:p>
-    <w:bookmarkStart w:id="46" w:name="ttl-guidance"/>
+    <w:bookmarkStart w:id="66" w:name="ttl-guidance"/>
     <w:p>
       <w:pPr>
         <w:pStyle w:val="Heading3"/>
@@ -6317,8 +6293,8 @@
         <w:t xml:space="preserve">Watch for invalidation storms during deploys or high-traffic events.</w:t>
       </w:r>
     </w:p>
-    <w:bookmarkEnd w:id="46"/>
-    <w:bookmarkStart w:id="47" w:name="redirect-diagnostics"/>
+    <w:bookmarkEnd w:id="66"/>
+    <w:bookmarkStart w:id="67" w:name="redirect-diagnostics"/>
     <w:p>
       <w:pPr>
         <w:pStyle w:val="Heading3"/>
@@ -6686,9 +6662,9 @@
         </w:pict>
       </w:r>
     </w:p>
-    <w:bookmarkEnd w:id="47"/>
-    <w:bookmarkEnd w:id="48"/>
-    <w:bookmarkStart w:id="54" w:name="dns-tls-and-http-transport"/>
+    <w:bookmarkEnd w:id="67"/>
+    <w:bookmarkEnd w:id="68"/>
+    <w:bookmarkStart w:id="74" w:name="dns-tls-and-http-transport"/>
     <w:p>
       <w:pPr>
         <w:pStyle w:val="Heading2"/>
@@ -6705,7 +6681,7 @@
         <w:t xml:space="preserve">A page cannot be fast if connection setup is slow. The transport layer is the first place a request spends time, and a misconfigured edge can add hundreds of milliseconds before WordPress even runs.</w:t>
       </w:r>
     </w:p>
-    <w:bookmarkStart w:id="49" w:name="dns"/>
+    <w:bookmarkStart w:id="69" w:name="dns"/>
     <w:p>
       <w:pPr>
         <w:pStyle w:val="Heading3"/>
@@ -6774,8 +6750,8 @@
         <w:t xml:space="preserve">Confirm IPv4 and IPv6 behavior are both intentional.</w:t>
       </w:r>
     </w:p>
-    <w:bookmarkEnd w:id="49"/>
-    <w:bookmarkStart w:id="50" w:name="tls"/>
+    <w:bookmarkEnd w:id="69"/>
+    <w:bookmarkStart w:id="70" w:name="tls"/>
     <w:p>
       <w:pPr>
         <w:pStyle w:val="Heading3"/>
@@ -6844,8 +6820,8 @@
         <w:t xml:space="preserve">Keep certificates auto-renewing; expired certs are a uniquely catastrophic outage.</w:t>
       </w:r>
     </w:p>
-    <w:bookmarkEnd w:id="50"/>
-    <w:bookmarkStart w:id="51" w:name="http2-vs-http3"/>
+    <w:bookmarkEnd w:id="70"/>
+    <w:bookmarkStart w:id="71" w:name="http2-vs-http3"/>
     <w:p>
       <w:pPr>
         <w:pStyle w:val="Heading3"/>
@@ -6914,8 +6890,8 @@
         <w:t xml:space="preserve">).</w:t>
       </w:r>
     </w:p>
-    <w:bookmarkEnd w:id="51"/>
-    <w:bookmarkStart w:id="52" w:name="redirect-chains"/>
+    <w:bookmarkEnd w:id="71"/>
+    <w:bookmarkStart w:id="72" w:name="redirect-chains"/>
     <w:p>
       <w:pPr>
         <w:pStyle w:val="Heading3"/>
@@ -7037,8 +7013,8 @@
         <w:t xml:space="preserve">.</w:t>
       </w:r>
     </w:p>
-    <w:bookmarkEnd w:id="52"/>
-    <w:bookmarkStart w:id="53" w:name="useful-checks"/>
+    <w:bookmarkEnd w:id="72"/>
+    <w:bookmarkStart w:id="73" w:name="useful-checks"/>
     <w:p>
       <w:pPr>
         <w:pStyle w:val="Heading3"/>
@@ -7173,9 +7149,9 @@
         </w:pict>
       </w:r>
     </w:p>
-    <w:bookmarkEnd w:id="53"/>
-    <w:bookmarkEnd w:id="54"/>
-    <w:bookmarkStart w:id="60" w:name="X796ef6c0cede136080d5a78d79622e331daa443"/>
+    <w:bookmarkEnd w:id="73"/>
+    <w:bookmarkEnd w:id="74"/>
+    <w:bookmarkStart w:id="80" w:name="X796ef6c0cede136080d5a78d79622e331daa443"/>
     <w:p>
       <w:pPr>
         <w:pStyle w:val="Heading2"/>
@@ -7225,7 +7201,7 @@
         <w:t xml:space="preserve">Resource hints tell the browser to start work before it would otherwise. Used precisely, they shave hundreds of milliseconds off LCP. Used carelessly, they create connection storms and waste mobile bandwidth.</w:t>
       </w:r>
     </w:p>
-    <w:bookmarkStart w:id="55" w:name="dns-prefetch"/>
+    <w:bookmarkStart w:id="75" w:name="dns-prefetch"/>
     <w:p>
       <w:pPr>
         <w:pStyle w:val="Heading3"/>
@@ -7304,8 +7280,8 @@
         <w:t xml:space="preserve">&gt;</w:t>
       </w:r>
     </w:p>
-    <w:bookmarkEnd w:id="55"/>
-    <w:bookmarkStart w:id="56" w:name="preconnect"/>
+    <w:bookmarkEnd w:id="75"/>
+    <w:bookmarkStart w:id="76" w:name="preconnect"/>
     <w:p>
       <w:pPr>
         <w:pStyle w:val="Heading3"/>
@@ -7441,8 +7417,8 @@
         <w:t xml:space="preserve">for origins that serve credentialed or CORS resources (fonts are the classic example). Without it, the preconnect won’t be reused for the font fetch and you pay the cost twice.</w:t>
       </w:r>
     </w:p>
-    <w:bookmarkEnd w:id="56"/>
-    <w:bookmarkStart w:id="57" w:name="preload"/>
+    <w:bookmarkEnd w:id="76"/>
+    <w:bookmarkStart w:id="77" w:name="preload"/>
     <w:p>
       <w:pPr>
         <w:pStyle w:val="Heading3"/>
@@ -7723,8 +7699,8 @@
         <w:t xml:space="preserve">&gt;</w:t>
       </w:r>
     </w:p>
-    <w:bookmarkEnd w:id="57"/>
-    <w:bookmarkStart w:id="58" w:name="overuse-warnings"/>
+    <w:bookmarkEnd w:id="77"/>
+    <w:bookmarkStart w:id="78" w:name="overuse-warnings"/>
     <w:p>
       <w:pPr>
         <w:pStyle w:val="Heading3"/>
@@ -7799,8 +7775,8 @@
         <w:t xml:space="preserve">of the actual fetch, or the browser will fetch the font twice.</w:t>
       </w:r>
     </w:p>
-    <w:bookmarkEnd w:id="58"/>
-    <w:bookmarkStart w:id="59" w:name="modern-alternative-speculative-loading"/>
+    <w:bookmarkEnd w:id="78"/>
+    <w:bookmarkStart w:id="79" w:name="modern-alternative-speculative-loading"/>
     <w:p>
       <w:pPr>
         <w:pStyle w:val="Heading3"/>
@@ -7824,9 +7800,9 @@
         </w:pict>
       </w:r>
     </w:p>
-    <w:bookmarkEnd w:id="59"/>
-    <w:bookmarkEnd w:id="60"/>
-    <w:bookmarkStart w:id="64" w:name="php-runtime-opcache-and-worker-capacity"/>
+    <w:bookmarkEnd w:id="79"/>
+    <w:bookmarkEnd w:id="80"/>
+    <w:bookmarkStart w:id="84" w:name="php-runtime-opcache-and-worker-capacity"/>
     <w:p>
       <w:pPr>
         <w:pStyle w:val="Heading2"/>
@@ -7843,7 +7819,7 @@
         <w:t xml:space="preserve">When WordPress executes, PHP runtime configuration sets the floor on how fast it can possibly run.</w:t>
       </w:r>
     </w:p>
-    <w:bookmarkStart w:id="61" w:name="opcache"/>
+    <w:bookmarkStart w:id="81" w:name="opcache"/>
     <w:p>
       <w:pPr>
         <w:pStyle w:val="Heading3"/>
@@ -8116,8 +8092,8 @@
         <w:t xml:space="preserve">: PHP’s JIT compiler is not a clear win for WordPress web-request workloads in most measurements. It consumes memory that may be more valuable for OPcache bytecode storage or PHP-FPM workers. Leave JIT off unless representative benchmarks of the specific site — cached and uncached paths, p95 TTFB, worker saturation, and OPcache memory headroom — show a measurable benefit.</w:t>
       </w:r>
     </w:p>
-    <w:bookmarkEnd w:id="61"/>
-    <w:bookmarkStart w:id="62" w:name="php-workers"/>
+    <w:bookmarkEnd w:id="81"/>
+    <w:bookmarkStart w:id="82" w:name="php-workers"/>
     <w:p>
       <w:pPr>
         <w:pStyle w:val="Heading3"/>
@@ -8170,8 +8146,8 @@
         <w:t xml:space="preserve">If workers are spending time on slow plugins or external HTTP calls, the fix is to shorten those calls (or move them to background work) rather than adding workers indefinitely.</w:t>
       </w:r>
     </w:p>
-    <w:bookmarkEnd w:id="62"/>
-    <w:bookmarkStart w:id="63" w:name="php-version"/>
+    <w:bookmarkEnd w:id="82"/>
+    <w:bookmarkStart w:id="83" w:name="php-version"/>
     <w:p>
       <w:pPr>
         <w:pStyle w:val="Heading3"/>
@@ -8195,9 +8171,9 @@
         </w:pict>
       </w:r>
     </w:p>
-    <w:bookmarkEnd w:id="63"/>
-    <w:bookmarkEnd w:id="64"/>
-    <w:bookmarkStart w:id="68" w:name="wordpress-runtime-and-plugintheme-cost"/>
+    <w:bookmarkEnd w:id="83"/>
+    <w:bookmarkEnd w:id="84"/>
+    <w:bookmarkStart w:id="88" w:name="wordpress-runtime-and-plugintheme-cost"/>
     <w:p>
       <w:pPr>
         <w:pStyle w:val="Heading2"/>
@@ -8214,7 +8190,7 @@
         <w:t xml:space="preserve">When WordPress executes, every plugin, theme, hook, query, and external call can add cost.</w:t>
       </w:r>
     </w:p>
-    <w:bookmarkStart w:id="65" w:name="developer-checklist"/>
+    <w:bookmarkStart w:id="85" w:name="developer-checklist"/>
     <w:p>
       <w:pPr>
         <w:pStyle w:val="Heading3"/>
@@ -8331,8 +8307,8 @@
         <w:t xml:space="preserve">Are multiple optimization plugins modifying the same assets or cache layers?</w:t>
       </w:r>
     </w:p>
-    <w:bookmarkEnd w:id="65"/>
-    <w:bookmarkStart w:id="66" w:name="hook-profiling"/>
+    <w:bookmarkEnd w:id="85"/>
+    <w:bookmarkStart w:id="86" w:name="hook-profiling"/>
     <w:p>
       <w:pPr>
         <w:pStyle w:val="Heading3"/>
@@ -8628,8 +8604,8 @@
         <w:t xml:space="preserve"> doctor check</w:t>
       </w:r>
     </w:p>
-    <w:bookmarkEnd w:id="66"/>
-    <w:bookmarkStart w:id="67" w:name="plugin-stack-guidance"/>
+    <w:bookmarkEnd w:id="86"/>
+    <w:bookmarkStart w:id="87" w:name="plugin-stack-guidance"/>
     <w:p>
       <w:pPr>
         <w:pStyle w:val="Heading3"/>
@@ -8769,9 +8745,9 @@
         </w:pict>
       </w:r>
     </w:p>
-    <w:bookmarkEnd w:id="67"/>
-    <w:bookmarkEnd w:id="68"/>
-    <w:bookmarkStart w:id="75" w:name="database-performance"/>
+    <w:bookmarkEnd w:id="87"/>
+    <w:bookmarkEnd w:id="88"/>
+    <w:bookmarkStart w:id="95" w:name="database-performance"/>
     <w:p>
       <w:pPr>
         <w:pStyle w:val="Heading2"/>
@@ -8785,22 +8761,10 @@
         <w:pStyle w:val="FirstParagraph"/>
       </w:pPr>
       <w:r>
-        <w:t xml:space="preserve">Database optimization is not</w:t>
-      </w:r>
-      <w:r>
-        <w:t xml:space="preserve"> </w:t>
-      </w:r>
-      <w:r>
-        <w:t xml:space="preserve">“cleaning the database.”</w:t>
-      </w:r>
-      <w:r>
-        <w:t xml:space="preserve"> </w:t>
-      </w:r>
-      <w:r>
-        <w:t xml:space="preserve">It is reducing expensive reads/writes and making unavoidable queries efficient.</w:t>
-      </w:r>
-    </w:p>
-    <w:bookmarkStart w:id="69" w:name="primary-signals"/>
+        <w:t xml:space="preserve">Database optimization is not “cleaning the database.” It is reducing expensive reads/writes and making unavoidable queries efficient.</w:t>
+      </w:r>
+    </w:p>
+    <w:bookmarkStart w:id="89" w:name="primary-signals"/>
     <w:p>
       <w:pPr>
         <w:pStyle w:val="Heading3"/>
@@ -8929,8 +8893,8 @@
         <w:t xml:space="preserve">search/filtering that belongs in a search index.</w:t>
       </w:r>
     </w:p>
-    <w:bookmarkEnd w:id="69"/>
-    <w:bookmarkStart w:id="70" w:name="wp_query-best-practices"/>
+    <w:bookmarkEnd w:id="89"/>
+    <w:bookmarkStart w:id="90" w:name="wp_query-best-practices"/>
     <w:p>
       <w:pPr>
         <w:pStyle w:val="Heading3"/>
@@ -9320,8 +9284,8 @@
         <w:t xml:space="preserve">This may appear harmless in development and fail at production scale.</w:t>
       </w:r>
     </w:p>
-    <w:bookmarkEnd w:id="70"/>
-    <w:bookmarkStart w:id="71" w:name="dangerous-patterns"/>
+    <w:bookmarkEnd w:id="90"/>
+    <w:bookmarkStart w:id="91" w:name="dangerous-patterns"/>
     <w:p>
       <w:pPr>
         <w:pStyle w:val="Heading3"/>
@@ -9474,8 +9438,8 @@
         <w:t xml:space="preserve">repeated queries in template partials.</w:t>
       </w:r>
     </w:p>
-    <w:bookmarkEnd w:id="71"/>
-    <w:bookmarkStart w:id="72" w:name="not-in-example-to-scrutinize"/>
+    <w:bookmarkEnd w:id="91"/>
+    <w:bookmarkStart w:id="92" w:name="not-in-example-to-scrutinize"/>
     <w:p>
       <w:pPr>
         <w:pStyle w:val="Heading3"/>
@@ -9707,8 +9671,8 @@
         <w:t xml:space="preserve">Large exclusions often scale poorly. Prefer positive selection, precomputed sets, or different data modeling when possible.</w:t>
       </w:r>
     </w:p>
-    <w:bookmarkEnd w:id="72"/>
-    <w:bookmarkStart w:id="73" w:name="like-examples"/>
+    <w:bookmarkEnd w:id="92"/>
+    <w:bookmarkStart w:id="93" w:name="like-examples"/>
     <w:p>
       <w:pPr>
         <w:pStyle w:val="Heading3"/>
@@ -9888,8 +9852,8 @@
         <w:t xml:space="preserve">The second form is more index-friendly than a leading wildcard, but serious search workloads should usually move to dedicated search infrastructure.</w:t>
       </w:r>
     </w:p>
-    <w:bookmarkEnd w:id="73"/>
-    <w:bookmarkStart w:id="74" w:name="explain"/>
+    <w:bookmarkEnd w:id="93"/>
+    <w:bookmarkStart w:id="94" w:name="explain"/>
     <w:p>
       <w:pPr>
         <w:pStyle w:val="Heading3"/>
@@ -10252,9 +10216,9 @@
         </w:pict>
       </w:r>
     </w:p>
-    <w:bookmarkEnd w:id="74"/>
-    <w:bookmarkEnd w:id="75"/>
-    <w:bookmarkStart w:id="80" w:name="X3b359a510d8b4b5b3caa461c27c179332f56bbb"/>
+    <w:bookmarkEnd w:id="94"/>
+    <w:bookmarkEnd w:id="95"/>
+    <w:bookmarkStart w:id="100" w:name="X3b359a510d8b4b5b3caa461c27c179332f56bbb"/>
     <w:p>
       <w:pPr>
         <w:pStyle w:val="Heading2"/>
@@ -10286,7 +10250,7 @@
         <w:t xml:space="preserve">Autoloaded options are loaded early and can affect every request.</w:t>
       </w:r>
     </w:p>
-    <w:bookmarkStart w:id="76" w:name="what-changed-in-wordpress-6.6"/>
+    <w:bookmarkStart w:id="96" w:name="what-changed-in-wordpress-6.6"/>
     <w:p>
       <w:pPr>
         <w:pStyle w:val="Heading3"/>
@@ -10611,17 +10575,11 @@
         <w:t xml:space="preserve"> </w:t>
       </w:r>
       <w:r>
-        <w:t xml:space="preserve">and a Site Health check (</w:t>
-      </w:r>
-      <w:r>
-        <w:t xml:space="preserve">“Autoloaded options could affect performance”</w:t>
-      </w:r>
-      <w:r>
-        <w:t xml:space="preserve">) that warns when total autoload size exceeds ~800 KB.</w:t>
-      </w:r>
-    </w:p>
-    <w:bookmarkEnd w:id="76"/>
-    <w:bookmarkStart w:id="77" w:name="review-queries-6.6-aware"/>
+        <w:t xml:space="preserve">and a Site Health check (“Autoloaded options could affect performance”) that warns when total autoload size exceeds ~800 KB.</w:t>
+      </w:r>
+    </w:p>
+    <w:bookmarkEnd w:id="96"/>
+    <w:bookmarkStart w:id="97" w:name="review-queries-6.6-aware"/>
     <w:p>
       <w:pPr>
         <w:pStyle w:val="Heading3"/>
@@ -11031,8 +10989,8 @@
         <w:t xml:space="preserve">);</w:t>
       </w:r>
     </w:p>
-    <w:bookmarkEnd w:id="77"/>
-    <w:bookmarkStart w:id="78" w:name="changing-autoload-state"/>
+    <w:bookmarkEnd w:id="97"/>
+    <w:bookmarkStart w:id="98" w:name="changing-autoload-state"/>
     <w:p>
       <w:pPr>
         <w:pStyle w:val="Heading3"/>
@@ -11241,8 +11199,8 @@
         <w:t xml:space="preserve"> option set-autoload my_huge_option no</w:t>
       </w:r>
     </w:p>
-    <w:bookmarkEnd w:id="78"/>
-    <w:bookmarkStart w:id="79" w:name="guidance"/>
+    <w:bookmarkEnd w:id="98"/>
+    <w:bookmarkStart w:id="99" w:name="guidance"/>
     <w:p>
       <w:pPr>
         <w:pStyle w:val="Heading3"/>
@@ -11345,9 +11303,9 @@
         </w:pict>
       </w:r>
     </w:p>
-    <w:bookmarkEnd w:id="79"/>
-    <w:bookmarkEnd w:id="80"/>
-    <w:bookmarkStart w:id="90" w:name="transients-and-object-cache"/>
+    <w:bookmarkEnd w:id="99"/>
+    <w:bookmarkEnd w:id="100"/>
+    <w:bookmarkStart w:id="110" w:name="transients-and-object-cache"/>
     <w:p>
       <w:pPr>
         <w:pStyle w:val="Heading2"/>
@@ -11364,7 +11322,7 @@
         <w:t xml:space="preserve">Transients are temporary cached values with expiration, but their backend depends on the environment.</w:t>
       </w:r>
     </w:p>
-    <w:bookmarkStart w:id="81" w:name="core-rule"/>
+    <w:bookmarkStart w:id="101" w:name="core-rule"/>
     <w:p>
       <w:pPr>
         <w:pStyle w:val="Heading3"/>
@@ -11433,8 +11391,8 @@
         <w:t xml:space="preserve">This is the design, not a bug. The bug is writing transient-heavy code without checking which backend is in use.</w:t>
       </w:r>
     </w:p>
-    <w:bookmarkEnd w:id="81"/>
-    <w:bookmarkStart w:id="82" w:name="database-backed-transient-row-pairs"/>
+    <w:bookmarkEnd w:id="101"/>
+    <w:bookmarkStart w:id="102" w:name="database-backed-transient-row-pairs"/>
     <w:p>
       <w:pPr>
         <w:pStyle w:val="Heading3"/>
@@ -11540,8 +11498,8 @@
         <w:t xml:space="preserve">keys (see §24).</w:t>
       </w:r>
     </w:p>
-    <w:bookmarkEnd w:id="82"/>
-    <w:bookmarkStart w:id="83" w:name="the-falsey-value-pitfall"/>
+    <w:bookmarkEnd w:id="102"/>
+    <w:bookmarkStart w:id="103" w:name="the-falsey-value-pitfall"/>
     <w:p>
       <w:pPr>
         <w:pStyle w:val="Heading3"/>
@@ -11993,8 +11951,8 @@
         <w:t xml:space="preserve">;</w:t>
       </w:r>
     </w:p>
-    <w:bookmarkEnd w:id="83"/>
-    <w:bookmarkStart w:id="84" w:name="safe-transient-pattern"/>
+    <w:bookmarkEnd w:id="103"/>
+    <w:bookmarkStart w:id="104" w:name="safe-transient-pattern"/>
     <w:p>
       <w:pPr>
         <w:pStyle w:val="Heading3"/>
@@ -12308,8 +12266,8 @@
         <w:t xml:space="preserve">}</w:t>
       </w:r>
     </w:p>
-    <w:bookmarkEnd w:id="84"/>
-    <w:bookmarkStart w:id="85" w:name="use-transients-for"/>
+    <w:bookmarkEnd w:id="104"/>
+    <w:bookmarkStart w:id="105" w:name="use-transients-for"/>
     <w:p>
       <w:pPr>
         <w:pStyle w:val="Heading3"/>
@@ -12378,8 +12336,8 @@
         <w:t xml:space="preserve">short-lived shared results.</w:t>
       </w:r>
     </w:p>
-    <w:bookmarkEnd w:id="85"/>
-    <w:bookmarkStart w:id="86" w:name="avoid-transients-for"/>
+    <w:bookmarkEnd w:id="105"/>
+    <w:bookmarkStart w:id="106" w:name="avoid-transients-for"/>
     <w:p>
       <w:pPr>
         <w:pStyle w:val="Heading3"/>
@@ -12472,8 +12430,8 @@
         <w:t xml:space="preserve">data that changes so frequently it rarely hits cache.</w:t>
       </w:r>
     </w:p>
-    <w:bookmarkEnd w:id="86"/>
-    <w:bookmarkStart w:id="87" w:name="inspect-database-backed-transients"/>
+    <w:bookmarkEnd w:id="106"/>
+    <w:bookmarkStart w:id="107" w:name="inspect-database-backed-transients"/>
     <w:p>
       <w:pPr>
         <w:pStyle w:val="Heading3"/>
@@ -12807,8 +12765,8 @@
         <w:t xml:space="preserve">;</w:t>
       </w:r>
     </w:p>
-    <w:bookmarkEnd w:id="87"/>
-    <w:bookmarkStart w:id="88" w:name="object-cache-monitoring"/>
+    <w:bookmarkEnd w:id="107"/>
+    <w:bookmarkStart w:id="108" w:name="object-cache-monitoring"/>
     <w:p>
       <w:pPr>
         <w:pStyle w:val="Heading3"/>
@@ -12921,8 +12879,8 @@
         <w:t xml:space="preserve">network/service errors.</w:t>
       </w:r>
     </w:p>
-    <w:bookmarkEnd w:id="88"/>
-    <w:bookmarkStart w:id="89" w:name="redis-vs-memcached-and-object-cache-pro"/>
+    <w:bookmarkEnd w:id="108"/>
+    <w:bookmarkStart w:id="109" w:name="redis-vs-memcached-and-object-cache-pro"/>
     <w:p>
       <w:pPr>
         <w:pStyle w:val="Heading3"/>
@@ -13070,9 +13028,9 @@
         </w:pict>
       </w:r>
     </w:p>
-    <w:bookmarkEnd w:id="89"/>
-    <w:bookmarkEnd w:id="90"/>
-    <w:bookmarkStart w:id="94" w:name="race-conditions-and-cache-stampedes"/>
+    <w:bookmarkEnd w:id="109"/>
+    <w:bookmarkEnd w:id="110"/>
+    <w:bookmarkStart w:id="114" w:name="race-conditions-and-cache-stampedes"/>
     <w:p>
       <w:pPr>
         <w:pStyle w:val="Heading2"/>
@@ -13089,7 +13047,7 @@
         <w:t xml:space="preserve">Cache stampedes happen when many requests miss the same expensive cache key and all regenerate it simultaneously.</w:t>
       </w:r>
     </w:p>
-    <w:bookmarkStart w:id="91" w:name="object-cache-form"/>
+    <w:bookmarkStart w:id="111" w:name="object-cache-form"/>
     <w:p>
       <w:pPr>
         <w:pStyle w:val="Heading3"/>
@@ -13813,8 +13771,8 @@
         <w:t xml:space="preserve">}</w:t>
       </w:r>
     </w:p>
-    <w:bookmarkEnd w:id="91"/>
-    <w:bookmarkStart w:id="92" w:name="transient-form"/>
+    <w:bookmarkEnd w:id="111"/>
+    <w:bookmarkStart w:id="112" w:name="transient-form"/>
     <w:p>
       <w:pPr>
         <w:pStyle w:val="Heading3"/>
@@ -14402,8 +14360,8 @@
         <w:t xml:space="preserve">The lock’s TTL is only a safety property after the lock is shared across requests. Without a persistent object cache, the lock is only request-local and does not prevent a stampede.</w:t>
       </w:r>
     </w:p>
-    <w:bookmarkEnd w:id="92"/>
-    <w:bookmarkStart w:id="93" w:name="additional-tactics"/>
+    <w:bookmarkEnd w:id="112"/>
+    <w:bookmarkStart w:id="113" w:name="additional-tactics"/>
     <w:p>
       <w:pPr>
         <w:pStyle w:val="Heading3"/>
@@ -14491,9 +14449,9 @@
         </w:pict>
       </w:r>
     </w:p>
-    <w:bookmarkEnd w:id="93"/>
-    <w:bookmarkEnd w:id="94"/>
-    <w:bookmarkStart w:id="97" w:name="rest-api-ajax-and-follow-up-requests"/>
+    <w:bookmarkEnd w:id="113"/>
+    <w:bookmarkEnd w:id="114"/>
+    <w:bookmarkStart w:id="117" w:name="rest-api-ajax-and-follow-up-requests"/>
     <w:p>
       <w:pPr>
         <w:pStyle w:val="Heading2"/>
@@ -14620,7 +14578,7 @@
         <w:t xml:space="preserve">polling.</w:t>
       </w:r>
     </w:p>
-    <w:bookmarkStart w:id="95" w:name="rest-guidance"/>
+    <w:bookmarkStart w:id="115" w:name="rest-guidance"/>
     <w:p>
       <w:pPr>
         <w:pStyle w:val="Heading3"/>
@@ -14689,8 +14647,8 @@
         <w:t xml:space="preserve">Avoid polling when event-driven updates are possible.</w:t>
       </w:r>
     </w:p>
-    <w:bookmarkEnd w:id="95"/>
-    <w:bookmarkStart w:id="96" w:name="ajax-guidance"/>
+    <w:bookmarkEnd w:id="115"/>
+    <w:bookmarkStart w:id="116" w:name="ajax-guidance"/>
     <w:p>
       <w:pPr>
         <w:pStyle w:val="Heading3"/>
@@ -14784,9 +14742,9 @@
         </w:pict>
       </w:r>
     </w:p>
-    <w:bookmarkEnd w:id="96"/>
-    <w:bookmarkEnd w:id="97"/>
-    <w:bookmarkStart w:id="100" w:name="X80892b5dc2d2cfc7ada69a0def2a76ca358ae76"/>
+    <w:bookmarkEnd w:id="116"/>
+    <w:bookmarkEnd w:id="117"/>
+    <w:bookmarkStart w:id="120" w:name="X80892b5dc2d2cfc7ada69a0def2a76ca358ae76"/>
     <w:p>
       <w:pPr>
         <w:pStyle w:val="Heading2"/>
@@ -14803,7 +14761,7 @@
         <w:t xml:space="preserve">Request-triggered WP-Cron can create unpredictable user-facing latency. On production and high-traffic sites, move due-event execution to a real scheduler — but the order matters.</w:t>
       </w:r>
     </w:p>
-    <w:bookmarkStart w:id="98" w:name="production-pattern"/>
+    <w:bookmarkStart w:id="118" w:name="production-pattern"/>
     <w:p>
       <w:pPr>
         <w:pStyle w:val="Heading3"/>
@@ -15401,8 +15359,8 @@
         <w:t xml:space="preserve">/ every five minutes. The right answer depends on what is scheduled. If you have second-counts-late jobs, run every minute; otherwise five minutes is the calmer default.</w:t>
       </w:r>
     </w:p>
-    <w:bookmarkEnd w:id="98"/>
-    <w:bookmarkStart w:id="99" w:name="review"/>
+    <w:bookmarkEnd w:id="118"/>
+    <w:bookmarkStart w:id="119" w:name="review"/>
     <w:p>
       <w:pPr>
         <w:pStyle w:val="Heading3"/>
@@ -15411,9 +15369,9 @@
         <w:t xml:space="preserve">Review</w:t>
       </w:r>
     </w:p>
-    <w:bookmarkEnd w:id="99"/>
-    <w:bookmarkEnd w:id="100"/>
-    <w:bookmarkStart w:id="104" w:name="wp-config.php-as-policy"/>
+    <w:bookmarkEnd w:id="119"/>
+    <w:bookmarkEnd w:id="120"/>
+    <w:bookmarkStart w:id="124" w:name="wp-config.php-as-policy"/>
     <w:p>
       <w:pPr>
         <w:pStyle w:val="Heading2"/>
@@ -16002,7 +15960,7 @@
         <w:t xml:space="preserve">;</w:t>
       </w:r>
     </w:p>
-    <w:bookmarkStart w:id="101" w:name="heartbeat-api"/>
+    <w:bookmarkStart w:id="121" w:name="heartbeat-api"/>
     <w:p>
       <w:pPr>
         <w:pStyle w:val="Heading3"/>
@@ -16228,8 +16186,8 @@
         <w:t xml:space="preserve">;</w:t>
       </w:r>
     </w:p>
-    <w:bookmarkEnd w:id="101"/>
-    <w:bookmarkStart w:id="102" w:name="xml-rpc"/>
+    <w:bookmarkEnd w:id="121"/>
+    <w:bookmarkStart w:id="122" w:name="xml-rpc"/>
     <w:p>
       <w:pPr>
         <w:pStyle w:val="Heading3"/>
@@ -16293,8 +16251,8 @@
         <w:t xml:space="preserve">;</w:t>
       </w:r>
     </w:p>
-    <w:bookmarkEnd w:id="102"/>
-    <w:bookmarkStart w:id="103" w:name="emojis-and-embeds"/>
+    <w:bookmarkEnd w:id="122"/>
+    <w:bookmarkStart w:id="123" w:name="emojis-and-embeds"/>
     <w:p>
       <w:pPr>
         <w:pStyle w:val="Heading3"/>
@@ -16481,9 +16439,9 @@
         </w:pict>
       </w:r>
     </w:p>
-    <w:bookmarkEnd w:id="103"/>
-    <w:bookmarkEnd w:id="104"/>
-    <w:bookmarkStart w:id="105" w:name="partial-output-fragment-caching"/>
+    <w:bookmarkEnd w:id="123"/>
+    <w:bookmarkEnd w:id="124"/>
+    <w:bookmarkStart w:id="125" w:name="partial-output-fragment-caching"/>
     <w:p>
       <w:pPr>
         <w:pStyle w:val="Heading2"/>
@@ -17670,8 +17628,8 @@
         <w:t xml:space="preserve">above) to make targeted flushes possible.</w:t>
       </w:r>
     </w:p>
-    <w:bookmarkEnd w:id="105"/>
-    <w:bookmarkStart w:id="115" w:name="frontend-and-browser-performance"/>
+    <w:bookmarkEnd w:id="125"/>
+    <w:bookmarkStart w:id="135" w:name="frontend-and-browser-performance"/>
     <w:p>
       <w:pPr>
         <w:pStyle w:val="Heading2"/>
@@ -17688,7 +17646,7 @@
         <w:t xml:space="preserve">A fast origin response does not guarantee a fast experience.</w:t>
       </w:r>
     </w:p>
-    <w:bookmarkStart w:id="106" w:name="core-web-vitals-thresholds"/>
+    <w:bookmarkStart w:id="126" w:name="core-web-vitals-thresholds"/>
     <w:p>
       <w:pPr>
         <w:pStyle w:val="Heading3"/>
@@ -17933,8 +17891,8 @@
         <w:t xml:space="preserve">across a site’s real users. INP replaced FID as a Core Web Vital on March 12, 2024.</w:t>
       </w:r>
     </w:p>
-    <w:bookmarkEnd w:id="106"/>
-    <w:bookmarkStart w:id="107" w:name="lcp-checklist"/>
+    <w:bookmarkEnd w:id="126"/>
+    <w:bookmarkStart w:id="127" w:name="lcp-checklist"/>
     <w:p>
       <w:pPr>
         <w:pStyle w:val="Heading3"/>
@@ -18027,8 +17985,8 @@
         <w:t xml:space="preserve">Preload only truly critical resources (see §8).</w:t>
       </w:r>
     </w:p>
-    <w:bookmarkEnd w:id="107"/>
-    <w:bookmarkStart w:id="108" w:name="inp-checklist"/>
+    <w:bookmarkEnd w:id="127"/>
+    <w:bookmarkStart w:id="128" w:name="inp-checklist"/>
     <w:p>
       <w:pPr>
         <w:pStyle w:val="Heading3"/>
@@ -18109,8 +18067,8 @@
         <w:t xml:space="preserve">Split work and avoid blocking the main thread.</w:t>
       </w:r>
     </w:p>
-    <w:bookmarkEnd w:id="108"/>
-    <w:bookmarkStart w:id="109" w:name="cls-checklist"/>
+    <w:bookmarkEnd w:id="128"/>
+    <w:bookmarkStart w:id="129" w:name="cls-checklist"/>
     <w:p>
       <w:pPr>
         <w:pStyle w:val="Heading3"/>
@@ -18167,8 +18125,8 @@
         <w:t xml:space="preserve">Avoid injecting content above existing content after render.</w:t>
       </w:r>
     </w:p>
-    <w:bookmarkEnd w:id="109"/>
-    <w:bookmarkStart w:id="110" w:name="images"/>
+    <w:bookmarkEnd w:id="129"/>
+    <w:bookmarkStart w:id="130" w:name="images"/>
     <w:p>
       <w:pPr>
         <w:pStyle w:val="Heading3"/>
@@ -18322,8 +18280,8 @@
         <w:t xml:space="preserve">Preload the true LCP image only when necessary.</w:t>
       </w:r>
     </w:p>
-    <w:bookmarkEnd w:id="110"/>
-    <w:bookmarkStart w:id="111" w:name="fonts-foit-vs-fout"/>
+    <w:bookmarkEnd w:id="130"/>
+    <w:bookmarkStart w:id="131" w:name="fonts-foit-vs-fout"/>
     <w:p>
       <w:pPr>
         <w:pStyle w:val="Heading3"/>
@@ -18553,8 +18511,8 @@
         <w:t xml:space="preserve">(see §8).</w:t>
       </w:r>
     </w:p>
-    <w:bookmarkEnd w:id="111"/>
-    <w:bookmarkStart w:id="112" w:name="css-and-javascript"/>
+    <w:bookmarkEnd w:id="131"/>
+    <w:bookmarkStart w:id="132" w:name="css-and-javascript"/>
     <w:p>
       <w:pPr>
         <w:pStyle w:val="Heading3"/>
@@ -18653,8 +18611,8 @@
         <w:t xml:space="preserve">Trace every asset back to the plugin/theme that enqueued it.</w:t>
       </w:r>
     </w:p>
-    <w:bookmarkEnd w:id="112"/>
-    <w:bookmarkStart w:id="113" w:name="critical-css"/>
+    <w:bookmarkEnd w:id="132"/>
+    <w:bookmarkStart w:id="133" w:name="critical-css"/>
     <w:p>
       <w:pPr>
         <w:pStyle w:val="Heading3"/>
@@ -18764,8 +18722,8 @@
         <w:t xml:space="preserve">Re-generate when the design changes; stale critical CSS is worse than none.</w:t>
       </w:r>
     </w:p>
-    <w:bookmarkEnd w:id="113"/>
-    <w:bookmarkStart w:id="114" w:name="X6af6c678f9999d6c956fbe683c689bc5b7e772f"/>
+    <w:bookmarkEnd w:id="133"/>
+    <w:bookmarkStart w:id="134" w:name="X6af6c678f9999d6c956fbe683c689bc5b7e772f"/>
     <w:p>
       <w:pPr>
         <w:pStyle w:val="Heading3"/>
@@ -18789,9 +18747,9 @@
         </w:pict>
       </w:r>
     </w:p>
-    <w:bookmarkEnd w:id="114"/>
-    <w:bookmarkEnd w:id="115"/>
-    <w:bookmarkStart w:id="116" w:name="page-builders-themes-and-dom-bloat"/>
+    <w:bookmarkEnd w:id="134"/>
+    <w:bookmarkEnd w:id="135"/>
+    <w:bookmarkStart w:id="136" w:name="page-builders-themes-and-dom-bloat"/>
     <w:p>
       <w:pPr>
         <w:pStyle w:val="Heading2"/>
@@ -18943,8 +18901,8 @@
         </w:pict>
       </w:r>
     </w:p>
-    <w:bookmarkEnd w:id="116"/>
-    <w:bookmarkStart w:id="119" w:name="search-sitemaps-and-large-content-sets"/>
+    <w:bookmarkEnd w:id="136"/>
+    <w:bookmarkStart w:id="139" w:name="search-sitemaps-and-large-content-sets"/>
     <w:p>
       <w:pPr>
         <w:pStyle w:val="Heading2"/>
@@ -18953,7 +18911,7 @@
         <w:t xml:space="preserve">21. Search, sitemaps, and large content sets</w:t>
       </w:r>
     </w:p>
-    <w:bookmarkStart w:id="117" w:name="search"/>
+    <w:bookmarkStart w:id="137" w:name="search"/>
     <w:p>
       <w:pPr>
         <w:pStyle w:val="Heading3"/>
@@ -19038,8 +18996,8 @@
         <w:t xml:space="preserve">SQL search creates load.</w:t>
       </w:r>
     </w:p>
-    <w:bookmarkEnd w:id="117"/>
-    <w:bookmarkStart w:id="118" w:name="sitemaps"/>
+    <w:bookmarkEnd w:id="137"/>
+    <w:bookmarkStart w:id="138" w:name="sitemaps"/>
     <w:p>
       <w:pPr>
         <w:pStyle w:val="Heading3"/>
@@ -19123,9 +19081,9 @@
         </w:pict>
       </w:r>
     </w:p>
-    <w:bookmarkEnd w:id="118"/>
-    <w:bookmarkEnd w:id="119"/>
-    <w:bookmarkStart w:id="131" w:name="X46b46a8478f497cf2331c046fb684d7eb3d49c5"/>
+    <w:bookmarkEnd w:id="138"/>
+    <w:bookmarkEnd w:id="139"/>
+    <w:bookmarkStart w:id="151" w:name="X46b46a8478f497cf2331c046fb684d7eb3d49c5"/>
     <w:p>
       <w:pPr>
         <w:pStyle w:val="Heading2"/>
@@ -19150,7 +19108,7 @@
         <w:t xml:space="preserve">Last verified against WordPress 7.0 on 2026-06-14.</w:t>
       </w:r>
     </w:p>
-    <w:bookmarkStart w:id="121" w:name="Xfee1277cede5db2699e5dba19aca26f384fef5f"/>
+    <w:bookmarkStart w:id="141" w:name="Xfee1277cede5db2699e5dba19aca26f384fef5f"/>
     <w:p>
       <w:pPr>
         <w:pStyle w:val="Heading3"/>
@@ -19163,7 +19121,7 @@
       <w:pPr>
         <w:pStyle w:val="FirstParagraph"/>
       </w:pPr>
-      <w:hyperlink r:id="rId120">
+      <w:hyperlink r:id="rId140">
         <w:r>
           <w:rPr>
             <w:rStyle w:val="Hyperlink"/>
@@ -19394,7 +19352,7 @@
           <w:b/>
           <w:bCs/>
         </w:rPr>
-        <w:t xml:space="preserve">View Transitions</w:t>
+        <w:t xml:space="preserve">View Transitions — experimental</w:t>
       </w:r>
       <w:r>
         <w:t xml:space="preserve"> </w:t>
@@ -19411,8 +19369,8 @@
         <w:t xml:space="preserve">Recommendation: evaluate Performance Lab on staging, look at the current Featured Plugins list at the verification time, and adopt specific plugins by name only when they match the site’s documented performance need. The catalog changes over time; for example, Performance Lab 4.1.0 removed Web Worker Offloading from the featured list.</w:t>
       </w:r>
     </w:p>
-    <w:bookmarkEnd w:id="121"/>
-    <w:bookmarkStart w:id="124" w:name="X89a17d8dd00cb27c2f49ed2d2cb402a6088d745"/>
+    <w:bookmarkEnd w:id="141"/>
+    <w:bookmarkStart w:id="144" w:name="X89a17d8dd00cb27c2f49ed2d2cb402a6088d745"/>
     <w:p>
       <w:pPr>
         <w:pStyle w:val="Heading3"/>
@@ -19431,7 +19389,7 @@
       <w:r>
         <w:t xml:space="preserve"> </w:t>
       </w:r>
-      <w:hyperlink r:id="rId122">
+      <w:hyperlink r:id="rId142">
         <w:r>
           <w:rPr>
             <w:rStyle w:val="Hyperlink"/>
@@ -19541,7 +19499,7 @@
       <w:r>
         <w:t xml:space="preserve"> </w:t>
       </w:r>
-      <w:hyperlink r:id="rId123">
+      <w:hyperlink r:id="rId143">
         <w:r>
           <w:rPr>
             <w:rStyle w:val="Hyperlink"/>
@@ -19621,14 +19579,14 @@
         <w:t xml:space="preserve">wording as the recommended Core opt-out mechanism.</w:t>
       </w:r>
     </w:p>
-    <w:bookmarkEnd w:id="124"/>
-    <w:bookmarkStart w:id="125" w:name="wp-6.6-options-api-improvements"/>
+    <w:bookmarkEnd w:id="144"/>
+    <w:bookmarkStart w:id="145" w:name="wp-6.4-and-6.6-options-api-improvements"/>
     <w:p>
       <w:pPr>
         <w:pStyle w:val="Heading3"/>
       </w:pPr>
       <w:r>
-        <w:t xml:space="preserve">WP 6.6+ Options API improvements</w:t>
+        <w:t xml:space="preserve">WP 6.4+ and 6.6+ Options API improvements</w:t>
       </w:r>
     </w:p>
     <w:p>
@@ -19636,7 +19594,7 @@
         <w:pStyle w:val="FirstParagraph"/>
       </w:pPr>
       <w:r>
-        <w:t xml:space="preserve">Already covered in §12: WP 6.6 added</w:t>
+        <w:t xml:space="preserve">Already covered in §12: WordPress 6.4 introduced autoload helper APIs such as</w:t>
       </w:r>
       <w:r>
         <w:t xml:space="preserve"> </w:t>
@@ -19648,11 +19606,104 @@
         <w:t xml:space="preserve">wp_set_option_autoload()</w:t>
       </w:r>
       <w:r>
-        <w:t xml:space="preserve">, expanded the autoload vocabulary, and added the Site Health autoload check. WP 6.8 continued to tune the auto-skip heuristics.</w:t>
-      </w:r>
-    </w:p>
-    <w:bookmarkEnd w:id="125"/>
-    <w:bookmarkStart w:id="128" w:name="wordpress-6.9-performance-deltas"/>
+        <w:t xml:space="preserve">,</w:t>
+      </w:r>
+      <w:r>
+        <w:t xml:space="preserve"> </w:t>
+      </w:r>
+      <w:r>
+        <w:rPr>
+          <w:rStyle w:val="VerbatimChar"/>
+        </w:rPr>
+        <w:t xml:space="preserve">wp_set_options_autoload()</w:t>
+      </w:r>
+      <w:r>
+        <w:t xml:space="preserve">, and</w:t>
+      </w:r>
+      <w:r>
+        <w:t xml:space="preserve"> </w:t>
+      </w:r>
+      <w:r>
+        <w:rPr>
+          <w:rStyle w:val="VerbatimChar"/>
+        </w:rPr>
+        <w:t xml:space="preserve">wp_set_option_autoload_values()</w:t>
+      </w:r>
+      <w:r>
+        <w:t xml:space="preserve">. WordPress 6.6 then expanded the stored autoload vocabulary (</w:t>
+      </w:r>
+      <w:r>
+        <w:rPr>
+          <w:rStyle w:val="VerbatimChar"/>
+        </w:rPr>
+        <w:t xml:space="preserve">on</w:t>
+      </w:r>
+      <w:r>
+        <w:t xml:space="preserve">,</w:t>
+      </w:r>
+      <w:r>
+        <w:t xml:space="preserve"> </w:t>
+      </w:r>
+      <w:r>
+        <w:rPr>
+          <w:rStyle w:val="VerbatimChar"/>
+        </w:rPr>
+        <w:t xml:space="preserve">off</w:t>
+      </w:r>
+      <w:r>
+        <w:t xml:space="preserve">,</w:t>
+      </w:r>
+      <w:r>
+        <w:t xml:space="preserve"> </w:t>
+      </w:r>
+      <w:r>
+        <w:rPr>
+          <w:rStyle w:val="VerbatimChar"/>
+        </w:rPr>
+        <w:t xml:space="preserve">auto</w:t>
+      </w:r>
+      <w:r>
+        <w:t xml:space="preserve">,</w:t>
+      </w:r>
+      <w:r>
+        <w:t xml:space="preserve"> </w:t>
+      </w:r>
+      <w:r>
+        <w:rPr>
+          <w:rStyle w:val="VerbatimChar"/>
+        </w:rPr>
+        <w:t xml:space="preserve">auto-on</w:t>
+      </w:r>
+      <w:r>
+        <w:t xml:space="preserve">,</w:t>
+      </w:r>
+      <w:r>
+        <w:t xml:space="preserve"> </w:t>
+      </w:r>
+      <w:r>
+        <w:rPr>
+          <w:rStyle w:val="VerbatimChar"/>
+        </w:rPr>
+        <w:t xml:space="preserve">auto-off</w:t>
+      </w:r>
+      <w:r>
+        <w:t xml:space="preserve">), added</w:t>
+      </w:r>
+      <w:r>
+        <w:t xml:space="preserve"> </w:t>
+      </w:r>
+      <w:r>
+        <w:rPr>
+          <w:rStyle w:val="VerbatimChar"/>
+        </w:rPr>
+        <w:t xml:space="preserve">wp_autoload_values_to_autoload()</w:t>
+      </w:r>
+      <w:r>
+        <w:t xml:space="preserve">, introduced large-option autoload heuristics, and added the Site Health autoload warning.</w:t>
+      </w:r>
+    </w:p>
+    <w:bookmarkEnd w:id="145"/>
+    <w:bookmarkStart w:id="148" w:name="wordpress-6.9-performance-deltas"/>
     <w:p>
       <w:pPr>
         <w:pStyle w:val="Heading3"/>
@@ -19666,7 +19717,7 @@
         <w:pStyle w:val="FirstParagraph"/>
       </w:pPr>
       <w:r>
-        <w:t xml:space="preserve">WordPress 6.9 shipped in November 2025; WordPress 6.9.4 was the current patch release verified on 2026-05-18. The most material 6.9 performance changes for this guide are:</w:t>
+        <w:t xml:space="preserve">WordPress 6.9 shipped on December 2, 2025. The most material 6.9 performance changes for this guide are:</w:t>
       </w:r>
     </w:p>
     <w:p>
@@ -19693,7 +19744,7 @@
       <w:r>
         <w:t xml:space="preserve"> </w:t>
       </w:r>
-      <w:hyperlink r:id="rId126">
+      <w:hyperlink r:id="rId146">
         <w:r>
           <w:rPr>
             <w:rStyle w:val="Hyperlink"/>
@@ -19766,7 +19817,7 @@
       <w:r>
         <w:t xml:space="preserve"> </w:t>
       </w:r>
-      <w:hyperlink r:id="rId127">
+      <w:hyperlink r:id="rId147">
         <w:r>
           <w:rPr>
             <w:rStyle w:val="Hyperlink"/>
@@ -19789,8 +19840,8 @@
         <w:t xml:space="preserve">Treat this as a delta inventory, not a substitute for measurement: verify impact on the specific site with the same baseline and rollback discipline used elsewhere in this guide.</w:t>
       </w:r>
     </w:p>
-    <w:bookmarkEnd w:id="128"/>
-    <w:bookmarkStart w:id="129" w:name="X28bb89160cf88d5f6ff9a0d62133a74b39dad5e"/>
+    <w:bookmarkEnd w:id="148"/>
+    <w:bookmarkStart w:id="149" w:name="X28bb89160cf88d5f6ff9a0d62133a74b39dad5e"/>
     <w:p>
       <w:pPr>
         <w:pStyle w:val="Heading3"/>
@@ -19842,13 +19893,13 @@
           <w:b/>
           <w:bCs/>
         </w:rPr>
-        <w:t xml:space="preserve">AI Client, Abilities, and Connectors:</w:t>
-      </w:r>
-      <w:r>
-        <w:t xml:space="preserve"> </w:t>
-      </w:r>
-      <w:r>
-        <w:t xml:space="preserve">WordPress 7.0 adds AI/client-side abilities and a Connectors screen. These features are infrastructure and extensibility surfaces, not automatic frontend performance improvements. If a site enables AI-backed workflows or connector plugins, include external API latency, timeout behavior, credential scoping, caching, and background processing in the performance review.</w:t>
+        <w:t xml:space="preserve">AI Client, Client-side Abilities, and Connectors:</w:t>
+      </w:r>
+      <w:r>
+        <w:t xml:space="preserve"> </w:t>
+      </w:r>
+      <w:r>
+        <w:t xml:space="preserve">WordPress 6.9 introduced the server-side Abilities API as an AI-building-block foundation. WordPress 7.0 adds the WP AI Client, client-side Abilities package, and a Connectors screen/API. These features are infrastructure and extensibility surfaces, not automatic frontend performance improvements. If a site enables AI-backed workflows, MCP adapter/connectors, or connector plugins, include external API latency, timeout behavior, credential scoping, caching, and background processing in the performance review.</w:t>
       </w:r>
     </w:p>
     <w:p>
@@ -19903,8 +19954,8 @@
         <w:t xml:space="preserve">Treat 7.0 guidance as an upgrade-review prompt: verify plugin/theme compatibility, PHP runtime behavior, admin/editor regressions, and any AI/connector network paths with measurements from the target environment.</w:t>
       </w:r>
     </w:p>
-    <w:bookmarkEnd w:id="129"/>
-    <w:bookmarkStart w:id="130" w:name="auto-image-sizes-and-fetchpriority"/>
+    <w:bookmarkEnd w:id="149"/>
+    <w:bookmarkStart w:id="150" w:name="auto-image-sizes-and-fetchpriority"/>
     <w:p>
       <w:pPr>
         <w:pStyle w:val="Heading3"/>
@@ -19945,9 +19996,9 @@
         <w:t xml:space="preserve">to the LCP image when it can identify one (typically the first large in-content image). For most sites this removes the need for manual LCP preload — verify in DevTools before adding a preload yourself.</w:t>
       </w:r>
     </w:p>
-    <w:bookmarkEnd w:id="130"/>
-    <w:bookmarkEnd w:id="131"/>
-    <w:bookmarkStart w:id="132" w:name="woocommerce-and-dynamic-commerce-flows"/>
+    <w:bookmarkEnd w:id="150"/>
+    <w:bookmarkEnd w:id="151"/>
+    <w:bookmarkStart w:id="152" w:name="woocommerce-and-dynamic-commerce-flows"/>
     <w:p>
       <w:pPr>
         <w:pStyle w:val="Heading2"/>
@@ -20075,8 +20126,8 @@
         </w:pict>
       </w:r>
     </w:p>
-    <w:bookmarkEnd w:id="132"/>
-    <w:bookmarkStart w:id="133" w:name="multisite"/>
+    <w:bookmarkEnd w:id="152"/>
+    <w:bookmarkStart w:id="153" w:name="multisite"/>
     <w:p>
       <w:pPr>
         <w:pStyle w:val="Heading2"/>
@@ -20134,13 +20185,7 @@
         </w:numPr>
       </w:pPr>
       <w:r>
-        <w:t xml:space="preserve">network-wide (</w:t>
-      </w:r>
-      <w:r>
-        <w:t xml:space="preserve">“site”</w:t>
-      </w:r>
-      <w:r>
-        <w:t xml:space="preserve">) transients —</w:t>
+        <w:t xml:space="preserve">network-wide (“site”) transients —</w:t>
       </w:r>
       <w:r>
         <w:t xml:space="preserve"> </w:t>
@@ -20242,8 +20287,8 @@
         </w:pict>
       </w:r>
     </w:p>
-    <w:bookmarkEnd w:id="133"/>
-    <w:bookmarkStart w:id="136" w:name="high-traffic-events-and-load-testing"/>
+    <w:bookmarkEnd w:id="153"/>
+    <w:bookmarkStart w:id="156" w:name="high-traffic-events-and-load-testing"/>
     <w:p>
       <w:pPr>
         <w:pStyle w:val="Heading2"/>
@@ -20260,7 +20305,7 @@
         <w:t xml:space="preserve">High-traffic events require pre-work.</w:t>
       </w:r>
     </w:p>
-    <w:bookmarkStart w:id="134" w:name="preflight"/>
+    <w:bookmarkStart w:id="154" w:name="preflight"/>
     <w:p>
       <w:pPr>
         <w:pStyle w:val="Heading3"/>
@@ -20377,8 +20422,8 @@
         <w:t xml:space="preserve">Prepare rollback and escalation.</w:t>
       </w:r>
     </w:p>
-    <w:bookmarkEnd w:id="134"/>
-    <w:bookmarkStart w:id="135" w:name="load-testing"/>
+    <w:bookmarkEnd w:id="154"/>
+    <w:bookmarkStart w:id="155" w:name="load-testing"/>
     <w:p>
       <w:pPr>
         <w:pStyle w:val="Heading3"/>
@@ -20559,9 +20604,9 @@
         </w:pict>
       </w:r>
     </w:p>
-    <w:bookmarkEnd w:id="135"/>
-    <w:bookmarkEnd w:id="136"/>
-    <w:bookmarkStart w:id="145" w:name="measurement-tools"/>
+    <w:bookmarkEnd w:id="155"/>
+    <w:bookmarkEnd w:id="156"/>
+    <w:bookmarkStart w:id="165" w:name="measurement-tools"/>
     <w:p>
       <w:pPr>
         <w:pStyle w:val="Heading2"/>
@@ -20570,7 +20615,7 @@
         <w:t xml:space="preserve">26. Measurement tools</w:t>
       </w:r>
     </w:p>
-    <w:bookmarkStart w:id="137" w:name="browserlab-tools"/>
+    <w:bookmarkStart w:id="157" w:name="browserlab-tools"/>
     <w:p>
       <w:pPr>
         <w:pStyle w:val="Heading3"/>
@@ -20651,8 +20696,8 @@
         <w:t xml:space="preserve">network waterfalls.</w:t>
       </w:r>
     </w:p>
-    <w:bookmarkEnd w:id="137"/>
-    <w:bookmarkStart w:id="140" w:name="fielduser-tools"/>
+    <w:bookmarkEnd w:id="157"/>
+    <w:bookmarkStart w:id="160" w:name="fielduser-tools"/>
     <w:p>
       <w:pPr>
         <w:pStyle w:val="Heading3"/>
@@ -20669,7 +20714,7 @@
           <w:numId w:val="1090"/>
         </w:numPr>
       </w:pPr>
-      <w:hyperlink r:id="rId138">
+      <w:hyperlink r:id="rId158">
         <w:r>
           <w:rPr>
             <w:rStyle w:val="Hyperlink"/>
@@ -20689,7 +20734,7 @@
           <w:numId w:val="1090"/>
         </w:numPr>
       </w:pPr>
-      <w:hyperlink r:id="rId139">
+      <w:hyperlink r:id="rId159">
         <w:r>
           <w:rPr>
             <w:rStyle w:val="VerbatimChar"/>
@@ -20752,8 +20797,8 @@
         <w:t xml:space="preserve">Core Web Vitals reports.</w:t>
       </w:r>
     </w:p>
-    <w:bookmarkEnd w:id="140"/>
-    <w:bookmarkStart w:id="141" w:name="wordpressbackend-tools"/>
+    <w:bookmarkEnd w:id="160"/>
+    <w:bookmarkStart w:id="161" w:name="wordpressbackend-tools"/>
     <w:p>
       <w:pPr>
         <w:pStyle w:val="Heading3"/>
@@ -21084,8 +21129,8 @@
         <w:t xml:space="preserve">object-cache stats.</w:t>
       </w:r>
     </w:p>
-    <w:bookmarkEnd w:id="141"/>
-    <w:bookmarkStart w:id="142" w:name="php-timing-example"/>
+    <w:bookmarkEnd w:id="161"/>
+    <w:bookmarkStart w:id="162" w:name="php-timing-example"/>
     <w:p>
       <w:pPr>
         <w:pStyle w:val="Heading3"/>
@@ -21372,8 +21417,8 @@
         <w:t xml:space="preserve">}</w:t>
       </w:r>
     </w:p>
-    <w:bookmarkEnd w:id="142"/>
-    <w:bookmarkStart w:id="143" w:name="query-monitor-custom-timer"/>
+    <w:bookmarkEnd w:id="162"/>
+    <w:bookmarkStart w:id="163" w:name="query-monitor-custom-timer"/>
     <w:p>
       <w:pPr>
         <w:pStyle w:val="Heading3"/>
@@ -21597,8 +21642,8 @@
         <w:t xml:space="preserve">;</w:t>
       </w:r>
     </w:p>
-    <w:bookmarkEnd w:id="143"/>
-    <w:bookmarkStart w:id="144" w:name="new-relic-example"/>
+    <w:bookmarkEnd w:id="163"/>
+    <w:bookmarkStart w:id="164" w:name="new-relic-example"/>
     <w:p>
       <w:pPr>
         <w:pStyle w:val="Heading3"/>
@@ -21887,9 +21932,9 @@
         <w:t xml:space="preserve">to give the current request a stable, low-cardinality name in APM. The New Relic transaction-start API takes a New Relic application name, not a transaction name, and is reserved for advanced transaction-lifecycle patterns such as queue workers manually ending one transaction and starting another.</w:t>
       </w:r>
     </w:p>
-    <w:bookmarkEnd w:id="144"/>
-    <w:bookmarkEnd w:id="145"/>
-    <w:bookmarkStart w:id="153" w:name="decision-trees"/>
+    <w:bookmarkEnd w:id="164"/>
+    <w:bookmarkEnd w:id="165"/>
+    <w:bookmarkStart w:id="173" w:name="decision-trees"/>
     <w:p>
       <w:pPr>
         <w:pStyle w:val="Heading2"/>
@@ -21906,7 +21951,7 @@
         <w:t xml:space="preserve">These are TRACE in checklist form (see §3): follow the signal, narrow the pattern, change one thing, verify.</w:t>
       </w:r>
     </w:p>
-    <w:bookmarkStart w:id="146" w:name="high-ttfb-on-anonymous-public-page"/>
+    <w:bookmarkStart w:id="166" w:name="high-ttfb-on-anonymous-public-page"/>
     <w:p>
       <w:pPr>
         <w:pStyle w:val="Heading3"/>
@@ -21975,8 +22020,8 @@
         <w:t xml:space="preserve">Verify with repeated warm/cold measurements.</w:t>
       </w:r>
     </w:p>
-    <w:bookmarkEnd w:id="146"/>
-    <w:bookmarkStart w:id="147" w:name="high-ttfb-on-logged-inadmin-page"/>
+    <w:bookmarkEnd w:id="166"/>
+    <w:bookmarkStart w:id="167" w:name="high-ttfb-on-logged-inadmin-page"/>
     <w:p>
       <w:pPr>
         <w:pStyle w:val="Heading3"/>
@@ -22069,8 +22114,8 @@
         <w:t xml:space="preserve">Check cron/background jobs.</w:t>
       </w:r>
     </w:p>
-    <w:bookmarkEnd w:id="147"/>
-    <w:bookmarkStart w:id="148" w:name="poor-lcp"/>
+    <w:bookmarkEnd w:id="167"/>
+    <w:bookmarkStart w:id="168" w:name="poor-lcp"/>
     <w:p>
       <w:pPr>
         <w:pStyle w:val="Heading3"/>
@@ -22160,8 +22205,8 @@
         <w:t xml:space="preserve">Are third parties delaying the first view?</w:t>
       </w:r>
     </w:p>
-    <w:bookmarkEnd w:id="148"/>
-    <w:bookmarkStart w:id="149" w:name="poor-inp"/>
+    <w:bookmarkEnd w:id="168"/>
+    <w:bookmarkStart w:id="169" w:name="poor-inp"/>
     <w:p>
       <w:pPr>
         <w:pStyle w:val="Heading3"/>
@@ -22230,8 +22275,8 @@
         <w:t xml:space="preserve">Reduce DOM/layout complexity.</w:t>
       </w:r>
     </w:p>
-    <w:bookmarkEnd w:id="149"/>
-    <w:bookmarkStart w:id="150" w:name="poor-cache-hit-ratio"/>
+    <w:bookmarkEnd w:id="169"/>
+    <w:bookmarkStart w:id="170" w:name="poor-cache-hit-ratio"/>
     <w:p>
       <w:pPr>
         <w:pStyle w:val="Heading3"/>
@@ -22312,8 +22357,8 @@
         <w:t xml:space="preserve">Are REST/AJAX calls bypassing the intended cache strategy?</w:t>
       </w:r>
     </w:p>
-    <w:bookmarkEnd w:id="150"/>
-    <w:bookmarkStart w:id="151" w:name="slow-database"/>
+    <w:bookmarkEnd w:id="170"/>
+    <w:bookmarkStart w:id="171" w:name="slow-database"/>
     <w:p>
       <w:pPr>
         <w:pStyle w:val="Heading3"/>
@@ -22418,8 +22463,8 @@
         <w:t xml:space="preserve">Consider search/offloaded storage if SQL is the wrong tool.</w:t>
       </w:r>
     </w:p>
-    <w:bookmarkEnd w:id="151"/>
-    <w:bookmarkStart w:id="152" w:name="Xeead7ca0c1bf9125fb44fd5572ebca1801001a0"/>
+    <w:bookmarkEnd w:id="171"/>
+    <w:bookmarkStart w:id="172" w:name="Xeead7ca0c1bf9125fb44fd5572ebca1801001a0"/>
     <w:p>
       <w:pPr>
         <w:pStyle w:val="Heading3"/>
@@ -22483,9 +22528,9 @@
         </w:pict>
       </w:r>
     </w:p>
-    <w:bookmarkEnd w:id="152"/>
-    <w:bookmarkEnd w:id="153"/>
-    <w:bookmarkStart w:id="155" w:name="developer-anti-pattern-checklist"/>
+    <w:bookmarkEnd w:id="172"/>
+    <w:bookmarkEnd w:id="173"/>
+    <w:bookmarkStart w:id="175" w:name="developer-anti-pattern-checklist"/>
     <w:p>
       <w:pPr>
         <w:pStyle w:val="Heading2"/>
@@ -22748,7 +22793,7 @@
         <w:t xml:space="preserve">optimizing before measuring.</w:t>
       </w:r>
     </w:p>
-    <w:bookmarkStart w:id="154" w:name="common-transient-misconceptions"/>
+    <w:bookmarkStart w:id="174" w:name="common-transient-misconceptions"/>
     <w:p>
       <w:pPr>
         <w:pStyle w:val="Heading3"/>
@@ -22980,9 +23025,9 @@
         </w:pict>
       </w:r>
     </w:p>
-    <w:bookmarkEnd w:id="154"/>
-    <w:bookmarkEnd w:id="155"/>
-    <w:bookmarkStart w:id="157" w:name="definition-of-done"/>
+    <w:bookmarkEnd w:id="174"/>
+    <w:bookmarkEnd w:id="175"/>
+    <w:bookmarkStart w:id="177" w:name="definition-of-done"/>
     <w:p>
       <w:pPr>
         <w:pStyle w:val="Heading2"/>
@@ -23107,7 +23152,7 @@
         <w:t xml:space="preserve">remaining risks are documented.</w:t>
       </w:r>
     </w:p>
-    <w:bookmarkStart w:id="156" w:name="clientstakeholder-reporting"/>
+    <w:bookmarkStart w:id="176" w:name="clientstakeholder-reporting"/>
     <w:p>
       <w:pPr>
         <w:pStyle w:val="Heading3"/>
@@ -23445,9 +23490,9 @@
         </w:pict>
       </w:r>
     </w:p>
-    <w:bookmarkEnd w:id="156"/>
-    <w:bookmarkEnd w:id="157"/>
-    <w:bookmarkStart w:id="194" w:name="source-map-and-external-references"/>
+    <w:bookmarkEnd w:id="176"/>
+    <w:bookmarkEnd w:id="177"/>
+    <w:bookmarkStart w:id="214" w:name="source-map-and-external-references"/>
     <w:p>
       <w:pPr>
         <w:pStyle w:val="Heading2"/>
@@ -23456,7 +23501,7 @@
         <w:t xml:space="preserve">30. Source map and external references</w:t>
       </w:r>
     </w:p>
-    <w:bookmarkStart w:id="160" w:name="local-source-and-companion-files"/>
+    <w:bookmarkStart w:id="180" w:name="local-source-and-companion-files"/>
     <w:p>
       <w:pPr>
         <w:pStyle w:val="Heading3"/>
@@ -23479,7 +23524,7 @@
       <w:r>
         <w:t xml:space="preserve"> </w:t>
       </w:r>
-      <w:hyperlink r:id="rId26">
+      <w:hyperlink r:id="rId46">
         <w:r>
           <w:rPr>
             <w:rStyle w:val="VerbatimChar"/>
@@ -23502,7 +23547,7 @@
       <w:r>
         <w:t xml:space="preserve"> </w:t>
       </w:r>
-      <w:hyperlink r:id="rId27">
+      <w:hyperlink r:id="rId47">
         <w:r>
           <w:rPr>
             <w:rStyle w:val="VerbatimChar"/>
@@ -23525,7 +23570,7 @@
       <w:r>
         <w:t xml:space="preserve"> </w:t>
       </w:r>
-      <w:hyperlink r:id="rId158">
+      <w:hyperlink r:id="rId178">
         <w:r>
           <w:rPr>
             <w:rStyle w:val="VerbatimChar"/>
@@ -23548,7 +23593,7 @@
       <w:r>
         <w:t xml:space="preserve"> </w:t>
       </w:r>
-      <w:hyperlink r:id="rId159">
+      <w:hyperlink r:id="rId179">
         <w:r>
           <w:rPr>
             <w:rStyle w:val="VerbatimChar"/>
@@ -23557,8 +23602,8 @@
         </w:r>
       </w:hyperlink>
     </w:p>
-    <w:bookmarkEnd w:id="160"/>
-    <w:bookmarkStart w:id="173" w:name="wordpress.org-developer-documentation"/>
+    <w:bookmarkEnd w:id="180"/>
+    <w:bookmarkStart w:id="193" w:name="wordpress.org-developer-documentation"/>
     <w:p>
       <w:pPr>
         <w:pStyle w:val="Heading3"/>
@@ -23575,7 +23620,7 @@
           <w:numId w:val="1104"/>
         </w:numPr>
       </w:pPr>
-      <w:hyperlink r:id="rId161">
+      <w:hyperlink r:id="rId181">
         <w:r>
           <w:rPr>
             <w:rStyle w:val="Hyperlink"/>
@@ -23592,7 +23637,7 @@
           <w:numId w:val="1104"/>
         </w:numPr>
       </w:pPr>
-      <w:hyperlink r:id="rId162">
+      <w:hyperlink r:id="rId182">
         <w:r>
           <w:rPr>
             <w:rStyle w:val="VerbatimChar"/>
@@ -23609,7 +23654,7 @@
           <w:numId w:val="1104"/>
         </w:numPr>
       </w:pPr>
-      <w:hyperlink r:id="rId163">
+      <w:hyperlink r:id="rId183">
         <w:r>
           <w:rPr>
             <w:rStyle w:val="VerbatimChar"/>
@@ -23626,7 +23671,7 @@
           <w:numId w:val="1104"/>
         </w:numPr>
       </w:pPr>
-      <w:hyperlink r:id="rId164">
+      <w:hyperlink r:id="rId184">
         <w:r>
           <w:rPr>
             <w:rStyle w:val="VerbatimChar"/>
@@ -23643,7 +23688,7 @@
           <w:numId w:val="1104"/>
         </w:numPr>
       </w:pPr>
-      <w:hyperlink r:id="rId165">
+      <w:hyperlink r:id="rId185">
         <w:r>
           <w:rPr>
             <w:rStyle w:val="VerbatimChar"/>
@@ -23660,7 +23705,7 @@
           <w:numId w:val="1104"/>
         </w:numPr>
       </w:pPr>
-      <w:hyperlink r:id="rId166">
+      <w:hyperlink r:id="rId186">
         <w:r>
           <w:rPr>
             <w:rStyle w:val="VerbatimChar"/>
@@ -23677,7 +23722,7 @@
           <w:numId w:val="1104"/>
         </w:numPr>
       </w:pPr>
-      <w:hyperlink r:id="rId167">
+      <w:hyperlink r:id="rId187">
         <w:r>
           <w:rPr>
             <w:rStyle w:val="VerbatimChar"/>
@@ -23694,7 +23739,7 @@
           <w:numId w:val="1104"/>
         </w:numPr>
       </w:pPr>
-      <w:hyperlink r:id="rId168">
+      <w:hyperlink r:id="rId188">
         <w:r>
           <w:rPr>
             <w:rStyle w:val="VerbatimChar"/>
@@ -23723,7 +23768,7 @@
           <w:numId w:val="1104"/>
         </w:numPr>
       </w:pPr>
-      <w:hyperlink r:id="rId169">
+      <w:hyperlink r:id="rId189">
         <w:r>
           <w:rPr>
             <w:rStyle w:val="Hyperlink"/>
@@ -23740,7 +23785,7 @@
           <w:numId w:val="1104"/>
         </w:numPr>
       </w:pPr>
-      <w:hyperlink r:id="rId170">
+      <w:hyperlink r:id="rId190">
         <w:r>
           <w:rPr>
             <w:rStyle w:val="Hyperlink"/>
@@ -23757,7 +23802,7 @@
           <w:numId w:val="1104"/>
         </w:numPr>
       </w:pPr>
-      <w:hyperlink r:id="rId171">
+      <w:hyperlink r:id="rId191">
         <w:r>
           <w:rPr>
             <w:rStyle w:val="Hyperlink"/>
@@ -23774,7 +23819,7 @@
           <w:numId w:val="1104"/>
         </w:numPr>
       </w:pPr>
-      <w:hyperlink r:id="rId172">
+      <w:hyperlink r:id="rId192">
         <w:r>
           <w:rPr>
             <w:rStyle w:val="Hyperlink"/>
@@ -23783,8 +23828,8 @@
         </w:r>
       </w:hyperlink>
     </w:p>
-    <w:bookmarkEnd w:id="173"/>
-    <w:bookmarkStart w:id="182" w:name="wordpress-core-blog-posts"/>
+    <w:bookmarkEnd w:id="193"/>
+    <w:bookmarkStart w:id="202" w:name="wordpress-core-blog-posts"/>
     <w:p>
       <w:pPr>
         <w:pStyle w:val="Heading3"/>
@@ -23801,7 +23846,7 @@
           <w:numId w:val="1105"/>
         </w:numPr>
       </w:pPr>
-      <w:hyperlink r:id="rId174">
+      <w:hyperlink r:id="rId194">
         <w:r>
           <w:rPr>
             <w:rStyle w:val="Hyperlink"/>
@@ -23818,7 +23863,7 @@
           <w:numId w:val="1105"/>
         </w:numPr>
       </w:pPr>
-      <w:hyperlink r:id="rId175">
+      <w:hyperlink r:id="rId195">
         <w:r>
           <w:rPr>
             <w:rStyle w:val="Hyperlink"/>
@@ -23835,7 +23880,7 @@
           <w:numId w:val="1105"/>
         </w:numPr>
       </w:pPr>
-      <w:hyperlink r:id="rId176">
+      <w:hyperlink r:id="rId196">
         <w:r>
           <w:rPr>
             <w:rStyle w:val="Hyperlink"/>
@@ -23852,7 +23897,7 @@
           <w:numId w:val="1105"/>
         </w:numPr>
       </w:pPr>
-      <w:hyperlink r:id="rId122">
+      <w:hyperlink r:id="rId142">
         <w:r>
           <w:rPr>
             <w:rStyle w:val="Hyperlink"/>
@@ -23869,7 +23914,7 @@
           <w:numId w:val="1105"/>
         </w:numPr>
       </w:pPr>
-      <w:hyperlink r:id="rId177">
+      <w:hyperlink r:id="rId197">
         <w:r>
           <w:rPr>
             <w:rStyle w:val="Hyperlink"/>
@@ -23886,7 +23931,7 @@
           <w:numId w:val="1105"/>
         </w:numPr>
       </w:pPr>
-      <w:hyperlink r:id="rId126">
+      <w:hyperlink r:id="rId146">
         <w:r>
           <w:rPr>
             <w:rStyle w:val="Hyperlink"/>
@@ -23903,7 +23948,7 @@
           <w:numId w:val="1105"/>
         </w:numPr>
       </w:pPr>
-      <w:hyperlink r:id="rId127">
+      <w:hyperlink r:id="rId147">
         <w:r>
           <w:rPr>
             <w:rStyle w:val="Hyperlink"/>
@@ -23920,7 +23965,7 @@
           <w:numId w:val="1105"/>
         </w:numPr>
       </w:pPr>
-      <w:hyperlink r:id="rId178">
+      <w:hyperlink r:id="rId198">
         <w:r>
           <w:rPr>
             <w:rStyle w:val="Hyperlink"/>
@@ -23937,7 +23982,7 @@
           <w:numId w:val="1105"/>
         </w:numPr>
       </w:pPr>
-      <w:hyperlink r:id="rId179">
+      <w:hyperlink r:id="rId199">
         <w:r>
           <w:rPr>
             <w:rStyle w:val="Hyperlink"/>
@@ -23954,7 +23999,7 @@
           <w:numId w:val="1105"/>
         </w:numPr>
       </w:pPr>
-      <w:hyperlink r:id="rId180">
+      <w:hyperlink r:id="rId200">
         <w:r>
           <w:rPr>
             <w:rStyle w:val="Hyperlink"/>
@@ -23971,7 +24016,7 @@
           <w:numId w:val="1105"/>
         </w:numPr>
       </w:pPr>
-      <w:hyperlink r:id="rId181">
+      <w:hyperlink r:id="rId201">
         <w:r>
           <w:rPr>
             <w:rStyle w:val="Hyperlink"/>
@@ -23980,8 +24025,8 @@
         </w:r>
       </w:hyperlink>
     </w:p>
-    <w:bookmarkEnd w:id="182"/>
-    <w:bookmarkStart w:id="184" w:name="performance-lab-and-standalone-plugins"/>
+    <w:bookmarkEnd w:id="202"/>
+    <w:bookmarkStart w:id="204" w:name="performance-lab-and-standalone-plugins"/>
     <w:p>
       <w:pPr>
         <w:pStyle w:val="Heading3"/>
@@ -23998,7 +24043,7 @@
           <w:numId w:val="1106"/>
         </w:numPr>
       </w:pPr>
-      <w:hyperlink r:id="rId120">
+      <w:hyperlink r:id="rId140">
         <w:r>
           <w:rPr>
             <w:rStyle w:val="Hyperlink"/>
@@ -24015,7 +24060,7 @@
           <w:numId w:val="1106"/>
         </w:numPr>
       </w:pPr>
-      <w:hyperlink r:id="rId123">
+      <w:hyperlink r:id="rId143">
         <w:r>
           <w:rPr>
             <w:rStyle w:val="Hyperlink"/>
@@ -24032,7 +24077,7 @@
           <w:numId w:val="1106"/>
         </w:numPr>
       </w:pPr>
-      <w:hyperlink r:id="rId183">
+      <w:hyperlink r:id="rId203">
         <w:r>
           <w:rPr>
             <w:rStyle w:val="Hyperlink"/>
@@ -24041,8 +24086,8 @@
         </w:r>
       </w:hyperlink>
     </w:p>
-    <w:bookmarkEnd w:id="184"/>
-    <w:bookmarkStart w:id="191" w:name="web-platform-core-web-vitals"/>
+    <w:bookmarkEnd w:id="204"/>
+    <w:bookmarkStart w:id="211" w:name="web-platform-core-web-vitals"/>
     <w:p>
       <w:pPr>
         <w:pStyle w:val="Heading3"/>
@@ -24059,7 +24104,7 @@
           <w:numId w:val="1107"/>
         </w:numPr>
       </w:pPr>
-      <w:hyperlink r:id="rId185">
+      <w:hyperlink r:id="rId205">
         <w:r>
           <w:rPr>
             <w:rStyle w:val="Hyperlink"/>
@@ -24076,7 +24121,7 @@
           <w:numId w:val="1107"/>
         </w:numPr>
       </w:pPr>
-      <w:hyperlink r:id="rId186">
+      <w:hyperlink r:id="rId206">
         <w:r>
           <w:rPr>
             <w:rStyle w:val="Hyperlink"/>
@@ -24093,7 +24138,7 @@
           <w:numId w:val="1107"/>
         </w:numPr>
       </w:pPr>
-      <w:hyperlink r:id="rId187">
+      <w:hyperlink r:id="rId207">
         <w:r>
           <w:rPr>
             <w:rStyle w:val="Hyperlink"/>
@@ -24110,7 +24155,7 @@
           <w:numId w:val="1107"/>
         </w:numPr>
       </w:pPr>
-      <w:hyperlink r:id="rId188">
+      <w:hyperlink r:id="rId208">
         <w:r>
           <w:rPr>
             <w:rStyle w:val="Hyperlink"/>
@@ -24127,7 +24172,7 @@
           <w:numId w:val="1107"/>
         </w:numPr>
       </w:pPr>
-      <w:hyperlink r:id="rId139">
+      <w:hyperlink r:id="rId159">
         <w:r>
           <w:rPr>
             <w:rStyle w:val="VerbatimChar"/>
@@ -24156,7 +24201,7 @@
           <w:numId w:val="1107"/>
         </w:numPr>
       </w:pPr>
-      <w:hyperlink r:id="rId189">
+      <w:hyperlink r:id="rId209">
         <w:r>
           <w:rPr>
             <w:rStyle w:val="Hyperlink"/>
@@ -24173,7 +24218,7 @@
           <w:numId w:val="1107"/>
         </w:numPr>
       </w:pPr>
-      <w:hyperlink r:id="rId190">
+      <w:hyperlink r:id="rId210">
         <w:r>
           <w:rPr>
             <w:rStyle w:val="Hyperlink"/>
@@ -24194,8 +24239,8 @@
         </w:r>
       </w:hyperlink>
     </w:p>
-    <w:bookmarkEnd w:id="191"/>
-    <w:bookmarkStart w:id="193" w:name="advanced-admin-handbook-pr"/>
+    <w:bookmarkEnd w:id="211"/>
+    <w:bookmarkStart w:id="213" w:name="advanced-admin-handbook-pr"/>
     <w:p>
       <w:pPr>
         <w:pStyle w:val="Heading3"/>
@@ -24212,7 +24257,7 @@
           <w:numId w:val="1108"/>
         </w:numPr>
       </w:pPr>
-      <w:hyperlink r:id="rId192">
+      <w:hyperlink r:id="rId212">
         <w:r>
           <w:rPr>
             <w:rStyle w:val="Hyperlink"/>
@@ -24221,11 +24266,11 @@
         </w:r>
       </w:hyperlink>
     </w:p>
-    <w:bookmarkEnd w:id="193"/>
-    <w:bookmarkEnd w:id="194"/>
-    <w:bookmarkEnd w:id="195"/>
+    <w:bookmarkEnd w:id="213"/>
+    <w:bookmarkEnd w:id="214"/>
+    <w:bookmarkEnd w:id="215"/>
     <w:sectPr>
-      <w:footerReference r:id="rId9" w:type="default"/>
+      <w:footerReference r:id="rId31" w:type="default"/>
       <w:footnotePr>
         <w:numRestart w:val="eachSect"/>
       </w:footnotePr>

--- a/WordPress-Performance-Optimization-Developer-Reference.docx
+++ b/WordPress-Performance-Optimization-Developer-Reference.docx
@@ -26,7 +26,7 @@
         <w:t xml:space="preserve">Dan Knauss, General Editor</w:t>
       </w:r>
     </w:p>
-    <w:bookmarkStart w:id="40" w:name="X6294fe62c28626c3fccd7e0104a803ccb94cfbf"/>
+    <w:bookmarkStart w:id="20" w:name="X6294fe62c28626c3fccd7e0104a803ccb94cfbf"/>
     <w:p>
       <w:pPr>
         <w:pStyle w:val="Heading1"/>
@@ -246,8 +246,8 @@
         </w:pict>
       </w:r>
     </w:p>
-    <w:bookmarkEnd w:id="40"/>
-    <w:bookmarkStart w:id="215" w:name="table-of-contents"/>
+    <w:bookmarkEnd w:id="20"/>
+    <w:bookmarkStart w:id="195" w:name="table-of-contents"/>
     <w:p>
       <w:pPr>
         <w:pStyle w:val="Heading1"/>
@@ -2719,7 +2719,7 @@
         </w:r>
       </w:hyperlink>
     </w:p>
-    <w:bookmarkStart w:id="41" w:name="X7dc7409828b4ef0cfa17311e3284cbcd9fce67b"/>
+    <w:bookmarkStart w:id="21" w:name="X7dc7409828b4ef0cfa17311e3284cbcd9fce67b"/>
     <w:p>
       <w:pPr>
         <w:pStyle w:val="Heading2"/>
@@ -2979,8 +2979,8 @@
         </w:pict>
       </w:r>
     </w:p>
-    <w:bookmarkEnd w:id="41"/>
-    <w:bookmarkStart w:id="49" w:name="source-strengths-and-how-to-use-them"/>
+    <w:bookmarkEnd w:id="21"/>
+    <w:bookmarkStart w:id="29" w:name="source-strengths-and-how-to-use-them"/>
     <w:p>
       <w:pPr>
         <w:pStyle w:val="Heading2"/>
@@ -2989,7 +2989,7 @@
         <w:t xml:space="preserve">2. Source strengths and how to use them</w:t>
       </w:r>
     </w:p>
-    <w:bookmarkStart w:id="42" w:name="X477de4d673d56e4422133712ebd701cb0364287"/>
+    <w:bookmarkStart w:id="22" w:name="X477de4d673d56e4422133712ebd701cb0364287"/>
     <w:p>
       <w:pPr>
         <w:pStyle w:val="Heading3"/>
@@ -3205,8 +3205,8 @@
         <w:t xml:space="preserve">practical operator checklists and client communication.</w:t>
       </w:r>
     </w:p>
-    <w:bookmarkEnd w:id="42"/>
-    <w:bookmarkStart w:id="43" w:name="X4170fa846a401e0a674275e4334f9cf14268479"/>
+    <w:bookmarkEnd w:id="22"/>
+    <w:bookmarkStart w:id="23" w:name="X4170fa846a401e0a674275e4334f9cf14268479"/>
     <w:p>
       <w:pPr>
         <w:pStyle w:val="Heading3"/>
@@ -3424,8 +3424,8 @@
         <w:t xml:space="preserve">Query Monitor appears throughout the source material and belongs to both guide contexts: use it for general diagnosis and for enterprise-scale backend/cache/database investigations.</w:t>
       </w:r>
     </w:p>
-    <w:bookmarkEnd w:id="43"/>
-    <w:bookmarkStart w:id="44" w:name="X8c965753c0293076e5ca15af008581799e5664c"/>
+    <w:bookmarkEnd w:id="23"/>
+    <w:bookmarkStart w:id="24" w:name="X8c965753c0293076e5ca15af008581799e5664c"/>
     <w:p>
       <w:pPr>
         <w:pStyle w:val="Heading3"/>
@@ -3653,8 +3653,8 @@
         <w:t xml:space="preserve">WP-Cron alternatives and the system task scheduler integration.</w:t>
       </w:r>
     </w:p>
-    <w:bookmarkEnd w:id="44"/>
-    <w:bookmarkStart w:id="45" w:name="Xdb2b15ec8b0e64642e4cfd5b504912ea2cf7429"/>
+    <w:bookmarkEnd w:id="24"/>
+    <w:bookmarkStart w:id="25" w:name="Xdb2b15ec8b0e64642e4cfd5b504912ea2cf7429"/>
     <w:p>
       <w:pPr>
         <w:pStyle w:val="Heading3"/>
@@ -3687,7 +3687,19 @@
         <w:t xml:space="preserve"> </w:t>
       </w:r>
       <w:r>
-        <w:t xml:space="preserve">is not a general “turn caching on” switch;</w:t>
+        <w:t xml:space="preserve">is not a general</w:t>
+      </w:r>
+      <w:r>
+        <w:t xml:space="preserve"> </w:t>
+      </w:r>
+      <w:r>
+        <w:t xml:space="preserve">“turn caching on”</w:t>
+      </w:r>
+      <w:r>
+        <w:t xml:space="preserve"> </w:t>
+      </w:r>
+      <w:r>
+        <w:t xml:space="preserve">switch;</w:t>
       </w:r>
     </w:p>
     <w:p>
@@ -3744,8 +3756,8 @@
         <w:t xml:space="preserve">clarifying that transients are not always memory-backed.</w:t>
       </w:r>
     </w:p>
-    <w:bookmarkEnd w:id="45"/>
-    <w:bookmarkStart w:id="48" w:name="naming-boundary-for-source-material"/>
+    <w:bookmarkEnd w:id="25"/>
+    <w:bookmarkStart w:id="28" w:name="naming-boundary-for-source-material"/>
     <w:p>
       <w:pPr>
         <w:pStyle w:val="Heading3"/>
@@ -3764,7 +3776,7 @@
       <w:r>
         <w:t xml:space="preserve"> </w:t>
       </w:r>
-      <w:hyperlink r:id="rId46">
+      <w:hyperlink r:id="rId26">
         <w:r>
           <w:rPr>
             <w:rStyle w:val="VerbatimChar"/>
@@ -3781,7 +3793,7 @@
       <w:r>
         <w:t xml:space="preserve"> </w:t>
       </w:r>
-      <w:hyperlink r:id="rId47">
+      <w:hyperlink r:id="rId27">
         <w:r>
           <w:rPr>
             <w:rStyle w:val="VerbatimChar"/>
@@ -3800,9 +3812,9 @@
         </w:pict>
       </w:r>
     </w:p>
-    <w:bookmarkEnd w:id="48"/>
-    <w:bookmarkEnd w:id="49"/>
-    <w:bookmarkStart w:id="57" w:name="optimization-workflow"/>
+    <w:bookmarkEnd w:id="28"/>
+    <w:bookmarkEnd w:id="29"/>
+    <w:bookmarkStart w:id="37" w:name="optimization-workflow"/>
     <w:p>
       <w:pPr>
         <w:pStyle w:val="Heading2"/>
@@ -3819,7 +3831,7 @@
         <w:t xml:space="preserve">Use this sequence for almost every performance investigation.</w:t>
       </w:r>
     </w:p>
-    <w:bookmarkStart w:id="50" w:name="step-1-define-the-symptom"/>
+    <w:bookmarkStart w:id="30" w:name="step-1-define-the-symptom"/>
     <w:p>
       <w:pPr>
         <w:pStyle w:val="Heading3"/>
@@ -4007,8 +4019,8 @@
         <w:t xml:space="preserve">Site fails during traffic surges?</w:t>
       </w:r>
     </w:p>
-    <w:bookmarkEnd w:id="50"/>
-    <w:bookmarkStart w:id="51" w:name="step-2-identify-the-request-context"/>
+    <w:bookmarkEnd w:id="30"/>
+    <w:bookmarkStart w:id="31" w:name="step-2-identify-the-request-context"/>
     <w:p>
       <w:pPr>
         <w:pStyle w:val="Heading3"/>
@@ -4097,8 +4109,8 @@
         <w:t xml:space="preserve">whether the issue is constant, sporadic, traffic-dependent, or deployment-dependent.</w:t>
       </w:r>
     </w:p>
-    <w:bookmarkEnd w:id="51"/>
-    <w:bookmarkStart w:id="52" w:name="step-3-capture-a-baseline"/>
+    <w:bookmarkEnd w:id="31"/>
+    <w:bookmarkStart w:id="32" w:name="step-3-capture-a-baseline"/>
     <w:p>
       <w:pPr>
         <w:pStyle w:val="Heading3"/>
@@ -4615,8 +4627,8 @@
         </w:tc>
       </w:tr>
     </w:tbl>
-    <w:bookmarkEnd w:id="52"/>
-    <w:bookmarkStart w:id="53" w:name="Xe71bca73bb4daae7e7a9775a72be325c4eccd77"/>
+    <w:bookmarkEnd w:id="32"/>
+    <w:bookmarkStart w:id="33" w:name="Xe71bca73bb4daae7e7a9775a72be325c4eccd77"/>
     <w:p>
       <w:pPr>
         <w:pStyle w:val="Heading3"/>
@@ -4677,8 +4689,8 @@
         <w:t xml:space="preserve">If the page should be cacheable but WordPress is executing, fix cacheability before optimizing PHP or SQL.</w:t>
       </w:r>
     </w:p>
-    <w:bookmarkEnd w:id="53"/>
-    <w:bookmarkStart w:id="54" w:name="X69672490c1ae8238f045fffc3b9c41ec527a52a"/>
+    <w:bookmarkEnd w:id="33"/>
+    <w:bookmarkStart w:id="34" w:name="X69672490c1ae8238f045fffc3b9c41ec527a52a"/>
     <w:p>
       <w:pPr>
         <w:pStyle w:val="Heading3"/>
@@ -4803,8 +4815,8 @@
         <w:t xml:space="preserve">cron/background tasks.</w:t>
       </w:r>
     </w:p>
-    <w:bookmarkEnd w:id="54"/>
-    <w:bookmarkStart w:id="55" w:name="Xd3eb2696c9de1d61c403e90919d834e430b05e9"/>
+    <w:bookmarkEnd w:id="34"/>
+    <w:bookmarkStart w:id="35" w:name="Xd3eb2696c9de1d61c403e90919d834e430b05e9"/>
     <w:p>
       <w:pPr>
         <w:pStyle w:val="Heading3"/>
@@ -4929,8 +4941,8 @@
         <w:t xml:space="preserve">main-thread work in DevTools.</w:t>
       </w:r>
     </w:p>
-    <w:bookmarkEnd w:id="55"/>
-    <w:bookmarkStart w:id="56" w:name="step-7-change-one-thing-and-verify"/>
+    <w:bookmarkEnd w:id="35"/>
+    <w:bookmarkStart w:id="36" w:name="step-7-change-one-thing-and-verify"/>
     <w:p>
       <w:pPr>
         <w:pStyle w:val="Heading3"/>
@@ -4954,9 +4966,9 @@
         </w:pict>
       </w:r>
     </w:p>
-    <w:bookmarkEnd w:id="56"/>
-    <w:bookmarkEnd w:id="57"/>
-    <w:bookmarkStart w:id="59" w:name="cache-layers-and-responsibilities"/>
+    <w:bookmarkEnd w:id="36"/>
+    <w:bookmarkEnd w:id="37"/>
+    <w:bookmarkStart w:id="39" w:name="cache-layers-and-responsibilities"/>
     <w:p>
       <w:pPr>
         <w:pStyle w:val="Heading2"/>
@@ -5372,10 +5384,22 @@
         <w:pStyle w:val="BodyText"/>
       </w:pPr>
       <w:r>
-        <w:t xml:space="preserve">The transients “failure” is not the database fallback itself — the fallback is by design. The failure is writing transient-heavy code without checking whether a persistent object cache is present, so the database silently absorbs work it should not have to do.</w:t>
-      </w:r>
-    </w:p>
-    <w:bookmarkStart w:id="58" w:name="important-distinction"/>
+        <w:t xml:space="preserve">The transients</w:t>
+      </w:r>
+      <w:r>
+        <w:t xml:space="preserve"> </w:t>
+      </w:r>
+      <w:r>
+        <w:t xml:space="preserve">“failure”</w:t>
+      </w:r>
+      <w:r>
+        <w:t xml:space="preserve"> </w:t>
+      </w:r>
+      <w:r>
+        <w:t xml:space="preserve">is not the database fallback itself — the fallback is by design. The failure is writing transient-heavy code without checking whether a persistent object cache is present, so the database silently absorbs work it should not have to do.</w:t>
+      </w:r>
+    </w:p>
+    <w:bookmarkStart w:id="38" w:name="important-distinction"/>
     <w:p>
       <w:pPr>
         <w:pStyle w:val="Heading3"/>
@@ -5516,9 +5540,9 @@
         </w:pict>
       </w:r>
     </w:p>
-    <w:bookmarkEnd w:id="58"/>
-    <w:bookmarkEnd w:id="59"/>
-    <w:bookmarkStart w:id="65" w:name="full-page-cache-and-edge-cache"/>
+    <w:bookmarkEnd w:id="38"/>
+    <w:bookmarkEnd w:id="39"/>
+    <w:bookmarkStart w:id="45" w:name="full-page-cache-and-edge-cache"/>
     <w:p>
       <w:pPr>
         <w:pStyle w:val="Heading2"/>
@@ -5535,7 +5559,7 @@
         <w:t xml:space="preserve">Full-page caching is often the largest backend performance win because it can prevent WordPress from running at all.</w:t>
       </w:r>
     </w:p>
-    <w:bookmarkStart w:id="60" w:name="cacheable-candidates"/>
+    <w:bookmarkStart w:id="40" w:name="cacheable-candidates"/>
     <w:p>
       <w:pPr>
         <w:pStyle w:val="Heading3"/>
@@ -5628,8 +5652,8 @@
         <w:t xml:space="preserve">anonymous GET endpoints that return identical data.</w:t>
       </w:r>
     </w:p>
-    <w:bookmarkEnd w:id="60"/>
-    <w:bookmarkStart w:id="61" w:name="bypass-candidates"/>
+    <w:bookmarkEnd w:id="40"/>
+    <w:bookmarkStart w:id="41" w:name="bypass-candidates"/>
     <w:p>
       <w:pPr>
         <w:pStyle w:val="Heading3"/>
@@ -5746,8 +5770,8 @@
         <w:t xml:space="preserve">pages that vary by permission, session, cart, or account state.</w:t>
       </w:r>
     </w:p>
-    <w:bookmarkEnd w:id="61"/>
-    <w:bookmarkStart w:id="62" w:name="cache-miss-triage"/>
+    <w:bookmarkEnd w:id="41"/>
+    <w:bookmarkStart w:id="42" w:name="cache-miss-triage"/>
     <w:p>
       <w:pPr>
         <w:pStyle w:val="Heading3"/>
@@ -5944,8 +5968,8 @@
         <w:t xml:space="preserve">CDN/origin rule mismatch.</w:t>
       </w:r>
     </w:p>
-    <w:bookmarkEnd w:id="62"/>
-    <w:bookmarkStart w:id="63" w:name="query-string-fragmentation-examples"/>
+    <w:bookmarkEnd w:id="42"/>
+    <w:bookmarkStart w:id="43" w:name="query-string-fragmentation-examples"/>
     <w:p>
       <w:pPr>
         <w:pStyle w:val="Heading3"/>
@@ -6027,8 +6051,8 @@
         <w:t xml:space="preserve">Normalize or ignore marketing parameters when they do not change content. Do not normalize parameters that actually change language, currency, region, personalization, previews, or permissions.</w:t>
       </w:r>
     </w:p>
-    <w:bookmarkEnd w:id="63"/>
-    <w:bookmarkStart w:id="64" w:name="platform-warning"/>
+    <w:bookmarkEnd w:id="43"/>
+    <w:bookmarkStart w:id="44" w:name="platform-warning"/>
     <w:p>
       <w:pPr>
         <w:pStyle w:val="Heading3"/>
@@ -6052,9 +6076,9 @@
         </w:pict>
       </w:r>
     </w:p>
-    <w:bookmarkEnd w:id="64"/>
-    <w:bookmarkEnd w:id="65"/>
-    <w:bookmarkStart w:id="68" w:name="http-headers-ttl-and-invalidation"/>
+    <w:bookmarkEnd w:id="44"/>
+    <w:bookmarkEnd w:id="45"/>
+    <w:bookmarkStart w:id="48" w:name="http-headers-ttl-and-invalidation"/>
     <w:p>
       <w:pPr>
         <w:pStyle w:val="Heading2"/>
@@ -6224,7 +6248,7 @@
         <w:t xml:space="preserve">security headers that might affect resource loading.</w:t>
       </w:r>
     </w:p>
-    <w:bookmarkStart w:id="66" w:name="ttl-guidance"/>
+    <w:bookmarkStart w:id="46" w:name="ttl-guidance"/>
     <w:p>
       <w:pPr>
         <w:pStyle w:val="Heading3"/>
@@ -6293,8 +6317,8 @@
         <w:t xml:space="preserve">Watch for invalidation storms during deploys or high-traffic events.</w:t>
       </w:r>
     </w:p>
-    <w:bookmarkEnd w:id="66"/>
-    <w:bookmarkStart w:id="67" w:name="redirect-diagnostics"/>
+    <w:bookmarkEnd w:id="46"/>
+    <w:bookmarkStart w:id="47" w:name="redirect-diagnostics"/>
     <w:p>
       <w:pPr>
         <w:pStyle w:val="Heading3"/>
@@ -6662,9 +6686,9 @@
         </w:pict>
       </w:r>
     </w:p>
-    <w:bookmarkEnd w:id="67"/>
-    <w:bookmarkEnd w:id="68"/>
-    <w:bookmarkStart w:id="74" w:name="dns-tls-and-http-transport"/>
+    <w:bookmarkEnd w:id="47"/>
+    <w:bookmarkEnd w:id="48"/>
+    <w:bookmarkStart w:id="54" w:name="dns-tls-and-http-transport"/>
     <w:p>
       <w:pPr>
         <w:pStyle w:val="Heading2"/>
@@ -6681,7 +6705,7 @@
         <w:t xml:space="preserve">A page cannot be fast if connection setup is slow. The transport layer is the first place a request spends time, and a misconfigured edge can add hundreds of milliseconds before WordPress even runs.</w:t>
       </w:r>
     </w:p>
-    <w:bookmarkStart w:id="69" w:name="dns"/>
+    <w:bookmarkStart w:id="49" w:name="dns"/>
     <w:p>
       <w:pPr>
         <w:pStyle w:val="Heading3"/>
@@ -6750,8 +6774,8 @@
         <w:t xml:space="preserve">Confirm IPv4 and IPv6 behavior are both intentional.</w:t>
       </w:r>
     </w:p>
-    <w:bookmarkEnd w:id="69"/>
-    <w:bookmarkStart w:id="70" w:name="tls"/>
+    <w:bookmarkEnd w:id="49"/>
+    <w:bookmarkStart w:id="50" w:name="tls"/>
     <w:p>
       <w:pPr>
         <w:pStyle w:val="Heading3"/>
@@ -6820,8 +6844,8 @@
         <w:t xml:space="preserve">Keep certificates auto-renewing; expired certs are a uniquely catastrophic outage.</w:t>
       </w:r>
     </w:p>
-    <w:bookmarkEnd w:id="70"/>
-    <w:bookmarkStart w:id="71" w:name="http2-vs-http3"/>
+    <w:bookmarkEnd w:id="50"/>
+    <w:bookmarkStart w:id="51" w:name="http2-vs-http3"/>
     <w:p>
       <w:pPr>
         <w:pStyle w:val="Heading3"/>
@@ -6890,8 +6914,8 @@
         <w:t xml:space="preserve">).</w:t>
       </w:r>
     </w:p>
-    <w:bookmarkEnd w:id="71"/>
-    <w:bookmarkStart w:id="72" w:name="redirect-chains"/>
+    <w:bookmarkEnd w:id="51"/>
+    <w:bookmarkStart w:id="52" w:name="redirect-chains"/>
     <w:p>
       <w:pPr>
         <w:pStyle w:val="Heading3"/>
@@ -7013,8 +7037,8 @@
         <w:t xml:space="preserve">.</w:t>
       </w:r>
     </w:p>
-    <w:bookmarkEnd w:id="72"/>
-    <w:bookmarkStart w:id="73" w:name="useful-checks"/>
+    <w:bookmarkEnd w:id="52"/>
+    <w:bookmarkStart w:id="53" w:name="useful-checks"/>
     <w:p>
       <w:pPr>
         <w:pStyle w:val="Heading3"/>
@@ -7149,9 +7173,9 @@
         </w:pict>
       </w:r>
     </w:p>
-    <w:bookmarkEnd w:id="73"/>
-    <w:bookmarkEnd w:id="74"/>
-    <w:bookmarkStart w:id="80" w:name="X796ef6c0cede136080d5a78d79622e331daa443"/>
+    <w:bookmarkEnd w:id="53"/>
+    <w:bookmarkEnd w:id="54"/>
+    <w:bookmarkStart w:id="60" w:name="X796ef6c0cede136080d5a78d79622e331daa443"/>
     <w:p>
       <w:pPr>
         <w:pStyle w:val="Heading2"/>
@@ -7201,7 +7225,7 @@
         <w:t xml:space="preserve">Resource hints tell the browser to start work before it would otherwise. Used precisely, they shave hundreds of milliseconds off LCP. Used carelessly, they create connection storms and waste mobile bandwidth.</w:t>
       </w:r>
     </w:p>
-    <w:bookmarkStart w:id="75" w:name="dns-prefetch"/>
+    <w:bookmarkStart w:id="55" w:name="dns-prefetch"/>
     <w:p>
       <w:pPr>
         <w:pStyle w:val="Heading3"/>
@@ -7280,8 +7304,8 @@
         <w:t xml:space="preserve">&gt;</w:t>
       </w:r>
     </w:p>
-    <w:bookmarkEnd w:id="75"/>
-    <w:bookmarkStart w:id="76" w:name="preconnect"/>
+    <w:bookmarkEnd w:id="55"/>
+    <w:bookmarkStart w:id="56" w:name="preconnect"/>
     <w:p>
       <w:pPr>
         <w:pStyle w:val="Heading3"/>
@@ -7417,8 +7441,8 @@
         <w:t xml:space="preserve">for origins that serve credentialed or CORS resources (fonts are the classic example). Without it, the preconnect won’t be reused for the font fetch and you pay the cost twice.</w:t>
       </w:r>
     </w:p>
-    <w:bookmarkEnd w:id="76"/>
-    <w:bookmarkStart w:id="77" w:name="preload"/>
+    <w:bookmarkEnd w:id="56"/>
+    <w:bookmarkStart w:id="57" w:name="preload"/>
     <w:p>
       <w:pPr>
         <w:pStyle w:val="Heading3"/>
@@ -7699,8 +7723,8 @@
         <w:t xml:space="preserve">&gt;</w:t>
       </w:r>
     </w:p>
-    <w:bookmarkEnd w:id="77"/>
-    <w:bookmarkStart w:id="78" w:name="overuse-warnings"/>
+    <w:bookmarkEnd w:id="57"/>
+    <w:bookmarkStart w:id="58" w:name="overuse-warnings"/>
     <w:p>
       <w:pPr>
         <w:pStyle w:val="Heading3"/>
@@ -7775,8 +7799,8 @@
         <w:t xml:space="preserve">of the actual fetch, or the browser will fetch the font twice.</w:t>
       </w:r>
     </w:p>
-    <w:bookmarkEnd w:id="78"/>
-    <w:bookmarkStart w:id="79" w:name="modern-alternative-speculative-loading"/>
+    <w:bookmarkEnd w:id="58"/>
+    <w:bookmarkStart w:id="59" w:name="modern-alternative-speculative-loading"/>
     <w:p>
       <w:pPr>
         <w:pStyle w:val="Heading3"/>
@@ -7800,9 +7824,9 @@
         </w:pict>
       </w:r>
     </w:p>
-    <w:bookmarkEnd w:id="79"/>
-    <w:bookmarkEnd w:id="80"/>
-    <w:bookmarkStart w:id="84" w:name="php-runtime-opcache-and-worker-capacity"/>
+    <w:bookmarkEnd w:id="59"/>
+    <w:bookmarkEnd w:id="60"/>
+    <w:bookmarkStart w:id="64" w:name="php-runtime-opcache-and-worker-capacity"/>
     <w:p>
       <w:pPr>
         <w:pStyle w:val="Heading2"/>
@@ -7819,7 +7843,7 @@
         <w:t xml:space="preserve">When WordPress executes, PHP runtime configuration sets the floor on how fast it can possibly run.</w:t>
       </w:r>
     </w:p>
-    <w:bookmarkStart w:id="81" w:name="opcache"/>
+    <w:bookmarkStart w:id="61" w:name="opcache"/>
     <w:p>
       <w:pPr>
         <w:pStyle w:val="Heading3"/>
@@ -8092,8 +8116,8 @@
         <w:t xml:space="preserve">: PHP’s JIT compiler is not a clear win for WordPress web-request workloads in most measurements. It consumes memory that may be more valuable for OPcache bytecode storage or PHP-FPM workers. Leave JIT off unless representative benchmarks of the specific site — cached and uncached paths, p95 TTFB, worker saturation, and OPcache memory headroom — show a measurable benefit.</w:t>
       </w:r>
     </w:p>
-    <w:bookmarkEnd w:id="81"/>
-    <w:bookmarkStart w:id="82" w:name="php-workers"/>
+    <w:bookmarkEnd w:id="61"/>
+    <w:bookmarkStart w:id="62" w:name="php-workers"/>
     <w:p>
       <w:pPr>
         <w:pStyle w:val="Heading3"/>
@@ -8146,8 +8170,8 @@
         <w:t xml:space="preserve">If workers are spending time on slow plugins or external HTTP calls, the fix is to shorten those calls (or move them to background work) rather than adding workers indefinitely.</w:t>
       </w:r>
     </w:p>
-    <w:bookmarkEnd w:id="82"/>
-    <w:bookmarkStart w:id="83" w:name="php-version"/>
+    <w:bookmarkEnd w:id="62"/>
+    <w:bookmarkStart w:id="63" w:name="php-version"/>
     <w:p>
       <w:pPr>
         <w:pStyle w:val="Heading3"/>
@@ -8171,9 +8195,9 @@
         </w:pict>
       </w:r>
     </w:p>
-    <w:bookmarkEnd w:id="83"/>
-    <w:bookmarkEnd w:id="84"/>
-    <w:bookmarkStart w:id="88" w:name="wordpress-runtime-and-plugintheme-cost"/>
+    <w:bookmarkEnd w:id="63"/>
+    <w:bookmarkEnd w:id="64"/>
+    <w:bookmarkStart w:id="68" w:name="wordpress-runtime-and-plugintheme-cost"/>
     <w:p>
       <w:pPr>
         <w:pStyle w:val="Heading2"/>
@@ -8190,7 +8214,7 @@
         <w:t xml:space="preserve">When WordPress executes, every plugin, theme, hook, query, and external call can add cost.</w:t>
       </w:r>
     </w:p>
-    <w:bookmarkStart w:id="85" w:name="developer-checklist"/>
+    <w:bookmarkStart w:id="65" w:name="developer-checklist"/>
     <w:p>
       <w:pPr>
         <w:pStyle w:val="Heading3"/>
@@ -8307,8 +8331,8 @@
         <w:t xml:space="preserve">Are multiple optimization plugins modifying the same assets or cache layers?</w:t>
       </w:r>
     </w:p>
-    <w:bookmarkEnd w:id="85"/>
-    <w:bookmarkStart w:id="86" w:name="hook-profiling"/>
+    <w:bookmarkEnd w:id="65"/>
+    <w:bookmarkStart w:id="66" w:name="hook-profiling"/>
     <w:p>
       <w:pPr>
         <w:pStyle w:val="Heading3"/>
@@ -8604,8 +8628,8 @@
         <w:t xml:space="preserve"> doctor check</w:t>
       </w:r>
     </w:p>
-    <w:bookmarkEnd w:id="86"/>
-    <w:bookmarkStart w:id="87" w:name="plugin-stack-guidance"/>
+    <w:bookmarkEnd w:id="66"/>
+    <w:bookmarkStart w:id="67" w:name="plugin-stack-guidance"/>
     <w:p>
       <w:pPr>
         <w:pStyle w:val="Heading3"/>
@@ -8745,9 +8769,9 @@
         </w:pict>
       </w:r>
     </w:p>
-    <w:bookmarkEnd w:id="87"/>
-    <w:bookmarkEnd w:id="88"/>
-    <w:bookmarkStart w:id="95" w:name="database-performance"/>
+    <w:bookmarkEnd w:id="67"/>
+    <w:bookmarkEnd w:id="68"/>
+    <w:bookmarkStart w:id="75" w:name="database-performance"/>
     <w:p>
       <w:pPr>
         <w:pStyle w:val="Heading2"/>
@@ -8761,10 +8785,22 @@
         <w:pStyle w:val="FirstParagraph"/>
       </w:pPr>
       <w:r>
-        <w:t xml:space="preserve">Database optimization is not “cleaning the database.” It is reducing expensive reads/writes and making unavoidable queries efficient.</w:t>
-      </w:r>
-    </w:p>
-    <w:bookmarkStart w:id="89" w:name="primary-signals"/>
+        <w:t xml:space="preserve">Database optimization is not</w:t>
+      </w:r>
+      <w:r>
+        <w:t xml:space="preserve"> </w:t>
+      </w:r>
+      <w:r>
+        <w:t xml:space="preserve">“cleaning the database.”</w:t>
+      </w:r>
+      <w:r>
+        <w:t xml:space="preserve"> </w:t>
+      </w:r>
+      <w:r>
+        <w:t xml:space="preserve">It is reducing expensive reads/writes and making unavoidable queries efficient.</w:t>
+      </w:r>
+    </w:p>
+    <w:bookmarkStart w:id="69" w:name="primary-signals"/>
     <w:p>
       <w:pPr>
         <w:pStyle w:val="Heading3"/>
@@ -8893,8 +8929,8 @@
         <w:t xml:space="preserve">search/filtering that belongs in a search index.</w:t>
       </w:r>
     </w:p>
-    <w:bookmarkEnd w:id="89"/>
-    <w:bookmarkStart w:id="90" w:name="wp_query-best-practices"/>
+    <w:bookmarkEnd w:id="69"/>
+    <w:bookmarkStart w:id="70" w:name="wp_query-best-practices"/>
     <w:p>
       <w:pPr>
         <w:pStyle w:val="Heading3"/>
@@ -9284,8 +9320,8 @@
         <w:t xml:space="preserve">This may appear harmless in development and fail at production scale.</w:t>
       </w:r>
     </w:p>
-    <w:bookmarkEnd w:id="90"/>
-    <w:bookmarkStart w:id="91" w:name="dangerous-patterns"/>
+    <w:bookmarkEnd w:id="70"/>
+    <w:bookmarkStart w:id="71" w:name="dangerous-patterns"/>
     <w:p>
       <w:pPr>
         <w:pStyle w:val="Heading3"/>
@@ -9438,8 +9474,8 @@
         <w:t xml:space="preserve">repeated queries in template partials.</w:t>
       </w:r>
     </w:p>
-    <w:bookmarkEnd w:id="91"/>
-    <w:bookmarkStart w:id="92" w:name="not-in-example-to-scrutinize"/>
+    <w:bookmarkEnd w:id="71"/>
+    <w:bookmarkStart w:id="72" w:name="not-in-example-to-scrutinize"/>
     <w:p>
       <w:pPr>
         <w:pStyle w:val="Heading3"/>
@@ -9671,8 +9707,8 @@
         <w:t xml:space="preserve">Large exclusions often scale poorly. Prefer positive selection, precomputed sets, or different data modeling when possible.</w:t>
       </w:r>
     </w:p>
-    <w:bookmarkEnd w:id="92"/>
-    <w:bookmarkStart w:id="93" w:name="like-examples"/>
+    <w:bookmarkEnd w:id="72"/>
+    <w:bookmarkStart w:id="73" w:name="like-examples"/>
     <w:p>
       <w:pPr>
         <w:pStyle w:val="Heading3"/>
@@ -9852,8 +9888,8 @@
         <w:t xml:space="preserve">The second form is more index-friendly than a leading wildcard, but serious search workloads should usually move to dedicated search infrastructure.</w:t>
       </w:r>
     </w:p>
-    <w:bookmarkEnd w:id="93"/>
-    <w:bookmarkStart w:id="94" w:name="explain"/>
+    <w:bookmarkEnd w:id="73"/>
+    <w:bookmarkStart w:id="74" w:name="explain"/>
     <w:p>
       <w:pPr>
         <w:pStyle w:val="Heading3"/>
@@ -10216,9 +10252,9 @@
         </w:pict>
       </w:r>
     </w:p>
-    <w:bookmarkEnd w:id="94"/>
-    <w:bookmarkEnd w:id="95"/>
-    <w:bookmarkStart w:id="100" w:name="X3b359a510d8b4b5b3caa461c27c179332f56bbb"/>
+    <w:bookmarkEnd w:id="74"/>
+    <w:bookmarkEnd w:id="75"/>
+    <w:bookmarkStart w:id="80" w:name="X3b359a510d8b4b5b3caa461c27c179332f56bbb"/>
     <w:p>
       <w:pPr>
         <w:pStyle w:val="Heading2"/>
@@ -10250,7 +10286,7 @@
         <w:t xml:space="preserve">Autoloaded options are loaded early and can affect every request.</w:t>
       </w:r>
     </w:p>
-    <w:bookmarkStart w:id="96" w:name="what-changed-in-wordpress-6.6"/>
+    <w:bookmarkStart w:id="76" w:name="what-changed-in-wordpress-6.6"/>
     <w:p>
       <w:pPr>
         <w:pStyle w:val="Heading3"/>
@@ -10575,11 +10611,17 @@
         <w:t xml:space="preserve"> </w:t>
       </w:r>
       <w:r>
-        <w:t xml:space="preserve">and a Site Health check (“Autoloaded options could affect performance”) that warns when total autoload size exceeds ~800 KB.</w:t>
-      </w:r>
-    </w:p>
-    <w:bookmarkEnd w:id="96"/>
-    <w:bookmarkStart w:id="97" w:name="review-queries-6.6-aware"/>
+        <w:t xml:space="preserve">and a Site Health check (</w:t>
+      </w:r>
+      <w:r>
+        <w:t xml:space="preserve">“Autoloaded options could affect performance”</w:t>
+      </w:r>
+      <w:r>
+        <w:t xml:space="preserve">) that warns when total autoload size exceeds ~800 KB.</w:t>
+      </w:r>
+    </w:p>
+    <w:bookmarkEnd w:id="76"/>
+    <w:bookmarkStart w:id="77" w:name="review-queries-6.6-aware"/>
     <w:p>
       <w:pPr>
         <w:pStyle w:val="Heading3"/>
@@ -10989,8 +11031,8 @@
         <w:t xml:space="preserve">);</w:t>
       </w:r>
     </w:p>
-    <w:bookmarkEnd w:id="97"/>
-    <w:bookmarkStart w:id="98" w:name="changing-autoload-state"/>
+    <w:bookmarkEnd w:id="77"/>
+    <w:bookmarkStart w:id="78" w:name="changing-autoload-state"/>
     <w:p>
       <w:pPr>
         <w:pStyle w:val="Heading3"/>
@@ -11199,8 +11241,8 @@
         <w:t xml:space="preserve"> option set-autoload my_huge_option no</w:t>
       </w:r>
     </w:p>
-    <w:bookmarkEnd w:id="98"/>
-    <w:bookmarkStart w:id="99" w:name="guidance"/>
+    <w:bookmarkEnd w:id="78"/>
+    <w:bookmarkStart w:id="79" w:name="guidance"/>
     <w:p>
       <w:pPr>
         <w:pStyle w:val="Heading3"/>
@@ -11303,9 +11345,9 @@
         </w:pict>
       </w:r>
     </w:p>
-    <w:bookmarkEnd w:id="99"/>
-    <w:bookmarkEnd w:id="100"/>
-    <w:bookmarkStart w:id="110" w:name="transients-and-object-cache"/>
+    <w:bookmarkEnd w:id="79"/>
+    <w:bookmarkEnd w:id="80"/>
+    <w:bookmarkStart w:id="90" w:name="transients-and-object-cache"/>
     <w:p>
       <w:pPr>
         <w:pStyle w:val="Heading2"/>
@@ -11322,7 +11364,7 @@
         <w:t xml:space="preserve">Transients are temporary cached values with expiration, but their backend depends on the environment.</w:t>
       </w:r>
     </w:p>
-    <w:bookmarkStart w:id="101" w:name="core-rule"/>
+    <w:bookmarkStart w:id="81" w:name="core-rule"/>
     <w:p>
       <w:pPr>
         <w:pStyle w:val="Heading3"/>
@@ -11391,8 +11433,8 @@
         <w:t xml:space="preserve">This is the design, not a bug. The bug is writing transient-heavy code without checking which backend is in use.</w:t>
       </w:r>
     </w:p>
-    <w:bookmarkEnd w:id="101"/>
-    <w:bookmarkStart w:id="102" w:name="database-backed-transient-row-pairs"/>
+    <w:bookmarkEnd w:id="81"/>
+    <w:bookmarkStart w:id="82" w:name="database-backed-transient-row-pairs"/>
     <w:p>
       <w:pPr>
         <w:pStyle w:val="Heading3"/>
@@ -11498,8 +11540,8 @@
         <w:t xml:space="preserve">keys (see §24).</w:t>
       </w:r>
     </w:p>
-    <w:bookmarkEnd w:id="102"/>
-    <w:bookmarkStart w:id="103" w:name="the-falsey-value-pitfall"/>
+    <w:bookmarkEnd w:id="82"/>
+    <w:bookmarkStart w:id="83" w:name="the-falsey-value-pitfall"/>
     <w:p>
       <w:pPr>
         <w:pStyle w:val="Heading3"/>
@@ -11951,8 +11993,8 @@
         <w:t xml:space="preserve">;</w:t>
       </w:r>
     </w:p>
-    <w:bookmarkEnd w:id="103"/>
-    <w:bookmarkStart w:id="104" w:name="safe-transient-pattern"/>
+    <w:bookmarkEnd w:id="83"/>
+    <w:bookmarkStart w:id="84" w:name="safe-transient-pattern"/>
     <w:p>
       <w:pPr>
         <w:pStyle w:val="Heading3"/>
@@ -12266,8 +12308,8 @@
         <w:t xml:space="preserve">}</w:t>
       </w:r>
     </w:p>
-    <w:bookmarkEnd w:id="104"/>
-    <w:bookmarkStart w:id="105" w:name="use-transients-for"/>
+    <w:bookmarkEnd w:id="84"/>
+    <w:bookmarkStart w:id="85" w:name="use-transients-for"/>
     <w:p>
       <w:pPr>
         <w:pStyle w:val="Heading3"/>
@@ -12336,8 +12378,8 @@
         <w:t xml:space="preserve">short-lived shared results.</w:t>
       </w:r>
     </w:p>
-    <w:bookmarkEnd w:id="105"/>
-    <w:bookmarkStart w:id="106" w:name="avoid-transients-for"/>
+    <w:bookmarkEnd w:id="85"/>
+    <w:bookmarkStart w:id="86" w:name="avoid-transients-for"/>
     <w:p>
       <w:pPr>
         <w:pStyle w:val="Heading3"/>
@@ -12430,8 +12472,8 @@
         <w:t xml:space="preserve">data that changes so frequently it rarely hits cache.</w:t>
       </w:r>
     </w:p>
-    <w:bookmarkEnd w:id="106"/>
-    <w:bookmarkStart w:id="107" w:name="inspect-database-backed-transients"/>
+    <w:bookmarkEnd w:id="86"/>
+    <w:bookmarkStart w:id="87" w:name="inspect-database-backed-transients"/>
     <w:p>
       <w:pPr>
         <w:pStyle w:val="Heading3"/>
@@ -12765,8 +12807,8 @@
         <w:t xml:space="preserve">;</w:t>
       </w:r>
     </w:p>
-    <w:bookmarkEnd w:id="107"/>
-    <w:bookmarkStart w:id="108" w:name="object-cache-monitoring"/>
+    <w:bookmarkEnd w:id="87"/>
+    <w:bookmarkStart w:id="88" w:name="object-cache-monitoring"/>
     <w:p>
       <w:pPr>
         <w:pStyle w:val="Heading3"/>
@@ -12879,8 +12921,8 @@
         <w:t xml:space="preserve">network/service errors.</w:t>
       </w:r>
     </w:p>
-    <w:bookmarkEnd w:id="108"/>
-    <w:bookmarkStart w:id="109" w:name="redis-vs-memcached-and-object-cache-pro"/>
+    <w:bookmarkEnd w:id="88"/>
+    <w:bookmarkStart w:id="89" w:name="redis-vs-memcached-and-object-cache-pro"/>
     <w:p>
       <w:pPr>
         <w:pStyle w:val="Heading3"/>
@@ -13028,9 +13070,9 @@
         </w:pict>
       </w:r>
     </w:p>
-    <w:bookmarkEnd w:id="109"/>
-    <w:bookmarkEnd w:id="110"/>
-    <w:bookmarkStart w:id="114" w:name="race-conditions-and-cache-stampedes"/>
+    <w:bookmarkEnd w:id="89"/>
+    <w:bookmarkEnd w:id="90"/>
+    <w:bookmarkStart w:id="94" w:name="race-conditions-and-cache-stampedes"/>
     <w:p>
       <w:pPr>
         <w:pStyle w:val="Heading2"/>
@@ -13047,7 +13089,7 @@
         <w:t xml:space="preserve">Cache stampedes happen when many requests miss the same expensive cache key and all regenerate it simultaneously.</w:t>
       </w:r>
     </w:p>
-    <w:bookmarkStart w:id="111" w:name="object-cache-form"/>
+    <w:bookmarkStart w:id="91" w:name="object-cache-form"/>
     <w:p>
       <w:pPr>
         <w:pStyle w:val="Heading3"/>
@@ -13771,8 +13813,8 @@
         <w:t xml:space="preserve">}</w:t>
       </w:r>
     </w:p>
-    <w:bookmarkEnd w:id="111"/>
-    <w:bookmarkStart w:id="112" w:name="transient-form"/>
+    <w:bookmarkEnd w:id="91"/>
+    <w:bookmarkStart w:id="92" w:name="transient-form"/>
     <w:p>
       <w:pPr>
         <w:pStyle w:val="Heading3"/>
@@ -14360,8 +14402,8 @@
         <w:t xml:space="preserve">The lock’s TTL is only a safety property after the lock is shared across requests. Without a persistent object cache, the lock is only request-local and does not prevent a stampede.</w:t>
       </w:r>
     </w:p>
-    <w:bookmarkEnd w:id="112"/>
-    <w:bookmarkStart w:id="113" w:name="additional-tactics"/>
+    <w:bookmarkEnd w:id="92"/>
+    <w:bookmarkStart w:id="93" w:name="additional-tactics"/>
     <w:p>
       <w:pPr>
         <w:pStyle w:val="Heading3"/>
@@ -14449,9 +14491,9 @@
         </w:pict>
       </w:r>
     </w:p>
-    <w:bookmarkEnd w:id="113"/>
-    <w:bookmarkEnd w:id="114"/>
-    <w:bookmarkStart w:id="117" w:name="rest-api-ajax-and-follow-up-requests"/>
+    <w:bookmarkEnd w:id="93"/>
+    <w:bookmarkEnd w:id="94"/>
+    <w:bookmarkStart w:id="97" w:name="rest-api-ajax-and-follow-up-requests"/>
     <w:p>
       <w:pPr>
         <w:pStyle w:val="Heading2"/>
@@ -14578,7 +14620,7 @@
         <w:t xml:space="preserve">polling.</w:t>
       </w:r>
     </w:p>
-    <w:bookmarkStart w:id="115" w:name="rest-guidance"/>
+    <w:bookmarkStart w:id="95" w:name="rest-guidance"/>
     <w:p>
       <w:pPr>
         <w:pStyle w:val="Heading3"/>
@@ -14647,8 +14689,8 @@
         <w:t xml:space="preserve">Avoid polling when event-driven updates are possible.</w:t>
       </w:r>
     </w:p>
-    <w:bookmarkEnd w:id="115"/>
-    <w:bookmarkStart w:id="116" w:name="ajax-guidance"/>
+    <w:bookmarkEnd w:id="95"/>
+    <w:bookmarkStart w:id="96" w:name="ajax-guidance"/>
     <w:p>
       <w:pPr>
         <w:pStyle w:val="Heading3"/>
@@ -14742,9 +14784,9 @@
         </w:pict>
       </w:r>
     </w:p>
-    <w:bookmarkEnd w:id="116"/>
-    <w:bookmarkEnd w:id="117"/>
-    <w:bookmarkStart w:id="120" w:name="X80892b5dc2d2cfc7ada69a0def2a76ca358ae76"/>
+    <w:bookmarkEnd w:id="96"/>
+    <w:bookmarkEnd w:id="97"/>
+    <w:bookmarkStart w:id="100" w:name="X80892b5dc2d2cfc7ada69a0def2a76ca358ae76"/>
     <w:p>
       <w:pPr>
         <w:pStyle w:val="Heading2"/>
@@ -14761,7 +14803,7 @@
         <w:t xml:space="preserve">Request-triggered WP-Cron can create unpredictable user-facing latency. On production and high-traffic sites, move due-event execution to a real scheduler — but the order matters.</w:t>
       </w:r>
     </w:p>
-    <w:bookmarkStart w:id="118" w:name="production-pattern"/>
+    <w:bookmarkStart w:id="98" w:name="production-pattern"/>
     <w:p>
       <w:pPr>
         <w:pStyle w:val="Heading3"/>
@@ -15359,8 +15401,8 @@
         <w:t xml:space="preserve">/ every five minutes. The right answer depends on what is scheduled. If you have second-counts-late jobs, run every minute; otherwise five minutes is the calmer default.</w:t>
       </w:r>
     </w:p>
-    <w:bookmarkEnd w:id="118"/>
-    <w:bookmarkStart w:id="119" w:name="review"/>
+    <w:bookmarkEnd w:id="98"/>
+    <w:bookmarkStart w:id="99" w:name="review"/>
     <w:p>
       <w:pPr>
         <w:pStyle w:val="Heading3"/>
@@ -15369,9 +15411,9 @@
         <w:t xml:space="preserve">Review</w:t>
       </w:r>
     </w:p>
-    <w:bookmarkEnd w:id="119"/>
-    <w:bookmarkEnd w:id="120"/>
-    <w:bookmarkStart w:id="124" w:name="wp-config.php-as-policy"/>
+    <w:bookmarkEnd w:id="99"/>
+    <w:bookmarkEnd w:id="100"/>
+    <w:bookmarkStart w:id="104" w:name="wp-config.php-as-policy"/>
     <w:p>
       <w:pPr>
         <w:pStyle w:val="Heading2"/>
@@ -15960,7 +16002,7 @@
         <w:t xml:space="preserve">;</w:t>
       </w:r>
     </w:p>
-    <w:bookmarkStart w:id="121" w:name="heartbeat-api"/>
+    <w:bookmarkStart w:id="101" w:name="heartbeat-api"/>
     <w:p>
       <w:pPr>
         <w:pStyle w:val="Heading3"/>
@@ -16186,8 +16228,8 @@
         <w:t xml:space="preserve">;</w:t>
       </w:r>
     </w:p>
-    <w:bookmarkEnd w:id="121"/>
-    <w:bookmarkStart w:id="122" w:name="xml-rpc"/>
+    <w:bookmarkEnd w:id="101"/>
+    <w:bookmarkStart w:id="102" w:name="xml-rpc"/>
     <w:p>
       <w:pPr>
         <w:pStyle w:val="Heading3"/>
@@ -16251,8 +16293,8 @@
         <w:t xml:space="preserve">;</w:t>
       </w:r>
     </w:p>
-    <w:bookmarkEnd w:id="122"/>
-    <w:bookmarkStart w:id="123" w:name="emojis-and-embeds"/>
+    <w:bookmarkEnd w:id="102"/>
+    <w:bookmarkStart w:id="103" w:name="emojis-and-embeds"/>
     <w:p>
       <w:pPr>
         <w:pStyle w:val="Heading3"/>
@@ -16439,9 +16481,9 @@
         </w:pict>
       </w:r>
     </w:p>
-    <w:bookmarkEnd w:id="123"/>
-    <w:bookmarkEnd w:id="124"/>
-    <w:bookmarkStart w:id="125" w:name="partial-output-fragment-caching"/>
+    <w:bookmarkEnd w:id="103"/>
+    <w:bookmarkEnd w:id="104"/>
+    <w:bookmarkStart w:id="105" w:name="partial-output-fragment-caching"/>
     <w:p>
       <w:pPr>
         <w:pStyle w:val="Heading2"/>
@@ -17628,8 +17670,8 @@
         <w:t xml:space="preserve">above) to make targeted flushes possible.</w:t>
       </w:r>
     </w:p>
-    <w:bookmarkEnd w:id="125"/>
-    <w:bookmarkStart w:id="135" w:name="frontend-and-browser-performance"/>
+    <w:bookmarkEnd w:id="105"/>
+    <w:bookmarkStart w:id="115" w:name="frontend-and-browser-performance"/>
     <w:p>
       <w:pPr>
         <w:pStyle w:val="Heading2"/>
@@ -17646,7 +17688,7 @@
         <w:t xml:space="preserve">A fast origin response does not guarantee a fast experience.</w:t>
       </w:r>
     </w:p>
-    <w:bookmarkStart w:id="126" w:name="core-web-vitals-thresholds"/>
+    <w:bookmarkStart w:id="106" w:name="core-web-vitals-thresholds"/>
     <w:p>
       <w:pPr>
         <w:pStyle w:val="Heading3"/>
@@ -17891,8 +17933,8 @@
         <w:t xml:space="preserve">across a site’s real users. INP replaced FID as a Core Web Vital on March 12, 2024.</w:t>
       </w:r>
     </w:p>
-    <w:bookmarkEnd w:id="126"/>
-    <w:bookmarkStart w:id="127" w:name="lcp-checklist"/>
+    <w:bookmarkEnd w:id="106"/>
+    <w:bookmarkStart w:id="107" w:name="lcp-checklist"/>
     <w:p>
       <w:pPr>
         <w:pStyle w:val="Heading3"/>
@@ -17985,8 +18027,8 @@
         <w:t xml:space="preserve">Preload only truly critical resources (see §8).</w:t>
       </w:r>
     </w:p>
-    <w:bookmarkEnd w:id="127"/>
-    <w:bookmarkStart w:id="128" w:name="inp-checklist"/>
+    <w:bookmarkEnd w:id="107"/>
+    <w:bookmarkStart w:id="108" w:name="inp-checklist"/>
     <w:p>
       <w:pPr>
         <w:pStyle w:val="Heading3"/>
@@ -18067,8 +18109,8 @@
         <w:t xml:space="preserve">Split work and avoid blocking the main thread.</w:t>
       </w:r>
     </w:p>
-    <w:bookmarkEnd w:id="128"/>
-    <w:bookmarkStart w:id="129" w:name="cls-checklist"/>
+    <w:bookmarkEnd w:id="108"/>
+    <w:bookmarkStart w:id="109" w:name="cls-checklist"/>
     <w:p>
       <w:pPr>
         <w:pStyle w:val="Heading3"/>
@@ -18125,8 +18167,8 @@
         <w:t xml:space="preserve">Avoid injecting content above existing content after render.</w:t>
       </w:r>
     </w:p>
-    <w:bookmarkEnd w:id="129"/>
-    <w:bookmarkStart w:id="130" w:name="images"/>
+    <w:bookmarkEnd w:id="109"/>
+    <w:bookmarkStart w:id="110" w:name="images"/>
     <w:p>
       <w:pPr>
         <w:pStyle w:val="Heading3"/>
@@ -18280,8 +18322,8 @@
         <w:t xml:space="preserve">Preload the true LCP image only when necessary.</w:t>
       </w:r>
     </w:p>
-    <w:bookmarkEnd w:id="130"/>
-    <w:bookmarkStart w:id="131" w:name="fonts-foit-vs-fout"/>
+    <w:bookmarkEnd w:id="110"/>
+    <w:bookmarkStart w:id="111" w:name="fonts-foit-vs-fout"/>
     <w:p>
       <w:pPr>
         <w:pStyle w:val="Heading3"/>
@@ -18511,8 +18553,8 @@
         <w:t xml:space="preserve">(see §8).</w:t>
       </w:r>
     </w:p>
-    <w:bookmarkEnd w:id="131"/>
-    <w:bookmarkStart w:id="132" w:name="css-and-javascript"/>
+    <w:bookmarkEnd w:id="111"/>
+    <w:bookmarkStart w:id="112" w:name="css-and-javascript"/>
     <w:p>
       <w:pPr>
         <w:pStyle w:val="Heading3"/>
@@ -18611,8 +18653,8 @@
         <w:t xml:space="preserve">Trace every asset back to the plugin/theme that enqueued it.</w:t>
       </w:r>
     </w:p>
-    <w:bookmarkEnd w:id="132"/>
-    <w:bookmarkStart w:id="133" w:name="critical-css"/>
+    <w:bookmarkEnd w:id="112"/>
+    <w:bookmarkStart w:id="113" w:name="critical-css"/>
     <w:p>
       <w:pPr>
         <w:pStyle w:val="Heading3"/>
@@ -18722,8 +18764,8 @@
         <w:t xml:space="preserve">Re-generate when the design changes; stale critical CSS is worse than none.</w:t>
       </w:r>
     </w:p>
-    <w:bookmarkEnd w:id="133"/>
-    <w:bookmarkStart w:id="134" w:name="X6af6c678f9999d6c956fbe683c689bc5b7e772f"/>
+    <w:bookmarkEnd w:id="113"/>
+    <w:bookmarkStart w:id="114" w:name="X6af6c678f9999d6c956fbe683c689bc5b7e772f"/>
     <w:p>
       <w:pPr>
         <w:pStyle w:val="Heading3"/>
@@ -18747,9 +18789,9 @@
         </w:pict>
       </w:r>
     </w:p>
-    <w:bookmarkEnd w:id="134"/>
-    <w:bookmarkEnd w:id="135"/>
-    <w:bookmarkStart w:id="136" w:name="page-builders-themes-and-dom-bloat"/>
+    <w:bookmarkEnd w:id="114"/>
+    <w:bookmarkEnd w:id="115"/>
+    <w:bookmarkStart w:id="116" w:name="page-builders-themes-and-dom-bloat"/>
     <w:p>
       <w:pPr>
         <w:pStyle w:val="Heading2"/>
@@ -18901,8 +18943,8 @@
         </w:pict>
       </w:r>
     </w:p>
-    <w:bookmarkEnd w:id="136"/>
-    <w:bookmarkStart w:id="139" w:name="search-sitemaps-and-large-content-sets"/>
+    <w:bookmarkEnd w:id="116"/>
+    <w:bookmarkStart w:id="119" w:name="search-sitemaps-and-large-content-sets"/>
     <w:p>
       <w:pPr>
         <w:pStyle w:val="Heading2"/>
@@ -18911,7 +18953,7 @@
         <w:t xml:space="preserve">21. Search, sitemaps, and large content sets</w:t>
       </w:r>
     </w:p>
-    <w:bookmarkStart w:id="137" w:name="search"/>
+    <w:bookmarkStart w:id="117" w:name="search"/>
     <w:p>
       <w:pPr>
         <w:pStyle w:val="Heading3"/>
@@ -18996,8 +19038,8 @@
         <w:t xml:space="preserve">SQL search creates load.</w:t>
       </w:r>
     </w:p>
-    <w:bookmarkEnd w:id="137"/>
-    <w:bookmarkStart w:id="138" w:name="sitemaps"/>
+    <w:bookmarkEnd w:id="117"/>
+    <w:bookmarkStart w:id="118" w:name="sitemaps"/>
     <w:p>
       <w:pPr>
         <w:pStyle w:val="Heading3"/>
@@ -19081,9 +19123,9 @@
         </w:pict>
       </w:r>
     </w:p>
-    <w:bookmarkEnd w:id="138"/>
-    <w:bookmarkEnd w:id="139"/>
-    <w:bookmarkStart w:id="151" w:name="X46b46a8478f497cf2331c046fb684d7eb3d49c5"/>
+    <w:bookmarkEnd w:id="118"/>
+    <w:bookmarkEnd w:id="119"/>
+    <w:bookmarkStart w:id="131" w:name="X46b46a8478f497cf2331c046fb684d7eb3d49c5"/>
     <w:p>
       <w:pPr>
         <w:pStyle w:val="Heading2"/>
@@ -19108,7 +19150,7 @@
         <w:t xml:space="preserve">Last verified against WordPress 7.0 on 2026-06-14.</w:t>
       </w:r>
     </w:p>
-    <w:bookmarkStart w:id="141" w:name="Xfee1277cede5db2699e5dba19aca26f384fef5f"/>
+    <w:bookmarkStart w:id="121" w:name="Xfee1277cede5db2699e5dba19aca26f384fef5f"/>
     <w:p>
       <w:pPr>
         <w:pStyle w:val="Heading3"/>
@@ -19121,7 +19163,7 @@
       <w:pPr>
         <w:pStyle w:val="FirstParagraph"/>
       </w:pPr>
-      <w:hyperlink r:id="rId140">
+      <w:hyperlink r:id="rId120">
         <w:r>
           <w:rPr>
             <w:rStyle w:val="Hyperlink"/>
@@ -19369,8 +19411,8 @@
         <w:t xml:space="preserve">Recommendation: evaluate Performance Lab on staging, look at the current Featured Plugins list at the verification time, and adopt specific plugins by name only when they match the site’s documented performance need. The catalog changes over time; for example, Performance Lab 4.1.0 removed Web Worker Offloading from the featured list.</w:t>
       </w:r>
     </w:p>
-    <w:bookmarkEnd w:id="141"/>
-    <w:bookmarkStart w:id="144" w:name="X89a17d8dd00cb27c2f49ed2d2cb402a6088d745"/>
+    <w:bookmarkEnd w:id="121"/>
+    <w:bookmarkStart w:id="124" w:name="X89a17d8dd00cb27c2f49ed2d2cb402a6088d745"/>
     <w:p>
       <w:pPr>
         <w:pStyle w:val="Heading3"/>
@@ -19389,7 +19431,7 @@
       <w:r>
         <w:t xml:space="preserve"> </w:t>
       </w:r>
-      <w:hyperlink r:id="rId142">
+      <w:hyperlink r:id="rId122">
         <w:r>
           <w:rPr>
             <w:rStyle w:val="Hyperlink"/>
@@ -19499,7 +19541,7 @@
       <w:r>
         <w:t xml:space="preserve"> </w:t>
       </w:r>
-      <w:hyperlink r:id="rId143">
+      <w:hyperlink r:id="rId123">
         <w:r>
           <w:rPr>
             <w:rStyle w:val="Hyperlink"/>
@@ -19579,8 +19621,8 @@
         <w:t xml:space="preserve">wording as the recommended Core opt-out mechanism.</w:t>
       </w:r>
     </w:p>
-    <w:bookmarkEnd w:id="144"/>
-    <w:bookmarkStart w:id="145" w:name="wp-6.4-and-6.6-options-api-improvements"/>
+    <w:bookmarkEnd w:id="124"/>
+    <w:bookmarkStart w:id="125" w:name="wp-6.4-and-6.6-options-api-improvements"/>
     <w:p>
       <w:pPr>
         <w:pStyle w:val="Heading3"/>
@@ -19702,8 +19744,8 @@
         <w:t xml:space="preserve">, introduced large-option autoload heuristics, and added the Site Health autoload warning.</w:t>
       </w:r>
     </w:p>
-    <w:bookmarkEnd w:id="145"/>
-    <w:bookmarkStart w:id="148" w:name="wordpress-6.9-performance-deltas"/>
+    <w:bookmarkEnd w:id="125"/>
+    <w:bookmarkStart w:id="128" w:name="wordpress-6.9-performance-deltas"/>
     <w:p>
       <w:pPr>
         <w:pStyle w:val="Heading3"/>
@@ -19744,7 +19786,7 @@
       <w:r>
         <w:t xml:space="preserve"> </w:t>
       </w:r>
-      <w:hyperlink r:id="rId146">
+      <w:hyperlink r:id="rId126">
         <w:r>
           <w:rPr>
             <w:rStyle w:val="Hyperlink"/>
@@ -19817,7 +19859,7 @@
       <w:r>
         <w:t xml:space="preserve"> </w:t>
       </w:r>
-      <w:hyperlink r:id="rId147">
+      <w:hyperlink r:id="rId127">
         <w:r>
           <w:rPr>
             <w:rStyle w:val="Hyperlink"/>
@@ -19840,8 +19882,8 @@
         <w:t xml:space="preserve">Treat this as a delta inventory, not a substitute for measurement: verify impact on the specific site with the same baseline and rollback discipline used elsewhere in this guide.</w:t>
       </w:r>
     </w:p>
-    <w:bookmarkEnd w:id="148"/>
-    <w:bookmarkStart w:id="149" w:name="X28bb89160cf88d5f6ff9a0d62133a74b39dad5e"/>
+    <w:bookmarkEnd w:id="128"/>
+    <w:bookmarkStart w:id="129" w:name="X28bb89160cf88d5f6ff9a0d62133a74b39dad5e"/>
     <w:p>
       <w:pPr>
         <w:pStyle w:val="Heading3"/>
@@ -19954,8 +19996,8 @@
         <w:t xml:space="preserve">Treat 7.0 guidance as an upgrade-review prompt: verify plugin/theme compatibility, PHP runtime behavior, admin/editor regressions, and any AI/connector network paths with measurements from the target environment.</w:t>
       </w:r>
     </w:p>
-    <w:bookmarkEnd w:id="149"/>
-    <w:bookmarkStart w:id="150" w:name="auto-image-sizes-and-fetchpriority"/>
+    <w:bookmarkEnd w:id="129"/>
+    <w:bookmarkStart w:id="130" w:name="auto-image-sizes-and-fetchpriority"/>
     <w:p>
       <w:pPr>
         <w:pStyle w:val="Heading3"/>
@@ -19996,9 +20038,9 @@
         <w:t xml:space="preserve">to the LCP image when it can identify one (typically the first large in-content image). For most sites this removes the need for manual LCP preload — verify in DevTools before adding a preload yourself.</w:t>
       </w:r>
     </w:p>
-    <w:bookmarkEnd w:id="150"/>
-    <w:bookmarkEnd w:id="151"/>
-    <w:bookmarkStart w:id="152" w:name="woocommerce-and-dynamic-commerce-flows"/>
+    <w:bookmarkEnd w:id="130"/>
+    <w:bookmarkEnd w:id="131"/>
+    <w:bookmarkStart w:id="132" w:name="woocommerce-and-dynamic-commerce-flows"/>
     <w:p>
       <w:pPr>
         <w:pStyle w:val="Heading2"/>
@@ -20126,8 +20168,8 @@
         </w:pict>
       </w:r>
     </w:p>
-    <w:bookmarkEnd w:id="152"/>
-    <w:bookmarkStart w:id="153" w:name="multisite"/>
+    <w:bookmarkEnd w:id="132"/>
+    <w:bookmarkStart w:id="133" w:name="multisite"/>
     <w:p>
       <w:pPr>
         <w:pStyle w:val="Heading2"/>
@@ -20185,7 +20227,13 @@
         </w:numPr>
       </w:pPr>
       <w:r>
-        <w:t xml:space="preserve">network-wide (“site”) transients —</w:t>
+        <w:t xml:space="preserve">network-wide (</w:t>
+      </w:r>
+      <w:r>
+        <w:t xml:space="preserve">“site”</w:t>
+      </w:r>
+      <w:r>
+        <w:t xml:space="preserve">) transients —</w:t>
       </w:r>
       <w:r>
         <w:t xml:space="preserve"> </w:t>
@@ -20287,8 +20335,8 @@
         </w:pict>
       </w:r>
     </w:p>
-    <w:bookmarkEnd w:id="153"/>
-    <w:bookmarkStart w:id="156" w:name="high-traffic-events-and-load-testing"/>
+    <w:bookmarkEnd w:id="133"/>
+    <w:bookmarkStart w:id="136" w:name="high-traffic-events-and-load-testing"/>
     <w:p>
       <w:pPr>
         <w:pStyle w:val="Heading2"/>
@@ -20305,7 +20353,7 @@
         <w:t xml:space="preserve">High-traffic events require pre-work.</w:t>
       </w:r>
     </w:p>
-    <w:bookmarkStart w:id="154" w:name="preflight"/>
+    <w:bookmarkStart w:id="134" w:name="preflight"/>
     <w:p>
       <w:pPr>
         <w:pStyle w:val="Heading3"/>
@@ -20422,8 +20470,8 @@
         <w:t xml:space="preserve">Prepare rollback and escalation.</w:t>
       </w:r>
     </w:p>
-    <w:bookmarkEnd w:id="154"/>
-    <w:bookmarkStart w:id="155" w:name="load-testing"/>
+    <w:bookmarkEnd w:id="134"/>
+    <w:bookmarkStart w:id="135" w:name="load-testing"/>
     <w:p>
       <w:pPr>
         <w:pStyle w:val="Heading3"/>
@@ -20604,9 +20652,9 @@
         </w:pict>
       </w:r>
     </w:p>
-    <w:bookmarkEnd w:id="155"/>
-    <w:bookmarkEnd w:id="156"/>
-    <w:bookmarkStart w:id="165" w:name="measurement-tools"/>
+    <w:bookmarkEnd w:id="135"/>
+    <w:bookmarkEnd w:id="136"/>
+    <w:bookmarkStart w:id="145" w:name="measurement-tools"/>
     <w:p>
       <w:pPr>
         <w:pStyle w:val="Heading2"/>
@@ -20615,7 +20663,7 @@
         <w:t xml:space="preserve">26. Measurement tools</w:t>
       </w:r>
     </w:p>
-    <w:bookmarkStart w:id="157" w:name="browserlab-tools"/>
+    <w:bookmarkStart w:id="137" w:name="browserlab-tools"/>
     <w:p>
       <w:pPr>
         <w:pStyle w:val="Heading3"/>
@@ -20696,8 +20744,8 @@
         <w:t xml:space="preserve">network waterfalls.</w:t>
       </w:r>
     </w:p>
-    <w:bookmarkEnd w:id="157"/>
-    <w:bookmarkStart w:id="160" w:name="fielduser-tools"/>
+    <w:bookmarkEnd w:id="137"/>
+    <w:bookmarkStart w:id="140" w:name="fielduser-tools"/>
     <w:p>
       <w:pPr>
         <w:pStyle w:val="Heading3"/>
@@ -20714,7 +20762,7 @@
           <w:numId w:val="1090"/>
         </w:numPr>
       </w:pPr>
-      <w:hyperlink r:id="rId158">
+      <w:hyperlink r:id="rId138">
         <w:r>
           <w:rPr>
             <w:rStyle w:val="Hyperlink"/>
@@ -20734,7 +20782,7 @@
           <w:numId w:val="1090"/>
         </w:numPr>
       </w:pPr>
-      <w:hyperlink r:id="rId159">
+      <w:hyperlink r:id="rId139">
         <w:r>
           <w:rPr>
             <w:rStyle w:val="VerbatimChar"/>
@@ -20797,8 +20845,8 @@
         <w:t xml:space="preserve">Core Web Vitals reports.</w:t>
       </w:r>
     </w:p>
-    <w:bookmarkEnd w:id="160"/>
-    <w:bookmarkStart w:id="161" w:name="wordpressbackend-tools"/>
+    <w:bookmarkEnd w:id="140"/>
+    <w:bookmarkStart w:id="141" w:name="wordpressbackend-tools"/>
     <w:p>
       <w:pPr>
         <w:pStyle w:val="Heading3"/>
@@ -21129,8 +21177,8 @@
         <w:t xml:space="preserve">object-cache stats.</w:t>
       </w:r>
     </w:p>
-    <w:bookmarkEnd w:id="161"/>
-    <w:bookmarkStart w:id="162" w:name="php-timing-example"/>
+    <w:bookmarkEnd w:id="141"/>
+    <w:bookmarkStart w:id="142" w:name="php-timing-example"/>
     <w:p>
       <w:pPr>
         <w:pStyle w:val="Heading3"/>
@@ -21417,8 +21465,8 @@
         <w:t xml:space="preserve">}</w:t>
       </w:r>
     </w:p>
-    <w:bookmarkEnd w:id="162"/>
-    <w:bookmarkStart w:id="163" w:name="query-monitor-custom-timer"/>
+    <w:bookmarkEnd w:id="142"/>
+    <w:bookmarkStart w:id="143" w:name="query-monitor-custom-timer"/>
     <w:p>
       <w:pPr>
         <w:pStyle w:val="Heading3"/>
@@ -21642,8 +21690,8 @@
         <w:t xml:space="preserve">;</w:t>
       </w:r>
     </w:p>
-    <w:bookmarkEnd w:id="163"/>
-    <w:bookmarkStart w:id="164" w:name="new-relic-example"/>
+    <w:bookmarkEnd w:id="143"/>
+    <w:bookmarkStart w:id="144" w:name="new-relic-example"/>
     <w:p>
       <w:pPr>
         <w:pStyle w:val="Heading3"/>
@@ -21932,9 +21980,9 @@
         <w:t xml:space="preserve">to give the current request a stable, low-cardinality name in APM. The New Relic transaction-start API takes a New Relic application name, not a transaction name, and is reserved for advanced transaction-lifecycle patterns such as queue workers manually ending one transaction and starting another.</w:t>
       </w:r>
     </w:p>
-    <w:bookmarkEnd w:id="164"/>
-    <w:bookmarkEnd w:id="165"/>
-    <w:bookmarkStart w:id="173" w:name="decision-trees"/>
+    <w:bookmarkEnd w:id="144"/>
+    <w:bookmarkEnd w:id="145"/>
+    <w:bookmarkStart w:id="153" w:name="decision-trees"/>
     <w:p>
       <w:pPr>
         <w:pStyle w:val="Heading2"/>
@@ -21951,7 +21999,7 @@
         <w:t xml:space="preserve">These are TRACE in checklist form (see §3): follow the signal, narrow the pattern, change one thing, verify.</w:t>
       </w:r>
     </w:p>
-    <w:bookmarkStart w:id="166" w:name="high-ttfb-on-anonymous-public-page"/>
+    <w:bookmarkStart w:id="146" w:name="high-ttfb-on-anonymous-public-page"/>
     <w:p>
       <w:pPr>
         <w:pStyle w:val="Heading3"/>
@@ -22020,8 +22068,8 @@
         <w:t xml:space="preserve">Verify with repeated warm/cold measurements.</w:t>
       </w:r>
     </w:p>
-    <w:bookmarkEnd w:id="166"/>
-    <w:bookmarkStart w:id="167" w:name="high-ttfb-on-logged-inadmin-page"/>
+    <w:bookmarkEnd w:id="146"/>
+    <w:bookmarkStart w:id="147" w:name="high-ttfb-on-logged-inadmin-page"/>
     <w:p>
       <w:pPr>
         <w:pStyle w:val="Heading3"/>
@@ -22114,8 +22162,8 @@
         <w:t xml:space="preserve">Check cron/background jobs.</w:t>
       </w:r>
     </w:p>
-    <w:bookmarkEnd w:id="167"/>
-    <w:bookmarkStart w:id="168" w:name="poor-lcp"/>
+    <w:bookmarkEnd w:id="147"/>
+    <w:bookmarkStart w:id="148" w:name="poor-lcp"/>
     <w:p>
       <w:pPr>
         <w:pStyle w:val="Heading3"/>
@@ -22205,8 +22253,8 @@
         <w:t xml:space="preserve">Are third parties delaying the first view?</w:t>
       </w:r>
     </w:p>
-    <w:bookmarkEnd w:id="168"/>
-    <w:bookmarkStart w:id="169" w:name="poor-inp"/>
+    <w:bookmarkEnd w:id="148"/>
+    <w:bookmarkStart w:id="149" w:name="poor-inp"/>
     <w:p>
       <w:pPr>
         <w:pStyle w:val="Heading3"/>
@@ -22275,8 +22323,8 @@
         <w:t xml:space="preserve">Reduce DOM/layout complexity.</w:t>
       </w:r>
     </w:p>
-    <w:bookmarkEnd w:id="169"/>
-    <w:bookmarkStart w:id="170" w:name="poor-cache-hit-ratio"/>
+    <w:bookmarkEnd w:id="149"/>
+    <w:bookmarkStart w:id="150" w:name="poor-cache-hit-ratio"/>
     <w:p>
       <w:pPr>
         <w:pStyle w:val="Heading3"/>
@@ -22357,8 +22405,8 @@
         <w:t xml:space="preserve">Are REST/AJAX calls bypassing the intended cache strategy?</w:t>
       </w:r>
     </w:p>
-    <w:bookmarkEnd w:id="170"/>
-    <w:bookmarkStart w:id="171" w:name="slow-database"/>
+    <w:bookmarkEnd w:id="150"/>
+    <w:bookmarkStart w:id="151" w:name="slow-database"/>
     <w:p>
       <w:pPr>
         <w:pStyle w:val="Heading3"/>
@@ -22463,8 +22511,8 @@
         <w:t xml:space="preserve">Consider search/offloaded storage if SQL is the wrong tool.</w:t>
       </w:r>
     </w:p>
-    <w:bookmarkEnd w:id="171"/>
-    <w:bookmarkStart w:id="172" w:name="Xeead7ca0c1bf9125fb44fd5572ebca1801001a0"/>
+    <w:bookmarkEnd w:id="151"/>
+    <w:bookmarkStart w:id="152" w:name="Xeead7ca0c1bf9125fb44fd5572ebca1801001a0"/>
     <w:p>
       <w:pPr>
         <w:pStyle w:val="Heading3"/>
@@ -22528,9 +22576,9 @@
         </w:pict>
       </w:r>
     </w:p>
-    <w:bookmarkEnd w:id="172"/>
-    <w:bookmarkEnd w:id="173"/>
-    <w:bookmarkStart w:id="175" w:name="developer-anti-pattern-checklist"/>
+    <w:bookmarkEnd w:id="152"/>
+    <w:bookmarkEnd w:id="153"/>
+    <w:bookmarkStart w:id="155" w:name="developer-anti-pattern-checklist"/>
     <w:p>
       <w:pPr>
         <w:pStyle w:val="Heading2"/>
@@ -22793,7 +22841,7 @@
         <w:t xml:space="preserve">optimizing before measuring.</w:t>
       </w:r>
     </w:p>
-    <w:bookmarkStart w:id="174" w:name="common-transient-misconceptions"/>
+    <w:bookmarkStart w:id="154" w:name="common-transient-misconceptions"/>
     <w:p>
       <w:pPr>
         <w:pStyle w:val="Heading3"/>
@@ -23025,9 +23073,9 @@
         </w:pict>
       </w:r>
     </w:p>
-    <w:bookmarkEnd w:id="174"/>
-    <w:bookmarkEnd w:id="175"/>
-    <w:bookmarkStart w:id="177" w:name="definition-of-done"/>
+    <w:bookmarkEnd w:id="154"/>
+    <w:bookmarkEnd w:id="155"/>
+    <w:bookmarkStart w:id="157" w:name="definition-of-done"/>
     <w:p>
       <w:pPr>
         <w:pStyle w:val="Heading2"/>
@@ -23152,7 +23200,7 @@
         <w:t xml:space="preserve">remaining risks are documented.</w:t>
       </w:r>
     </w:p>
-    <w:bookmarkStart w:id="176" w:name="clientstakeholder-reporting"/>
+    <w:bookmarkStart w:id="156" w:name="clientstakeholder-reporting"/>
     <w:p>
       <w:pPr>
         <w:pStyle w:val="Heading3"/>
@@ -23490,9 +23538,9 @@
         </w:pict>
       </w:r>
     </w:p>
-    <w:bookmarkEnd w:id="176"/>
-    <w:bookmarkEnd w:id="177"/>
-    <w:bookmarkStart w:id="214" w:name="source-map-and-external-references"/>
+    <w:bookmarkEnd w:id="156"/>
+    <w:bookmarkEnd w:id="157"/>
+    <w:bookmarkStart w:id="194" w:name="source-map-and-external-references"/>
     <w:p>
       <w:pPr>
         <w:pStyle w:val="Heading2"/>
@@ -23501,7 +23549,7 @@
         <w:t xml:space="preserve">30. Source map and external references</w:t>
       </w:r>
     </w:p>
-    <w:bookmarkStart w:id="180" w:name="local-source-and-companion-files"/>
+    <w:bookmarkStart w:id="160" w:name="local-source-and-companion-files"/>
     <w:p>
       <w:pPr>
         <w:pStyle w:val="Heading3"/>
@@ -23524,7 +23572,7 @@
       <w:r>
         <w:t xml:space="preserve"> </w:t>
       </w:r>
-      <w:hyperlink r:id="rId46">
+      <w:hyperlink r:id="rId26">
         <w:r>
           <w:rPr>
             <w:rStyle w:val="VerbatimChar"/>
@@ -23547,7 +23595,7 @@
       <w:r>
         <w:t xml:space="preserve"> </w:t>
       </w:r>
-      <w:hyperlink r:id="rId47">
+      <w:hyperlink r:id="rId27">
         <w:r>
           <w:rPr>
             <w:rStyle w:val="VerbatimChar"/>
@@ -23570,7 +23618,7 @@
       <w:r>
         <w:t xml:space="preserve"> </w:t>
       </w:r>
-      <w:hyperlink r:id="rId178">
+      <w:hyperlink r:id="rId158">
         <w:r>
           <w:rPr>
             <w:rStyle w:val="VerbatimChar"/>
@@ -23593,7 +23641,7 @@
       <w:r>
         <w:t xml:space="preserve"> </w:t>
       </w:r>
-      <w:hyperlink r:id="rId179">
+      <w:hyperlink r:id="rId159">
         <w:r>
           <w:rPr>
             <w:rStyle w:val="VerbatimChar"/>
@@ -23602,8 +23650,8 @@
         </w:r>
       </w:hyperlink>
     </w:p>
-    <w:bookmarkEnd w:id="180"/>
-    <w:bookmarkStart w:id="193" w:name="wordpress.org-developer-documentation"/>
+    <w:bookmarkEnd w:id="160"/>
+    <w:bookmarkStart w:id="173" w:name="wordpress.org-developer-documentation"/>
     <w:p>
       <w:pPr>
         <w:pStyle w:val="Heading3"/>
@@ -23620,7 +23668,7 @@
           <w:numId w:val="1104"/>
         </w:numPr>
       </w:pPr>
-      <w:hyperlink r:id="rId181">
+      <w:hyperlink r:id="rId161">
         <w:r>
           <w:rPr>
             <w:rStyle w:val="Hyperlink"/>
@@ -23637,7 +23685,7 @@
           <w:numId w:val="1104"/>
         </w:numPr>
       </w:pPr>
-      <w:hyperlink r:id="rId182">
+      <w:hyperlink r:id="rId162">
         <w:r>
           <w:rPr>
             <w:rStyle w:val="VerbatimChar"/>
@@ -23654,7 +23702,7 @@
           <w:numId w:val="1104"/>
         </w:numPr>
       </w:pPr>
-      <w:hyperlink r:id="rId183">
+      <w:hyperlink r:id="rId163">
         <w:r>
           <w:rPr>
             <w:rStyle w:val="VerbatimChar"/>
@@ -23671,7 +23719,7 @@
           <w:numId w:val="1104"/>
         </w:numPr>
       </w:pPr>
-      <w:hyperlink r:id="rId184">
+      <w:hyperlink r:id="rId164">
         <w:r>
           <w:rPr>
             <w:rStyle w:val="VerbatimChar"/>
@@ -23688,7 +23736,7 @@
           <w:numId w:val="1104"/>
         </w:numPr>
       </w:pPr>
-      <w:hyperlink r:id="rId185">
+      <w:hyperlink r:id="rId165">
         <w:r>
           <w:rPr>
             <w:rStyle w:val="VerbatimChar"/>
@@ -23705,7 +23753,7 @@
           <w:numId w:val="1104"/>
         </w:numPr>
       </w:pPr>
-      <w:hyperlink r:id="rId186">
+      <w:hyperlink r:id="rId166">
         <w:r>
           <w:rPr>
             <w:rStyle w:val="VerbatimChar"/>
@@ -23722,7 +23770,7 @@
           <w:numId w:val="1104"/>
         </w:numPr>
       </w:pPr>
-      <w:hyperlink r:id="rId187">
+      <w:hyperlink r:id="rId167">
         <w:r>
           <w:rPr>
             <w:rStyle w:val="VerbatimChar"/>
@@ -23739,7 +23787,7 @@
           <w:numId w:val="1104"/>
         </w:numPr>
       </w:pPr>
-      <w:hyperlink r:id="rId188">
+      <w:hyperlink r:id="rId168">
         <w:r>
           <w:rPr>
             <w:rStyle w:val="VerbatimChar"/>
@@ -23768,7 +23816,7 @@
           <w:numId w:val="1104"/>
         </w:numPr>
       </w:pPr>
-      <w:hyperlink r:id="rId189">
+      <w:hyperlink r:id="rId169">
         <w:r>
           <w:rPr>
             <w:rStyle w:val="Hyperlink"/>
@@ -23785,7 +23833,7 @@
           <w:numId w:val="1104"/>
         </w:numPr>
       </w:pPr>
-      <w:hyperlink r:id="rId190">
+      <w:hyperlink r:id="rId170">
         <w:r>
           <w:rPr>
             <w:rStyle w:val="Hyperlink"/>
@@ -23802,7 +23850,7 @@
           <w:numId w:val="1104"/>
         </w:numPr>
       </w:pPr>
-      <w:hyperlink r:id="rId191">
+      <w:hyperlink r:id="rId171">
         <w:r>
           <w:rPr>
             <w:rStyle w:val="Hyperlink"/>
@@ -23819,7 +23867,7 @@
           <w:numId w:val="1104"/>
         </w:numPr>
       </w:pPr>
-      <w:hyperlink r:id="rId192">
+      <w:hyperlink r:id="rId172">
         <w:r>
           <w:rPr>
             <w:rStyle w:val="Hyperlink"/>
@@ -23828,8 +23876,8 @@
         </w:r>
       </w:hyperlink>
     </w:p>
-    <w:bookmarkEnd w:id="193"/>
-    <w:bookmarkStart w:id="202" w:name="wordpress-core-blog-posts"/>
+    <w:bookmarkEnd w:id="173"/>
+    <w:bookmarkStart w:id="182" w:name="wordpress-core-blog-posts"/>
     <w:p>
       <w:pPr>
         <w:pStyle w:val="Heading3"/>
@@ -23846,7 +23894,7 @@
           <w:numId w:val="1105"/>
         </w:numPr>
       </w:pPr>
-      <w:hyperlink r:id="rId194">
+      <w:hyperlink r:id="rId174">
         <w:r>
           <w:rPr>
             <w:rStyle w:val="Hyperlink"/>
@@ -23863,7 +23911,7 @@
           <w:numId w:val="1105"/>
         </w:numPr>
       </w:pPr>
-      <w:hyperlink r:id="rId195">
+      <w:hyperlink r:id="rId175">
         <w:r>
           <w:rPr>
             <w:rStyle w:val="Hyperlink"/>
@@ -23880,7 +23928,7 @@
           <w:numId w:val="1105"/>
         </w:numPr>
       </w:pPr>
-      <w:hyperlink r:id="rId196">
+      <w:hyperlink r:id="rId176">
         <w:r>
           <w:rPr>
             <w:rStyle w:val="Hyperlink"/>
@@ -23897,7 +23945,7 @@
           <w:numId w:val="1105"/>
         </w:numPr>
       </w:pPr>
-      <w:hyperlink r:id="rId142">
+      <w:hyperlink r:id="rId122">
         <w:r>
           <w:rPr>
             <w:rStyle w:val="Hyperlink"/>
@@ -23914,7 +23962,7 @@
           <w:numId w:val="1105"/>
         </w:numPr>
       </w:pPr>
-      <w:hyperlink r:id="rId197">
+      <w:hyperlink r:id="rId177">
         <w:r>
           <w:rPr>
             <w:rStyle w:val="Hyperlink"/>
@@ -23931,7 +23979,7 @@
           <w:numId w:val="1105"/>
         </w:numPr>
       </w:pPr>
-      <w:hyperlink r:id="rId146">
+      <w:hyperlink r:id="rId126">
         <w:r>
           <w:rPr>
             <w:rStyle w:val="Hyperlink"/>
@@ -23948,7 +23996,7 @@
           <w:numId w:val="1105"/>
         </w:numPr>
       </w:pPr>
-      <w:hyperlink r:id="rId147">
+      <w:hyperlink r:id="rId127">
         <w:r>
           <w:rPr>
             <w:rStyle w:val="Hyperlink"/>
@@ -23965,7 +24013,7 @@
           <w:numId w:val="1105"/>
         </w:numPr>
       </w:pPr>
-      <w:hyperlink r:id="rId198">
+      <w:hyperlink r:id="rId178">
         <w:r>
           <w:rPr>
             <w:rStyle w:val="Hyperlink"/>
@@ -23982,7 +24030,7 @@
           <w:numId w:val="1105"/>
         </w:numPr>
       </w:pPr>
-      <w:hyperlink r:id="rId199">
+      <w:hyperlink r:id="rId179">
         <w:r>
           <w:rPr>
             <w:rStyle w:val="Hyperlink"/>
@@ -23999,7 +24047,7 @@
           <w:numId w:val="1105"/>
         </w:numPr>
       </w:pPr>
-      <w:hyperlink r:id="rId200">
+      <w:hyperlink r:id="rId180">
         <w:r>
           <w:rPr>
             <w:rStyle w:val="Hyperlink"/>
@@ -24016,7 +24064,7 @@
           <w:numId w:val="1105"/>
         </w:numPr>
       </w:pPr>
-      <w:hyperlink r:id="rId201">
+      <w:hyperlink r:id="rId181">
         <w:r>
           <w:rPr>
             <w:rStyle w:val="Hyperlink"/>
@@ -24025,8 +24073,8 @@
         </w:r>
       </w:hyperlink>
     </w:p>
-    <w:bookmarkEnd w:id="202"/>
-    <w:bookmarkStart w:id="204" w:name="performance-lab-and-standalone-plugins"/>
+    <w:bookmarkEnd w:id="182"/>
+    <w:bookmarkStart w:id="184" w:name="performance-lab-and-standalone-plugins"/>
     <w:p>
       <w:pPr>
         <w:pStyle w:val="Heading3"/>
@@ -24043,7 +24091,7 @@
           <w:numId w:val="1106"/>
         </w:numPr>
       </w:pPr>
-      <w:hyperlink r:id="rId140">
+      <w:hyperlink r:id="rId120">
         <w:r>
           <w:rPr>
             <w:rStyle w:val="Hyperlink"/>
@@ -24060,7 +24108,7 @@
           <w:numId w:val="1106"/>
         </w:numPr>
       </w:pPr>
-      <w:hyperlink r:id="rId143">
+      <w:hyperlink r:id="rId123">
         <w:r>
           <w:rPr>
             <w:rStyle w:val="Hyperlink"/>
@@ -24077,7 +24125,7 @@
           <w:numId w:val="1106"/>
         </w:numPr>
       </w:pPr>
-      <w:hyperlink r:id="rId203">
+      <w:hyperlink r:id="rId183">
         <w:r>
           <w:rPr>
             <w:rStyle w:val="Hyperlink"/>
@@ -24086,8 +24134,8 @@
         </w:r>
       </w:hyperlink>
     </w:p>
-    <w:bookmarkEnd w:id="204"/>
-    <w:bookmarkStart w:id="211" w:name="web-platform-core-web-vitals"/>
+    <w:bookmarkEnd w:id="184"/>
+    <w:bookmarkStart w:id="191" w:name="web-platform-core-web-vitals"/>
     <w:p>
       <w:pPr>
         <w:pStyle w:val="Heading3"/>
@@ -24104,7 +24152,7 @@
           <w:numId w:val="1107"/>
         </w:numPr>
       </w:pPr>
-      <w:hyperlink r:id="rId205">
+      <w:hyperlink r:id="rId185">
         <w:r>
           <w:rPr>
             <w:rStyle w:val="Hyperlink"/>
@@ -24121,7 +24169,7 @@
           <w:numId w:val="1107"/>
         </w:numPr>
       </w:pPr>
-      <w:hyperlink r:id="rId206">
+      <w:hyperlink r:id="rId186">
         <w:r>
           <w:rPr>
             <w:rStyle w:val="Hyperlink"/>
@@ -24138,7 +24186,7 @@
           <w:numId w:val="1107"/>
         </w:numPr>
       </w:pPr>
-      <w:hyperlink r:id="rId207">
+      <w:hyperlink r:id="rId187">
         <w:r>
           <w:rPr>
             <w:rStyle w:val="Hyperlink"/>
@@ -24155,7 +24203,7 @@
           <w:numId w:val="1107"/>
         </w:numPr>
       </w:pPr>
-      <w:hyperlink r:id="rId208">
+      <w:hyperlink r:id="rId188">
         <w:r>
           <w:rPr>
             <w:rStyle w:val="Hyperlink"/>
@@ -24172,7 +24220,7 @@
           <w:numId w:val="1107"/>
         </w:numPr>
       </w:pPr>
-      <w:hyperlink r:id="rId159">
+      <w:hyperlink r:id="rId139">
         <w:r>
           <w:rPr>
             <w:rStyle w:val="VerbatimChar"/>
@@ -24201,7 +24249,7 @@
           <w:numId w:val="1107"/>
         </w:numPr>
       </w:pPr>
-      <w:hyperlink r:id="rId209">
+      <w:hyperlink r:id="rId189">
         <w:r>
           <w:rPr>
             <w:rStyle w:val="Hyperlink"/>
@@ -24218,7 +24266,7 @@
           <w:numId w:val="1107"/>
         </w:numPr>
       </w:pPr>
-      <w:hyperlink r:id="rId210">
+      <w:hyperlink r:id="rId190">
         <w:r>
           <w:rPr>
             <w:rStyle w:val="Hyperlink"/>
@@ -24239,8 +24287,8 @@
         </w:r>
       </w:hyperlink>
     </w:p>
-    <w:bookmarkEnd w:id="211"/>
-    <w:bookmarkStart w:id="213" w:name="advanced-admin-handbook-pr"/>
+    <w:bookmarkEnd w:id="191"/>
+    <w:bookmarkStart w:id="193" w:name="advanced-admin-handbook-pr"/>
     <w:p>
       <w:pPr>
         <w:pStyle w:val="Heading3"/>
@@ -24257,7 +24305,7 @@
           <w:numId w:val="1108"/>
         </w:numPr>
       </w:pPr>
-      <w:hyperlink r:id="rId212">
+      <w:hyperlink r:id="rId192">
         <w:r>
           <w:rPr>
             <w:rStyle w:val="Hyperlink"/>
@@ -24266,11 +24314,11 @@
         </w:r>
       </w:hyperlink>
     </w:p>
-    <w:bookmarkEnd w:id="213"/>
-    <w:bookmarkEnd w:id="214"/>
-    <w:bookmarkEnd w:id="215"/>
+    <w:bookmarkEnd w:id="193"/>
+    <w:bookmarkEnd w:id="194"/>
+    <w:bookmarkEnd w:id="195"/>
     <w:sectPr>
-      <w:footerReference r:id="rId31" w:type="default"/>
+      <w:footerReference r:id="rId9" w:type="default"/>
       <w:footnotePr>
         <w:numRestart w:val="eachSect"/>
       </w:footnotePr>

--- a/WordPress-Performance-Optimization-Developer-Reference.docx
+++ b/WordPress-Performance-Optimization-Developer-Reference.docx
@@ -15,7 +15,7 @@
         <w:pStyle w:val="Subtitle"/>
       </w:pPr>
       <w:r>
-        <w:t xml:space="preserve">Version 1.2 — DRAFT</w:t>
+        <w:t xml:space="preserve">Version 1.2 — Released</w:t>
       </w:r>
     </w:p>
     <w:p>
@@ -26,7 +26,7 @@
         <w:t xml:space="preserve">Dan Knauss, General Editor</w:t>
       </w:r>
     </w:p>
-    <w:bookmarkStart w:id="20" w:name="X6294fe62c28626c3fccd7e0104a803ccb94cfbf"/>
+    <w:bookmarkStart w:id="40" w:name="X6294fe62c28626c3fccd7e0104a803ccb94cfbf"/>
     <w:p>
       <w:pPr>
         <w:pStyle w:val="Heading1"/>
@@ -50,7 +50,7 @@
         <w:t xml:space="preserve"> </w:t>
       </w:r>
       <w:r>
-        <w:t xml:space="preserve">DRAFT</w:t>
+        <w:t xml:space="preserve">Released</w:t>
       </w:r>
       <w:r>
         <w:t xml:space="preserve"> </w:t>
@@ -246,8 +246,8 @@
         </w:pict>
       </w:r>
     </w:p>
-    <w:bookmarkEnd w:id="20"/>
-    <w:bookmarkStart w:id="195" w:name="table-of-contents"/>
+    <w:bookmarkEnd w:id="40"/>
+    <w:bookmarkStart w:id="215" w:name="table-of-contents"/>
     <w:p>
       <w:pPr>
         <w:pStyle w:val="Heading1"/>
@@ -2719,7 +2719,7 @@
         </w:r>
       </w:hyperlink>
     </w:p>
-    <w:bookmarkStart w:id="21" w:name="X7dc7409828b4ef0cfa17311e3284cbcd9fce67b"/>
+    <w:bookmarkStart w:id="41" w:name="X7dc7409828b4ef0cfa17311e3284cbcd9fce67b"/>
     <w:p>
       <w:pPr>
         <w:pStyle w:val="Heading2"/>
@@ -2979,8 +2979,8 @@
         </w:pict>
       </w:r>
     </w:p>
-    <w:bookmarkEnd w:id="21"/>
-    <w:bookmarkStart w:id="29" w:name="source-strengths-and-how-to-use-them"/>
+    <w:bookmarkEnd w:id="41"/>
+    <w:bookmarkStart w:id="49" w:name="source-strengths-and-how-to-use-them"/>
     <w:p>
       <w:pPr>
         <w:pStyle w:val="Heading2"/>
@@ -2989,7 +2989,7 @@
         <w:t xml:space="preserve">2. Source strengths and how to use them</w:t>
       </w:r>
     </w:p>
-    <w:bookmarkStart w:id="22" w:name="X477de4d673d56e4422133712ebd701cb0364287"/>
+    <w:bookmarkStart w:id="42" w:name="X477de4d673d56e4422133712ebd701cb0364287"/>
     <w:p>
       <w:pPr>
         <w:pStyle w:val="Heading3"/>
@@ -3205,8 +3205,8 @@
         <w:t xml:space="preserve">practical operator checklists and client communication.</w:t>
       </w:r>
     </w:p>
-    <w:bookmarkEnd w:id="22"/>
-    <w:bookmarkStart w:id="23" w:name="X4170fa846a401e0a674275e4334f9cf14268479"/>
+    <w:bookmarkEnd w:id="42"/>
+    <w:bookmarkStart w:id="43" w:name="X4170fa846a401e0a674275e4334f9cf14268479"/>
     <w:p>
       <w:pPr>
         <w:pStyle w:val="Heading3"/>
@@ -3424,8 +3424,8 @@
         <w:t xml:space="preserve">Query Monitor appears throughout the source material and belongs to both guide contexts: use it for general diagnosis and for enterprise-scale backend/cache/database investigations.</w:t>
       </w:r>
     </w:p>
-    <w:bookmarkEnd w:id="23"/>
-    <w:bookmarkStart w:id="24" w:name="X8c965753c0293076e5ca15af008581799e5664c"/>
+    <w:bookmarkEnd w:id="43"/>
+    <w:bookmarkStart w:id="44" w:name="X8c965753c0293076e5ca15af008581799e5664c"/>
     <w:p>
       <w:pPr>
         <w:pStyle w:val="Heading3"/>
@@ -3653,8 +3653,8 @@
         <w:t xml:space="preserve">WP-Cron alternatives and the system task scheduler integration.</w:t>
       </w:r>
     </w:p>
-    <w:bookmarkEnd w:id="24"/>
-    <w:bookmarkStart w:id="25" w:name="Xdb2b15ec8b0e64642e4cfd5b504912ea2cf7429"/>
+    <w:bookmarkEnd w:id="44"/>
+    <w:bookmarkStart w:id="45" w:name="Xdb2b15ec8b0e64642e4cfd5b504912ea2cf7429"/>
     <w:p>
       <w:pPr>
         <w:pStyle w:val="Heading3"/>
@@ -3687,19 +3687,7 @@
         <w:t xml:space="preserve"> </w:t>
       </w:r>
       <w:r>
-        <w:t xml:space="preserve">is not a general</w:t>
-      </w:r>
-      <w:r>
-        <w:t xml:space="preserve"> </w:t>
-      </w:r>
-      <w:r>
-        <w:t xml:space="preserve">“turn caching on”</w:t>
-      </w:r>
-      <w:r>
-        <w:t xml:space="preserve"> </w:t>
-      </w:r>
-      <w:r>
-        <w:t xml:space="preserve">switch;</w:t>
+        <w:t xml:space="preserve">is not a general “turn caching on” switch;</w:t>
       </w:r>
     </w:p>
     <w:p>
@@ -3756,8 +3744,8 @@
         <w:t xml:space="preserve">clarifying that transients are not always memory-backed.</w:t>
       </w:r>
     </w:p>
-    <w:bookmarkEnd w:id="25"/>
-    <w:bookmarkStart w:id="28" w:name="naming-boundary-for-source-material"/>
+    <w:bookmarkEnd w:id="45"/>
+    <w:bookmarkStart w:id="48" w:name="naming-boundary-for-source-material"/>
     <w:p>
       <w:pPr>
         <w:pStyle w:val="Heading3"/>
@@ -3776,7 +3764,7 @@
       <w:r>
         <w:t xml:space="preserve"> </w:t>
       </w:r>
-      <w:hyperlink r:id="rId26">
+      <w:hyperlink r:id="rId46">
         <w:r>
           <w:rPr>
             <w:rStyle w:val="VerbatimChar"/>
@@ -3793,7 +3781,7 @@
       <w:r>
         <w:t xml:space="preserve"> </w:t>
       </w:r>
-      <w:hyperlink r:id="rId27">
+      <w:hyperlink r:id="rId47">
         <w:r>
           <w:rPr>
             <w:rStyle w:val="VerbatimChar"/>
@@ -3812,9 +3800,9 @@
         </w:pict>
       </w:r>
     </w:p>
-    <w:bookmarkEnd w:id="28"/>
-    <w:bookmarkEnd w:id="29"/>
-    <w:bookmarkStart w:id="37" w:name="optimization-workflow"/>
+    <w:bookmarkEnd w:id="48"/>
+    <w:bookmarkEnd w:id="49"/>
+    <w:bookmarkStart w:id="57" w:name="optimization-workflow"/>
     <w:p>
       <w:pPr>
         <w:pStyle w:val="Heading2"/>
@@ -3831,7 +3819,7 @@
         <w:t xml:space="preserve">Use this sequence for almost every performance investigation.</w:t>
       </w:r>
     </w:p>
-    <w:bookmarkStart w:id="30" w:name="step-1-define-the-symptom"/>
+    <w:bookmarkStart w:id="50" w:name="step-1-define-the-symptom"/>
     <w:p>
       <w:pPr>
         <w:pStyle w:val="Heading3"/>
@@ -4019,8 +4007,8 @@
         <w:t xml:space="preserve">Site fails during traffic surges?</w:t>
       </w:r>
     </w:p>
-    <w:bookmarkEnd w:id="30"/>
-    <w:bookmarkStart w:id="31" w:name="step-2-identify-the-request-context"/>
+    <w:bookmarkEnd w:id="50"/>
+    <w:bookmarkStart w:id="51" w:name="step-2-identify-the-request-context"/>
     <w:p>
       <w:pPr>
         <w:pStyle w:val="Heading3"/>
@@ -4109,8 +4097,8 @@
         <w:t xml:space="preserve">whether the issue is constant, sporadic, traffic-dependent, or deployment-dependent.</w:t>
       </w:r>
     </w:p>
-    <w:bookmarkEnd w:id="31"/>
-    <w:bookmarkStart w:id="32" w:name="step-3-capture-a-baseline"/>
+    <w:bookmarkEnd w:id="51"/>
+    <w:bookmarkStart w:id="52" w:name="step-3-capture-a-baseline"/>
     <w:p>
       <w:pPr>
         <w:pStyle w:val="Heading3"/>
@@ -4627,8 +4615,8 @@
         </w:tc>
       </w:tr>
     </w:tbl>
-    <w:bookmarkEnd w:id="32"/>
-    <w:bookmarkStart w:id="33" w:name="Xe71bca73bb4daae7e7a9775a72be325c4eccd77"/>
+    <w:bookmarkEnd w:id="52"/>
+    <w:bookmarkStart w:id="53" w:name="Xe71bca73bb4daae7e7a9775a72be325c4eccd77"/>
     <w:p>
       <w:pPr>
         <w:pStyle w:val="Heading3"/>
@@ -4689,8 +4677,8 @@
         <w:t xml:space="preserve">If the page should be cacheable but WordPress is executing, fix cacheability before optimizing PHP or SQL.</w:t>
       </w:r>
     </w:p>
-    <w:bookmarkEnd w:id="33"/>
-    <w:bookmarkStart w:id="34" w:name="X69672490c1ae8238f045fffc3b9c41ec527a52a"/>
+    <w:bookmarkEnd w:id="53"/>
+    <w:bookmarkStart w:id="54" w:name="X69672490c1ae8238f045fffc3b9c41ec527a52a"/>
     <w:p>
       <w:pPr>
         <w:pStyle w:val="Heading3"/>
@@ -4815,8 +4803,8 @@
         <w:t xml:space="preserve">cron/background tasks.</w:t>
       </w:r>
     </w:p>
-    <w:bookmarkEnd w:id="34"/>
-    <w:bookmarkStart w:id="35" w:name="Xd3eb2696c9de1d61c403e90919d834e430b05e9"/>
+    <w:bookmarkEnd w:id="54"/>
+    <w:bookmarkStart w:id="55" w:name="Xd3eb2696c9de1d61c403e90919d834e430b05e9"/>
     <w:p>
       <w:pPr>
         <w:pStyle w:val="Heading3"/>
@@ -4941,8 +4929,8 @@
         <w:t xml:space="preserve">main-thread work in DevTools.</w:t>
       </w:r>
     </w:p>
-    <w:bookmarkEnd w:id="35"/>
-    <w:bookmarkStart w:id="36" w:name="step-7-change-one-thing-and-verify"/>
+    <w:bookmarkEnd w:id="55"/>
+    <w:bookmarkStart w:id="56" w:name="step-7-change-one-thing-and-verify"/>
     <w:p>
       <w:pPr>
         <w:pStyle w:val="Heading3"/>
@@ -4966,9 +4954,9 @@
         </w:pict>
       </w:r>
     </w:p>
-    <w:bookmarkEnd w:id="36"/>
-    <w:bookmarkEnd w:id="37"/>
-    <w:bookmarkStart w:id="39" w:name="cache-layers-and-responsibilities"/>
+    <w:bookmarkEnd w:id="56"/>
+    <w:bookmarkEnd w:id="57"/>
+    <w:bookmarkStart w:id="59" w:name="cache-layers-and-responsibilities"/>
     <w:p>
       <w:pPr>
         <w:pStyle w:val="Heading2"/>
@@ -5384,22 +5372,10 @@
         <w:pStyle w:val="BodyText"/>
       </w:pPr>
       <w:r>
-        <w:t xml:space="preserve">The transients</w:t>
-      </w:r>
-      <w:r>
-        <w:t xml:space="preserve"> </w:t>
-      </w:r>
-      <w:r>
-        <w:t xml:space="preserve">“failure”</w:t>
-      </w:r>
-      <w:r>
-        <w:t xml:space="preserve"> </w:t>
-      </w:r>
-      <w:r>
-        <w:t xml:space="preserve">is not the database fallback itself — the fallback is by design. The failure is writing transient-heavy code without checking whether a persistent object cache is present, so the database silently absorbs work it should not have to do.</w:t>
-      </w:r>
-    </w:p>
-    <w:bookmarkStart w:id="38" w:name="important-distinction"/>
+        <w:t xml:space="preserve">The transients “failure” is not the database fallback itself — the fallback is by design. The failure is writing transient-heavy code without checking whether a persistent object cache is present, so the database silently absorbs work it should not have to do.</w:t>
+      </w:r>
+    </w:p>
+    <w:bookmarkStart w:id="58" w:name="important-distinction"/>
     <w:p>
       <w:pPr>
         <w:pStyle w:val="Heading3"/>
@@ -5540,9 +5516,9 @@
         </w:pict>
       </w:r>
     </w:p>
-    <w:bookmarkEnd w:id="38"/>
-    <w:bookmarkEnd w:id="39"/>
-    <w:bookmarkStart w:id="45" w:name="full-page-cache-and-edge-cache"/>
+    <w:bookmarkEnd w:id="58"/>
+    <w:bookmarkEnd w:id="59"/>
+    <w:bookmarkStart w:id="65" w:name="full-page-cache-and-edge-cache"/>
     <w:p>
       <w:pPr>
         <w:pStyle w:val="Heading2"/>
@@ -5559,7 +5535,7 @@
         <w:t xml:space="preserve">Full-page caching is often the largest backend performance win because it can prevent WordPress from running at all.</w:t>
       </w:r>
     </w:p>
-    <w:bookmarkStart w:id="40" w:name="cacheable-candidates"/>
+    <w:bookmarkStart w:id="60" w:name="cacheable-candidates"/>
     <w:p>
       <w:pPr>
         <w:pStyle w:val="Heading3"/>
@@ -5652,8 +5628,8 @@
         <w:t xml:space="preserve">anonymous GET endpoints that return identical data.</w:t>
       </w:r>
     </w:p>
-    <w:bookmarkEnd w:id="40"/>
-    <w:bookmarkStart w:id="41" w:name="bypass-candidates"/>
+    <w:bookmarkEnd w:id="60"/>
+    <w:bookmarkStart w:id="61" w:name="bypass-candidates"/>
     <w:p>
       <w:pPr>
         <w:pStyle w:val="Heading3"/>
@@ -5770,8 +5746,8 @@
         <w:t xml:space="preserve">pages that vary by permission, session, cart, or account state.</w:t>
       </w:r>
     </w:p>
-    <w:bookmarkEnd w:id="41"/>
-    <w:bookmarkStart w:id="42" w:name="cache-miss-triage"/>
+    <w:bookmarkEnd w:id="61"/>
+    <w:bookmarkStart w:id="62" w:name="cache-miss-triage"/>
     <w:p>
       <w:pPr>
         <w:pStyle w:val="Heading3"/>
@@ -5968,8 +5944,8 @@
         <w:t xml:space="preserve">CDN/origin rule mismatch.</w:t>
       </w:r>
     </w:p>
-    <w:bookmarkEnd w:id="42"/>
-    <w:bookmarkStart w:id="43" w:name="query-string-fragmentation-examples"/>
+    <w:bookmarkEnd w:id="62"/>
+    <w:bookmarkStart w:id="63" w:name="query-string-fragmentation-examples"/>
     <w:p>
       <w:pPr>
         <w:pStyle w:val="Heading3"/>
@@ -6051,8 +6027,8 @@
         <w:t xml:space="preserve">Normalize or ignore marketing parameters when they do not change content. Do not normalize parameters that actually change language, currency, region, personalization, previews, or permissions.</w:t>
       </w:r>
     </w:p>
-    <w:bookmarkEnd w:id="43"/>
-    <w:bookmarkStart w:id="44" w:name="platform-warning"/>
+    <w:bookmarkEnd w:id="63"/>
+    <w:bookmarkStart w:id="64" w:name="platform-warning"/>
     <w:p>
       <w:pPr>
         <w:pStyle w:val="Heading3"/>
@@ -6076,9 +6052,9 @@
         </w:pict>
       </w:r>
     </w:p>
-    <w:bookmarkEnd w:id="44"/>
-    <w:bookmarkEnd w:id="45"/>
-    <w:bookmarkStart w:id="48" w:name="http-headers-ttl-and-invalidation"/>
+    <w:bookmarkEnd w:id="64"/>
+    <w:bookmarkEnd w:id="65"/>
+    <w:bookmarkStart w:id="68" w:name="http-headers-ttl-and-invalidation"/>
     <w:p>
       <w:pPr>
         <w:pStyle w:val="Heading2"/>
@@ -6248,7 +6224,7 @@
         <w:t xml:space="preserve">security headers that might affect resource loading.</w:t>
       </w:r>
     </w:p>
-    <w:bookmarkStart w:id="46" w:name="ttl-guidance"/>
+    <w:bookmarkStart w:id="66" w:name="ttl-guidance"/>
     <w:p>
       <w:pPr>
         <w:pStyle w:val="Heading3"/>
@@ -6317,8 +6293,8 @@
         <w:t xml:space="preserve">Watch for invalidation storms during deploys or high-traffic events.</w:t>
       </w:r>
     </w:p>
-    <w:bookmarkEnd w:id="46"/>
-    <w:bookmarkStart w:id="47" w:name="redirect-diagnostics"/>
+    <w:bookmarkEnd w:id="66"/>
+    <w:bookmarkStart w:id="67" w:name="redirect-diagnostics"/>
     <w:p>
       <w:pPr>
         <w:pStyle w:val="Heading3"/>
@@ -6686,9 +6662,9 @@
         </w:pict>
       </w:r>
     </w:p>
-    <w:bookmarkEnd w:id="47"/>
-    <w:bookmarkEnd w:id="48"/>
-    <w:bookmarkStart w:id="54" w:name="dns-tls-and-http-transport"/>
+    <w:bookmarkEnd w:id="67"/>
+    <w:bookmarkEnd w:id="68"/>
+    <w:bookmarkStart w:id="74" w:name="dns-tls-and-http-transport"/>
     <w:p>
       <w:pPr>
         <w:pStyle w:val="Heading2"/>
@@ -6705,7 +6681,7 @@
         <w:t xml:space="preserve">A page cannot be fast if connection setup is slow. The transport layer is the first place a request spends time, and a misconfigured edge can add hundreds of milliseconds before WordPress even runs.</w:t>
       </w:r>
     </w:p>
-    <w:bookmarkStart w:id="49" w:name="dns"/>
+    <w:bookmarkStart w:id="69" w:name="dns"/>
     <w:p>
       <w:pPr>
         <w:pStyle w:val="Heading3"/>
@@ -6774,8 +6750,8 @@
         <w:t xml:space="preserve">Confirm IPv4 and IPv6 behavior are both intentional.</w:t>
       </w:r>
     </w:p>
-    <w:bookmarkEnd w:id="49"/>
-    <w:bookmarkStart w:id="50" w:name="tls"/>
+    <w:bookmarkEnd w:id="69"/>
+    <w:bookmarkStart w:id="70" w:name="tls"/>
     <w:p>
       <w:pPr>
         <w:pStyle w:val="Heading3"/>
@@ -6844,8 +6820,8 @@
         <w:t xml:space="preserve">Keep certificates auto-renewing; expired certs are a uniquely catastrophic outage.</w:t>
       </w:r>
     </w:p>
-    <w:bookmarkEnd w:id="50"/>
-    <w:bookmarkStart w:id="51" w:name="http2-vs-http3"/>
+    <w:bookmarkEnd w:id="70"/>
+    <w:bookmarkStart w:id="71" w:name="http2-vs-http3"/>
     <w:p>
       <w:pPr>
         <w:pStyle w:val="Heading3"/>
@@ -6914,8 +6890,8 @@
         <w:t xml:space="preserve">).</w:t>
       </w:r>
     </w:p>
-    <w:bookmarkEnd w:id="51"/>
-    <w:bookmarkStart w:id="52" w:name="redirect-chains"/>
+    <w:bookmarkEnd w:id="71"/>
+    <w:bookmarkStart w:id="72" w:name="redirect-chains"/>
     <w:p>
       <w:pPr>
         <w:pStyle w:val="Heading3"/>
@@ -7037,8 +7013,8 @@
         <w:t xml:space="preserve">.</w:t>
       </w:r>
     </w:p>
-    <w:bookmarkEnd w:id="52"/>
-    <w:bookmarkStart w:id="53" w:name="useful-checks"/>
+    <w:bookmarkEnd w:id="72"/>
+    <w:bookmarkStart w:id="73" w:name="useful-checks"/>
     <w:p>
       <w:pPr>
         <w:pStyle w:val="Heading3"/>
@@ -7173,9 +7149,9 @@
         </w:pict>
       </w:r>
     </w:p>
-    <w:bookmarkEnd w:id="53"/>
-    <w:bookmarkEnd w:id="54"/>
-    <w:bookmarkStart w:id="60" w:name="X796ef6c0cede136080d5a78d79622e331daa443"/>
+    <w:bookmarkEnd w:id="73"/>
+    <w:bookmarkEnd w:id="74"/>
+    <w:bookmarkStart w:id="80" w:name="X796ef6c0cede136080d5a78d79622e331daa443"/>
     <w:p>
       <w:pPr>
         <w:pStyle w:val="Heading2"/>
@@ -7225,7 +7201,7 @@
         <w:t xml:space="preserve">Resource hints tell the browser to start work before it would otherwise. Used precisely, they shave hundreds of milliseconds off LCP. Used carelessly, they create connection storms and waste mobile bandwidth.</w:t>
       </w:r>
     </w:p>
-    <w:bookmarkStart w:id="55" w:name="dns-prefetch"/>
+    <w:bookmarkStart w:id="75" w:name="dns-prefetch"/>
     <w:p>
       <w:pPr>
         <w:pStyle w:val="Heading3"/>
@@ -7304,8 +7280,8 @@
         <w:t xml:space="preserve">&gt;</w:t>
       </w:r>
     </w:p>
-    <w:bookmarkEnd w:id="55"/>
-    <w:bookmarkStart w:id="56" w:name="preconnect"/>
+    <w:bookmarkEnd w:id="75"/>
+    <w:bookmarkStart w:id="76" w:name="preconnect"/>
     <w:p>
       <w:pPr>
         <w:pStyle w:val="Heading3"/>
@@ -7441,8 +7417,8 @@
         <w:t xml:space="preserve">for origins that serve credentialed or CORS resources (fonts are the classic example). Without it, the preconnect won’t be reused for the font fetch and you pay the cost twice.</w:t>
       </w:r>
     </w:p>
-    <w:bookmarkEnd w:id="56"/>
-    <w:bookmarkStart w:id="57" w:name="preload"/>
+    <w:bookmarkEnd w:id="76"/>
+    <w:bookmarkStart w:id="77" w:name="preload"/>
     <w:p>
       <w:pPr>
         <w:pStyle w:val="Heading3"/>
@@ -7723,8 +7699,8 @@
         <w:t xml:space="preserve">&gt;</w:t>
       </w:r>
     </w:p>
-    <w:bookmarkEnd w:id="57"/>
-    <w:bookmarkStart w:id="58" w:name="overuse-warnings"/>
+    <w:bookmarkEnd w:id="77"/>
+    <w:bookmarkStart w:id="78" w:name="overuse-warnings"/>
     <w:p>
       <w:pPr>
         <w:pStyle w:val="Heading3"/>
@@ -7799,8 +7775,8 @@
         <w:t xml:space="preserve">of the actual fetch, or the browser will fetch the font twice.</w:t>
       </w:r>
     </w:p>
-    <w:bookmarkEnd w:id="58"/>
-    <w:bookmarkStart w:id="59" w:name="modern-alternative-speculative-loading"/>
+    <w:bookmarkEnd w:id="78"/>
+    <w:bookmarkStart w:id="79" w:name="modern-alternative-speculative-loading"/>
     <w:p>
       <w:pPr>
         <w:pStyle w:val="Heading3"/>
@@ -7824,9 +7800,9 @@
         </w:pict>
       </w:r>
     </w:p>
-    <w:bookmarkEnd w:id="59"/>
-    <w:bookmarkEnd w:id="60"/>
-    <w:bookmarkStart w:id="64" w:name="php-runtime-opcache-and-worker-capacity"/>
+    <w:bookmarkEnd w:id="79"/>
+    <w:bookmarkEnd w:id="80"/>
+    <w:bookmarkStart w:id="84" w:name="php-runtime-opcache-and-worker-capacity"/>
     <w:p>
       <w:pPr>
         <w:pStyle w:val="Heading2"/>
@@ -7843,7 +7819,7 @@
         <w:t xml:space="preserve">When WordPress executes, PHP runtime configuration sets the floor on how fast it can possibly run.</w:t>
       </w:r>
     </w:p>
-    <w:bookmarkStart w:id="61" w:name="opcache"/>
+    <w:bookmarkStart w:id="81" w:name="opcache"/>
     <w:p>
       <w:pPr>
         <w:pStyle w:val="Heading3"/>
@@ -8116,8 +8092,8 @@
         <w:t xml:space="preserve">: PHP’s JIT compiler is not a clear win for WordPress web-request workloads in most measurements. It consumes memory that may be more valuable for OPcache bytecode storage or PHP-FPM workers. Leave JIT off unless representative benchmarks of the specific site — cached and uncached paths, p95 TTFB, worker saturation, and OPcache memory headroom — show a measurable benefit.</w:t>
       </w:r>
     </w:p>
-    <w:bookmarkEnd w:id="61"/>
-    <w:bookmarkStart w:id="62" w:name="php-workers"/>
+    <w:bookmarkEnd w:id="81"/>
+    <w:bookmarkStart w:id="82" w:name="php-workers"/>
     <w:p>
       <w:pPr>
         <w:pStyle w:val="Heading3"/>
@@ -8170,8 +8146,8 @@
         <w:t xml:space="preserve">If workers are spending time on slow plugins or external HTTP calls, the fix is to shorten those calls (or move them to background work) rather than adding workers indefinitely.</w:t>
       </w:r>
     </w:p>
-    <w:bookmarkEnd w:id="62"/>
-    <w:bookmarkStart w:id="63" w:name="php-version"/>
+    <w:bookmarkEnd w:id="82"/>
+    <w:bookmarkStart w:id="83" w:name="php-version"/>
     <w:p>
       <w:pPr>
         <w:pStyle w:val="Heading3"/>
@@ -8185,7 +8161,7 @@
         <w:pStyle w:val="FirstParagraph"/>
       </w:pPr>
       <w:r>
-        <w:t xml:space="preserve">Use a supported PHP version. WordPress 7.0 raises the minimum supported PHP version to 7.4.0, while PHP 8.3 remains the minimum recommended version; PHP 8.3/8.4 generally provide meaningful performance and security wins over 7.x without WordPress code changes. Older PHP is slower, less secure, and increasingly unsupported by plugin authors.</w:t>
+        <w:t xml:space="preserve">Use a supported PHP version. WordPress 7.0 raises the minimum supported PHP version to 7.4.0, while PHP 8.3 remains the recommended baseline for modern performance work; PHP 8.3/8.4 generally provide meaningful performance and security wins over 7.x without WordPress code changes. Older PHP is slower, less secure, and increasingly unsupported by plugin authors.</w:t>
       </w:r>
     </w:p>
     <w:p>
@@ -8195,9 +8171,9 @@
         </w:pict>
       </w:r>
     </w:p>
-    <w:bookmarkEnd w:id="63"/>
-    <w:bookmarkEnd w:id="64"/>
-    <w:bookmarkStart w:id="68" w:name="wordpress-runtime-and-plugintheme-cost"/>
+    <w:bookmarkEnd w:id="83"/>
+    <w:bookmarkEnd w:id="84"/>
+    <w:bookmarkStart w:id="88" w:name="wordpress-runtime-and-plugintheme-cost"/>
     <w:p>
       <w:pPr>
         <w:pStyle w:val="Heading2"/>
@@ -8214,7 +8190,7 @@
         <w:t xml:space="preserve">When WordPress executes, every plugin, theme, hook, query, and external call can add cost.</w:t>
       </w:r>
     </w:p>
-    <w:bookmarkStart w:id="65" w:name="developer-checklist"/>
+    <w:bookmarkStart w:id="85" w:name="developer-checklist"/>
     <w:p>
       <w:pPr>
         <w:pStyle w:val="Heading3"/>
@@ -8331,8 +8307,8 @@
         <w:t xml:space="preserve">Are multiple optimization plugins modifying the same assets or cache layers?</w:t>
       </w:r>
     </w:p>
-    <w:bookmarkEnd w:id="65"/>
-    <w:bookmarkStart w:id="66" w:name="hook-profiling"/>
+    <w:bookmarkEnd w:id="85"/>
+    <w:bookmarkStart w:id="86" w:name="hook-profiling"/>
     <w:p>
       <w:pPr>
         <w:pStyle w:val="Heading3"/>
@@ -8628,8 +8604,8 @@
         <w:t xml:space="preserve"> doctor check</w:t>
       </w:r>
     </w:p>
-    <w:bookmarkEnd w:id="66"/>
-    <w:bookmarkStart w:id="67" w:name="plugin-stack-guidance"/>
+    <w:bookmarkEnd w:id="86"/>
+    <w:bookmarkStart w:id="87" w:name="plugin-stack-guidance"/>
     <w:p>
       <w:pPr>
         <w:pStyle w:val="Heading3"/>
@@ -8769,9 +8745,9 @@
         </w:pict>
       </w:r>
     </w:p>
-    <w:bookmarkEnd w:id="67"/>
-    <w:bookmarkEnd w:id="68"/>
-    <w:bookmarkStart w:id="75" w:name="database-performance"/>
+    <w:bookmarkEnd w:id="87"/>
+    <w:bookmarkEnd w:id="88"/>
+    <w:bookmarkStart w:id="95" w:name="database-performance"/>
     <w:p>
       <w:pPr>
         <w:pStyle w:val="Heading2"/>
@@ -8785,22 +8761,10 @@
         <w:pStyle w:val="FirstParagraph"/>
       </w:pPr>
       <w:r>
-        <w:t xml:space="preserve">Database optimization is not</w:t>
-      </w:r>
-      <w:r>
-        <w:t xml:space="preserve"> </w:t>
-      </w:r>
-      <w:r>
-        <w:t xml:space="preserve">“cleaning the database.”</w:t>
-      </w:r>
-      <w:r>
-        <w:t xml:space="preserve"> </w:t>
-      </w:r>
-      <w:r>
-        <w:t xml:space="preserve">It is reducing expensive reads/writes and making unavoidable queries efficient.</w:t>
-      </w:r>
-    </w:p>
-    <w:bookmarkStart w:id="69" w:name="primary-signals"/>
+        <w:t xml:space="preserve">Database optimization is not “cleaning the database.” It is reducing expensive reads/writes and making unavoidable queries efficient.</w:t>
+      </w:r>
+    </w:p>
+    <w:bookmarkStart w:id="89" w:name="primary-signals"/>
     <w:p>
       <w:pPr>
         <w:pStyle w:val="Heading3"/>
@@ -8929,8 +8893,8 @@
         <w:t xml:space="preserve">search/filtering that belongs in a search index.</w:t>
       </w:r>
     </w:p>
-    <w:bookmarkEnd w:id="69"/>
-    <w:bookmarkStart w:id="70" w:name="wp_query-best-practices"/>
+    <w:bookmarkEnd w:id="89"/>
+    <w:bookmarkStart w:id="90" w:name="wp_query-best-practices"/>
     <w:p>
       <w:pPr>
         <w:pStyle w:val="Heading3"/>
@@ -9320,8 +9284,8 @@
         <w:t xml:space="preserve">This may appear harmless in development and fail at production scale.</w:t>
       </w:r>
     </w:p>
-    <w:bookmarkEnd w:id="70"/>
-    <w:bookmarkStart w:id="71" w:name="dangerous-patterns"/>
+    <w:bookmarkEnd w:id="90"/>
+    <w:bookmarkStart w:id="91" w:name="dangerous-patterns"/>
     <w:p>
       <w:pPr>
         <w:pStyle w:val="Heading3"/>
@@ -9474,8 +9438,8 @@
         <w:t xml:space="preserve">repeated queries in template partials.</w:t>
       </w:r>
     </w:p>
-    <w:bookmarkEnd w:id="71"/>
-    <w:bookmarkStart w:id="72" w:name="not-in-example-to-scrutinize"/>
+    <w:bookmarkEnd w:id="91"/>
+    <w:bookmarkStart w:id="92" w:name="not-in-example-to-scrutinize"/>
     <w:p>
       <w:pPr>
         <w:pStyle w:val="Heading3"/>
@@ -9707,8 +9671,8 @@
         <w:t xml:space="preserve">Large exclusions often scale poorly. Prefer positive selection, precomputed sets, or different data modeling when possible.</w:t>
       </w:r>
     </w:p>
-    <w:bookmarkEnd w:id="72"/>
-    <w:bookmarkStart w:id="73" w:name="like-examples"/>
+    <w:bookmarkEnd w:id="92"/>
+    <w:bookmarkStart w:id="93" w:name="like-examples"/>
     <w:p>
       <w:pPr>
         <w:pStyle w:val="Heading3"/>
@@ -9888,8 +9852,8 @@
         <w:t xml:space="preserve">The second form is more index-friendly than a leading wildcard, but serious search workloads should usually move to dedicated search infrastructure.</w:t>
       </w:r>
     </w:p>
-    <w:bookmarkEnd w:id="73"/>
-    <w:bookmarkStart w:id="74" w:name="explain"/>
+    <w:bookmarkEnd w:id="93"/>
+    <w:bookmarkStart w:id="94" w:name="explain"/>
     <w:p>
       <w:pPr>
         <w:pStyle w:val="Heading3"/>
@@ -10252,9 +10216,9 @@
         </w:pict>
       </w:r>
     </w:p>
-    <w:bookmarkEnd w:id="74"/>
-    <w:bookmarkEnd w:id="75"/>
-    <w:bookmarkStart w:id="80" w:name="X3b359a510d8b4b5b3caa461c27c179332f56bbb"/>
+    <w:bookmarkEnd w:id="94"/>
+    <w:bookmarkEnd w:id="95"/>
+    <w:bookmarkStart w:id="100" w:name="X3b359a510d8b4b5b3caa461c27c179332f56bbb"/>
     <w:p>
       <w:pPr>
         <w:pStyle w:val="Heading2"/>
@@ -10286,7 +10250,7 @@
         <w:t xml:space="preserve">Autoloaded options are loaded early and can affect every request.</w:t>
       </w:r>
     </w:p>
-    <w:bookmarkStart w:id="76" w:name="what-changed-in-wordpress-6.6"/>
+    <w:bookmarkStart w:id="96" w:name="what-changed-in-wordpress-6.6"/>
     <w:p>
       <w:pPr>
         <w:pStyle w:val="Heading3"/>
@@ -10611,17 +10575,11 @@
         <w:t xml:space="preserve"> </w:t>
       </w:r>
       <w:r>
-        <w:t xml:space="preserve">and a Site Health check (</w:t>
-      </w:r>
-      <w:r>
-        <w:t xml:space="preserve">“Autoloaded options could affect performance”</w:t>
-      </w:r>
-      <w:r>
-        <w:t xml:space="preserve">) that warns when total autoload size exceeds ~800 KB.</w:t>
-      </w:r>
-    </w:p>
-    <w:bookmarkEnd w:id="76"/>
-    <w:bookmarkStart w:id="77" w:name="review-queries-6.6-aware"/>
+        <w:t xml:space="preserve">and a Site Health check (“Autoloaded options could affect performance”) that warns when total autoload size exceeds ~800 KB.</w:t>
+      </w:r>
+    </w:p>
+    <w:bookmarkEnd w:id="96"/>
+    <w:bookmarkStart w:id="97" w:name="review-queries-6.6-aware"/>
     <w:p>
       <w:pPr>
         <w:pStyle w:val="Heading3"/>
@@ -11031,8 +10989,8 @@
         <w:t xml:space="preserve">);</w:t>
       </w:r>
     </w:p>
-    <w:bookmarkEnd w:id="77"/>
-    <w:bookmarkStart w:id="78" w:name="changing-autoload-state"/>
+    <w:bookmarkEnd w:id="97"/>
+    <w:bookmarkStart w:id="98" w:name="changing-autoload-state"/>
     <w:p>
       <w:pPr>
         <w:pStyle w:val="Heading3"/>
@@ -11241,8 +11199,8 @@
         <w:t xml:space="preserve"> option set-autoload my_huge_option no</w:t>
       </w:r>
     </w:p>
-    <w:bookmarkEnd w:id="78"/>
-    <w:bookmarkStart w:id="79" w:name="guidance"/>
+    <w:bookmarkEnd w:id="98"/>
+    <w:bookmarkStart w:id="99" w:name="guidance"/>
     <w:p>
       <w:pPr>
         <w:pStyle w:val="Heading3"/>
@@ -11345,9 +11303,9 @@
         </w:pict>
       </w:r>
     </w:p>
-    <w:bookmarkEnd w:id="79"/>
-    <w:bookmarkEnd w:id="80"/>
-    <w:bookmarkStart w:id="90" w:name="transients-and-object-cache"/>
+    <w:bookmarkEnd w:id="99"/>
+    <w:bookmarkEnd w:id="100"/>
+    <w:bookmarkStart w:id="110" w:name="transients-and-object-cache"/>
     <w:p>
       <w:pPr>
         <w:pStyle w:val="Heading2"/>
@@ -11364,7 +11322,7 @@
         <w:t xml:space="preserve">Transients are temporary cached values with expiration, but their backend depends on the environment.</w:t>
       </w:r>
     </w:p>
-    <w:bookmarkStart w:id="81" w:name="core-rule"/>
+    <w:bookmarkStart w:id="101" w:name="core-rule"/>
     <w:p>
       <w:pPr>
         <w:pStyle w:val="Heading3"/>
@@ -11433,8 +11391,8 @@
         <w:t xml:space="preserve">This is the design, not a bug. The bug is writing transient-heavy code without checking which backend is in use.</w:t>
       </w:r>
     </w:p>
-    <w:bookmarkEnd w:id="81"/>
-    <w:bookmarkStart w:id="82" w:name="database-backed-transient-row-pairs"/>
+    <w:bookmarkEnd w:id="101"/>
+    <w:bookmarkStart w:id="102" w:name="database-backed-transient-row-pairs"/>
     <w:p>
       <w:pPr>
         <w:pStyle w:val="Heading3"/>
@@ -11540,8 +11498,8 @@
         <w:t xml:space="preserve">keys (see §24).</w:t>
       </w:r>
     </w:p>
-    <w:bookmarkEnd w:id="82"/>
-    <w:bookmarkStart w:id="83" w:name="the-falsey-value-pitfall"/>
+    <w:bookmarkEnd w:id="102"/>
+    <w:bookmarkStart w:id="103" w:name="the-falsey-value-pitfall"/>
     <w:p>
       <w:pPr>
         <w:pStyle w:val="Heading3"/>
@@ -11993,8 +11951,8 @@
         <w:t xml:space="preserve">;</w:t>
       </w:r>
     </w:p>
-    <w:bookmarkEnd w:id="83"/>
-    <w:bookmarkStart w:id="84" w:name="safe-transient-pattern"/>
+    <w:bookmarkEnd w:id="103"/>
+    <w:bookmarkStart w:id="104" w:name="safe-transient-pattern"/>
     <w:p>
       <w:pPr>
         <w:pStyle w:val="Heading3"/>
@@ -12308,8 +12266,8 @@
         <w:t xml:space="preserve">}</w:t>
       </w:r>
     </w:p>
-    <w:bookmarkEnd w:id="84"/>
-    <w:bookmarkStart w:id="85" w:name="use-transients-for"/>
+    <w:bookmarkEnd w:id="104"/>
+    <w:bookmarkStart w:id="105" w:name="use-transients-for"/>
     <w:p>
       <w:pPr>
         <w:pStyle w:val="Heading3"/>
@@ -12378,8 +12336,8 @@
         <w:t xml:space="preserve">short-lived shared results.</w:t>
       </w:r>
     </w:p>
-    <w:bookmarkEnd w:id="85"/>
-    <w:bookmarkStart w:id="86" w:name="avoid-transients-for"/>
+    <w:bookmarkEnd w:id="105"/>
+    <w:bookmarkStart w:id="106" w:name="avoid-transients-for"/>
     <w:p>
       <w:pPr>
         <w:pStyle w:val="Heading3"/>
@@ -12472,8 +12430,8 @@
         <w:t xml:space="preserve">data that changes so frequently it rarely hits cache.</w:t>
       </w:r>
     </w:p>
-    <w:bookmarkEnd w:id="86"/>
-    <w:bookmarkStart w:id="87" w:name="inspect-database-backed-transients"/>
+    <w:bookmarkEnd w:id="106"/>
+    <w:bookmarkStart w:id="107" w:name="inspect-database-backed-transients"/>
     <w:p>
       <w:pPr>
         <w:pStyle w:val="Heading3"/>
@@ -12807,8 +12765,8 @@
         <w:t xml:space="preserve">;</w:t>
       </w:r>
     </w:p>
-    <w:bookmarkEnd w:id="87"/>
-    <w:bookmarkStart w:id="88" w:name="object-cache-monitoring"/>
+    <w:bookmarkEnd w:id="107"/>
+    <w:bookmarkStart w:id="108" w:name="object-cache-monitoring"/>
     <w:p>
       <w:pPr>
         <w:pStyle w:val="Heading3"/>
@@ -12921,8 +12879,8 @@
         <w:t xml:space="preserve">network/service errors.</w:t>
       </w:r>
     </w:p>
-    <w:bookmarkEnd w:id="88"/>
-    <w:bookmarkStart w:id="89" w:name="redis-vs-memcached-and-object-cache-pro"/>
+    <w:bookmarkEnd w:id="108"/>
+    <w:bookmarkStart w:id="109" w:name="redis-vs-memcached-and-object-cache-pro"/>
     <w:p>
       <w:pPr>
         <w:pStyle w:val="Heading3"/>
@@ -13070,9 +13028,9 @@
         </w:pict>
       </w:r>
     </w:p>
-    <w:bookmarkEnd w:id="89"/>
-    <w:bookmarkEnd w:id="90"/>
-    <w:bookmarkStart w:id="94" w:name="race-conditions-and-cache-stampedes"/>
+    <w:bookmarkEnd w:id="109"/>
+    <w:bookmarkEnd w:id="110"/>
+    <w:bookmarkStart w:id="114" w:name="race-conditions-and-cache-stampedes"/>
     <w:p>
       <w:pPr>
         <w:pStyle w:val="Heading2"/>
@@ -13089,7 +13047,7 @@
         <w:t xml:space="preserve">Cache stampedes happen when many requests miss the same expensive cache key and all regenerate it simultaneously.</w:t>
       </w:r>
     </w:p>
-    <w:bookmarkStart w:id="91" w:name="object-cache-form"/>
+    <w:bookmarkStart w:id="111" w:name="object-cache-form"/>
     <w:p>
       <w:pPr>
         <w:pStyle w:val="Heading3"/>
@@ -13813,8 +13771,8 @@
         <w:t xml:space="preserve">}</w:t>
       </w:r>
     </w:p>
-    <w:bookmarkEnd w:id="91"/>
-    <w:bookmarkStart w:id="92" w:name="transient-form"/>
+    <w:bookmarkEnd w:id="111"/>
+    <w:bookmarkStart w:id="112" w:name="transient-form"/>
     <w:p>
       <w:pPr>
         <w:pStyle w:val="Heading3"/>
@@ -14402,8 +14360,8 @@
         <w:t xml:space="preserve">The lock’s TTL is only a safety property after the lock is shared across requests. Without a persistent object cache, the lock is only request-local and does not prevent a stampede.</w:t>
       </w:r>
     </w:p>
-    <w:bookmarkEnd w:id="92"/>
-    <w:bookmarkStart w:id="93" w:name="additional-tactics"/>
+    <w:bookmarkEnd w:id="112"/>
+    <w:bookmarkStart w:id="113" w:name="additional-tactics"/>
     <w:p>
       <w:pPr>
         <w:pStyle w:val="Heading3"/>
@@ -14491,9 +14449,9 @@
         </w:pict>
       </w:r>
     </w:p>
-    <w:bookmarkEnd w:id="93"/>
-    <w:bookmarkEnd w:id="94"/>
-    <w:bookmarkStart w:id="97" w:name="rest-api-ajax-and-follow-up-requests"/>
+    <w:bookmarkEnd w:id="113"/>
+    <w:bookmarkEnd w:id="114"/>
+    <w:bookmarkStart w:id="117" w:name="rest-api-ajax-and-follow-up-requests"/>
     <w:p>
       <w:pPr>
         <w:pStyle w:val="Heading2"/>
@@ -14620,7 +14578,7 @@
         <w:t xml:space="preserve">polling.</w:t>
       </w:r>
     </w:p>
-    <w:bookmarkStart w:id="95" w:name="rest-guidance"/>
+    <w:bookmarkStart w:id="115" w:name="rest-guidance"/>
     <w:p>
       <w:pPr>
         <w:pStyle w:val="Heading3"/>
@@ -14689,8 +14647,8 @@
         <w:t xml:space="preserve">Avoid polling when event-driven updates are possible.</w:t>
       </w:r>
     </w:p>
-    <w:bookmarkEnd w:id="95"/>
-    <w:bookmarkStart w:id="96" w:name="ajax-guidance"/>
+    <w:bookmarkEnd w:id="115"/>
+    <w:bookmarkStart w:id="116" w:name="ajax-guidance"/>
     <w:p>
       <w:pPr>
         <w:pStyle w:val="Heading3"/>
@@ -14784,9 +14742,9 @@
         </w:pict>
       </w:r>
     </w:p>
-    <w:bookmarkEnd w:id="96"/>
-    <w:bookmarkEnd w:id="97"/>
-    <w:bookmarkStart w:id="100" w:name="X80892b5dc2d2cfc7ada69a0def2a76ca358ae76"/>
+    <w:bookmarkEnd w:id="116"/>
+    <w:bookmarkEnd w:id="117"/>
+    <w:bookmarkStart w:id="120" w:name="X80892b5dc2d2cfc7ada69a0def2a76ca358ae76"/>
     <w:p>
       <w:pPr>
         <w:pStyle w:val="Heading2"/>
@@ -14803,7 +14761,7 @@
         <w:t xml:space="preserve">Request-triggered WP-Cron can create unpredictable user-facing latency. On production and high-traffic sites, move due-event execution to a real scheduler — but the order matters.</w:t>
       </w:r>
     </w:p>
-    <w:bookmarkStart w:id="98" w:name="production-pattern"/>
+    <w:bookmarkStart w:id="118" w:name="production-pattern"/>
     <w:p>
       <w:pPr>
         <w:pStyle w:val="Heading3"/>
@@ -15401,8 +15359,8 @@
         <w:t xml:space="preserve">/ every five minutes. The right answer depends on what is scheduled. If you have second-counts-late jobs, run every minute; otherwise five minutes is the calmer default.</w:t>
       </w:r>
     </w:p>
-    <w:bookmarkEnd w:id="98"/>
-    <w:bookmarkStart w:id="99" w:name="review"/>
+    <w:bookmarkEnd w:id="118"/>
+    <w:bookmarkStart w:id="119" w:name="review"/>
     <w:p>
       <w:pPr>
         <w:pStyle w:val="Heading3"/>
@@ -15411,9 +15369,9 @@
         <w:t xml:space="preserve">Review</w:t>
       </w:r>
     </w:p>
-    <w:bookmarkEnd w:id="99"/>
-    <w:bookmarkEnd w:id="100"/>
-    <w:bookmarkStart w:id="104" w:name="wp-config.php-as-policy"/>
+    <w:bookmarkEnd w:id="119"/>
+    <w:bookmarkEnd w:id="120"/>
+    <w:bookmarkStart w:id="124" w:name="wp-config.php-as-policy"/>
     <w:p>
       <w:pPr>
         <w:pStyle w:val="Heading2"/>
@@ -16002,7 +15960,7 @@
         <w:t xml:space="preserve">;</w:t>
       </w:r>
     </w:p>
-    <w:bookmarkStart w:id="101" w:name="heartbeat-api"/>
+    <w:bookmarkStart w:id="121" w:name="heartbeat-api"/>
     <w:p>
       <w:pPr>
         <w:pStyle w:val="Heading3"/>
@@ -16228,8 +16186,8 @@
         <w:t xml:space="preserve">;</w:t>
       </w:r>
     </w:p>
-    <w:bookmarkEnd w:id="101"/>
-    <w:bookmarkStart w:id="102" w:name="xml-rpc"/>
+    <w:bookmarkEnd w:id="121"/>
+    <w:bookmarkStart w:id="122" w:name="xml-rpc"/>
     <w:p>
       <w:pPr>
         <w:pStyle w:val="Heading3"/>
@@ -16293,8 +16251,8 @@
         <w:t xml:space="preserve">;</w:t>
       </w:r>
     </w:p>
-    <w:bookmarkEnd w:id="102"/>
-    <w:bookmarkStart w:id="103" w:name="emojis-and-embeds"/>
+    <w:bookmarkEnd w:id="122"/>
+    <w:bookmarkStart w:id="123" w:name="emojis-and-embeds"/>
     <w:p>
       <w:pPr>
         <w:pStyle w:val="Heading3"/>
@@ -16481,9 +16439,9 @@
         </w:pict>
       </w:r>
     </w:p>
-    <w:bookmarkEnd w:id="103"/>
-    <w:bookmarkEnd w:id="104"/>
-    <w:bookmarkStart w:id="105" w:name="partial-output-fragment-caching"/>
+    <w:bookmarkEnd w:id="123"/>
+    <w:bookmarkEnd w:id="124"/>
+    <w:bookmarkStart w:id="125" w:name="partial-output-fragment-caching"/>
     <w:p>
       <w:pPr>
         <w:pStyle w:val="Heading2"/>
@@ -17670,8 +17628,8 @@
         <w:t xml:space="preserve">above) to make targeted flushes possible.</w:t>
       </w:r>
     </w:p>
-    <w:bookmarkEnd w:id="105"/>
-    <w:bookmarkStart w:id="115" w:name="frontend-and-browser-performance"/>
+    <w:bookmarkEnd w:id="125"/>
+    <w:bookmarkStart w:id="135" w:name="frontend-and-browser-performance"/>
     <w:p>
       <w:pPr>
         <w:pStyle w:val="Heading2"/>
@@ -17688,7 +17646,7 @@
         <w:t xml:space="preserve">A fast origin response does not guarantee a fast experience.</w:t>
       </w:r>
     </w:p>
-    <w:bookmarkStart w:id="106" w:name="core-web-vitals-thresholds"/>
+    <w:bookmarkStart w:id="126" w:name="core-web-vitals-thresholds"/>
     <w:p>
       <w:pPr>
         <w:pStyle w:val="Heading3"/>
@@ -17933,8 +17891,8 @@
         <w:t xml:space="preserve">across a site’s real users. INP replaced FID as a Core Web Vital on March 12, 2024.</w:t>
       </w:r>
     </w:p>
-    <w:bookmarkEnd w:id="106"/>
-    <w:bookmarkStart w:id="107" w:name="lcp-checklist"/>
+    <w:bookmarkEnd w:id="126"/>
+    <w:bookmarkStart w:id="127" w:name="lcp-checklist"/>
     <w:p>
       <w:pPr>
         <w:pStyle w:val="Heading3"/>
@@ -18027,8 +17985,8 @@
         <w:t xml:space="preserve">Preload only truly critical resources (see §8).</w:t>
       </w:r>
     </w:p>
-    <w:bookmarkEnd w:id="107"/>
-    <w:bookmarkStart w:id="108" w:name="inp-checklist"/>
+    <w:bookmarkEnd w:id="127"/>
+    <w:bookmarkStart w:id="128" w:name="inp-checklist"/>
     <w:p>
       <w:pPr>
         <w:pStyle w:val="Heading3"/>
@@ -18109,8 +18067,8 @@
         <w:t xml:space="preserve">Split work and avoid blocking the main thread.</w:t>
       </w:r>
     </w:p>
-    <w:bookmarkEnd w:id="108"/>
-    <w:bookmarkStart w:id="109" w:name="cls-checklist"/>
+    <w:bookmarkEnd w:id="128"/>
+    <w:bookmarkStart w:id="129" w:name="cls-checklist"/>
     <w:p>
       <w:pPr>
         <w:pStyle w:val="Heading3"/>
@@ -18167,8 +18125,8 @@
         <w:t xml:space="preserve">Avoid injecting content above existing content after render.</w:t>
       </w:r>
     </w:p>
-    <w:bookmarkEnd w:id="109"/>
-    <w:bookmarkStart w:id="110" w:name="images"/>
+    <w:bookmarkEnd w:id="129"/>
+    <w:bookmarkStart w:id="130" w:name="images"/>
     <w:p>
       <w:pPr>
         <w:pStyle w:val="Heading3"/>
@@ -18322,8 +18280,8 @@
         <w:t xml:space="preserve">Preload the true LCP image only when necessary.</w:t>
       </w:r>
     </w:p>
-    <w:bookmarkEnd w:id="110"/>
-    <w:bookmarkStart w:id="111" w:name="fonts-foit-vs-fout"/>
+    <w:bookmarkEnd w:id="130"/>
+    <w:bookmarkStart w:id="131" w:name="fonts-foit-vs-fout"/>
     <w:p>
       <w:pPr>
         <w:pStyle w:val="Heading3"/>
@@ -18553,8 +18511,8 @@
         <w:t xml:space="preserve">(see §8).</w:t>
       </w:r>
     </w:p>
-    <w:bookmarkEnd w:id="111"/>
-    <w:bookmarkStart w:id="112" w:name="css-and-javascript"/>
+    <w:bookmarkEnd w:id="131"/>
+    <w:bookmarkStart w:id="132" w:name="css-and-javascript"/>
     <w:p>
       <w:pPr>
         <w:pStyle w:val="Heading3"/>
@@ -18653,8 +18611,8 @@
         <w:t xml:space="preserve">Trace every asset back to the plugin/theme that enqueued it.</w:t>
       </w:r>
     </w:p>
-    <w:bookmarkEnd w:id="112"/>
-    <w:bookmarkStart w:id="113" w:name="critical-css"/>
+    <w:bookmarkEnd w:id="132"/>
+    <w:bookmarkStart w:id="133" w:name="critical-css"/>
     <w:p>
       <w:pPr>
         <w:pStyle w:val="Heading3"/>
@@ -18764,8 +18722,8 @@
         <w:t xml:space="preserve">Re-generate when the design changes; stale critical CSS is worse than none.</w:t>
       </w:r>
     </w:p>
-    <w:bookmarkEnd w:id="113"/>
-    <w:bookmarkStart w:id="114" w:name="X6af6c678f9999d6c956fbe683c689bc5b7e772f"/>
+    <w:bookmarkEnd w:id="133"/>
+    <w:bookmarkStart w:id="134" w:name="X6af6c678f9999d6c956fbe683c689bc5b7e772f"/>
     <w:p>
       <w:pPr>
         <w:pStyle w:val="Heading3"/>
@@ -18789,9 +18747,9 @@
         </w:pict>
       </w:r>
     </w:p>
-    <w:bookmarkEnd w:id="114"/>
-    <w:bookmarkEnd w:id="115"/>
-    <w:bookmarkStart w:id="116" w:name="page-builders-themes-and-dom-bloat"/>
+    <w:bookmarkEnd w:id="134"/>
+    <w:bookmarkEnd w:id="135"/>
+    <w:bookmarkStart w:id="136" w:name="page-builders-themes-and-dom-bloat"/>
     <w:p>
       <w:pPr>
         <w:pStyle w:val="Heading2"/>
@@ -18943,8 +18901,8 @@
         </w:pict>
       </w:r>
     </w:p>
-    <w:bookmarkEnd w:id="116"/>
-    <w:bookmarkStart w:id="119" w:name="search-sitemaps-and-large-content-sets"/>
+    <w:bookmarkEnd w:id="136"/>
+    <w:bookmarkStart w:id="139" w:name="search-sitemaps-and-large-content-sets"/>
     <w:p>
       <w:pPr>
         <w:pStyle w:val="Heading2"/>
@@ -18953,7 +18911,7 @@
         <w:t xml:space="preserve">21. Search, sitemaps, and large content sets</w:t>
       </w:r>
     </w:p>
-    <w:bookmarkStart w:id="117" w:name="search"/>
+    <w:bookmarkStart w:id="137" w:name="search"/>
     <w:p>
       <w:pPr>
         <w:pStyle w:val="Heading3"/>
@@ -19038,8 +18996,8 @@
         <w:t xml:space="preserve">SQL search creates load.</w:t>
       </w:r>
     </w:p>
-    <w:bookmarkEnd w:id="117"/>
-    <w:bookmarkStart w:id="118" w:name="sitemaps"/>
+    <w:bookmarkEnd w:id="137"/>
+    <w:bookmarkStart w:id="138" w:name="sitemaps"/>
     <w:p>
       <w:pPr>
         <w:pStyle w:val="Heading3"/>
@@ -19123,9 +19081,9 @@
         </w:pict>
       </w:r>
     </w:p>
-    <w:bookmarkEnd w:id="118"/>
-    <w:bookmarkEnd w:id="119"/>
-    <w:bookmarkStart w:id="131" w:name="X46b46a8478f497cf2331c046fb684d7eb3d49c5"/>
+    <w:bookmarkEnd w:id="138"/>
+    <w:bookmarkEnd w:id="139"/>
+    <w:bookmarkStart w:id="151" w:name="X46b46a8478f497cf2331c046fb684d7eb3d49c5"/>
     <w:p>
       <w:pPr>
         <w:pStyle w:val="Heading2"/>
@@ -19150,7 +19108,7 @@
         <w:t xml:space="preserve">Last verified against WordPress 7.0 on 2026-06-14.</w:t>
       </w:r>
     </w:p>
-    <w:bookmarkStart w:id="121" w:name="Xfee1277cede5db2699e5dba19aca26f384fef5f"/>
+    <w:bookmarkStart w:id="141" w:name="Xfee1277cede5db2699e5dba19aca26f384fef5f"/>
     <w:p>
       <w:pPr>
         <w:pStyle w:val="Heading3"/>
@@ -19163,7 +19121,7 @@
       <w:pPr>
         <w:pStyle w:val="FirstParagraph"/>
       </w:pPr>
-      <w:hyperlink r:id="rId120">
+      <w:hyperlink r:id="rId140">
         <w:r>
           <w:rPr>
             <w:rStyle w:val="Hyperlink"/>
@@ -19411,8 +19369,8 @@
         <w:t xml:space="preserve">Recommendation: evaluate Performance Lab on staging, look at the current Featured Plugins list at the verification time, and adopt specific plugins by name only when they match the site’s documented performance need. The catalog changes over time; for example, Performance Lab 4.1.0 removed Web Worker Offloading from the featured list.</w:t>
       </w:r>
     </w:p>
-    <w:bookmarkEnd w:id="121"/>
-    <w:bookmarkStart w:id="124" w:name="X89a17d8dd00cb27c2f49ed2d2cb402a6088d745"/>
+    <w:bookmarkEnd w:id="141"/>
+    <w:bookmarkStart w:id="144" w:name="X89a17d8dd00cb27c2f49ed2d2cb402a6088d745"/>
     <w:p>
       <w:pPr>
         <w:pStyle w:val="Heading3"/>
@@ -19431,7 +19389,7 @@
       <w:r>
         <w:t xml:space="preserve"> </w:t>
       </w:r>
-      <w:hyperlink r:id="rId122">
+      <w:hyperlink r:id="rId142">
         <w:r>
           <w:rPr>
             <w:rStyle w:val="Hyperlink"/>
@@ -19541,7 +19499,7 @@
       <w:r>
         <w:t xml:space="preserve"> </w:t>
       </w:r>
-      <w:hyperlink r:id="rId123">
+      <w:hyperlink r:id="rId143">
         <w:r>
           <w:rPr>
             <w:rStyle w:val="Hyperlink"/>
@@ -19621,8 +19579,8 @@
         <w:t xml:space="preserve">wording as the recommended Core opt-out mechanism.</w:t>
       </w:r>
     </w:p>
-    <w:bookmarkEnd w:id="124"/>
-    <w:bookmarkStart w:id="125" w:name="wp-6.4-and-6.6-options-api-improvements"/>
+    <w:bookmarkEnd w:id="144"/>
+    <w:bookmarkStart w:id="145" w:name="wp-6.4-and-6.6-options-api-improvements"/>
     <w:p>
       <w:pPr>
         <w:pStyle w:val="Heading3"/>
@@ -19744,8 +19702,8 @@
         <w:t xml:space="preserve">, introduced large-option autoload heuristics, and added the Site Health autoload warning.</w:t>
       </w:r>
     </w:p>
-    <w:bookmarkEnd w:id="125"/>
-    <w:bookmarkStart w:id="128" w:name="wordpress-6.9-performance-deltas"/>
+    <w:bookmarkEnd w:id="145"/>
+    <w:bookmarkStart w:id="148" w:name="wordpress-6.9-performance-deltas"/>
     <w:p>
       <w:pPr>
         <w:pStyle w:val="Heading3"/>
@@ -19786,7 +19744,7 @@
       <w:r>
         <w:t xml:space="preserve"> </w:t>
       </w:r>
-      <w:hyperlink r:id="rId126">
+      <w:hyperlink r:id="rId146">
         <w:r>
           <w:rPr>
             <w:rStyle w:val="Hyperlink"/>
@@ -19859,7 +19817,7 @@
       <w:r>
         <w:t xml:space="preserve"> </w:t>
       </w:r>
-      <w:hyperlink r:id="rId127">
+      <w:hyperlink r:id="rId147">
         <w:r>
           <w:rPr>
             <w:rStyle w:val="Hyperlink"/>
@@ -19882,8 +19840,8 @@
         <w:t xml:space="preserve">Treat this as a delta inventory, not a substitute for measurement: verify impact on the specific site with the same baseline and rollback discipline used elsewhere in this guide.</w:t>
       </w:r>
     </w:p>
-    <w:bookmarkEnd w:id="128"/>
-    <w:bookmarkStart w:id="129" w:name="X28bb89160cf88d5f6ff9a0d62133a74b39dad5e"/>
+    <w:bookmarkEnd w:id="148"/>
+    <w:bookmarkStart w:id="149" w:name="X28bb89160cf88d5f6ff9a0d62133a74b39dad5e"/>
     <w:p>
       <w:pPr>
         <w:pStyle w:val="Heading3"/>
@@ -19919,7 +19877,7 @@
         <w:t xml:space="preserve"> </w:t>
       </w:r>
       <w:r>
-        <w:t xml:space="preserve">WordPress 7.0 drops support for PHP 7.2 and 7.3. The new minimum supported PHP version is 7.4.0, while PHP 8.3 remains the minimum recommended version. For performance work, treat PHP 7.4 as a compatibility floor, not an optimization target; benchmark on the production-intended PHP 8.x runtime when possible.</w:t>
+        <w:t xml:space="preserve">WordPress 7.0 drops support for PHP 7.2 and 7.3. The new minimum supported PHP version is 7.4.0, while PHP 8.3 remains the recommended baseline for modern performance work. For performance work, treat PHP 7.4 as a compatibility floor, not an optimization target; benchmark on the production-intended PHP 8.x runtime when possible.</w:t>
       </w:r>
     </w:p>
     <w:p>
@@ -19996,8 +19954,8 @@
         <w:t xml:space="preserve">Treat 7.0 guidance as an upgrade-review prompt: verify plugin/theme compatibility, PHP runtime behavior, admin/editor regressions, and any AI/connector network paths with measurements from the target environment.</w:t>
       </w:r>
     </w:p>
-    <w:bookmarkEnd w:id="129"/>
-    <w:bookmarkStart w:id="130" w:name="auto-image-sizes-and-fetchpriority"/>
+    <w:bookmarkEnd w:id="149"/>
+    <w:bookmarkStart w:id="150" w:name="auto-image-sizes-and-fetchpriority"/>
     <w:p>
       <w:pPr>
         <w:pStyle w:val="Heading3"/>
@@ -20038,9 +19996,9 @@
         <w:t xml:space="preserve">to the LCP image when it can identify one (typically the first large in-content image). For most sites this removes the need for manual LCP preload — verify in DevTools before adding a preload yourself.</w:t>
       </w:r>
     </w:p>
-    <w:bookmarkEnd w:id="130"/>
-    <w:bookmarkEnd w:id="131"/>
-    <w:bookmarkStart w:id="132" w:name="woocommerce-and-dynamic-commerce-flows"/>
+    <w:bookmarkEnd w:id="150"/>
+    <w:bookmarkEnd w:id="151"/>
+    <w:bookmarkStart w:id="152" w:name="woocommerce-and-dynamic-commerce-flows"/>
     <w:p>
       <w:pPr>
         <w:pStyle w:val="Heading2"/>
@@ -20168,8 +20126,8 @@
         </w:pict>
       </w:r>
     </w:p>
-    <w:bookmarkEnd w:id="132"/>
-    <w:bookmarkStart w:id="133" w:name="multisite"/>
+    <w:bookmarkEnd w:id="152"/>
+    <w:bookmarkStart w:id="153" w:name="multisite"/>
     <w:p>
       <w:pPr>
         <w:pStyle w:val="Heading2"/>
@@ -20227,13 +20185,7 @@
         </w:numPr>
       </w:pPr>
       <w:r>
-        <w:t xml:space="preserve">network-wide (</w:t>
-      </w:r>
-      <w:r>
-        <w:t xml:space="preserve">“site”</w:t>
-      </w:r>
-      <w:r>
-        <w:t xml:space="preserve">) transients —</w:t>
+        <w:t xml:space="preserve">network-wide (“site”) transients —</w:t>
       </w:r>
       <w:r>
         <w:t xml:space="preserve"> </w:t>
@@ -20335,8 +20287,8 @@
         </w:pict>
       </w:r>
     </w:p>
-    <w:bookmarkEnd w:id="133"/>
-    <w:bookmarkStart w:id="136" w:name="high-traffic-events-and-load-testing"/>
+    <w:bookmarkEnd w:id="153"/>
+    <w:bookmarkStart w:id="156" w:name="high-traffic-events-and-load-testing"/>
     <w:p>
       <w:pPr>
         <w:pStyle w:val="Heading2"/>
@@ -20353,7 +20305,7 @@
         <w:t xml:space="preserve">High-traffic events require pre-work.</w:t>
       </w:r>
     </w:p>
-    <w:bookmarkStart w:id="134" w:name="preflight"/>
+    <w:bookmarkStart w:id="154" w:name="preflight"/>
     <w:p>
       <w:pPr>
         <w:pStyle w:val="Heading3"/>
@@ -20470,8 +20422,8 @@
         <w:t xml:space="preserve">Prepare rollback and escalation.</w:t>
       </w:r>
     </w:p>
-    <w:bookmarkEnd w:id="134"/>
-    <w:bookmarkStart w:id="135" w:name="load-testing"/>
+    <w:bookmarkEnd w:id="154"/>
+    <w:bookmarkStart w:id="155" w:name="load-testing"/>
     <w:p>
       <w:pPr>
         <w:pStyle w:val="Heading3"/>
@@ -20652,9 +20604,9 @@
         </w:pict>
       </w:r>
     </w:p>
-    <w:bookmarkEnd w:id="135"/>
-    <w:bookmarkEnd w:id="136"/>
-    <w:bookmarkStart w:id="145" w:name="measurement-tools"/>
+    <w:bookmarkEnd w:id="155"/>
+    <w:bookmarkEnd w:id="156"/>
+    <w:bookmarkStart w:id="165" w:name="measurement-tools"/>
     <w:p>
       <w:pPr>
         <w:pStyle w:val="Heading2"/>
@@ -20663,7 +20615,7 @@
         <w:t xml:space="preserve">26. Measurement tools</w:t>
       </w:r>
     </w:p>
-    <w:bookmarkStart w:id="137" w:name="browserlab-tools"/>
+    <w:bookmarkStart w:id="157" w:name="browserlab-tools"/>
     <w:p>
       <w:pPr>
         <w:pStyle w:val="Heading3"/>
@@ -20744,8 +20696,8 @@
         <w:t xml:space="preserve">network waterfalls.</w:t>
       </w:r>
     </w:p>
-    <w:bookmarkEnd w:id="137"/>
-    <w:bookmarkStart w:id="140" w:name="fielduser-tools"/>
+    <w:bookmarkEnd w:id="157"/>
+    <w:bookmarkStart w:id="160" w:name="fielduser-tools"/>
     <w:p>
       <w:pPr>
         <w:pStyle w:val="Heading3"/>
@@ -20762,7 +20714,7 @@
           <w:numId w:val="1090"/>
         </w:numPr>
       </w:pPr>
-      <w:hyperlink r:id="rId138">
+      <w:hyperlink r:id="rId158">
         <w:r>
           <w:rPr>
             <w:rStyle w:val="Hyperlink"/>
@@ -20782,7 +20734,7 @@
           <w:numId w:val="1090"/>
         </w:numPr>
       </w:pPr>
-      <w:hyperlink r:id="rId139">
+      <w:hyperlink r:id="rId159">
         <w:r>
           <w:rPr>
             <w:rStyle w:val="VerbatimChar"/>
@@ -20845,8 +20797,8 @@
         <w:t xml:space="preserve">Core Web Vitals reports.</w:t>
       </w:r>
     </w:p>
-    <w:bookmarkEnd w:id="140"/>
-    <w:bookmarkStart w:id="141" w:name="wordpressbackend-tools"/>
+    <w:bookmarkEnd w:id="160"/>
+    <w:bookmarkStart w:id="161" w:name="wordpressbackend-tools"/>
     <w:p>
       <w:pPr>
         <w:pStyle w:val="Heading3"/>
@@ -21177,8 +21129,8 @@
         <w:t xml:space="preserve">object-cache stats.</w:t>
       </w:r>
     </w:p>
-    <w:bookmarkEnd w:id="141"/>
-    <w:bookmarkStart w:id="142" w:name="php-timing-example"/>
+    <w:bookmarkEnd w:id="161"/>
+    <w:bookmarkStart w:id="162" w:name="php-timing-example"/>
     <w:p>
       <w:pPr>
         <w:pStyle w:val="Heading3"/>
@@ -21465,8 +21417,8 @@
         <w:t xml:space="preserve">}</w:t>
       </w:r>
     </w:p>
-    <w:bookmarkEnd w:id="142"/>
-    <w:bookmarkStart w:id="143" w:name="query-monitor-custom-timer"/>
+    <w:bookmarkEnd w:id="162"/>
+    <w:bookmarkStart w:id="163" w:name="query-monitor-custom-timer"/>
     <w:p>
       <w:pPr>
         <w:pStyle w:val="Heading3"/>
@@ -21690,8 +21642,8 @@
         <w:t xml:space="preserve">;</w:t>
       </w:r>
     </w:p>
-    <w:bookmarkEnd w:id="143"/>
-    <w:bookmarkStart w:id="144" w:name="new-relic-example"/>
+    <w:bookmarkEnd w:id="163"/>
+    <w:bookmarkStart w:id="164" w:name="new-relic-example"/>
     <w:p>
       <w:pPr>
         <w:pStyle w:val="Heading3"/>
@@ -21980,9 +21932,9 @@
         <w:t xml:space="preserve">to give the current request a stable, low-cardinality name in APM. The New Relic transaction-start API takes a New Relic application name, not a transaction name, and is reserved for advanced transaction-lifecycle patterns such as queue workers manually ending one transaction and starting another.</w:t>
       </w:r>
     </w:p>
-    <w:bookmarkEnd w:id="144"/>
-    <w:bookmarkEnd w:id="145"/>
-    <w:bookmarkStart w:id="153" w:name="decision-trees"/>
+    <w:bookmarkEnd w:id="164"/>
+    <w:bookmarkEnd w:id="165"/>
+    <w:bookmarkStart w:id="173" w:name="decision-trees"/>
     <w:p>
       <w:pPr>
         <w:pStyle w:val="Heading2"/>
@@ -21999,7 +21951,7 @@
         <w:t xml:space="preserve">These are TRACE in checklist form (see §3): follow the signal, narrow the pattern, change one thing, verify.</w:t>
       </w:r>
     </w:p>
-    <w:bookmarkStart w:id="146" w:name="high-ttfb-on-anonymous-public-page"/>
+    <w:bookmarkStart w:id="166" w:name="high-ttfb-on-anonymous-public-page"/>
     <w:p>
       <w:pPr>
         <w:pStyle w:val="Heading3"/>
@@ -22068,8 +22020,8 @@
         <w:t xml:space="preserve">Verify with repeated warm/cold measurements.</w:t>
       </w:r>
     </w:p>
-    <w:bookmarkEnd w:id="146"/>
-    <w:bookmarkStart w:id="147" w:name="high-ttfb-on-logged-inadmin-page"/>
+    <w:bookmarkEnd w:id="166"/>
+    <w:bookmarkStart w:id="167" w:name="high-ttfb-on-logged-inadmin-page"/>
     <w:p>
       <w:pPr>
         <w:pStyle w:val="Heading3"/>
@@ -22162,8 +22114,8 @@
         <w:t xml:space="preserve">Check cron/background jobs.</w:t>
       </w:r>
     </w:p>
-    <w:bookmarkEnd w:id="147"/>
-    <w:bookmarkStart w:id="148" w:name="poor-lcp"/>
+    <w:bookmarkEnd w:id="167"/>
+    <w:bookmarkStart w:id="168" w:name="poor-lcp"/>
     <w:p>
       <w:pPr>
         <w:pStyle w:val="Heading3"/>
@@ -22253,8 +22205,8 @@
         <w:t xml:space="preserve">Are third parties delaying the first view?</w:t>
       </w:r>
     </w:p>
-    <w:bookmarkEnd w:id="148"/>
-    <w:bookmarkStart w:id="149" w:name="poor-inp"/>
+    <w:bookmarkEnd w:id="168"/>
+    <w:bookmarkStart w:id="169" w:name="poor-inp"/>
     <w:p>
       <w:pPr>
         <w:pStyle w:val="Heading3"/>
@@ -22323,8 +22275,8 @@
         <w:t xml:space="preserve">Reduce DOM/layout complexity.</w:t>
       </w:r>
     </w:p>
-    <w:bookmarkEnd w:id="149"/>
-    <w:bookmarkStart w:id="150" w:name="poor-cache-hit-ratio"/>
+    <w:bookmarkEnd w:id="169"/>
+    <w:bookmarkStart w:id="170" w:name="poor-cache-hit-ratio"/>
     <w:p>
       <w:pPr>
         <w:pStyle w:val="Heading3"/>
@@ -22405,8 +22357,8 @@
         <w:t xml:space="preserve">Are REST/AJAX calls bypassing the intended cache strategy?</w:t>
       </w:r>
     </w:p>
-    <w:bookmarkEnd w:id="150"/>
-    <w:bookmarkStart w:id="151" w:name="slow-database"/>
+    <w:bookmarkEnd w:id="170"/>
+    <w:bookmarkStart w:id="171" w:name="slow-database"/>
     <w:p>
       <w:pPr>
         <w:pStyle w:val="Heading3"/>
@@ -22511,8 +22463,8 @@
         <w:t xml:space="preserve">Consider search/offloaded storage if SQL is the wrong tool.</w:t>
       </w:r>
     </w:p>
-    <w:bookmarkEnd w:id="151"/>
-    <w:bookmarkStart w:id="152" w:name="Xeead7ca0c1bf9125fb44fd5572ebca1801001a0"/>
+    <w:bookmarkEnd w:id="171"/>
+    <w:bookmarkStart w:id="172" w:name="Xeead7ca0c1bf9125fb44fd5572ebca1801001a0"/>
     <w:p>
       <w:pPr>
         <w:pStyle w:val="Heading3"/>
@@ -22576,9 +22528,9 @@
         </w:pict>
       </w:r>
     </w:p>
-    <w:bookmarkEnd w:id="152"/>
-    <w:bookmarkEnd w:id="153"/>
-    <w:bookmarkStart w:id="155" w:name="developer-anti-pattern-checklist"/>
+    <w:bookmarkEnd w:id="172"/>
+    <w:bookmarkEnd w:id="173"/>
+    <w:bookmarkStart w:id="175" w:name="developer-anti-pattern-checklist"/>
     <w:p>
       <w:pPr>
         <w:pStyle w:val="Heading2"/>
@@ -22841,7 +22793,7 @@
         <w:t xml:space="preserve">optimizing before measuring.</w:t>
       </w:r>
     </w:p>
-    <w:bookmarkStart w:id="154" w:name="common-transient-misconceptions"/>
+    <w:bookmarkStart w:id="174" w:name="common-transient-misconceptions"/>
     <w:p>
       <w:pPr>
         <w:pStyle w:val="Heading3"/>
@@ -23073,9 +23025,9 @@
         </w:pict>
       </w:r>
     </w:p>
-    <w:bookmarkEnd w:id="154"/>
-    <w:bookmarkEnd w:id="155"/>
-    <w:bookmarkStart w:id="157" w:name="definition-of-done"/>
+    <w:bookmarkEnd w:id="174"/>
+    <w:bookmarkEnd w:id="175"/>
+    <w:bookmarkStart w:id="177" w:name="definition-of-done"/>
     <w:p>
       <w:pPr>
         <w:pStyle w:val="Heading2"/>
@@ -23200,7 +23152,7 @@
         <w:t xml:space="preserve">remaining risks are documented.</w:t>
       </w:r>
     </w:p>
-    <w:bookmarkStart w:id="156" w:name="clientstakeholder-reporting"/>
+    <w:bookmarkStart w:id="176" w:name="clientstakeholder-reporting"/>
     <w:p>
       <w:pPr>
         <w:pStyle w:val="Heading3"/>
@@ -23538,9 +23490,9 @@
         </w:pict>
       </w:r>
     </w:p>
-    <w:bookmarkEnd w:id="156"/>
-    <w:bookmarkEnd w:id="157"/>
-    <w:bookmarkStart w:id="194" w:name="source-map-and-external-references"/>
+    <w:bookmarkEnd w:id="176"/>
+    <w:bookmarkEnd w:id="177"/>
+    <w:bookmarkStart w:id="214" w:name="source-map-and-external-references"/>
     <w:p>
       <w:pPr>
         <w:pStyle w:val="Heading2"/>
@@ -23549,7 +23501,7 @@
         <w:t xml:space="preserve">30. Source map and external references</w:t>
       </w:r>
     </w:p>
-    <w:bookmarkStart w:id="160" w:name="local-source-and-companion-files"/>
+    <w:bookmarkStart w:id="180" w:name="local-source-and-companion-files"/>
     <w:p>
       <w:pPr>
         <w:pStyle w:val="Heading3"/>
@@ -23572,7 +23524,7 @@
       <w:r>
         <w:t xml:space="preserve"> </w:t>
       </w:r>
-      <w:hyperlink r:id="rId26">
+      <w:hyperlink r:id="rId46">
         <w:r>
           <w:rPr>
             <w:rStyle w:val="VerbatimChar"/>
@@ -23595,7 +23547,7 @@
       <w:r>
         <w:t xml:space="preserve"> </w:t>
       </w:r>
-      <w:hyperlink r:id="rId27">
+      <w:hyperlink r:id="rId47">
         <w:r>
           <w:rPr>
             <w:rStyle w:val="VerbatimChar"/>
@@ -23618,7 +23570,7 @@
       <w:r>
         <w:t xml:space="preserve"> </w:t>
       </w:r>
-      <w:hyperlink r:id="rId158">
+      <w:hyperlink r:id="rId178">
         <w:r>
           <w:rPr>
             <w:rStyle w:val="VerbatimChar"/>
@@ -23641,7 +23593,7 @@
       <w:r>
         <w:t xml:space="preserve"> </w:t>
       </w:r>
-      <w:hyperlink r:id="rId159">
+      <w:hyperlink r:id="rId179">
         <w:r>
           <w:rPr>
             <w:rStyle w:val="VerbatimChar"/>
@@ -23650,8 +23602,8 @@
         </w:r>
       </w:hyperlink>
     </w:p>
-    <w:bookmarkEnd w:id="160"/>
-    <w:bookmarkStart w:id="173" w:name="wordpress.org-developer-documentation"/>
+    <w:bookmarkEnd w:id="180"/>
+    <w:bookmarkStart w:id="193" w:name="wordpress.org-developer-documentation"/>
     <w:p>
       <w:pPr>
         <w:pStyle w:val="Heading3"/>
@@ -23668,7 +23620,7 @@
           <w:numId w:val="1104"/>
         </w:numPr>
       </w:pPr>
-      <w:hyperlink r:id="rId161">
+      <w:hyperlink r:id="rId181">
         <w:r>
           <w:rPr>
             <w:rStyle w:val="Hyperlink"/>
@@ -23685,7 +23637,7 @@
           <w:numId w:val="1104"/>
         </w:numPr>
       </w:pPr>
-      <w:hyperlink r:id="rId162">
+      <w:hyperlink r:id="rId182">
         <w:r>
           <w:rPr>
             <w:rStyle w:val="VerbatimChar"/>
@@ -23702,7 +23654,7 @@
           <w:numId w:val="1104"/>
         </w:numPr>
       </w:pPr>
-      <w:hyperlink r:id="rId163">
+      <w:hyperlink r:id="rId183">
         <w:r>
           <w:rPr>
             <w:rStyle w:val="VerbatimChar"/>
@@ -23719,7 +23671,7 @@
           <w:numId w:val="1104"/>
         </w:numPr>
       </w:pPr>
-      <w:hyperlink r:id="rId164">
+      <w:hyperlink r:id="rId184">
         <w:r>
           <w:rPr>
             <w:rStyle w:val="VerbatimChar"/>
@@ -23736,7 +23688,7 @@
           <w:numId w:val="1104"/>
         </w:numPr>
       </w:pPr>
-      <w:hyperlink r:id="rId165">
+      <w:hyperlink r:id="rId185">
         <w:r>
           <w:rPr>
             <w:rStyle w:val="VerbatimChar"/>
@@ -23753,7 +23705,7 @@
           <w:numId w:val="1104"/>
         </w:numPr>
       </w:pPr>
-      <w:hyperlink r:id="rId166">
+      <w:hyperlink r:id="rId186">
         <w:r>
           <w:rPr>
             <w:rStyle w:val="VerbatimChar"/>
@@ -23770,7 +23722,7 @@
           <w:numId w:val="1104"/>
         </w:numPr>
       </w:pPr>
-      <w:hyperlink r:id="rId167">
+      <w:hyperlink r:id="rId187">
         <w:r>
           <w:rPr>
             <w:rStyle w:val="VerbatimChar"/>
@@ -23787,7 +23739,7 @@
           <w:numId w:val="1104"/>
         </w:numPr>
       </w:pPr>
-      <w:hyperlink r:id="rId168">
+      <w:hyperlink r:id="rId188">
         <w:r>
           <w:rPr>
             <w:rStyle w:val="VerbatimChar"/>
@@ -23816,7 +23768,7 @@
           <w:numId w:val="1104"/>
         </w:numPr>
       </w:pPr>
-      <w:hyperlink r:id="rId169">
+      <w:hyperlink r:id="rId189">
         <w:r>
           <w:rPr>
             <w:rStyle w:val="Hyperlink"/>
@@ -23833,7 +23785,7 @@
           <w:numId w:val="1104"/>
         </w:numPr>
       </w:pPr>
-      <w:hyperlink r:id="rId170">
+      <w:hyperlink r:id="rId190">
         <w:r>
           <w:rPr>
             <w:rStyle w:val="Hyperlink"/>
@@ -23850,7 +23802,7 @@
           <w:numId w:val="1104"/>
         </w:numPr>
       </w:pPr>
-      <w:hyperlink r:id="rId171">
+      <w:hyperlink r:id="rId191">
         <w:r>
           <w:rPr>
             <w:rStyle w:val="Hyperlink"/>
@@ -23867,7 +23819,7 @@
           <w:numId w:val="1104"/>
         </w:numPr>
       </w:pPr>
-      <w:hyperlink r:id="rId172">
+      <w:hyperlink r:id="rId192">
         <w:r>
           <w:rPr>
             <w:rStyle w:val="Hyperlink"/>
@@ -23876,8 +23828,8 @@
         </w:r>
       </w:hyperlink>
     </w:p>
-    <w:bookmarkEnd w:id="173"/>
-    <w:bookmarkStart w:id="182" w:name="wordpress-core-blog-posts"/>
+    <w:bookmarkEnd w:id="193"/>
+    <w:bookmarkStart w:id="202" w:name="wordpress-core-blog-posts"/>
     <w:p>
       <w:pPr>
         <w:pStyle w:val="Heading3"/>
@@ -23894,7 +23846,7 @@
           <w:numId w:val="1105"/>
         </w:numPr>
       </w:pPr>
-      <w:hyperlink r:id="rId174">
+      <w:hyperlink r:id="rId194">
         <w:r>
           <w:rPr>
             <w:rStyle w:val="Hyperlink"/>
@@ -23911,7 +23863,7 @@
           <w:numId w:val="1105"/>
         </w:numPr>
       </w:pPr>
-      <w:hyperlink r:id="rId175">
+      <w:hyperlink r:id="rId195">
         <w:r>
           <w:rPr>
             <w:rStyle w:val="Hyperlink"/>
@@ -23928,7 +23880,7 @@
           <w:numId w:val="1105"/>
         </w:numPr>
       </w:pPr>
-      <w:hyperlink r:id="rId176">
+      <w:hyperlink r:id="rId196">
         <w:r>
           <w:rPr>
             <w:rStyle w:val="Hyperlink"/>
@@ -23945,7 +23897,7 @@
           <w:numId w:val="1105"/>
         </w:numPr>
       </w:pPr>
-      <w:hyperlink r:id="rId122">
+      <w:hyperlink r:id="rId142">
         <w:r>
           <w:rPr>
             <w:rStyle w:val="Hyperlink"/>
@@ -23962,7 +23914,7 @@
           <w:numId w:val="1105"/>
         </w:numPr>
       </w:pPr>
-      <w:hyperlink r:id="rId177">
+      <w:hyperlink r:id="rId197">
         <w:r>
           <w:rPr>
             <w:rStyle w:val="Hyperlink"/>
@@ -23979,7 +23931,7 @@
           <w:numId w:val="1105"/>
         </w:numPr>
       </w:pPr>
-      <w:hyperlink r:id="rId126">
+      <w:hyperlink r:id="rId146">
         <w:r>
           <w:rPr>
             <w:rStyle w:val="Hyperlink"/>
@@ -23996,7 +23948,7 @@
           <w:numId w:val="1105"/>
         </w:numPr>
       </w:pPr>
-      <w:hyperlink r:id="rId127">
+      <w:hyperlink r:id="rId147">
         <w:r>
           <w:rPr>
             <w:rStyle w:val="Hyperlink"/>
@@ -24013,7 +23965,7 @@
           <w:numId w:val="1105"/>
         </w:numPr>
       </w:pPr>
-      <w:hyperlink r:id="rId178">
+      <w:hyperlink r:id="rId198">
         <w:r>
           <w:rPr>
             <w:rStyle w:val="Hyperlink"/>
@@ -24030,7 +23982,7 @@
           <w:numId w:val="1105"/>
         </w:numPr>
       </w:pPr>
-      <w:hyperlink r:id="rId179">
+      <w:hyperlink r:id="rId199">
         <w:r>
           <w:rPr>
             <w:rStyle w:val="Hyperlink"/>
@@ -24047,7 +23999,7 @@
           <w:numId w:val="1105"/>
         </w:numPr>
       </w:pPr>
-      <w:hyperlink r:id="rId180">
+      <w:hyperlink r:id="rId200">
         <w:r>
           <w:rPr>
             <w:rStyle w:val="Hyperlink"/>
@@ -24064,7 +24016,7 @@
           <w:numId w:val="1105"/>
         </w:numPr>
       </w:pPr>
-      <w:hyperlink r:id="rId181">
+      <w:hyperlink r:id="rId201">
         <w:r>
           <w:rPr>
             <w:rStyle w:val="Hyperlink"/>
@@ -24073,8 +24025,8 @@
         </w:r>
       </w:hyperlink>
     </w:p>
-    <w:bookmarkEnd w:id="182"/>
-    <w:bookmarkStart w:id="184" w:name="performance-lab-and-standalone-plugins"/>
+    <w:bookmarkEnd w:id="202"/>
+    <w:bookmarkStart w:id="204" w:name="performance-lab-and-standalone-plugins"/>
     <w:p>
       <w:pPr>
         <w:pStyle w:val="Heading3"/>
@@ -24091,7 +24043,7 @@
           <w:numId w:val="1106"/>
         </w:numPr>
       </w:pPr>
-      <w:hyperlink r:id="rId120">
+      <w:hyperlink r:id="rId140">
         <w:r>
           <w:rPr>
             <w:rStyle w:val="Hyperlink"/>
@@ -24108,7 +24060,7 @@
           <w:numId w:val="1106"/>
         </w:numPr>
       </w:pPr>
-      <w:hyperlink r:id="rId123">
+      <w:hyperlink r:id="rId143">
         <w:r>
           <w:rPr>
             <w:rStyle w:val="Hyperlink"/>
@@ -24125,7 +24077,7 @@
           <w:numId w:val="1106"/>
         </w:numPr>
       </w:pPr>
-      <w:hyperlink r:id="rId183">
+      <w:hyperlink r:id="rId203">
         <w:r>
           <w:rPr>
             <w:rStyle w:val="Hyperlink"/>
@@ -24134,8 +24086,8 @@
         </w:r>
       </w:hyperlink>
     </w:p>
-    <w:bookmarkEnd w:id="184"/>
-    <w:bookmarkStart w:id="191" w:name="web-platform-core-web-vitals"/>
+    <w:bookmarkEnd w:id="204"/>
+    <w:bookmarkStart w:id="211" w:name="web-platform-core-web-vitals"/>
     <w:p>
       <w:pPr>
         <w:pStyle w:val="Heading3"/>
@@ -24152,7 +24104,7 @@
           <w:numId w:val="1107"/>
         </w:numPr>
       </w:pPr>
-      <w:hyperlink r:id="rId185">
+      <w:hyperlink r:id="rId205">
         <w:r>
           <w:rPr>
             <w:rStyle w:val="Hyperlink"/>
@@ -24169,7 +24121,7 @@
           <w:numId w:val="1107"/>
         </w:numPr>
       </w:pPr>
-      <w:hyperlink r:id="rId186">
+      <w:hyperlink r:id="rId206">
         <w:r>
           <w:rPr>
             <w:rStyle w:val="Hyperlink"/>
@@ -24186,7 +24138,7 @@
           <w:numId w:val="1107"/>
         </w:numPr>
       </w:pPr>
-      <w:hyperlink r:id="rId187">
+      <w:hyperlink r:id="rId207">
         <w:r>
           <w:rPr>
             <w:rStyle w:val="Hyperlink"/>
@@ -24203,7 +24155,7 @@
           <w:numId w:val="1107"/>
         </w:numPr>
       </w:pPr>
-      <w:hyperlink r:id="rId188">
+      <w:hyperlink r:id="rId208">
         <w:r>
           <w:rPr>
             <w:rStyle w:val="Hyperlink"/>
@@ -24220,7 +24172,7 @@
           <w:numId w:val="1107"/>
         </w:numPr>
       </w:pPr>
-      <w:hyperlink r:id="rId139">
+      <w:hyperlink r:id="rId159">
         <w:r>
           <w:rPr>
             <w:rStyle w:val="VerbatimChar"/>
@@ -24249,7 +24201,7 @@
           <w:numId w:val="1107"/>
         </w:numPr>
       </w:pPr>
-      <w:hyperlink r:id="rId189">
+      <w:hyperlink r:id="rId209">
         <w:r>
           <w:rPr>
             <w:rStyle w:val="Hyperlink"/>
@@ -24266,7 +24218,7 @@
           <w:numId w:val="1107"/>
         </w:numPr>
       </w:pPr>
-      <w:hyperlink r:id="rId190">
+      <w:hyperlink r:id="rId210">
         <w:r>
           <w:rPr>
             <w:rStyle w:val="Hyperlink"/>
@@ -24287,8 +24239,8 @@
         </w:r>
       </w:hyperlink>
     </w:p>
-    <w:bookmarkEnd w:id="191"/>
-    <w:bookmarkStart w:id="193" w:name="advanced-admin-handbook-pr"/>
+    <w:bookmarkEnd w:id="211"/>
+    <w:bookmarkStart w:id="213" w:name="advanced-admin-handbook-pr"/>
     <w:p>
       <w:pPr>
         <w:pStyle w:val="Heading3"/>
@@ -24305,7 +24257,7 @@
           <w:numId w:val="1108"/>
         </w:numPr>
       </w:pPr>
-      <w:hyperlink r:id="rId192">
+      <w:hyperlink r:id="rId212">
         <w:r>
           <w:rPr>
             <w:rStyle w:val="Hyperlink"/>
@@ -24314,11 +24266,11 @@
         </w:r>
       </w:hyperlink>
     </w:p>
-    <w:bookmarkEnd w:id="193"/>
-    <w:bookmarkEnd w:id="194"/>
-    <w:bookmarkEnd w:id="195"/>
+    <w:bookmarkEnd w:id="213"/>
+    <w:bookmarkEnd w:id="214"/>
+    <w:bookmarkEnd w:id="215"/>
     <w:sectPr>
-      <w:footerReference r:id="rId9" w:type="default"/>
+      <w:footerReference r:id="rId31" w:type="default"/>
       <w:footnotePr>
         <w:numRestart w:val="eachSect"/>
       </w:footnotePr>

--- a/WordPress-Performance-Optimization-Developer-Reference.docx
+++ b/WordPress-Performance-Optimization-Developer-Reference.docx
@@ -26,7 +26,7 @@
         <w:t xml:space="preserve">Dan Knauss, General Editor</w:t>
       </w:r>
     </w:p>
-    <w:bookmarkStart w:id="20" w:name="X6294fe62c28626c3fccd7e0104a803ccb94cfbf"/>
+    <w:bookmarkStart w:id="40" w:name="X6294fe62c28626c3fccd7e0104a803ccb94cfbf"/>
     <w:p>
       <w:pPr>
         <w:pStyle w:val="Heading1"/>
@@ -246,8 +246,8 @@
         </w:pict>
       </w:r>
     </w:p>
-    <w:bookmarkEnd w:id="20"/>
-    <w:bookmarkStart w:id="195" w:name="table-of-contents"/>
+    <w:bookmarkEnd w:id="40"/>
+    <w:bookmarkStart w:id="215" w:name="table-of-contents"/>
     <w:p>
       <w:pPr>
         <w:pStyle w:val="Heading1"/>
@@ -2719,7 +2719,7 @@
         </w:r>
       </w:hyperlink>
     </w:p>
-    <w:bookmarkStart w:id="21" w:name="X7dc7409828b4ef0cfa17311e3284cbcd9fce67b"/>
+    <w:bookmarkStart w:id="41" w:name="X7dc7409828b4ef0cfa17311e3284cbcd9fce67b"/>
     <w:p>
       <w:pPr>
         <w:pStyle w:val="Heading2"/>
@@ -2979,8 +2979,8 @@
         </w:pict>
       </w:r>
     </w:p>
-    <w:bookmarkEnd w:id="21"/>
-    <w:bookmarkStart w:id="29" w:name="source-strengths-and-how-to-use-them"/>
+    <w:bookmarkEnd w:id="41"/>
+    <w:bookmarkStart w:id="49" w:name="source-strengths-and-how-to-use-them"/>
     <w:p>
       <w:pPr>
         <w:pStyle w:val="Heading2"/>
@@ -2989,7 +2989,7 @@
         <w:t xml:space="preserve">2. Source strengths and how to use them</w:t>
       </w:r>
     </w:p>
-    <w:bookmarkStart w:id="22" w:name="X477de4d673d56e4422133712ebd701cb0364287"/>
+    <w:bookmarkStart w:id="42" w:name="X477de4d673d56e4422133712ebd701cb0364287"/>
     <w:p>
       <w:pPr>
         <w:pStyle w:val="Heading3"/>
@@ -3205,8 +3205,8 @@
         <w:t xml:space="preserve">practical operator checklists and client communication.</w:t>
       </w:r>
     </w:p>
-    <w:bookmarkEnd w:id="22"/>
-    <w:bookmarkStart w:id="23" w:name="X4170fa846a401e0a674275e4334f9cf14268479"/>
+    <w:bookmarkEnd w:id="42"/>
+    <w:bookmarkStart w:id="43" w:name="X4170fa846a401e0a674275e4334f9cf14268479"/>
     <w:p>
       <w:pPr>
         <w:pStyle w:val="Heading3"/>
@@ -3424,8 +3424,8 @@
         <w:t xml:space="preserve">Query Monitor appears throughout the source material and belongs to both guide contexts: use it for general diagnosis and for enterprise-scale backend/cache/database investigations.</w:t>
       </w:r>
     </w:p>
-    <w:bookmarkEnd w:id="23"/>
-    <w:bookmarkStart w:id="24" w:name="X8c965753c0293076e5ca15af008581799e5664c"/>
+    <w:bookmarkEnd w:id="43"/>
+    <w:bookmarkStart w:id="44" w:name="X8c965753c0293076e5ca15af008581799e5664c"/>
     <w:p>
       <w:pPr>
         <w:pStyle w:val="Heading3"/>
@@ -3653,8 +3653,8 @@
         <w:t xml:space="preserve">WP-Cron alternatives and the system task scheduler integration.</w:t>
       </w:r>
     </w:p>
-    <w:bookmarkEnd w:id="24"/>
-    <w:bookmarkStart w:id="25" w:name="Xdb2b15ec8b0e64642e4cfd5b504912ea2cf7429"/>
+    <w:bookmarkEnd w:id="44"/>
+    <w:bookmarkStart w:id="45" w:name="Xdb2b15ec8b0e64642e4cfd5b504912ea2cf7429"/>
     <w:p>
       <w:pPr>
         <w:pStyle w:val="Heading3"/>
@@ -3687,19 +3687,7 @@
         <w:t xml:space="preserve"> </w:t>
       </w:r>
       <w:r>
-        <w:t xml:space="preserve">is not a general</w:t>
-      </w:r>
-      <w:r>
-        <w:t xml:space="preserve"> </w:t>
-      </w:r>
-      <w:r>
-        <w:t xml:space="preserve">“turn caching on”</w:t>
-      </w:r>
-      <w:r>
-        <w:t xml:space="preserve"> </w:t>
-      </w:r>
-      <w:r>
-        <w:t xml:space="preserve">switch;</w:t>
+        <w:t xml:space="preserve">is not a general “turn caching on” switch;</w:t>
       </w:r>
     </w:p>
     <w:p>
@@ -3756,8 +3744,8 @@
         <w:t xml:space="preserve">clarifying that transients are not always memory-backed.</w:t>
       </w:r>
     </w:p>
-    <w:bookmarkEnd w:id="25"/>
-    <w:bookmarkStart w:id="28" w:name="naming-boundary-for-source-material"/>
+    <w:bookmarkEnd w:id="45"/>
+    <w:bookmarkStart w:id="48" w:name="naming-boundary-for-source-material"/>
     <w:p>
       <w:pPr>
         <w:pStyle w:val="Heading3"/>
@@ -3776,7 +3764,7 @@
       <w:r>
         <w:t xml:space="preserve"> </w:t>
       </w:r>
-      <w:hyperlink r:id="rId26">
+      <w:hyperlink r:id="rId46">
         <w:r>
           <w:rPr>
             <w:rStyle w:val="VerbatimChar"/>
@@ -3793,7 +3781,7 @@
       <w:r>
         <w:t xml:space="preserve"> </w:t>
       </w:r>
-      <w:hyperlink r:id="rId27">
+      <w:hyperlink r:id="rId47">
         <w:r>
           <w:rPr>
             <w:rStyle w:val="VerbatimChar"/>
@@ -3812,9 +3800,9 @@
         </w:pict>
       </w:r>
     </w:p>
-    <w:bookmarkEnd w:id="28"/>
-    <w:bookmarkEnd w:id="29"/>
-    <w:bookmarkStart w:id="37" w:name="optimization-workflow"/>
+    <w:bookmarkEnd w:id="48"/>
+    <w:bookmarkEnd w:id="49"/>
+    <w:bookmarkStart w:id="57" w:name="optimization-workflow"/>
     <w:p>
       <w:pPr>
         <w:pStyle w:val="Heading2"/>
@@ -3831,7 +3819,7 @@
         <w:t xml:space="preserve">Use this sequence for almost every performance investigation.</w:t>
       </w:r>
     </w:p>
-    <w:bookmarkStart w:id="30" w:name="step-1-define-the-symptom"/>
+    <w:bookmarkStart w:id="50" w:name="step-1-define-the-symptom"/>
     <w:p>
       <w:pPr>
         <w:pStyle w:val="Heading3"/>
@@ -4019,8 +4007,8 @@
         <w:t xml:space="preserve">Site fails during traffic surges?</w:t>
       </w:r>
     </w:p>
-    <w:bookmarkEnd w:id="30"/>
-    <w:bookmarkStart w:id="31" w:name="step-2-identify-the-request-context"/>
+    <w:bookmarkEnd w:id="50"/>
+    <w:bookmarkStart w:id="51" w:name="step-2-identify-the-request-context"/>
     <w:p>
       <w:pPr>
         <w:pStyle w:val="Heading3"/>
@@ -4109,8 +4097,8 @@
         <w:t xml:space="preserve">whether the issue is constant, sporadic, traffic-dependent, or deployment-dependent.</w:t>
       </w:r>
     </w:p>
-    <w:bookmarkEnd w:id="31"/>
-    <w:bookmarkStart w:id="32" w:name="step-3-capture-a-baseline"/>
+    <w:bookmarkEnd w:id="51"/>
+    <w:bookmarkStart w:id="52" w:name="step-3-capture-a-baseline"/>
     <w:p>
       <w:pPr>
         <w:pStyle w:val="Heading3"/>
@@ -4627,8 +4615,8 @@
         </w:tc>
       </w:tr>
     </w:tbl>
-    <w:bookmarkEnd w:id="32"/>
-    <w:bookmarkStart w:id="33" w:name="Xe71bca73bb4daae7e7a9775a72be325c4eccd77"/>
+    <w:bookmarkEnd w:id="52"/>
+    <w:bookmarkStart w:id="53" w:name="Xe71bca73bb4daae7e7a9775a72be325c4eccd77"/>
     <w:p>
       <w:pPr>
         <w:pStyle w:val="Heading3"/>
@@ -4689,8 +4677,8 @@
         <w:t xml:space="preserve">If the page should be cacheable but WordPress is executing, fix cacheability before optimizing PHP or SQL.</w:t>
       </w:r>
     </w:p>
-    <w:bookmarkEnd w:id="33"/>
-    <w:bookmarkStart w:id="34" w:name="X69672490c1ae8238f045fffc3b9c41ec527a52a"/>
+    <w:bookmarkEnd w:id="53"/>
+    <w:bookmarkStart w:id="54" w:name="X69672490c1ae8238f045fffc3b9c41ec527a52a"/>
     <w:p>
       <w:pPr>
         <w:pStyle w:val="Heading3"/>
@@ -4815,8 +4803,8 @@
         <w:t xml:space="preserve">cron/background tasks.</w:t>
       </w:r>
     </w:p>
-    <w:bookmarkEnd w:id="34"/>
-    <w:bookmarkStart w:id="35" w:name="Xd3eb2696c9de1d61c403e90919d834e430b05e9"/>
+    <w:bookmarkEnd w:id="54"/>
+    <w:bookmarkStart w:id="55" w:name="Xd3eb2696c9de1d61c403e90919d834e430b05e9"/>
     <w:p>
       <w:pPr>
         <w:pStyle w:val="Heading3"/>
@@ -4941,8 +4929,8 @@
         <w:t xml:space="preserve">main-thread work in DevTools.</w:t>
       </w:r>
     </w:p>
-    <w:bookmarkEnd w:id="35"/>
-    <w:bookmarkStart w:id="36" w:name="step-7-change-one-thing-and-verify"/>
+    <w:bookmarkEnd w:id="55"/>
+    <w:bookmarkStart w:id="56" w:name="step-7-change-one-thing-and-verify"/>
     <w:p>
       <w:pPr>
         <w:pStyle w:val="Heading3"/>
@@ -4966,9 +4954,9 @@
         </w:pict>
       </w:r>
     </w:p>
-    <w:bookmarkEnd w:id="36"/>
-    <w:bookmarkEnd w:id="37"/>
-    <w:bookmarkStart w:id="39" w:name="cache-layers-and-responsibilities"/>
+    <w:bookmarkEnd w:id="56"/>
+    <w:bookmarkEnd w:id="57"/>
+    <w:bookmarkStart w:id="59" w:name="cache-layers-and-responsibilities"/>
     <w:p>
       <w:pPr>
         <w:pStyle w:val="Heading2"/>
@@ -5384,22 +5372,10 @@
         <w:pStyle w:val="BodyText"/>
       </w:pPr>
       <w:r>
-        <w:t xml:space="preserve">The transients</w:t>
-      </w:r>
-      <w:r>
-        <w:t xml:space="preserve"> </w:t>
-      </w:r>
-      <w:r>
-        <w:t xml:space="preserve">“failure”</w:t>
-      </w:r>
-      <w:r>
-        <w:t xml:space="preserve"> </w:t>
-      </w:r>
-      <w:r>
-        <w:t xml:space="preserve">is not the database fallback itself — the fallback is by design. The failure is writing transient-heavy code without checking whether a persistent object cache is present, so the database silently absorbs work it should not have to do.</w:t>
-      </w:r>
-    </w:p>
-    <w:bookmarkStart w:id="38" w:name="important-distinction"/>
+        <w:t xml:space="preserve">The transients “failure” is not the database fallback itself — the fallback is by design. The failure is writing transient-heavy code without checking whether a persistent object cache is present, so the database silently absorbs work it should not have to do.</w:t>
+      </w:r>
+    </w:p>
+    <w:bookmarkStart w:id="58" w:name="important-distinction"/>
     <w:p>
       <w:pPr>
         <w:pStyle w:val="Heading3"/>
@@ -5540,9 +5516,9 @@
         </w:pict>
       </w:r>
     </w:p>
-    <w:bookmarkEnd w:id="38"/>
-    <w:bookmarkEnd w:id="39"/>
-    <w:bookmarkStart w:id="45" w:name="full-page-cache-and-edge-cache"/>
+    <w:bookmarkEnd w:id="58"/>
+    <w:bookmarkEnd w:id="59"/>
+    <w:bookmarkStart w:id="65" w:name="full-page-cache-and-edge-cache"/>
     <w:p>
       <w:pPr>
         <w:pStyle w:val="Heading2"/>
@@ -5559,7 +5535,7 @@
         <w:t xml:space="preserve">Full-page caching is often the largest backend performance win because it can prevent WordPress from running at all.</w:t>
       </w:r>
     </w:p>
-    <w:bookmarkStart w:id="40" w:name="cacheable-candidates"/>
+    <w:bookmarkStart w:id="60" w:name="cacheable-candidates"/>
     <w:p>
       <w:pPr>
         <w:pStyle w:val="Heading3"/>
@@ -5652,8 +5628,8 @@
         <w:t xml:space="preserve">anonymous GET endpoints that return identical data.</w:t>
       </w:r>
     </w:p>
-    <w:bookmarkEnd w:id="40"/>
-    <w:bookmarkStart w:id="41" w:name="bypass-candidates"/>
+    <w:bookmarkEnd w:id="60"/>
+    <w:bookmarkStart w:id="61" w:name="bypass-candidates"/>
     <w:p>
       <w:pPr>
         <w:pStyle w:val="Heading3"/>
@@ -5770,8 +5746,8 @@
         <w:t xml:space="preserve">pages that vary by permission, session, cart, or account state.</w:t>
       </w:r>
     </w:p>
-    <w:bookmarkEnd w:id="41"/>
-    <w:bookmarkStart w:id="42" w:name="cache-miss-triage"/>
+    <w:bookmarkEnd w:id="61"/>
+    <w:bookmarkStart w:id="62" w:name="cache-miss-triage"/>
     <w:p>
       <w:pPr>
         <w:pStyle w:val="Heading3"/>
@@ -5968,8 +5944,8 @@
         <w:t xml:space="preserve">CDN/origin rule mismatch.</w:t>
       </w:r>
     </w:p>
-    <w:bookmarkEnd w:id="42"/>
-    <w:bookmarkStart w:id="43" w:name="query-string-fragmentation-examples"/>
+    <w:bookmarkEnd w:id="62"/>
+    <w:bookmarkStart w:id="63" w:name="query-string-fragmentation-examples"/>
     <w:p>
       <w:pPr>
         <w:pStyle w:val="Heading3"/>
@@ -6051,8 +6027,8 @@
         <w:t xml:space="preserve">Normalize or ignore marketing parameters when they do not change content. Do not normalize parameters that actually change language, currency, region, personalization, previews, or permissions.</w:t>
       </w:r>
     </w:p>
-    <w:bookmarkEnd w:id="43"/>
-    <w:bookmarkStart w:id="44" w:name="platform-warning"/>
+    <w:bookmarkEnd w:id="63"/>
+    <w:bookmarkStart w:id="64" w:name="platform-warning"/>
     <w:p>
       <w:pPr>
         <w:pStyle w:val="Heading3"/>
@@ -6076,9 +6052,9 @@
         </w:pict>
       </w:r>
     </w:p>
-    <w:bookmarkEnd w:id="44"/>
-    <w:bookmarkEnd w:id="45"/>
-    <w:bookmarkStart w:id="48" w:name="http-headers-ttl-and-invalidation"/>
+    <w:bookmarkEnd w:id="64"/>
+    <w:bookmarkEnd w:id="65"/>
+    <w:bookmarkStart w:id="68" w:name="http-headers-ttl-and-invalidation"/>
     <w:p>
       <w:pPr>
         <w:pStyle w:val="Heading2"/>
@@ -6248,7 +6224,7 @@
         <w:t xml:space="preserve">security headers that might affect resource loading.</w:t>
       </w:r>
     </w:p>
-    <w:bookmarkStart w:id="46" w:name="ttl-guidance"/>
+    <w:bookmarkStart w:id="66" w:name="ttl-guidance"/>
     <w:p>
       <w:pPr>
         <w:pStyle w:val="Heading3"/>
@@ -6317,8 +6293,8 @@
         <w:t xml:space="preserve">Watch for invalidation storms during deploys or high-traffic events.</w:t>
       </w:r>
     </w:p>
-    <w:bookmarkEnd w:id="46"/>
-    <w:bookmarkStart w:id="47" w:name="redirect-diagnostics"/>
+    <w:bookmarkEnd w:id="66"/>
+    <w:bookmarkStart w:id="67" w:name="redirect-diagnostics"/>
     <w:p>
       <w:pPr>
         <w:pStyle w:val="Heading3"/>
@@ -6686,9 +6662,9 @@
         </w:pict>
       </w:r>
     </w:p>
-    <w:bookmarkEnd w:id="47"/>
-    <w:bookmarkEnd w:id="48"/>
-    <w:bookmarkStart w:id="54" w:name="dns-tls-and-http-transport"/>
+    <w:bookmarkEnd w:id="67"/>
+    <w:bookmarkEnd w:id="68"/>
+    <w:bookmarkStart w:id="74" w:name="dns-tls-and-http-transport"/>
     <w:p>
       <w:pPr>
         <w:pStyle w:val="Heading2"/>
@@ -6705,7 +6681,7 @@
         <w:t xml:space="preserve">A page cannot be fast if connection setup is slow. The transport layer is the first place a request spends time, and a misconfigured edge can add hundreds of milliseconds before WordPress even runs.</w:t>
       </w:r>
     </w:p>
-    <w:bookmarkStart w:id="49" w:name="dns"/>
+    <w:bookmarkStart w:id="69" w:name="dns"/>
     <w:p>
       <w:pPr>
         <w:pStyle w:val="Heading3"/>
@@ -6774,8 +6750,8 @@
         <w:t xml:space="preserve">Confirm IPv4 and IPv6 behavior are both intentional.</w:t>
       </w:r>
     </w:p>
-    <w:bookmarkEnd w:id="49"/>
-    <w:bookmarkStart w:id="50" w:name="tls"/>
+    <w:bookmarkEnd w:id="69"/>
+    <w:bookmarkStart w:id="70" w:name="tls"/>
     <w:p>
       <w:pPr>
         <w:pStyle w:val="Heading3"/>
@@ -6844,8 +6820,8 @@
         <w:t xml:space="preserve">Keep certificates auto-renewing; expired certs are a uniquely catastrophic outage.</w:t>
       </w:r>
     </w:p>
-    <w:bookmarkEnd w:id="50"/>
-    <w:bookmarkStart w:id="51" w:name="http2-vs-http3"/>
+    <w:bookmarkEnd w:id="70"/>
+    <w:bookmarkStart w:id="71" w:name="http2-vs-http3"/>
     <w:p>
       <w:pPr>
         <w:pStyle w:val="Heading3"/>
@@ -6914,8 +6890,8 @@
         <w:t xml:space="preserve">).</w:t>
       </w:r>
     </w:p>
-    <w:bookmarkEnd w:id="51"/>
-    <w:bookmarkStart w:id="52" w:name="redirect-chains"/>
+    <w:bookmarkEnd w:id="71"/>
+    <w:bookmarkStart w:id="72" w:name="redirect-chains"/>
     <w:p>
       <w:pPr>
         <w:pStyle w:val="Heading3"/>
@@ -7037,8 +7013,8 @@
         <w:t xml:space="preserve">.</w:t>
       </w:r>
     </w:p>
-    <w:bookmarkEnd w:id="52"/>
-    <w:bookmarkStart w:id="53" w:name="useful-checks"/>
+    <w:bookmarkEnd w:id="72"/>
+    <w:bookmarkStart w:id="73" w:name="useful-checks"/>
     <w:p>
       <w:pPr>
         <w:pStyle w:val="Heading3"/>
@@ -7173,9 +7149,9 @@
         </w:pict>
       </w:r>
     </w:p>
-    <w:bookmarkEnd w:id="53"/>
-    <w:bookmarkEnd w:id="54"/>
-    <w:bookmarkStart w:id="60" w:name="X796ef6c0cede136080d5a78d79622e331daa443"/>
+    <w:bookmarkEnd w:id="73"/>
+    <w:bookmarkEnd w:id="74"/>
+    <w:bookmarkStart w:id="80" w:name="X796ef6c0cede136080d5a78d79622e331daa443"/>
     <w:p>
       <w:pPr>
         <w:pStyle w:val="Heading2"/>
@@ -7225,7 +7201,7 @@
         <w:t xml:space="preserve">Resource hints tell the browser to start work before it would otherwise. Used precisely, they shave hundreds of milliseconds off LCP. Used carelessly, they create connection storms and waste mobile bandwidth.</w:t>
       </w:r>
     </w:p>
-    <w:bookmarkStart w:id="55" w:name="dns-prefetch"/>
+    <w:bookmarkStart w:id="75" w:name="dns-prefetch"/>
     <w:p>
       <w:pPr>
         <w:pStyle w:val="Heading3"/>
@@ -7304,8 +7280,8 @@
         <w:t xml:space="preserve">&gt;</w:t>
       </w:r>
     </w:p>
-    <w:bookmarkEnd w:id="55"/>
-    <w:bookmarkStart w:id="56" w:name="preconnect"/>
+    <w:bookmarkEnd w:id="75"/>
+    <w:bookmarkStart w:id="76" w:name="preconnect"/>
     <w:p>
       <w:pPr>
         <w:pStyle w:val="Heading3"/>
@@ -7441,8 +7417,8 @@
         <w:t xml:space="preserve">for origins that serve credentialed or CORS resources (fonts are the classic example). Without it, the preconnect won’t be reused for the font fetch and you pay the cost twice.</w:t>
       </w:r>
     </w:p>
-    <w:bookmarkEnd w:id="56"/>
-    <w:bookmarkStart w:id="57" w:name="preload"/>
+    <w:bookmarkEnd w:id="76"/>
+    <w:bookmarkStart w:id="77" w:name="preload"/>
     <w:p>
       <w:pPr>
         <w:pStyle w:val="Heading3"/>
@@ -7723,8 +7699,8 @@
         <w:t xml:space="preserve">&gt;</w:t>
       </w:r>
     </w:p>
-    <w:bookmarkEnd w:id="57"/>
-    <w:bookmarkStart w:id="58" w:name="overuse-warnings"/>
+    <w:bookmarkEnd w:id="77"/>
+    <w:bookmarkStart w:id="78" w:name="overuse-warnings"/>
     <w:p>
       <w:pPr>
         <w:pStyle w:val="Heading3"/>
@@ -7799,8 +7775,8 @@
         <w:t xml:space="preserve">of the actual fetch, or the browser will fetch the font twice.</w:t>
       </w:r>
     </w:p>
-    <w:bookmarkEnd w:id="58"/>
-    <w:bookmarkStart w:id="59" w:name="modern-alternative-speculative-loading"/>
+    <w:bookmarkEnd w:id="78"/>
+    <w:bookmarkStart w:id="79" w:name="modern-alternative-speculative-loading"/>
     <w:p>
       <w:pPr>
         <w:pStyle w:val="Heading3"/>
@@ -7824,9 +7800,9 @@
         </w:pict>
       </w:r>
     </w:p>
-    <w:bookmarkEnd w:id="59"/>
-    <w:bookmarkEnd w:id="60"/>
-    <w:bookmarkStart w:id="64" w:name="php-runtime-opcache-and-worker-capacity"/>
+    <w:bookmarkEnd w:id="79"/>
+    <w:bookmarkEnd w:id="80"/>
+    <w:bookmarkStart w:id="84" w:name="php-runtime-opcache-and-worker-capacity"/>
     <w:p>
       <w:pPr>
         <w:pStyle w:val="Heading2"/>
@@ -7843,7 +7819,7 @@
         <w:t xml:space="preserve">When WordPress executes, PHP runtime configuration sets the floor on how fast it can possibly run.</w:t>
       </w:r>
     </w:p>
-    <w:bookmarkStart w:id="61" w:name="opcache"/>
+    <w:bookmarkStart w:id="81" w:name="opcache"/>
     <w:p>
       <w:pPr>
         <w:pStyle w:val="Heading3"/>
@@ -8116,8 +8092,8 @@
         <w:t xml:space="preserve">: PHP’s JIT compiler is not a clear win for WordPress web-request workloads in most measurements. It consumes memory that may be more valuable for OPcache bytecode storage or PHP-FPM workers. Leave JIT off unless representative benchmarks of the specific site — cached and uncached paths, p95 TTFB, worker saturation, and OPcache memory headroom — show a measurable benefit.</w:t>
       </w:r>
     </w:p>
-    <w:bookmarkEnd w:id="61"/>
-    <w:bookmarkStart w:id="62" w:name="php-workers"/>
+    <w:bookmarkEnd w:id="81"/>
+    <w:bookmarkStart w:id="82" w:name="php-workers"/>
     <w:p>
       <w:pPr>
         <w:pStyle w:val="Heading3"/>
@@ -8170,8 +8146,8 @@
         <w:t xml:space="preserve">If workers are spending time on slow plugins or external HTTP calls, the fix is to shorten those calls (or move them to background work) rather than adding workers indefinitely.</w:t>
       </w:r>
     </w:p>
-    <w:bookmarkEnd w:id="62"/>
-    <w:bookmarkStart w:id="63" w:name="php-version"/>
+    <w:bookmarkEnd w:id="82"/>
+    <w:bookmarkStart w:id="83" w:name="php-version"/>
     <w:p>
       <w:pPr>
         <w:pStyle w:val="Heading3"/>
@@ -8195,9 +8171,9 @@
         </w:pict>
       </w:r>
     </w:p>
-    <w:bookmarkEnd w:id="63"/>
-    <w:bookmarkEnd w:id="64"/>
-    <w:bookmarkStart w:id="68" w:name="wordpress-runtime-and-plugintheme-cost"/>
+    <w:bookmarkEnd w:id="83"/>
+    <w:bookmarkEnd w:id="84"/>
+    <w:bookmarkStart w:id="88" w:name="wordpress-runtime-and-plugintheme-cost"/>
     <w:p>
       <w:pPr>
         <w:pStyle w:val="Heading2"/>
@@ -8214,7 +8190,7 @@
         <w:t xml:space="preserve">When WordPress executes, every plugin, theme, hook, query, and external call can add cost.</w:t>
       </w:r>
     </w:p>
-    <w:bookmarkStart w:id="65" w:name="developer-checklist"/>
+    <w:bookmarkStart w:id="85" w:name="developer-checklist"/>
     <w:p>
       <w:pPr>
         <w:pStyle w:val="Heading3"/>
@@ -8331,8 +8307,8 @@
         <w:t xml:space="preserve">Are multiple optimization plugins modifying the same assets or cache layers?</w:t>
       </w:r>
     </w:p>
-    <w:bookmarkEnd w:id="65"/>
-    <w:bookmarkStart w:id="66" w:name="hook-profiling"/>
+    <w:bookmarkEnd w:id="85"/>
+    <w:bookmarkStart w:id="86" w:name="hook-profiling"/>
     <w:p>
       <w:pPr>
         <w:pStyle w:val="Heading3"/>
@@ -8628,8 +8604,8 @@
         <w:t xml:space="preserve"> doctor check</w:t>
       </w:r>
     </w:p>
-    <w:bookmarkEnd w:id="66"/>
-    <w:bookmarkStart w:id="67" w:name="plugin-stack-guidance"/>
+    <w:bookmarkEnd w:id="86"/>
+    <w:bookmarkStart w:id="87" w:name="plugin-stack-guidance"/>
     <w:p>
       <w:pPr>
         <w:pStyle w:val="Heading3"/>
@@ -8769,9 +8745,9 @@
         </w:pict>
       </w:r>
     </w:p>
-    <w:bookmarkEnd w:id="67"/>
-    <w:bookmarkEnd w:id="68"/>
-    <w:bookmarkStart w:id="75" w:name="database-performance"/>
+    <w:bookmarkEnd w:id="87"/>
+    <w:bookmarkEnd w:id="88"/>
+    <w:bookmarkStart w:id="95" w:name="database-performance"/>
     <w:p>
       <w:pPr>
         <w:pStyle w:val="Heading2"/>
@@ -8785,22 +8761,10 @@
         <w:pStyle w:val="FirstParagraph"/>
       </w:pPr>
       <w:r>
-        <w:t xml:space="preserve">Database optimization is not</w:t>
-      </w:r>
-      <w:r>
-        <w:t xml:space="preserve"> </w:t>
-      </w:r>
-      <w:r>
-        <w:t xml:space="preserve">“cleaning the database.”</w:t>
-      </w:r>
-      <w:r>
-        <w:t xml:space="preserve"> </w:t>
-      </w:r>
-      <w:r>
-        <w:t xml:space="preserve">It is reducing expensive reads/writes and making unavoidable queries efficient.</w:t>
-      </w:r>
-    </w:p>
-    <w:bookmarkStart w:id="69" w:name="primary-signals"/>
+        <w:t xml:space="preserve">Database optimization is not “cleaning the database.” It is reducing expensive reads/writes and making unavoidable queries efficient.</w:t>
+      </w:r>
+    </w:p>
+    <w:bookmarkStart w:id="89" w:name="primary-signals"/>
     <w:p>
       <w:pPr>
         <w:pStyle w:val="Heading3"/>
@@ -8929,8 +8893,8 @@
         <w:t xml:space="preserve">search/filtering that belongs in a search index.</w:t>
       </w:r>
     </w:p>
-    <w:bookmarkEnd w:id="69"/>
-    <w:bookmarkStart w:id="70" w:name="wp_query-best-practices"/>
+    <w:bookmarkEnd w:id="89"/>
+    <w:bookmarkStart w:id="90" w:name="wp_query-best-practices"/>
     <w:p>
       <w:pPr>
         <w:pStyle w:val="Heading3"/>
@@ -9320,8 +9284,8 @@
         <w:t xml:space="preserve">This may appear harmless in development and fail at production scale.</w:t>
       </w:r>
     </w:p>
-    <w:bookmarkEnd w:id="70"/>
-    <w:bookmarkStart w:id="71" w:name="dangerous-patterns"/>
+    <w:bookmarkEnd w:id="90"/>
+    <w:bookmarkStart w:id="91" w:name="dangerous-patterns"/>
     <w:p>
       <w:pPr>
         <w:pStyle w:val="Heading3"/>
@@ -9474,8 +9438,8 @@
         <w:t xml:space="preserve">repeated queries in template partials.</w:t>
       </w:r>
     </w:p>
-    <w:bookmarkEnd w:id="71"/>
-    <w:bookmarkStart w:id="72" w:name="not-in-example-to-scrutinize"/>
+    <w:bookmarkEnd w:id="91"/>
+    <w:bookmarkStart w:id="92" w:name="not-in-example-to-scrutinize"/>
     <w:p>
       <w:pPr>
         <w:pStyle w:val="Heading3"/>
@@ -9707,8 +9671,8 @@
         <w:t xml:space="preserve">Large exclusions often scale poorly. Prefer positive selection, precomputed sets, or different data modeling when possible.</w:t>
       </w:r>
     </w:p>
-    <w:bookmarkEnd w:id="72"/>
-    <w:bookmarkStart w:id="73" w:name="like-examples"/>
+    <w:bookmarkEnd w:id="92"/>
+    <w:bookmarkStart w:id="93" w:name="like-examples"/>
     <w:p>
       <w:pPr>
         <w:pStyle w:val="Heading3"/>
@@ -9888,8 +9852,8 @@
         <w:t xml:space="preserve">The second form is more index-friendly than a leading wildcard, but serious search workloads should usually move to dedicated search infrastructure.</w:t>
       </w:r>
     </w:p>
-    <w:bookmarkEnd w:id="73"/>
-    <w:bookmarkStart w:id="74" w:name="explain"/>
+    <w:bookmarkEnd w:id="93"/>
+    <w:bookmarkStart w:id="94" w:name="explain"/>
     <w:p>
       <w:pPr>
         <w:pStyle w:val="Heading3"/>
@@ -10252,9 +10216,9 @@
         </w:pict>
       </w:r>
     </w:p>
-    <w:bookmarkEnd w:id="74"/>
-    <w:bookmarkEnd w:id="75"/>
-    <w:bookmarkStart w:id="80" w:name="X3b359a510d8b4b5b3caa461c27c179332f56bbb"/>
+    <w:bookmarkEnd w:id="94"/>
+    <w:bookmarkEnd w:id="95"/>
+    <w:bookmarkStart w:id="100" w:name="X3b359a510d8b4b5b3caa461c27c179332f56bbb"/>
     <w:p>
       <w:pPr>
         <w:pStyle w:val="Heading2"/>
@@ -10286,7 +10250,7 @@
         <w:t xml:space="preserve">Autoloaded options are loaded early and can affect every request.</w:t>
       </w:r>
     </w:p>
-    <w:bookmarkStart w:id="76" w:name="what-changed-in-wordpress-6.6"/>
+    <w:bookmarkStart w:id="96" w:name="what-changed-in-wordpress-6.6"/>
     <w:p>
       <w:pPr>
         <w:pStyle w:val="Heading3"/>
@@ -10611,17 +10575,11 @@
         <w:t xml:space="preserve"> </w:t>
       </w:r>
       <w:r>
-        <w:t xml:space="preserve">and a Site Health check (</w:t>
-      </w:r>
-      <w:r>
-        <w:t xml:space="preserve">“Autoloaded options could affect performance”</w:t>
-      </w:r>
-      <w:r>
-        <w:t xml:space="preserve">) that warns when total autoload size exceeds ~800 KB.</w:t>
-      </w:r>
-    </w:p>
-    <w:bookmarkEnd w:id="76"/>
-    <w:bookmarkStart w:id="77" w:name="review-queries-6.6-aware"/>
+        <w:t xml:space="preserve">and a Site Health check (“Autoloaded options could affect performance”) that warns when total autoload size exceeds ~800 KB.</w:t>
+      </w:r>
+    </w:p>
+    <w:bookmarkEnd w:id="96"/>
+    <w:bookmarkStart w:id="97" w:name="review-queries-6.6-aware"/>
     <w:p>
       <w:pPr>
         <w:pStyle w:val="Heading3"/>
@@ -11031,8 +10989,8 @@
         <w:t xml:space="preserve">);</w:t>
       </w:r>
     </w:p>
-    <w:bookmarkEnd w:id="77"/>
-    <w:bookmarkStart w:id="78" w:name="changing-autoload-state"/>
+    <w:bookmarkEnd w:id="97"/>
+    <w:bookmarkStart w:id="98" w:name="changing-autoload-state"/>
     <w:p>
       <w:pPr>
         <w:pStyle w:val="Heading3"/>
@@ -11241,8 +11199,8 @@
         <w:t xml:space="preserve"> option set-autoload my_huge_option no</w:t>
       </w:r>
     </w:p>
-    <w:bookmarkEnd w:id="78"/>
-    <w:bookmarkStart w:id="79" w:name="guidance"/>
+    <w:bookmarkEnd w:id="98"/>
+    <w:bookmarkStart w:id="99" w:name="guidance"/>
     <w:p>
       <w:pPr>
         <w:pStyle w:val="Heading3"/>
@@ -11345,9 +11303,9 @@
         </w:pict>
       </w:r>
     </w:p>
-    <w:bookmarkEnd w:id="79"/>
-    <w:bookmarkEnd w:id="80"/>
-    <w:bookmarkStart w:id="90" w:name="transients-and-object-cache"/>
+    <w:bookmarkEnd w:id="99"/>
+    <w:bookmarkEnd w:id="100"/>
+    <w:bookmarkStart w:id="110" w:name="transients-and-object-cache"/>
     <w:p>
       <w:pPr>
         <w:pStyle w:val="Heading2"/>
@@ -11364,7 +11322,7 @@
         <w:t xml:space="preserve">Transients are temporary cached values with expiration, but their backend depends on the environment.</w:t>
       </w:r>
     </w:p>
-    <w:bookmarkStart w:id="81" w:name="core-rule"/>
+    <w:bookmarkStart w:id="101" w:name="core-rule"/>
     <w:p>
       <w:pPr>
         <w:pStyle w:val="Heading3"/>
@@ -11433,8 +11391,8 @@
         <w:t xml:space="preserve">This is the design, not a bug. The bug is writing transient-heavy code without checking which backend is in use.</w:t>
       </w:r>
     </w:p>
-    <w:bookmarkEnd w:id="81"/>
-    <w:bookmarkStart w:id="82" w:name="database-backed-transient-row-pairs"/>
+    <w:bookmarkEnd w:id="101"/>
+    <w:bookmarkStart w:id="102" w:name="database-backed-transient-row-pairs"/>
     <w:p>
       <w:pPr>
         <w:pStyle w:val="Heading3"/>
@@ -11540,8 +11498,8 @@
         <w:t xml:space="preserve">keys (see §24).</w:t>
       </w:r>
     </w:p>
-    <w:bookmarkEnd w:id="82"/>
-    <w:bookmarkStart w:id="83" w:name="the-falsey-value-pitfall"/>
+    <w:bookmarkEnd w:id="102"/>
+    <w:bookmarkStart w:id="103" w:name="the-falsey-value-pitfall"/>
     <w:p>
       <w:pPr>
         <w:pStyle w:val="Heading3"/>
@@ -11993,8 +11951,8 @@
         <w:t xml:space="preserve">;</w:t>
       </w:r>
     </w:p>
-    <w:bookmarkEnd w:id="83"/>
-    <w:bookmarkStart w:id="84" w:name="safe-transient-pattern"/>
+    <w:bookmarkEnd w:id="103"/>
+    <w:bookmarkStart w:id="104" w:name="safe-transient-pattern"/>
     <w:p>
       <w:pPr>
         <w:pStyle w:val="Heading3"/>
@@ -12308,8 +12266,8 @@
         <w:t xml:space="preserve">}</w:t>
       </w:r>
     </w:p>
-    <w:bookmarkEnd w:id="84"/>
-    <w:bookmarkStart w:id="85" w:name="use-transients-for"/>
+    <w:bookmarkEnd w:id="104"/>
+    <w:bookmarkStart w:id="105" w:name="use-transients-for"/>
     <w:p>
       <w:pPr>
         <w:pStyle w:val="Heading3"/>
@@ -12378,8 +12336,8 @@
         <w:t xml:space="preserve">short-lived shared results.</w:t>
       </w:r>
     </w:p>
-    <w:bookmarkEnd w:id="85"/>
-    <w:bookmarkStart w:id="86" w:name="avoid-transients-for"/>
+    <w:bookmarkEnd w:id="105"/>
+    <w:bookmarkStart w:id="106" w:name="avoid-transients-for"/>
     <w:p>
       <w:pPr>
         <w:pStyle w:val="Heading3"/>
@@ -12472,8 +12430,8 @@
         <w:t xml:space="preserve">data that changes so frequently it rarely hits cache.</w:t>
       </w:r>
     </w:p>
-    <w:bookmarkEnd w:id="86"/>
-    <w:bookmarkStart w:id="87" w:name="inspect-database-backed-transients"/>
+    <w:bookmarkEnd w:id="106"/>
+    <w:bookmarkStart w:id="107" w:name="inspect-database-backed-transients"/>
     <w:p>
       <w:pPr>
         <w:pStyle w:val="Heading3"/>
@@ -12807,8 +12765,8 @@
         <w:t xml:space="preserve">;</w:t>
       </w:r>
     </w:p>
-    <w:bookmarkEnd w:id="87"/>
-    <w:bookmarkStart w:id="88" w:name="object-cache-monitoring"/>
+    <w:bookmarkEnd w:id="107"/>
+    <w:bookmarkStart w:id="108" w:name="object-cache-monitoring"/>
     <w:p>
       <w:pPr>
         <w:pStyle w:val="Heading3"/>
@@ -12921,8 +12879,8 @@
         <w:t xml:space="preserve">network/service errors.</w:t>
       </w:r>
     </w:p>
-    <w:bookmarkEnd w:id="88"/>
-    <w:bookmarkStart w:id="89" w:name="redis-vs-memcached-and-object-cache-pro"/>
+    <w:bookmarkEnd w:id="108"/>
+    <w:bookmarkStart w:id="109" w:name="redis-vs-memcached-and-object-cache-pro"/>
     <w:p>
       <w:pPr>
         <w:pStyle w:val="Heading3"/>
@@ -13070,9 +13028,9 @@
         </w:pict>
       </w:r>
     </w:p>
-    <w:bookmarkEnd w:id="89"/>
-    <w:bookmarkEnd w:id="90"/>
-    <w:bookmarkStart w:id="94" w:name="race-conditions-and-cache-stampedes"/>
+    <w:bookmarkEnd w:id="109"/>
+    <w:bookmarkEnd w:id="110"/>
+    <w:bookmarkStart w:id="114" w:name="race-conditions-and-cache-stampedes"/>
     <w:p>
       <w:pPr>
         <w:pStyle w:val="Heading2"/>
@@ -13089,7 +13047,7 @@
         <w:t xml:space="preserve">Cache stampedes happen when many requests miss the same expensive cache key and all regenerate it simultaneously.</w:t>
       </w:r>
     </w:p>
-    <w:bookmarkStart w:id="91" w:name="object-cache-form"/>
+    <w:bookmarkStart w:id="111" w:name="object-cache-form"/>
     <w:p>
       <w:pPr>
         <w:pStyle w:val="Heading3"/>
@@ -13813,8 +13771,8 @@
         <w:t xml:space="preserve">}</w:t>
       </w:r>
     </w:p>
-    <w:bookmarkEnd w:id="91"/>
-    <w:bookmarkStart w:id="92" w:name="transient-form"/>
+    <w:bookmarkEnd w:id="111"/>
+    <w:bookmarkStart w:id="112" w:name="transient-form"/>
     <w:p>
       <w:pPr>
         <w:pStyle w:val="Heading3"/>
@@ -14402,8 +14360,8 @@
         <w:t xml:space="preserve">The lock’s TTL is only a safety property after the lock is shared across requests. Without a persistent object cache, the lock is only request-local and does not prevent a stampede.</w:t>
       </w:r>
     </w:p>
-    <w:bookmarkEnd w:id="92"/>
-    <w:bookmarkStart w:id="93" w:name="additional-tactics"/>
+    <w:bookmarkEnd w:id="112"/>
+    <w:bookmarkStart w:id="113" w:name="additional-tactics"/>
     <w:p>
       <w:pPr>
         <w:pStyle w:val="Heading3"/>
@@ -14491,9 +14449,9 @@
         </w:pict>
       </w:r>
     </w:p>
-    <w:bookmarkEnd w:id="93"/>
-    <w:bookmarkEnd w:id="94"/>
-    <w:bookmarkStart w:id="97" w:name="rest-api-ajax-and-follow-up-requests"/>
+    <w:bookmarkEnd w:id="113"/>
+    <w:bookmarkEnd w:id="114"/>
+    <w:bookmarkStart w:id="117" w:name="rest-api-ajax-and-follow-up-requests"/>
     <w:p>
       <w:pPr>
         <w:pStyle w:val="Heading2"/>
@@ -14620,7 +14578,7 @@
         <w:t xml:space="preserve">polling.</w:t>
       </w:r>
     </w:p>
-    <w:bookmarkStart w:id="95" w:name="rest-guidance"/>
+    <w:bookmarkStart w:id="115" w:name="rest-guidance"/>
     <w:p>
       <w:pPr>
         <w:pStyle w:val="Heading3"/>
@@ -14689,8 +14647,8 @@
         <w:t xml:space="preserve">Avoid polling when event-driven updates are possible.</w:t>
       </w:r>
     </w:p>
-    <w:bookmarkEnd w:id="95"/>
-    <w:bookmarkStart w:id="96" w:name="ajax-guidance"/>
+    <w:bookmarkEnd w:id="115"/>
+    <w:bookmarkStart w:id="116" w:name="ajax-guidance"/>
     <w:p>
       <w:pPr>
         <w:pStyle w:val="Heading3"/>
@@ -14784,9 +14742,9 @@
         </w:pict>
       </w:r>
     </w:p>
-    <w:bookmarkEnd w:id="96"/>
-    <w:bookmarkEnd w:id="97"/>
-    <w:bookmarkStart w:id="100" w:name="X80892b5dc2d2cfc7ada69a0def2a76ca358ae76"/>
+    <w:bookmarkEnd w:id="116"/>
+    <w:bookmarkEnd w:id="117"/>
+    <w:bookmarkStart w:id="120" w:name="X80892b5dc2d2cfc7ada69a0def2a76ca358ae76"/>
     <w:p>
       <w:pPr>
         <w:pStyle w:val="Heading2"/>
@@ -14803,7 +14761,7 @@
         <w:t xml:space="preserve">Request-triggered WP-Cron can create unpredictable user-facing latency. On production and high-traffic sites, move due-event execution to a real scheduler — but the order matters.</w:t>
       </w:r>
     </w:p>
-    <w:bookmarkStart w:id="98" w:name="production-pattern"/>
+    <w:bookmarkStart w:id="118" w:name="production-pattern"/>
     <w:p>
       <w:pPr>
         <w:pStyle w:val="Heading3"/>
@@ -15401,8 +15359,8 @@
         <w:t xml:space="preserve">/ every five minutes. The right answer depends on what is scheduled. If you have second-counts-late jobs, run every minute; otherwise five minutes is the calmer default.</w:t>
       </w:r>
     </w:p>
-    <w:bookmarkEnd w:id="98"/>
-    <w:bookmarkStart w:id="99" w:name="review"/>
+    <w:bookmarkEnd w:id="118"/>
+    <w:bookmarkStart w:id="119" w:name="review"/>
     <w:p>
       <w:pPr>
         <w:pStyle w:val="Heading3"/>
@@ -15411,9 +15369,9 @@
         <w:t xml:space="preserve">Review</w:t>
       </w:r>
     </w:p>
-    <w:bookmarkEnd w:id="99"/>
-    <w:bookmarkEnd w:id="100"/>
-    <w:bookmarkStart w:id="104" w:name="wp-config.php-as-policy"/>
+    <w:bookmarkEnd w:id="119"/>
+    <w:bookmarkEnd w:id="120"/>
+    <w:bookmarkStart w:id="124" w:name="wp-config.php-as-policy"/>
     <w:p>
       <w:pPr>
         <w:pStyle w:val="Heading2"/>
@@ -16002,7 +15960,7 @@
         <w:t xml:space="preserve">;</w:t>
       </w:r>
     </w:p>
-    <w:bookmarkStart w:id="101" w:name="heartbeat-api"/>
+    <w:bookmarkStart w:id="121" w:name="heartbeat-api"/>
     <w:p>
       <w:pPr>
         <w:pStyle w:val="Heading3"/>
@@ -16228,8 +16186,8 @@
         <w:t xml:space="preserve">;</w:t>
       </w:r>
     </w:p>
-    <w:bookmarkEnd w:id="101"/>
-    <w:bookmarkStart w:id="102" w:name="xml-rpc"/>
+    <w:bookmarkEnd w:id="121"/>
+    <w:bookmarkStart w:id="122" w:name="xml-rpc"/>
     <w:p>
       <w:pPr>
         <w:pStyle w:val="Heading3"/>
@@ -16293,8 +16251,8 @@
         <w:t xml:space="preserve">;</w:t>
       </w:r>
     </w:p>
-    <w:bookmarkEnd w:id="102"/>
-    <w:bookmarkStart w:id="103" w:name="emojis-and-embeds"/>
+    <w:bookmarkEnd w:id="122"/>
+    <w:bookmarkStart w:id="123" w:name="emojis-and-embeds"/>
     <w:p>
       <w:pPr>
         <w:pStyle w:val="Heading3"/>
@@ -16481,9 +16439,9 @@
         </w:pict>
       </w:r>
     </w:p>
-    <w:bookmarkEnd w:id="103"/>
-    <w:bookmarkEnd w:id="104"/>
-    <w:bookmarkStart w:id="105" w:name="partial-output-fragment-caching"/>
+    <w:bookmarkEnd w:id="123"/>
+    <w:bookmarkEnd w:id="124"/>
+    <w:bookmarkStart w:id="125" w:name="partial-output-fragment-caching"/>
     <w:p>
       <w:pPr>
         <w:pStyle w:val="Heading2"/>
@@ -17670,8 +17628,8 @@
         <w:t xml:space="preserve">above) to make targeted flushes possible.</w:t>
       </w:r>
     </w:p>
-    <w:bookmarkEnd w:id="105"/>
-    <w:bookmarkStart w:id="115" w:name="frontend-and-browser-performance"/>
+    <w:bookmarkEnd w:id="125"/>
+    <w:bookmarkStart w:id="135" w:name="frontend-and-browser-performance"/>
     <w:p>
       <w:pPr>
         <w:pStyle w:val="Heading2"/>
@@ -17688,7 +17646,7 @@
         <w:t xml:space="preserve">A fast origin response does not guarantee a fast experience.</w:t>
       </w:r>
     </w:p>
-    <w:bookmarkStart w:id="106" w:name="core-web-vitals-thresholds"/>
+    <w:bookmarkStart w:id="126" w:name="core-web-vitals-thresholds"/>
     <w:p>
       <w:pPr>
         <w:pStyle w:val="Heading3"/>
@@ -17933,8 +17891,8 @@
         <w:t xml:space="preserve">across a site’s real users. INP replaced FID as a Core Web Vital on March 12, 2024.</w:t>
       </w:r>
     </w:p>
-    <w:bookmarkEnd w:id="106"/>
-    <w:bookmarkStart w:id="107" w:name="lcp-checklist"/>
+    <w:bookmarkEnd w:id="126"/>
+    <w:bookmarkStart w:id="127" w:name="lcp-checklist"/>
     <w:p>
       <w:pPr>
         <w:pStyle w:val="Heading3"/>
@@ -18027,8 +17985,8 @@
         <w:t xml:space="preserve">Preload only truly critical resources (see §8).</w:t>
       </w:r>
     </w:p>
-    <w:bookmarkEnd w:id="107"/>
-    <w:bookmarkStart w:id="108" w:name="inp-checklist"/>
+    <w:bookmarkEnd w:id="127"/>
+    <w:bookmarkStart w:id="128" w:name="inp-checklist"/>
     <w:p>
       <w:pPr>
         <w:pStyle w:val="Heading3"/>
@@ -18109,8 +18067,8 @@
         <w:t xml:space="preserve">Split work and avoid blocking the main thread.</w:t>
       </w:r>
     </w:p>
-    <w:bookmarkEnd w:id="108"/>
-    <w:bookmarkStart w:id="109" w:name="cls-checklist"/>
+    <w:bookmarkEnd w:id="128"/>
+    <w:bookmarkStart w:id="129" w:name="cls-checklist"/>
     <w:p>
       <w:pPr>
         <w:pStyle w:val="Heading3"/>
@@ -18167,8 +18125,8 @@
         <w:t xml:space="preserve">Avoid injecting content above existing content after render.</w:t>
       </w:r>
     </w:p>
-    <w:bookmarkEnd w:id="109"/>
-    <w:bookmarkStart w:id="110" w:name="images"/>
+    <w:bookmarkEnd w:id="129"/>
+    <w:bookmarkStart w:id="130" w:name="images"/>
     <w:p>
       <w:pPr>
         <w:pStyle w:val="Heading3"/>
@@ -18322,8 +18280,8 @@
         <w:t xml:space="preserve">Preload the true LCP image only when necessary.</w:t>
       </w:r>
     </w:p>
-    <w:bookmarkEnd w:id="110"/>
-    <w:bookmarkStart w:id="111" w:name="fonts-foit-vs-fout"/>
+    <w:bookmarkEnd w:id="130"/>
+    <w:bookmarkStart w:id="131" w:name="fonts-foit-vs-fout"/>
     <w:p>
       <w:pPr>
         <w:pStyle w:val="Heading3"/>
@@ -18553,8 +18511,8 @@
         <w:t xml:space="preserve">(see §8).</w:t>
       </w:r>
     </w:p>
-    <w:bookmarkEnd w:id="111"/>
-    <w:bookmarkStart w:id="112" w:name="css-and-javascript"/>
+    <w:bookmarkEnd w:id="131"/>
+    <w:bookmarkStart w:id="132" w:name="css-and-javascript"/>
     <w:p>
       <w:pPr>
         <w:pStyle w:val="Heading3"/>
@@ -18653,8 +18611,8 @@
         <w:t xml:space="preserve">Trace every asset back to the plugin/theme that enqueued it.</w:t>
       </w:r>
     </w:p>
-    <w:bookmarkEnd w:id="112"/>
-    <w:bookmarkStart w:id="113" w:name="critical-css"/>
+    <w:bookmarkEnd w:id="132"/>
+    <w:bookmarkStart w:id="133" w:name="critical-css"/>
     <w:p>
       <w:pPr>
         <w:pStyle w:val="Heading3"/>
@@ -18764,8 +18722,8 @@
         <w:t xml:space="preserve">Re-generate when the design changes; stale critical CSS is worse than none.</w:t>
       </w:r>
     </w:p>
-    <w:bookmarkEnd w:id="113"/>
-    <w:bookmarkStart w:id="114" w:name="X6af6c678f9999d6c956fbe683c689bc5b7e772f"/>
+    <w:bookmarkEnd w:id="133"/>
+    <w:bookmarkStart w:id="134" w:name="X6af6c678f9999d6c956fbe683c689bc5b7e772f"/>
     <w:p>
       <w:pPr>
         <w:pStyle w:val="Heading3"/>
@@ -18789,9 +18747,9 @@
         </w:pict>
       </w:r>
     </w:p>
-    <w:bookmarkEnd w:id="114"/>
-    <w:bookmarkEnd w:id="115"/>
-    <w:bookmarkStart w:id="116" w:name="page-builders-themes-and-dom-bloat"/>
+    <w:bookmarkEnd w:id="134"/>
+    <w:bookmarkEnd w:id="135"/>
+    <w:bookmarkStart w:id="136" w:name="page-builders-themes-and-dom-bloat"/>
     <w:p>
       <w:pPr>
         <w:pStyle w:val="Heading2"/>
@@ -18943,8 +18901,8 @@
         </w:pict>
       </w:r>
     </w:p>
-    <w:bookmarkEnd w:id="116"/>
-    <w:bookmarkStart w:id="119" w:name="search-sitemaps-and-large-content-sets"/>
+    <w:bookmarkEnd w:id="136"/>
+    <w:bookmarkStart w:id="139" w:name="search-sitemaps-and-large-content-sets"/>
     <w:p>
       <w:pPr>
         <w:pStyle w:val="Heading2"/>
@@ -18953,7 +18911,7 @@
         <w:t xml:space="preserve">21. Search, sitemaps, and large content sets</w:t>
       </w:r>
     </w:p>
-    <w:bookmarkStart w:id="117" w:name="search"/>
+    <w:bookmarkStart w:id="137" w:name="search"/>
     <w:p>
       <w:pPr>
         <w:pStyle w:val="Heading3"/>
@@ -19038,8 +18996,8 @@
         <w:t xml:space="preserve">SQL search creates load.</w:t>
       </w:r>
     </w:p>
-    <w:bookmarkEnd w:id="117"/>
-    <w:bookmarkStart w:id="118" w:name="sitemaps"/>
+    <w:bookmarkEnd w:id="137"/>
+    <w:bookmarkStart w:id="138" w:name="sitemaps"/>
     <w:p>
       <w:pPr>
         <w:pStyle w:val="Heading3"/>
@@ -19123,9 +19081,9 @@
         </w:pict>
       </w:r>
     </w:p>
-    <w:bookmarkEnd w:id="118"/>
-    <w:bookmarkEnd w:id="119"/>
-    <w:bookmarkStart w:id="131" w:name="X46b46a8478f497cf2331c046fb684d7eb3d49c5"/>
+    <w:bookmarkEnd w:id="138"/>
+    <w:bookmarkEnd w:id="139"/>
+    <w:bookmarkStart w:id="151" w:name="X46b46a8478f497cf2331c046fb684d7eb3d49c5"/>
     <w:p>
       <w:pPr>
         <w:pStyle w:val="Heading2"/>
@@ -19150,7 +19108,7 @@
         <w:t xml:space="preserve">Last verified against WordPress 7.0 on 2026-06-14.</w:t>
       </w:r>
     </w:p>
-    <w:bookmarkStart w:id="121" w:name="Xfee1277cede5db2699e5dba19aca26f384fef5f"/>
+    <w:bookmarkStart w:id="141" w:name="Xfee1277cede5db2699e5dba19aca26f384fef5f"/>
     <w:p>
       <w:pPr>
         <w:pStyle w:val="Heading3"/>
@@ -19163,7 +19121,7 @@
       <w:pPr>
         <w:pStyle w:val="FirstParagraph"/>
       </w:pPr>
-      <w:hyperlink r:id="rId120">
+      <w:hyperlink r:id="rId140">
         <w:r>
           <w:rPr>
             <w:rStyle w:val="Hyperlink"/>
@@ -19411,8 +19369,8 @@
         <w:t xml:space="preserve">Recommendation: evaluate Performance Lab on staging, look at the current Featured Plugins list at the verification time, and adopt specific plugins by name only when they match the site’s documented performance need. The catalog changes over time; for example, Performance Lab 4.1.0 removed Web Worker Offloading from the featured list.</w:t>
       </w:r>
     </w:p>
-    <w:bookmarkEnd w:id="121"/>
-    <w:bookmarkStart w:id="124" w:name="X89a17d8dd00cb27c2f49ed2d2cb402a6088d745"/>
+    <w:bookmarkEnd w:id="141"/>
+    <w:bookmarkStart w:id="144" w:name="X89a17d8dd00cb27c2f49ed2d2cb402a6088d745"/>
     <w:p>
       <w:pPr>
         <w:pStyle w:val="Heading3"/>
@@ -19431,7 +19389,7 @@
       <w:r>
         <w:t xml:space="preserve"> </w:t>
       </w:r>
-      <w:hyperlink r:id="rId122">
+      <w:hyperlink r:id="rId142">
         <w:r>
           <w:rPr>
             <w:rStyle w:val="Hyperlink"/>
@@ -19541,7 +19499,7 @@
       <w:r>
         <w:t xml:space="preserve"> </w:t>
       </w:r>
-      <w:hyperlink r:id="rId123">
+      <w:hyperlink r:id="rId143">
         <w:r>
           <w:rPr>
             <w:rStyle w:val="Hyperlink"/>
@@ -19621,8 +19579,8 @@
         <w:t xml:space="preserve">wording as the recommended Core opt-out mechanism.</w:t>
       </w:r>
     </w:p>
-    <w:bookmarkEnd w:id="124"/>
-    <w:bookmarkStart w:id="125" w:name="wp-6.4-and-6.6-options-api-improvements"/>
+    <w:bookmarkEnd w:id="144"/>
+    <w:bookmarkStart w:id="145" w:name="wp-6.4-and-6.6-options-api-improvements"/>
     <w:p>
       <w:pPr>
         <w:pStyle w:val="Heading3"/>
@@ -19744,8 +19702,8 @@
         <w:t xml:space="preserve">, introduced large-option autoload heuristics, and added the Site Health autoload warning.</w:t>
       </w:r>
     </w:p>
-    <w:bookmarkEnd w:id="125"/>
-    <w:bookmarkStart w:id="128" w:name="wordpress-6.9-performance-deltas"/>
+    <w:bookmarkEnd w:id="145"/>
+    <w:bookmarkStart w:id="148" w:name="wordpress-6.9-performance-deltas"/>
     <w:p>
       <w:pPr>
         <w:pStyle w:val="Heading3"/>
@@ -19786,7 +19744,7 @@
       <w:r>
         <w:t xml:space="preserve"> </w:t>
       </w:r>
-      <w:hyperlink r:id="rId126">
+      <w:hyperlink r:id="rId146">
         <w:r>
           <w:rPr>
             <w:rStyle w:val="Hyperlink"/>
@@ -19859,7 +19817,7 @@
       <w:r>
         <w:t xml:space="preserve"> </w:t>
       </w:r>
-      <w:hyperlink r:id="rId127">
+      <w:hyperlink r:id="rId147">
         <w:r>
           <w:rPr>
             <w:rStyle w:val="Hyperlink"/>
@@ -19882,8 +19840,8 @@
         <w:t xml:space="preserve">Treat this as a delta inventory, not a substitute for measurement: verify impact on the specific site with the same baseline and rollback discipline used elsewhere in this guide.</w:t>
       </w:r>
     </w:p>
-    <w:bookmarkEnd w:id="128"/>
-    <w:bookmarkStart w:id="129" w:name="X28bb89160cf88d5f6ff9a0d62133a74b39dad5e"/>
+    <w:bookmarkEnd w:id="148"/>
+    <w:bookmarkStart w:id="149" w:name="X28bb89160cf88d5f6ff9a0d62133a74b39dad5e"/>
     <w:p>
       <w:pPr>
         <w:pStyle w:val="Heading3"/>
@@ -19996,8 +19954,8 @@
         <w:t xml:space="preserve">Treat 7.0 guidance as an upgrade-review prompt: verify plugin/theme compatibility, PHP runtime behavior, admin/editor regressions, and any AI/connector network paths with measurements from the target environment.</w:t>
       </w:r>
     </w:p>
-    <w:bookmarkEnd w:id="129"/>
-    <w:bookmarkStart w:id="130" w:name="auto-image-sizes-and-fetchpriority"/>
+    <w:bookmarkEnd w:id="149"/>
+    <w:bookmarkStart w:id="150" w:name="auto-image-sizes-and-fetchpriority"/>
     <w:p>
       <w:pPr>
         <w:pStyle w:val="Heading3"/>
@@ -20038,9 +19996,9 @@
         <w:t xml:space="preserve">to the LCP image when it can identify one (typically the first large in-content image). For most sites this removes the need for manual LCP preload — verify in DevTools before adding a preload yourself.</w:t>
       </w:r>
     </w:p>
-    <w:bookmarkEnd w:id="130"/>
-    <w:bookmarkEnd w:id="131"/>
-    <w:bookmarkStart w:id="132" w:name="woocommerce-and-dynamic-commerce-flows"/>
+    <w:bookmarkEnd w:id="150"/>
+    <w:bookmarkEnd w:id="151"/>
+    <w:bookmarkStart w:id="152" w:name="woocommerce-and-dynamic-commerce-flows"/>
     <w:p>
       <w:pPr>
         <w:pStyle w:val="Heading2"/>
@@ -20168,8 +20126,8 @@
         </w:pict>
       </w:r>
     </w:p>
-    <w:bookmarkEnd w:id="132"/>
-    <w:bookmarkStart w:id="133" w:name="multisite"/>
+    <w:bookmarkEnd w:id="152"/>
+    <w:bookmarkStart w:id="153" w:name="multisite"/>
     <w:p>
       <w:pPr>
         <w:pStyle w:val="Heading2"/>
@@ -20227,13 +20185,7 @@
         </w:numPr>
       </w:pPr>
       <w:r>
-        <w:t xml:space="preserve">network-wide (</w:t>
-      </w:r>
-      <w:r>
-        <w:t xml:space="preserve">“site”</w:t>
-      </w:r>
-      <w:r>
-        <w:t xml:space="preserve">) transients —</w:t>
+        <w:t xml:space="preserve">network-wide (“site”) transients —</w:t>
       </w:r>
       <w:r>
         <w:t xml:space="preserve"> </w:t>
@@ -20335,8 +20287,8 @@
         </w:pict>
       </w:r>
     </w:p>
-    <w:bookmarkEnd w:id="133"/>
-    <w:bookmarkStart w:id="136" w:name="high-traffic-events-and-load-testing"/>
+    <w:bookmarkEnd w:id="153"/>
+    <w:bookmarkStart w:id="156" w:name="high-traffic-events-and-load-testing"/>
     <w:p>
       <w:pPr>
         <w:pStyle w:val="Heading2"/>
@@ -20353,7 +20305,7 @@
         <w:t xml:space="preserve">High-traffic events require pre-work.</w:t>
       </w:r>
     </w:p>
-    <w:bookmarkStart w:id="134" w:name="preflight"/>
+    <w:bookmarkStart w:id="154" w:name="preflight"/>
     <w:p>
       <w:pPr>
         <w:pStyle w:val="Heading3"/>
@@ -20470,8 +20422,8 @@
         <w:t xml:space="preserve">Prepare rollback and escalation.</w:t>
       </w:r>
     </w:p>
-    <w:bookmarkEnd w:id="134"/>
-    <w:bookmarkStart w:id="135" w:name="load-testing"/>
+    <w:bookmarkEnd w:id="154"/>
+    <w:bookmarkStart w:id="155" w:name="load-testing"/>
     <w:p>
       <w:pPr>
         <w:pStyle w:val="Heading3"/>
@@ -20652,9 +20604,9 @@
         </w:pict>
       </w:r>
     </w:p>
-    <w:bookmarkEnd w:id="135"/>
-    <w:bookmarkEnd w:id="136"/>
-    <w:bookmarkStart w:id="145" w:name="measurement-tools"/>
+    <w:bookmarkEnd w:id="155"/>
+    <w:bookmarkEnd w:id="156"/>
+    <w:bookmarkStart w:id="165" w:name="measurement-tools"/>
     <w:p>
       <w:pPr>
         <w:pStyle w:val="Heading2"/>
@@ -20663,7 +20615,7 @@
         <w:t xml:space="preserve">26. Measurement tools</w:t>
       </w:r>
     </w:p>
-    <w:bookmarkStart w:id="137" w:name="browserlab-tools"/>
+    <w:bookmarkStart w:id="157" w:name="browserlab-tools"/>
     <w:p>
       <w:pPr>
         <w:pStyle w:val="Heading3"/>
@@ -20744,8 +20696,8 @@
         <w:t xml:space="preserve">network waterfalls.</w:t>
       </w:r>
     </w:p>
-    <w:bookmarkEnd w:id="137"/>
-    <w:bookmarkStart w:id="140" w:name="fielduser-tools"/>
+    <w:bookmarkEnd w:id="157"/>
+    <w:bookmarkStart w:id="160" w:name="fielduser-tools"/>
     <w:p>
       <w:pPr>
         <w:pStyle w:val="Heading3"/>
@@ -20762,7 +20714,7 @@
           <w:numId w:val="1090"/>
         </w:numPr>
       </w:pPr>
-      <w:hyperlink r:id="rId138">
+      <w:hyperlink r:id="rId158">
         <w:r>
           <w:rPr>
             <w:rStyle w:val="Hyperlink"/>
@@ -20782,7 +20734,7 @@
           <w:numId w:val="1090"/>
         </w:numPr>
       </w:pPr>
-      <w:hyperlink r:id="rId139">
+      <w:hyperlink r:id="rId159">
         <w:r>
           <w:rPr>
             <w:rStyle w:val="VerbatimChar"/>
@@ -20845,8 +20797,8 @@
         <w:t xml:space="preserve">Core Web Vitals reports.</w:t>
       </w:r>
     </w:p>
-    <w:bookmarkEnd w:id="140"/>
-    <w:bookmarkStart w:id="141" w:name="wordpressbackend-tools"/>
+    <w:bookmarkEnd w:id="160"/>
+    <w:bookmarkStart w:id="161" w:name="wordpressbackend-tools"/>
     <w:p>
       <w:pPr>
         <w:pStyle w:val="Heading3"/>
@@ -21177,8 +21129,8 @@
         <w:t xml:space="preserve">object-cache stats.</w:t>
       </w:r>
     </w:p>
-    <w:bookmarkEnd w:id="141"/>
-    <w:bookmarkStart w:id="142" w:name="php-timing-example"/>
+    <w:bookmarkEnd w:id="161"/>
+    <w:bookmarkStart w:id="162" w:name="php-timing-example"/>
     <w:p>
       <w:pPr>
         <w:pStyle w:val="Heading3"/>
@@ -21465,8 +21417,8 @@
         <w:t xml:space="preserve">}</w:t>
       </w:r>
     </w:p>
-    <w:bookmarkEnd w:id="142"/>
-    <w:bookmarkStart w:id="143" w:name="query-monitor-custom-timer"/>
+    <w:bookmarkEnd w:id="162"/>
+    <w:bookmarkStart w:id="163" w:name="query-monitor-custom-timer"/>
     <w:p>
       <w:pPr>
         <w:pStyle w:val="Heading3"/>
@@ -21690,8 +21642,8 @@
         <w:t xml:space="preserve">;</w:t>
       </w:r>
     </w:p>
-    <w:bookmarkEnd w:id="143"/>
-    <w:bookmarkStart w:id="144" w:name="new-relic-example"/>
+    <w:bookmarkEnd w:id="163"/>
+    <w:bookmarkStart w:id="164" w:name="new-relic-example"/>
     <w:p>
       <w:pPr>
         <w:pStyle w:val="Heading3"/>
@@ -21980,9 +21932,9 @@
         <w:t xml:space="preserve">to give the current request a stable, low-cardinality name in APM. The New Relic transaction-start API takes a New Relic application name, not a transaction name, and is reserved for advanced transaction-lifecycle patterns such as queue workers manually ending one transaction and starting another.</w:t>
       </w:r>
     </w:p>
-    <w:bookmarkEnd w:id="144"/>
-    <w:bookmarkEnd w:id="145"/>
-    <w:bookmarkStart w:id="153" w:name="decision-trees"/>
+    <w:bookmarkEnd w:id="164"/>
+    <w:bookmarkEnd w:id="165"/>
+    <w:bookmarkStart w:id="173" w:name="decision-trees"/>
     <w:p>
       <w:pPr>
         <w:pStyle w:val="Heading2"/>
@@ -21999,7 +21951,7 @@
         <w:t xml:space="preserve">These are TRACE in checklist form (see §3): follow the signal, narrow the pattern, change one thing, verify.</w:t>
       </w:r>
     </w:p>
-    <w:bookmarkStart w:id="146" w:name="high-ttfb-on-anonymous-public-page"/>
+    <w:bookmarkStart w:id="166" w:name="high-ttfb-on-anonymous-public-page"/>
     <w:p>
       <w:pPr>
         <w:pStyle w:val="Heading3"/>
@@ -22068,8 +22020,8 @@
         <w:t xml:space="preserve">Verify with repeated warm/cold measurements.</w:t>
       </w:r>
     </w:p>
-    <w:bookmarkEnd w:id="146"/>
-    <w:bookmarkStart w:id="147" w:name="high-ttfb-on-logged-inadmin-page"/>
+    <w:bookmarkEnd w:id="166"/>
+    <w:bookmarkStart w:id="167" w:name="high-ttfb-on-logged-inadmin-page"/>
     <w:p>
       <w:pPr>
         <w:pStyle w:val="Heading3"/>
@@ -22162,8 +22114,8 @@
         <w:t xml:space="preserve">Check cron/background jobs.</w:t>
       </w:r>
     </w:p>
-    <w:bookmarkEnd w:id="147"/>
-    <w:bookmarkStart w:id="148" w:name="poor-lcp"/>
+    <w:bookmarkEnd w:id="167"/>
+    <w:bookmarkStart w:id="168" w:name="poor-lcp"/>
     <w:p>
       <w:pPr>
         <w:pStyle w:val="Heading3"/>
@@ -22253,8 +22205,8 @@
         <w:t xml:space="preserve">Are third parties delaying the first view?</w:t>
       </w:r>
     </w:p>
-    <w:bookmarkEnd w:id="148"/>
-    <w:bookmarkStart w:id="149" w:name="poor-inp"/>
+    <w:bookmarkEnd w:id="168"/>
+    <w:bookmarkStart w:id="169" w:name="poor-inp"/>
     <w:p>
       <w:pPr>
         <w:pStyle w:val="Heading3"/>
@@ -22323,8 +22275,8 @@
         <w:t xml:space="preserve">Reduce DOM/layout complexity.</w:t>
       </w:r>
     </w:p>
-    <w:bookmarkEnd w:id="149"/>
-    <w:bookmarkStart w:id="150" w:name="poor-cache-hit-ratio"/>
+    <w:bookmarkEnd w:id="169"/>
+    <w:bookmarkStart w:id="170" w:name="poor-cache-hit-ratio"/>
     <w:p>
       <w:pPr>
         <w:pStyle w:val="Heading3"/>
@@ -22405,8 +22357,8 @@
         <w:t xml:space="preserve">Are REST/AJAX calls bypassing the intended cache strategy?</w:t>
       </w:r>
     </w:p>
-    <w:bookmarkEnd w:id="150"/>
-    <w:bookmarkStart w:id="151" w:name="slow-database"/>
+    <w:bookmarkEnd w:id="170"/>
+    <w:bookmarkStart w:id="171" w:name="slow-database"/>
     <w:p>
       <w:pPr>
         <w:pStyle w:val="Heading3"/>
@@ -22511,8 +22463,8 @@
         <w:t xml:space="preserve">Consider search/offloaded storage if SQL is the wrong tool.</w:t>
       </w:r>
     </w:p>
-    <w:bookmarkEnd w:id="151"/>
-    <w:bookmarkStart w:id="152" w:name="Xeead7ca0c1bf9125fb44fd5572ebca1801001a0"/>
+    <w:bookmarkEnd w:id="171"/>
+    <w:bookmarkStart w:id="172" w:name="Xeead7ca0c1bf9125fb44fd5572ebca1801001a0"/>
     <w:p>
       <w:pPr>
         <w:pStyle w:val="Heading3"/>
@@ -22576,9 +22528,9 @@
         </w:pict>
       </w:r>
     </w:p>
-    <w:bookmarkEnd w:id="152"/>
-    <w:bookmarkEnd w:id="153"/>
-    <w:bookmarkStart w:id="155" w:name="developer-anti-pattern-checklist"/>
+    <w:bookmarkEnd w:id="172"/>
+    <w:bookmarkEnd w:id="173"/>
+    <w:bookmarkStart w:id="175" w:name="developer-anti-pattern-checklist"/>
     <w:p>
       <w:pPr>
         <w:pStyle w:val="Heading2"/>
@@ -22841,7 +22793,7 @@
         <w:t xml:space="preserve">optimizing before measuring.</w:t>
       </w:r>
     </w:p>
-    <w:bookmarkStart w:id="154" w:name="common-transient-misconceptions"/>
+    <w:bookmarkStart w:id="174" w:name="common-transient-misconceptions"/>
     <w:p>
       <w:pPr>
         <w:pStyle w:val="Heading3"/>
@@ -23073,9 +23025,9 @@
         </w:pict>
       </w:r>
     </w:p>
-    <w:bookmarkEnd w:id="154"/>
-    <w:bookmarkEnd w:id="155"/>
-    <w:bookmarkStart w:id="157" w:name="definition-of-done"/>
+    <w:bookmarkEnd w:id="174"/>
+    <w:bookmarkEnd w:id="175"/>
+    <w:bookmarkStart w:id="177" w:name="definition-of-done"/>
     <w:p>
       <w:pPr>
         <w:pStyle w:val="Heading2"/>
@@ -23200,7 +23152,7 @@
         <w:t xml:space="preserve">remaining risks are documented.</w:t>
       </w:r>
     </w:p>
-    <w:bookmarkStart w:id="156" w:name="clientstakeholder-reporting"/>
+    <w:bookmarkStart w:id="176" w:name="clientstakeholder-reporting"/>
     <w:p>
       <w:pPr>
         <w:pStyle w:val="Heading3"/>
@@ -23538,9 +23490,9 @@
         </w:pict>
       </w:r>
     </w:p>
-    <w:bookmarkEnd w:id="156"/>
-    <w:bookmarkEnd w:id="157"/>
-    <w:bookmarkStart w:id="194" w:name="source-map-and-external-references"/>
+    <w:bookmarkEnd w:id="176"/>
+    <w:bookmarkEnd w:id="177"/>
+    <w:bookmarkStart w:id="214" w:name="source-map-and-external-references"/>
     <w:p>
       <w:pPr>
         <w:pStyle w:val="Heading2"/>
@@ -23549,7 +23501,7 @@
         <w:t xml:space="preserve">30. Source map and external references</w:t>
       </w:r>
     </w:p>
-    <w:bookmarkStart w:id="160" w:name="local-source-and-companion-files"/>
+    <w:bookmarkStart w:id="180" w:name="local-source-and-companion-files"/>
     <w:p>
       <w:pPr>
         <w:pStyle w:val="Heading3"/>
@@ -23572,7 +23524,7 @@
       <w:r>
         <w:t xml:space="preserve"> </w:t>
       </w:r>
-      <w:hyperlink r:id="rId26">
+      <w:hyperlink r:id="rId46">
         <w:r>
           <w:rPr>
             <w:rStyle w:val="VerbatimChar"/>
@@ -23595,7 +23547,7 @@
       <w:r>
         <w:t xml:space="preserve"> </w:t>
       </w:r>
-      <w:hyperlink r:id="rId27">
+      <w:hyperlink r:id="rId47">
         <w:r>
           <w:rPr>
             <w:rStyle w:val="VerbatimChar"/>
@@ -23618,7 +23570,7 @@
       <w:r>
         <w:t xml:space="preserve"> </w:t>
       </w:r>
-      <w:hyperlink r:id="rId158">
+      <w:hyperlink r:id="rId178">
         <w:r>
           <w:rPr>
             <w:rStyle w:val="VerbatimChar"/>
@@ -23641,7 +23593,7 @@
       <w:r>
         <w:t xml:space="preserve"> </w:t>
       </w:r>
-      <w:hyperlink r:id="rId159">
+      <w:hyperlink r:id="rId179">
         <w:r>
           <w:rPr>
             <w:rStyle w:val="VerbatimChar"/>
@@ -23650,8 +23602,8 @@
         </w:r>
       </w:hyperlink>
     </w:p>
-    <w:bookmarkEnd w:id="160"/>
-    <w:bookmarkStart w:id="173" w:name="wordpress.org-developer-documentation"/>
+    <w:bookmarkEnd w:id="180"/>
+    <w:bookmarkStart w:id="193" w:name="wordpress.org-developer-documentation"/>
     <w:p>
       <w:pPr>
         <w:pStyle w:val="Heading3"/>
@@ -23668,7 +23620,7 @@
           <w:numId w:val="1104"/>
         </w:numPr>
       </w:pPr>
-      <w:hyperlink r:id="rId161">
+      <w:hyperlink r:id="rId181">
         <w:r>
           <w:rPr>
             <w:rStyle w:val="Hyperlink"/>
@@ -23685,7 +23637,7 @@
           <w:numId w:val="1104"/>
         </w:numPr>
       </w:pPr>
-      <w:hyperlink r:id="rId162">
+      <w:hyperlink r:id="rId182">
         <w:r>
           <w:rPr>
             <w:rStyle w:val="VerbatimChar"/>
@@ -23702,7 +23654,7 @@
           <w:numId w:val="1104"/>
         </w:numPr>
       </w:pPr>
-      <w:hyperlink r:id="rId163">
+      <w:hyperlink r:id="rId183">
         <w:r>
           <w:rPr>
             <w:rStyle w:val="VerbatimChar"/>
@@ -23719,7 +23671,7 @@
           <w:numId w:val="1104"/>
         </w:numPr>
       </w:pPr>
-      <w:hyperlink r:id="rId164">
+      <w:hyperlink r:id="rId184">
         <w:r>
           <w:rPr>
             <w:rStyle w:val="VerbatimChar"/>
@@ -23736,7 +23688,7 @@
           <w:numId w:val="1104"/>
         </w:numPr>
       </w:pPr>
-      <w:hyperlink r:id="rId165">
+      <w:hyperlink r:id="rId185">
         <w:r>
           <w:rPr>
             <w:rStyle w:val="VerbatimChar"/>
@@ -23753,7 +23705,7 @@
           <w:numId w:val="1104"/>
         </w:numPr>
       </w:pPr>
-      <w:hyperlink r:id="rId166">
+      <w:hyperlink r:id="rId186">
         <w:r>
           <w:rPr>
             <w:rStyle w:val="VerbatimChar"/>
@@ -23770,7 +23722,7 @@
           <w:numId w:val="1104"/>
         </w:numPr>
       </w:pPr>
-      <w:hyperlink r:id="rId167">
+      <w:hyperlink r:id="rId187">
         <w:r>
           <w:rPr>
             <w:rStyle w:val="VerbatimChar"/>
@@ -23787,7 +23739,7 @@
           <w:numId w:val="1104"/>
         </w:numPr>
       </w:pPr>
-      <w:hyperlink r:id="rId168">
+      <w:hyperlink r:id="rId188">
         <w:r>
           <w:rPr>
             <w:rStyle w:val="VerbatimChar"/>
@@ -23816,7 +23768,7 @@
           <w:numId w:val="1104"/>
         </w:numPr>
       </w:pPr>
-      <w:hyperlink r:id="rId169">
+      <w:hyperlink r:id="rId189">
         <w:r>
           <w:rPr>
             <w:rStyle w:val="Hyperlink"/>
@@ -23833,7 +23785,7 @@
           <w:numId w:val="1104"/>
         </w:numPr>
       </w:pPr>
-      <w:hyperlink r:id="rId170">
+      <w:hyperlink r:id="rId190">
         <w:r>
           <w:rPr>
             <w:rStyle w:val="Hyperlink"/>
@@ -23850,7 +23802,7 @@
           <w:numId w:val="1104"/>
         </w:numPr>
       </w:pPr>
-      <w:hyperlink r:id="rId171">
+      <w:hyperlink r:id="rId191">
         <w:r>
           <w:rPr>
             <w:rStyle w:val="Hyperlink"/>
@@ -23867,7 +23819,7 @@
           <w:numId w:val="1104"/>
         </w:numPr>
       </w:pPr>
-      <w:hyperlink r:id="rId172">
+      <w:hyperlink r:id="rId192">
         <w:r>
           <w:rPr>
             <w:rStyle w:val="Hyperlink"/>
@@ -23876,8 +23828,8 @@
         </w:r>
       </w:hyperlink>
     </w:p>
-    <w:bookmarkEnd w:id="173"/>
-    <w:bookmarkStart w:id="182" w:name="wordpress-core-blog-posts"/>
+    <w:bookmarkEnd w:id="193"/>
+    <w:bookmarkStart w:id="202" w:name="wordpress-core-blog-posts"/>
     <w:p>
       <w:pPr>
         <w:pStyle w:val="Heading3"/>
@@ -23894,7 +23846,7 @@
           <w:numId w:val="1105"/>
         </w:numPr>
       </w:pPr>
-      <w:hyperlink r:id="rId174">
+      <w:hyperlink r:id="rId194">
         <w:r>
           <w:rPr>
             <w:rStyle w:val="Hyperlink"/>
@@ -23911,7 +23863,7 @@
           <w:numId w:val="1105"/>
         </w:numPr>
       </w:pPr>
-      <w:hyperlink r:id="rId175">
+      <w:hyperlink r:id="rId195">
         <w:r>
           <w:rPr>
             <w:rStyle w:val="Hyperlink"/>
@@ -23928,7 +23880,7 @@
           <w:numId w:val="1105"/>
         </w:numPr>
       </w:pPr>
-      <w:hyperlink r:id="rId176">
+      <w:hyperlink r:id="rId196">
         <w:r>
           <w:rPr>
             <w:rStyle w:val="Hyperlink"/>
@@ -23945,7 +23897,7 @@
           <w:numId w:val="1105"/>
         </w:numPr>
       </w:pPr>
-      <w:hyperlink r:id="rId122">
+      <w:hyperlink r:id="rId142">
         <w:r>
           <w:rPr>
             <w:rStyle w:val="Hyperlink"/>
@@ -23962,7 +23914,7 @@
           <w:numId w:val="1105"/>
         </w:numPr>
       </w:pPr>
-      <w:hyperlink r:id="rId177">
+      <w:hyperlink r:id="rId197">
         <w:r>
           <w:rPr>
             <w:rStyle w:val="Hyperlink"/>
@@ -23979,7 +23931,7 @@
           <w:numId w:val="1105"/>
         </w:numPr>
       </w:pPr>
-      <w:hyperlink r:id="rId126">
+      <w:hyperlink r:id="rId146">
         <w:r>
           <w:rPr>
             <w:rStyle w:val="Hyperlink"/>
@@ -23996,7 +23948,7 @@
           <w:numId w:val="1105"/>
         </w:numPr>
       </w:pPr>
-      <w:hyperlink r:id="rId127">
+      <w:hyperlink r:id="rId147">
         <w:r>
           <w:rPr>
             <w:rStyle w:val="Hyperlink"/>
@@ -24013,7 +23965,7 @@
           <w:numId w:val="1105"/>
         </w:numPr>
       </w:pPr>
-      <w:hyperlink r:id="rId178">
+      <w:hyperlink r:id="rId198">
         <w:r>
           <w:rPr>
             <w:rStyle w:val="Hyperlink"/>
@@ -24030,7 +23982,7 @@
           <w:numId w:val="1105"/>
         </w:numPr>
       </w:pPr>
-      <w:hyperlink r:id="rId179">
+      <w:hyperlink r:id="rId199">
         <w:r>
           <w:rPr>
             <w:rStyle w:val="Hyperlink"/>
@@ -24047,7 +23999,7 @@
           <w:numId w:val="1105"/>
         </w:numPr>
       </w:pPr>
-      <w:hyperlink r:id="rId180">
+      <w:hyperlink r:id="rId200">
         <w:r>
           <w:rPr>
             <w:rStyle w:val="Hyperlink"/>
@@ -24064,7 +24016,7 @@
           <w:numId w:val="1105"/>
         </w:numPr>
       </w:pPr>
-      <w:hyperlink r:id="rId181">
+      <w:hyperlink r:id="rId201">
         <w:r>
           <w:rPr>
             <w:rStyle w:val="Hyperlink"/>
@@ -24073,8 +24025,8 @@
         </w:r>
       </w:hyperlink>
     </w:p>
-    <w:bookmarkEnd w:id="182"/>
-    <w:bookmarkStart w:id="184" w:name="performance-lab-and-standalone-plugins"/>
+    <w:bookmarkEnd w:id="202"/>
+    <w:bookmarkStart w:id="204" w:name="performance-lab-and-standalone-plugins"/>
     <w:p>
       <w:pPr>
         <w:pStyle w:val="Heading3"/>
@@ -24091,7 +24043,7 @@
           <w:numId w:val="1106"/>
         </w:numPr>
       </w:pPr>
-      <w:hyperlink r:id="rId120">
+      <w:hyperlink r:id="rId140">
         <w:r>
           <w:rPr>
             <w:rStyle w:val="Hyperlink"/>
@@ -24108,7 +24060,7 @@
           <w:numId w:val="1106"/>
         </w:numPr>
       </w:pPr>
-      <w:hyperlink r:id="rId123">
+      <w:hyperlink r:id="rId143">
         <w:r>
           <w:rPr>
             <w:rStyle w:val="Hyperlink"/>
@@ -24125,7 +24077,7 @@
           <w:numId w:val="1106"/>
         </w:numPr>
       </w:pPr>
-      <w:hyperlink r:id="rId183">
+      <w:hyperlink r:id="rId203">
         <w:r>
           <w:rPr>
             <w:rStyle w:val="Hyperlink"/>
@@ -24134,8 +24086,8 @@
         </w:r>
       </w:hyperlink>
     </w:p>
-    <w:bookmarkEnd w:id="184"/>
-    <w:bookmarkStart w:id="191" w:name="web-platform-core-web-vitals"/>
+    <w:bookmarkEnd w:id="204"/>
+    <w:bookmarkStart w:id="211" w:name="web-platform-core-web-vitals"/>
     <w:p>
       <w:pPr>
         <w:pStyle w:val="Heading3"/>
@@ -24152,7 +24104,7 @@
           <w:numId w:val="1107"/>
         </w:numPr>
       </w:pPr>
-      <w:hyperlink r:id="rId185">
+      <w:hyperlink r:id="rId205">
         <w:r>
           <w:rPr>
             <w:rStyle w:val="Hyperlink"/>
@@ -24169,7 +24121,7 @@
           <w:numId w:val="1107"/>
         </w:numPr>
       </w:pPr>
-      <w:hyperlink r:id="rId186">
+      <w:hyperlink r:id="rId206">
         <w:r>
           <w:rPr>
             <w:rStyle w:val="Hyperlink"/>
@@ -24186,7 +24138,7 @@
           <w:numId w:val="1107"/>
         </w:numPr>
       </w:pPr>
-      <w:hyperlink r:id="rId187">
+      <w:hyperlink r:id="rId207">
         <w:r>
           <w:rPr>
             <w:rStyle w:val="Hyperlink"/>
@@ -24203,7 +24155,7 @@
           <w:numId w:val="1107"/>
         </w:numPr>
       </w:pPr>
-      <w:hyperlink r:id="rId188">
+      <w:hyperlink r:id="rId208">
         <w:r>
           <w:rPr>
             <w:rStyle w:val="Hyperlink"/>
@@ -24220,7 +24172,7 @@
           <w:numId w:val="1107"/>
         </w:numPr>
       </w:pPr>
-      <w:hyperlink r:id="rId139">
+      <w:hyperlink r:id="rId159">
         <w:r>
           <w:rPr>
             <w:rStyle w:val="VerbatimChar"/>
@@ -24249,7 +24201,7 @@
           <w:numId w:val="1107"/>
         </w:numPr>
       </w:pPr>
-      <w:hyperlink r:id="rId189">
+      <w:hyperlink r:id="rId209">
         <w:r>
           <w:rPr>
             <w:rStyle w:val="Hyperlink"/>
@@ -24266,7 +24218,7 @@
           <w:numId w:val="1107"/>
         </w:numPr>
       </w:pPr>
-      <w:hyperlink r:id="rId190">
+      <w:hyperlink r:id="rId210">
         <w:r>
           <w:rPr>
             <w:rStyle w:val="Hyperlink"/>
@@ -24287,8 +24239,8 @@
         </w:r>
       </w:hyperlink>
     </w:p>
-    <w:bookmarkEnd w:id="191"/>
-    <w:bookmarkStart w:id="193" w:name="advanced-admin-handbook-pr"/>
+    <w:bookmarkEnd w:id="211"/>
+    <w:bookmarkStart w:id="213" w:name="advanced-admin-handbook-pr"/>
     <w:p>
       <w:pPr>
         <w:pStyle w:val="Heading3"/>
@@ -24305,7 +24257,7 @@
           <w:numId w:val="1108"/>
         </w:numPr>
       </w:pPr>
-      <w:hyperlink r:id="rId192">
+      <w:hyperlink r:id="rId212">
         <w:r>
           <w:rPr>
             <w:rStyle w:val="Hyperlink"/>
@@ -24314,11 +24266,11 @@
         </w:r>
       </w:hyperlink>
     </w:p>
-    <w:bookmarkEnd w:id="193"/>
-    <w:bookmarkEnd w:id="194"/>
-    <w:bookmarkEnd w:id="195"/>
+    <w:bookmarkEnd w:id="213"/>
+    <w:bookmarkEnd w:id="214"/>
+    <w:bookmarkEnd w:id="215"/>
     <w:sectPr>
-      <w:footerReference r:id="rId9" w:type="default"/>
+      <w:footerReference r:id="rId31" w:type="default"/>
       <w:footnotePr>
         <w:numRestart w:val="eachSect"/>
       </w:footnotePr>
